--- a/report/Work1-Report.docx
+++ b/report/Work1-Report.docx
@@ -881,41 +881,157 @@
           <w:i w:val="0"/>
           <w:sz w:val="22"/>
         </w:rPr>
-        <w:t>Deliverable links. The repository and the pipeline run are produced from this folder; the two addresses are filled in after the first push, because a public remote requires the student's own GitHub account:</w:t>
+        <w:t>Deliverables. The project is published as a public repository, and the pipeline ran on the first push and completed successfully:</w:t>
       </w:r>
     </w:p>
-    <w:p>
-      <w:pPr>
-        <w:shd w:fill="F4F6FA"/>
-        <w:spacing w:before="0" w:after="0" w:line="200" w:lineRule="exact"/>
-        <w:ind w:left="113" w:right="113"/>
-      </w:pPr>
-      <w:r>
-        <w:rPr>
-          <w:rFonts w:ascii="Consolas" w:hAnsi="Consolas" w:eastAsia="Consolas"/>
-          <w:b w:val="0"/>
-          <w:i w:val="0"/>
-          <w:sz w:val="15"/>
-        </w:rPr>
-        <w:t>Repository:  &lt;to be filled after git push&gt;</w:t>
-      </w:r>
-    </w:p>
-    <w:p>
-      <w:pPr>
-        <w:shd w:fill="F4F6FA"/>
-        <w:spacing w:before="0" w:after="0" w:line="200" w:lineRule="exact"/>
-        <w:ind w:left="113" w:right="113"/>
-      </w:pPr>
-      <w:r>
-        <w:rPr>
-          <w:rFonts w:ascii="Consolas" w:hAnsi="Consolas" w:eastAsia="Consolas"/>
-          <w:b w:val="0"/>
-          <w:i w:val="0"/>
-          <w:sz w:val="15"/>
-        </w:rPr>
-        <w:t>Pipeline:    &lt;to be filled after the first Actions run&gt;</w:t>
-      </w:r>
-    </w:p>
+    <w:tbl>
+      <w:tblPr>
+        <w:tblStyle w:val="TableGrid"/>
+        <w:tblW w:type="auto" w:w="0"/>
+        <w:jc w:val="center"/>
+        <w:tblLook w:firstColumn="1" w:firstRow="1" w:lastColumn="0" w:lastRow="0" w:noHBand="0" w:noVBand="1" w:val="04A0"/>
+      </w:tblPr>
+      <w:tblGrid>
+        <w:gridCol w:w="4592"/>
+        <w:gridCol w:w="4592"/>
+      </w:tblGrid>
+      <w:tr>
+        <w:trPr>
+          <w:cantSplit/>
+          <w:tblHeader w:val="true"/>
+        </w:trPr>
+        <w:tc>
+          <w:tcPr>
+            <w:tcW w:type="dxa" w:w="2494"/>
+          </w:tcPr>
+          <w:p>
+            <w:pPr>
+              <w:spacing w:before="60" w:after="60" w:line="271" w:lineRule="auto"/>
+              <w:jc w:val="center"/>
+            </w:pPr>
+            <w:r>
+              <w:rPr>
+                <w:rFonts w:ascii="Calibri" w:hAnsi="Calibri" w:eastAsia="Calibri"/>
+                <w:b/>
+                <w:i w:val="0"/>
+                <w:sz w:val="16"/>
+              </w:rPr>
+              <w:t>Deliverable</w:t>
+            </w:r>
+          </w:p>
+        </w:tc>
+        <w:tc>
+          <w:tcPr>
+            <w:tcW w:type="dxa" w:w="6350"/>
+          </w:tcPr>
+          <w:p>
+            <w:pPr>
+              <w:spacing w:before="60" w:after="60" w:line="271" w:lineRule="auto"/>
+              <w:jc w:val="center"/>
+            </w:pPr>
+            <w:r>
+              <w:rPr>
+                <w:rFonts w:ascii="Calibri" w:hAnsi="Calibri" w:eastAsia="Calibri"/>
+                <w:b/>
+                <w:i w:val="0"/>
+                <w:sz w:val="16"/>
+              </w:rPr>
+              <w:t>Location</w:t>
+            </w:r>
+          </w:p>
+        </w:tc>
+      </w:tr>
+      <w:tr>
+        <w:trPr>
+          <w:cantSplit/>
+        </w:trPr>
+        <w:tc>
+          <w:tcPr>
+            <w:tcW w:type="dxa" w:w="2494"/>
+          </w:tcPr>
+          <w:p>
+            <w:pPr>
+              <w:spacing w:before="60" w:after="60" w:line="271" w:lineRule="auto"/>
+              <w:jc w:val="center"/>
+            </w:pPr>
+            <w:r>
+              <w:rPr>
+                <w:rFonts w:ascii="Calibri" w:hAnsi="Calibri" w:eastAsia="Calibri"/>
+                <w:b w:val="0"/>
+                <w:i w:val="0"/>
+                <w:sz w:val="16"/>
+              </w:rPr>
+              <w:t>Repository</w:t>
+            </w:r>
+          </w:p>
+        </w:tc>
+        <w:tc>
+          <w:tcPr>
+            <w:tcW w:type="dxa" w:w="6350"/>
+          </w:tcPr>
+          <w:p>
+            <w:pPr>
+              <w:spacing w:before="60" w:after="60" w:line="271" w:lineRule="auto"/>
+              <w:jc w:val="left"/>
+            </w:pPr>
+            <w:r>
+              <w:rPr>
+                <w:rFonts w:ascii="Calibri" w:hAnsi="Calibri" w:eastAsia="Calibri"/>
+                <w:b w:val="0"/>
+                <w:i w:val="0"/>
+                <w:sz w:val="16"/>
+              </w:rPr>
+              <w:t>https://github.com/killer-4087-2/22320110-HDU-CS4-26-27-1-Information-Security</w:t>
+            </w:r>
+          </w:p>
+        </w:tc>
+      </w:tr>
+      <w:tr>
+        <w:trPr>
+          <w:cantSplit/>
+        </w:trPr>
+        <w:tc>
+          <w:tcPr>
+            <w:tcW w:type="dxa" w:w="2494"/>
+          </w:tcPr>
+          <w:p>
+            <w:pPr>
+              <w:spacing w:before="60" w:after="60" w:line="271" w:lineRule="auto"/>
+              <w:jc w:val="center"/>
+            </w:pPr>
+            <w:r>
+              <w:rPr>
+                <w:rFonts w:ascii="Calibri" w:hAnsi="Calibri" w:eastAsia="Calibri"/>
+                <w:b w:val="0"/>
+                <w:i w:val="0"/>
+                <w:sz w:val="16"/>
+              </w:rPr>
+              <w:t>Successful pipeline run (run #1)</w:t>
+            </w:r>
+          </w:p>
+        </w:tc>
+        <w:tc>
+          <w:tcPr>
+            <w:tcW w:type="dxa" w:w="6350"/>
+          </w:tcPr>
+          <w:p>
+            <w:pPr>
+              <w:spacing w:before="60" w:after="60" w:line="271" w:lineRule="auto"/>
+              <w:jc w:val="left"/>
+            </w:pPr>
+            <w:r>
+              <w:rPr>
+                <w:rFonts w:ascii="Calibri" w:hAnsi="Calibri" w:eastAsia="Calibri"/>
+                <w:b w:val="0"/>
+                <w:i w:val="0"/>
+                <w:sz w:val="16"/>
+              </w:rPr>
+              <w:t>https://github.com/killer-4087-2/22320110-HDU-CS4-26-27-1-Information-Security/actions/runs/39233093705</w:t>
+            </w:r>
+          </w:p>
+        </w:tc>
+      </w:tr>
+    </w:tbl>
     <w:p>
       <w:pPr>
         <w:keepNext/>

--- a/report/Work1-Report.docx
+++ b/report/Work1-Report.docx
@@ -3199,6 +3199,120 @@
     </w:p>
     <w:p>
       <w:pPr>
+        <w:keepNext/>
+        <w:spacing w:before="160" w:after="60"/>
+        <w:jc w:val="center"/>
+      </w:pPr>
+      <w:r>
+        <w:drawing>
+          <wp:inline xmlns:a="http://schemas.openxmlformats.org/drawingml/2006/main" xmlns:pic="http://schemas.openxmlformats.org/drawingml/2006/picture">
+            <wp:extent cx="5544000" cy="3908066"/>
+            <wp:docPr id="1" name="Picture 1"/>
+            <wp:cNvGraphicFramePr>
+              <a:graphicFrameLocks noChangeAspect="1"/>
+            </wp:cNvGraphicFramePr>
+            <a:graphic>
+              <a:graphicData uri="http://schemas.openxmlformats.org/drawingml/2006/picture">
+                <pic:pic>
+                  <pic:nvPicPr>
+                    <pic:cNvPr id="0" name="shot-1-sast-sca.png"/>
+                    <pic:cNvPicPr/>
+                  </pic:nvPicPr>
+                  <pic:blipFill>
+                    <a:blip r:embed="rId9"/>
+                    <a:stretch>
+                      <a:fillRect/>
+                    </a:stretch>
+                  </pic:blipFill>
+                  <pic:spPr>
+                    <a:xfrm>
+                      <a:off x="0" y="0"/>
+                      <a:ext cx="5544000" cy="3908066"/>
+                    </a:xfrm>
+                    <a:prstGeom prst="rect"/>
+                  </pic:spPr>
+                </pic:pic>
+              </a:graphicData>
+            </a:graphic>
+          </wp:inline>
+        </w:drawing>
+      </w:r>
+    </w:p>
+    <w:p>
+      <w:pPr>
+        <w:spacing w:after="240"/>
+        <w:jc w:val="center"/>
+      </w:pPr>
+      <w:r>
+        <w:rPr>
+          <w:rFonts w:ascii="Calibri" w:hAnsi="Calibri" w:eastAsia="Calibri"/>
+          <w:b w:val="0"/>
+          <w:i w:val="0"/>
+          <w:color w:val="555555"/>
+          <w:sz w:val="18"/>
+        </w:rPr>
+        <w:t>Fig. 1  The three pipeline stages executed locally: 14/14 tests pass, SAST reports 0 errors and 1 warning, SCA reports 0 vulnerabilities.</w:t>
+      </w:r>
+    </w:p>
+    <w:p>
+      <w:pPr>
+        <w:keepNext/>
+        <w:spacing w:before="160" w:after="60"/>
+        <w:jc w:val="center"/>
+      </w:pPr>
+      <w:r>
+        <w:drawing>
+          <wp:inline xmlns:a="http://schemas.openxmlformats.org/drawingml/2006/main" xmlns:pic="http://schemas.openxmlformats.org/drawingml/2006/picture">
+            <wp:extent cx="5544000" cy="3960000"/>
+            <wp:docPr id="2" name="Picture 2"/>
+            <wp:cNvGraphicFramePr>
+              <a:graphicFrameLocks noChangeAspect="1"/>
+            </wp:cNvGraphicFramePr>
+            <a:graphic>
+              <a:graphicData uri="http://schemas.openxmlformats.org/drawingml/2006/picture">
+                <pic:pic>
+                  <pic:nvPicPr>
+                    <pic:cNvPr id="0" name="shot-0-actions.png"/>
+                    <pic:cNvPicPr/>
+                  </pic:nvPicPr>
+                  <pic:blipFill>
+                    <a:blip r:embed="rId10"/>
+                    <a:stretch>
+                      <a:fillRect/>
+                    </a:stretch>
+                  </pic:blipFill>
+                  <pic:spPr>
+                    <a:xfrm>
+                      <a:off x="0" y="0"/>
+                      <a:ext cx="5544000" cy="3960000"/>
+                    </a:xfrm>
+                    <a:prstGeom prst="rect"/>
+                  </pic:spPr>
+                </pic:pic>
+              </a:graphicData>
+            </a:graphic>
+          </wp:inline>
+        </w:drawing>
+      </w:r>
+    </w:p>
+    <w:p>
+      <w:pPr>
+        <w:spacing w:after="240"/>
+        <w:jc w:val="center"/>
+      </w:pPr>
+      <w:r>
+        <w:rPr>
+          <w:rFonts w:ascii="Calibri" w:hAnsi="Calibri" w:eastAsia="Calibri"/>
+          <w:b w:val="0"/>
+          <w:i w:val="0"/>
+          <w:color w:val="555555"/>
+          <w:sz w:val="18"/>
+        </w:rPr>
+        <w:t>Fig. 2  The same workflow on GitHub Actions: run #1 finished with status Success in 13 s. The annotation in the lower part is the SAST finding for src/security.js:78.</w:t>
+      </w:r>
+    </w:p>
+    <w:p>
+      <w:pPr>
         <w:spacing w:before="0" w:after="160" w:line="322" w:lineRule="auto"/>
         <w:jc w:val="both"/>
       </w:pPr>
@@ -4066,6 +4180,63 @@
     </w:p>
     <w:p>
       <w:pPr>
+        <w:keepNext/>
+        <w:spacing w:before="160" w:after="60"/>
+        <w:jc w:val="center"/>
+      </w:pPr>
+      <w:r>
+        <w:drawing>
+          <wp:inline xmlns:a="http://schemas.openxmlformats.org/drawingml/2006/main" xmlns:pic="http://schemas.openxmlformats.org/drawingml/2006/picture">
+            <wp:extent cx="5544000" cy="3908066"/>
+            <wp:docPr id="3" name="Picture 3"/>
+            <wp:cNvGraphicFramePr>
+              <a:graphicFrameLocks noChangeAspect="1"/>
+            </wp:cNvGraphicFramePr>
+            <a:graphic>
+              <a:graphicData uri="http://schemas.openxmlformats.org/drawingml/2006/picture">
+                <pic:pic>
+                  <pic:nvPicPr>
+                    <pic:cNvPr id="0" name="shot-2-exploit.png"/>
+                    <pic:cNvPicPr/>
+                  </pic:nvPicPr>
+                  <pic:blipFill>
+                    <a:blip r:embed="rId11"/>
+                    <a:stretch>
+                      <a:fillRect/>
+                    </a:stretch>
+                  </pic:blipFill>
+                  <pic:spPr>
+                    <a:xfrm>
+                      <a:off x="0" y="0"/>
+                      <a:ext cx="5544000" cy="3908066"/>
+                    </a:xfrm>
+                    <a:prstGeom prst="rect"/>
+                  </pic:spPr>
+                </pic:pic>
+              </a:graphicData>
+            </a:graphic>
+          </wp:inline>
+        </w:drawing>
+      </w:r>
+    </w:p>
+    <w:p>
+      <w:pPr>
+        <w:spacing w:after="240"/>
+        <w:jc w:val="center"/>
+      </w:pPr>
+      <w:r>
+        <w:rPr>
+          <w:rFonts w:ascii="Calibri" w:hAnsi="Calibri" w:eastAsia="Calibri"/>
+          <w:b w:val="0"/>
+          <w:i w:val="0"/>
+          <w:color w:val="555555"/>
+          <w:sz w:val="18"/>
+        </w:rPr>
+        <w:t>Fig. 3  CVE-2017-14849 reproduced on Node.js 8.5.0. The traversal request returns HTTP 200 and the contents of a file stored two levels above the served directory.</w:t>
+      </w:r>
+    </w:p>
+    <w:p>
+      <w:pPr>
         <w:spacing w:before="0" w:after="160" w:line="322" w:lineRule="auto"/>
         <w:jc w:val="both"/>
       </w:pPr>
@@ -4682,6 +4853,63 @@
     </w:p>
     <w:p>
       <w:pPr>
+        <w:keepNext/>
+        <w:spacing w:before="160" w:after="60"/>
+        <w:jc w:val="center"/>
+      </w:pPr>
+      <w:r>
+        <w:drawing>
+          <wp:inline xmlns:a="http://schemas.openxmlformats.org/drawingml/2006/main" xmlns:pic="http://schemas.openxmlformats.org/drawingml/2006/picture">
+            <wp:extent cx="5544000" cy="3908066"/>
+            <wp:docPr id="4" name="Picture 4"/>
+            <wp:cNvGraphicFramePr>
+              <a:graphicFrameLocks noChangeAspect="1"/>
+            </wp:cNvGraphicFramePr>
+            <a:graphic>
+              <a:graphicData uri="http://schemas.openxmlformats.org/drawingml/2006/picture">
+                <pic:pic>
+                  <pic:nvPicPr>
+                    <pic:cNvPr id="0" name="shot-3-fixed.png"/>
+                    <pic:cNvPicPr/>
+                  </pic:nvPicPr>
+                  <pic:blipFill>
+                    <a:blip r:embed="rId12"/>
+                    <a:stretch>
+                      <a:fillRect/>
+                    </a:stretch>
+                  </pic:blipFill>
+                  <pic:spPr>
+                    <a:xfrm>
+                      <a:off x="0" y="0"/>
+                      <a:ext cx="5544000" cy="3908066"/>
+                    </a:xfrm>
+                    <a:prstGeom prst="rect"/>
+                  </pic:spPr>
+                </pic:pic>
+              </a:graphicData>
+            </a:graphic>
+          </wp:inline>
+        </w:drawing>
+      </w:r>
+    </w:p>
+    <w:p>
+      <w:pPr>
+        <w:spacing w:after="240"/>
+        <w:jc w:val="center"/>
+      </w:pPr>
+      <w:r>
+        <w:rPr>
+          <w:rFonts w:ascii="Calibri" w:hAnsi="Calibri" w:eastAsia="Calibri"/>
+          <w:b w:val="0"/>
+          <w:i w:val="0"/>
+          <w:color w:val="555555"/>
+          <w:sz w:val="18"/>
+        </w:rPr>
+        <w:t>Fig. 4  Proof of elimination: the identical request against the fixed runtime returns HTTP 404, while GET /static/main.js and GET / still return HTTP 200 (regression).</w:t>
+      </w:r>
+    </w:p>
+    <w:p>
+      <w:pPr>
         <w:spacing w:before="0" w:after="160" w:line="322" w:lineRule="auto"/>
         <w:jc w:val="both"/>
       </w:pPr>
@@ -5106,6 +5334,7658 @@
           <w:sz w:val="22"/>
         </w:rPr>
         <w:t>The limiting factors of this run are recorded honestly in the README: Docker and git were not available, so the vulnerable environment was reproduced natively with the official Node.js 8.5.0 build, and the repository history has to be created before submission.</w:t>
+      </w:r>
+    </w:p>
+    <w:p>
+      <w:r>
+        <w:br w:type="page"/>
+      </w:r>
+    </w:p>
+    <w:p>
+      <w:pPr>
+        <w:keepNext/>
+        <w:spacing w:before="300" w:after="120" w:line="288" w:lineRule="auto"/>
+      </w:pPr>
+      <w:r>
+        <w:rPr>
+          <w:rFonts w:ascii="Calibri" w:hAnsi="Calibri" w:eastAsia="Calibri"/>
+          <w:b/>
+          <w:i w:val="0"/>
+          <w:color w:val="1F3864"/>
+          <w:sz w:val="30"/>
+        </w:rPr>
+        <w:t>Appendix A. README.md (verbatim)</w:t>
+      </w:r>
+    </w:p>
+    <w:p>
+      <w:pPr>
+        <w:spacing w:before="0" w:after="120" w:line="322" w:lineRule="auto"/>
+        <w:jc w:val="both"/>
+      </w:pPr>
+      <w:r>
+        <w:rPr>
+          <w:rFonts w:ascii="Calibri" w:hAnsi="Calibri" w:eastAsia="Calibri"/>
+          <w:b w:val="0"/>
+          <w:i w:val="0"/>
+          <w:sz w:val="22"/>
+        </w:rPr>
+        <w:t>The submission checklist requires the report to contain the text of README.md from the repository. It is reproduced below exactly as committed, without reformatting.</w:t>
+      </w:r>
+    </w:p>
+    <w:p>
+      <w:pPr>
+        <w:shd w:fill="F4F6FA"/>
+        <w:spacing w:before="0" w:after="0" w:line="188" w:lineRule="exact"/>
+        <w:ind w:left="113" w:right="113"/>
+      </w:pPr>
+      <w:r>
+        <w:rPr>
+          <w:rFonts w:ascii="Consolas" w:hAnsi="Consolas" w:eastAsia="Consolas"/>
+          <w:b w:val="0"/>
+          <w:i w:val="0"/>
+          <w:sz w:val="14"/>
+        </w:rPr>
+        <w:t># Secure Notes API — Information Security Lab, Work 1</w:t>
+      </w:r>
+    </w:p>
+    <w:p>
+      <w:pPr>
+        <w:shd w:fill="F4F6FA"/>
+        <w:spacing w:before="0" w:after="0" w:line="188" w:lineRule="exact"/>
+        <w:ind w:left="113" w:right="113"/>
+      </w:pPr>
+      <w:r>
+        <w:rPr>
+          <w:rFonts w:ascii="Consolas" w:hAnsi="Consolas" w:eastAsia="Consolas"/>
+          <w:b w:val="0"/>
+          <w:i w:val="0"/>
+          <w:sz w:val="14"/>
+        </w:rPr>
+        <w:t xml:space="preserve"> </w:t>
+      </w:r>
+    </w:p>
+    <w:p>
+      <w:pPr>
+        <w:shd w:fill="F4F6FA"/>
+        <w:spacing w:before="0" w:after="0" w:line="188" w:lineRule="exact"/>
+        <w:ind w:left="113" w:right="113"/>
+      </w:pPr>
+      <w:r>
+        <w:rPr>
+          <w:rFonts w:ascii="Consolas" w:hAnsi="Consolas" w:eastAsia="Consolas"/>
+          <w:b w:val="0"/>
+          <w:i w:val="0"/>
+          <w:sz w:val="14"/>
+        </w:rPr>
+        <w:t>A small REST API built to demonstrate the OWASP Top 10 defences required by</w:t>
+      </w:r>
+    </w:p>
+    <w:p>
+      <w:pPr>
+        <w:shd w:fill="F4F6FA"/>
+        <w:spacing w:before="0" w:after="0" w:line="188" w:lineRule="exact"/>
+        <w:ind w:left="113" w:right="113"/>
+      </w:pPr>
+      <w:r>
+        <w:rPr>
+          <w:rFonts w:ascii="Consolas" w:hAnsi="Consolas" w:eastAsia="Consolas"/>
+          <w:b w:val="0"/>
+          <w:i w:val="0"/>
+          <w:sz w:val="14"/>
+        </w:rPr>
+        <w:t>Work 1, together with a CI/CD pipeline that runs static analysis (SAST) and</w:t>
+      </w:r>
+    </w:p>
+    <w:p>
+      <w:pPr>
+        <w:shd w:fill="F4F6FA"/>
+        <w:spacing w:before="0" w:after="0" w:line="188" w:lineRule="exact"/>
+        <w:ind w:left="113" w:right="113"/>
+      </w:pPr>
+      <w:r>
+        <w:rPr>
+          <w:rFonts w:ascii="Consolas" w:hAnsi="Consolas" w:eastAsia="Consolas"/>
+          <w:b w:val="0"/>
+          <w:i w:val="0"/>
+          <w:sz w:val="14"/>
+        </w:rPr>
+        <w:t>dependency analysis (SCA) on every push, and a reproduction of a real CVE</w:t>
+      </w:r>
+    </w:p>
+    <w:p>
+      <w:pPr>
+        <w:shd w:fill="F4F6FA"/>
+        <w:spacing w:before="0" w:after="0" w:line="188" w:lineRule="exact"/>
+        <w:ind w:left="113" w:right="113"/>
+      </w:pPr>
+      <w:r>
+        <w:rPr>
+          <w:rFonts w:ascii="Consolas" w:hAnsi="Consolas" w:eastAsia="Consolas"/>
+          <w:b w:val="0"/>
+          <w:i w:val="0"/>
+          <w:sz w:val="14"/>
+        </w:rPr>
+        <w:t>(**CVE-2017-14849**) with root-cause analysis, fix and verification.</w:t>
+      </w:r>
+    </w:p>
+    <w:p>
+      <w:pPr>
+        <w:shd w:fill="F4F6FA"/>
+        <w:spacing w:before="0" w:after="0" w:line="188" w:lineRule="exact"/>
+        <w:ind w:left="113" w:right="113"/>
+      </w:pPr>
+      <w:r>
+        <w:rPr>
+          <w:rFonts w:ascii="Consolas" w:hAnsi="Consolas" w:eastAsia="Consolas"/>
+          <w:b w:val="0"/>
+          <w:i w:val="0"/>
+          <w:sz w:val="14"/>
+        </w:rPr>
+        <w:t xml:space="preserve"> </w:t>
+      </w:r>
+    </w:p>
+    <w:p>
+      <w:pPr>
+        <w:shd w:fill="F4F6FA"/>
+        <w:spacing w:before="0" w:after="0" w:line="188" w:lineRule="exact"/>
+        <w:ind w:left="113" w:right="113"/>
+      </w:pPr>
+      <w:r>
+        <w:rPr>
+          <w:rFonts w:ascii="Consolas" w:hAnsi="Consolas" w:eastAsia="Consolas"/>
+          <w:b w:val="0"/>
+          <w:i w:val="0"/>
+          <w:sz w:val="14"/>
+        </w:rPr>
+        <w:t>* Work: **1 — Secure REST API Development with CI/CD and Real CVE Vulnerability Analysis**</w:t>
+      </w:r>
+    </w:p>
+    <w:p>
+      <w:pPr>
+        <w:shd w:fill="F4F6FA"/>
+        <w:spacing w:before="0" w:after="0" w:line="188" w:lineRule="exact"/>
+        <w:ind w:left="113" w:right="113"/>
+      </w:pPr>
+      <w:r>
+        <w:rPr>
+          <w:rFonts w:ascii="Consolas" w:hAnsi="Consolas" w:eastAsia="Consolas"/>
+          <w:b w:val="0"/>
+          <w:i w:val="0"/>
+          <w:sz w:val="14"/>
+        </w:rPr>
+        <w:t>* Variant: **0**</w:t>
+      </w:r>
+    </w:p>
+    <w:p>
+      <w:pPr>
+        <w:shd w:fill="F4F6FA"/>
+        <w:spacing w:before="0" w:after="0" w:line="188" w:lineRule="exact"/>
+        <w:ind w:left="113" w:right="113"/>
+      </w:pPr>
+      <w:r>
+        <w:rPr>
+          <w:rFonts w:ascii="Consolas" w:hAnsi="Consolas" w:eastAsia="Consolas"/>
+          <w:b w:val="0"/>
+          <w:i w:val="0"/>
+          <w:sz w:val="14"/>
+        </w:rPr>
+        <w:t>* Author: Wang Ruilin, 22320110, HDU-ITMO Joint Institute</w:t>
+      </w:r>
+    </w:p>
+    <w:p>
+      <w:pPr>
+        <w:shd w:fill="F4F6FA"/>
+        <w:spacing w:before="0" w:after="0" w:line="188" w:lineRule="exact"/>
+        <w:ind w:left="113" w:right="113"/>
+      </w:pPr>
+      <w:r>
+        <w:rPr>
+          <w:rFonts w:ascii="Consolas" w:hAnsi="Consolas" w:eastAsia="Consolas"/>
+          <w:b w:val="0"/>
+          <w:i w:val="0"/>
+          <w:sz w:val="14"/>
+        </w:rPr>
+        <w:t xml:space="preserve"> </w:t>
+      </w:r>
+    </w:p>
+    <w:p>
+      <w:pPr>
+        <w:shd w:fill="F4F6FA"/>
+        <w:spacing w:before="0" w:after="0" w:line="188" w:lineRule="exact"/>
+        <w:ind w:left="113" w:right="113"/>
+      </w:pPr>
+      <w:r>
+        <w:rPr>
+          <w:rFonts w:ascii="Consolas" w:hAnsi="Consolas" w:eastAsia="Consolas"/>
+          <w:b w:val="0"/>
+          <w:i w:val="0"/>
+          <w:sz w:val="14"/>
+        </w:rPr>
+        <w:t>---</w:t>
+      </w:r>
+    </w:p>
+    <w:p>
+      <w:pPr>
+        <w:shd w:fill="F4F6FA"/>
+        <w:spacing w:before="0" w:after="0" w:line="188" w:lineRule="exact"/>
+        <w:ind w:left="113" w:right="113"/>
+      </w:pPr>
+      <w:r>
+        <w:rPr>
+          <w:rFonts w:ascii="Consolas" w:hAnsi="Consolas" w:eastAsia="Consolas"/>
+          <w:b w:val="0"/>
+          <w:i w:val="0"/>
+          <w:sz w:val="14"/>
+        </w:rPr>
+        <w:t xml:space="preserve"> </w:t>
+      </w:r>
+    </w:p>
+    <w:p>
+      <w:pPr>
+        <w:shd w:fill="F4F6FA"/>
+        <w:spacing w:before="0" w:after="0" w:line="188" w:lineRule="exact"/>
+        <w:ind w:left="113" w:right="113"/>
+      </w:pPr>
+      <w:r>
+        <w:rPr>
+          <w:rFonts w:ascii="Consolas" w:hAnsi="Consolas" w:eastAsia="Consolas"/>
+          <w:b w:val="0"/>
+          <w:i w:val="0"/>
+          <w:sz w:val="14"/>
+        </w:rPr>
+        <w:t>## Contents</w:t>
+      </w:r>
+    </w:p>
+    <w:p>
+      <w:pPr>
+        <w:shd w:fill="F4F6FA"/>
+        <w:spacing w:before="0" w:after="0" w:line="188" w:lineRule="exact"/>
+        <w:ind w:left="113" w:right="113"/>
+      </w:pPr>
+      <w:r>
+        <w:rPr>
+          <w:rFonts w:ascii="Consolas" w:hAnsi="Consolas" w:eastAsia="Consolas"/>
+          <w:b w:val="0"/>
+          <w:i w:val="0"/>
+          <w:sz w:val="14"/>
+        </w:rPr>
+        <w:t xml:space="preserve"> </w:t>
+      </w:r>
+    </w:p>
+    <w:p>
+      <w:pPr>
+        <w:shd w:fill="F4F6FA"/>
+        <w:spacing w:before="0" w:after="0" w:line="188" w:lineRule="exact"/>
+        <w:ind w:left="113" w:right="113"/>
+      </w:pPr>
+      <w:r>
+        <w:rPr>
+          <w:rFonts w:ascii="Consolas" w:hAnsi="Consolas" w:eastAsia="Consolas"/>
+          <w:b w:val="0"/>
+          <w:i w:val="0"/>
+          <w:sz w:val="14"/>
+        </w:rPr>
+        <w:t>1. [Stack](#1-stack)</w:t>
+      </w:r>
+    </w:p>
+    <w:p>
+      <w:pPr>
+        <w:shd w:fill="F4F6FA"/>
+        <w:spacing w:before="0" w:after="0" w:line="188" w:lineRule="exact"/>
+        <w:ind w:left="113" w:right="113"/>
+      </w:pPr>
+      <w:r>
+        <w:rPr>
+          <w:rFonts w:ascii="Consolas" w:hAnsi="Consolas" w:eastAsia="Consolas"/>
+          <w:b w:val="0"/>
+          <w:i w:val="0"/>
+          <w:sz w:val="14"/>
+        </w:rPr>
+        <w:t>2. [Quick start](#2-quick-start)</w:t>
+      </w:r>
+    </w:p>
+    <w:p>
+      <w:pPr>
+        <w:shd w:fill="F4F6FA"/>
+        <w:spacing w:before="0" w:after="0" w:line="188" w:lineRule="exact"/>
+        <w:ind w:left="113" w:right="113"/>
+      </w:pPr>
+      <w:r>
+        <w:rPr>
+          <w:rFonts w:ascii="Consolas" w:hAnsi="Consolas" w:eastAsia="Consolas"/>
+          <w:b w:val="0"/>
+          <w:i w:val="0"/>
+          <w:sz w:val="14"/>
+        </w:rPr>
+        <w:t>3. [API reference](#3-api-reference)</w:t>
+      </w:r>
+    </w:p>
+    <w:p>
+      <w:pPr>
+        <w:shd w:fill="F4F6FA"/>
+        <w:spacing w:before="0" w:after="0" w:line="188" w:lineRule="exact"/>
+        <w:ind w:left="113" w:right="113"/>
+      </w:pPr>
+      <w:r>
+        <w:rPr>
+          <w:rFonts w:ascii="Consolas" w:hAnsi="Consolas" w:eastAsia="Consolas"/>
+          <w:b w:val="0"/>
+          <w:i w:val="0"/>
+          <w:sz w:val="14"/>
+        </w:rPr>
+        <w:t>4. [Security measures](#4-security-measures)</w:t>
+      </w:r>
+    </w:p>
+    <w:p>
+      <w:pPr>
+        <w:shd w:fill="F4F6FA"/>
+        <w:spacing w:before="0" w:after="0" w:line="188" w:lineRule="exact"/>
+        <w:ind w:left="113" w:right="113"/>
+      </w:pPr>
+      <w:r>
+        <w:rPr>
+          <w:rFonts w:ascii="Consolas" w:hAnsi="Consolas" w:eastAsia="Consolas"/>
+          <w:b w:val="0"/>
+          <w:i w:val="0"/>
+          <w:sz w:val="14"/>
+        </w:rPr>
+        <w:t>5. [CI/CD pipeline and scan results](#5-cicd-pipeline-and-scan-results)</w:t>
+      </w:r>
+    </w:p>
+    <w:p>
+      <w:pPr>
+        <w:shd w:fill="F4F6FA"/>
+        <w:spacing w:before="0" w:after="0" w:line="188" w:lineRule="exact"/>
+        <w:ind w:left="113" w:right="113"/>
+      </w:pPr>
+      <w:r>
+        <w:rPr>
+          <w:rFonts w:ascii="Consolas" w:hAnsi="Consolas" w:eastAsia="Consolas"/>
+          <w:b w:val="0"/>
+          <w:i w:val="0"/>
+          <w:sz w:val="14"/>
+        </w:rPr>
+        <w:t>6. [CVE analysis](#6-cve-analysis-cve-2017-14849)</w:t>
+      </w:r>
+    </w:p>
+    <w:p>
+      <w:pPr>
+        <w:shd w:fill="F4F6FA"/>
+        <w:spacing w:before="0" w:after="0" w:line="188" w:lineRule="exact"/>
+        <w:ind w:left="113" w:right="113"/>
+      </w:pPr>
+      <w:r>
+        <w:rPr>
+          <w:rFonts w:ascii="Consolas" w:hAnsi="Consolas" w:eastAsia="Consolas"/>
+          <w:b w:val="0"/>
+          <w:i w:val="0"/>
+          <w:sz w:val="14"/>
+        </w:rPr>
+        <w:t>7. [Repository layout](#7-repository-layout)</w:t>
+      </w:r>
+    </w:p>
+    <w:p>
+      <w:pPr>
+        <w:shd w:fill="F4F6FA"/>
+        <w:spacing w:before="0" w:after="0" w:line="188" w:lineRule="exact"/>
+        <w:ind w:left="113" w:right="113"/>
+      </w:pPr>
+      <w:r>
+        <w:rPr>
+          <w:rFonts w:ascii="Consolas" w:hAnsi="Consolas" w:eastAsia="Consolas"/>
+          <w:b w:val="0"/>
+          <w:i w:val="0"/>
+          <w:sz w:val="14"/>
+        </w:rPr>
+        <w:t xml:space="preserve"> </w:t>
+      </w:r>
+    </w:p>
+    <w:p>
+      <w:pPr>
+        <w:shd w:fill="F4F6FA"/>
+        <w:spacing w:before="0" w:after="0" w:line="188" w:lineRule="exact"/>
+        <w:ind w:left="113" w:right="113"/>
+      </w:pPr>
+      <w:r>
+        <w:rPr>
+          <w:rFonts w:ascii="Consolas" w:hAnsi="Consolas" w:eastAsia="Consolas"/>
+          <w:b w:val="0"/>
+          <w:i w:val="0"/>
+          <w:sz w:val="14"/>
+        </w:rPr>
+        <w:t>---</w:t>
+      </w:r>
+    </w:p>
+    <w:p>
+      <w:pPr>
+        <w:shd w:fill="F4F6FA"/>
+        <w:spacing w:before="0" w:after="0" w:line="188" w:lineRule="exact"/>
+        <w:ind w:left="113" w:right="113"/>
+      </w:pPr>
+      <w:r>
+        <w:rPr>
+          <w:rFonts w:ascii="Consolas" w:hAnsi="Consolas" w:eastAsia="Consolas"/>
+          <w:b w:val="0"/>
+          <w:i w:val="0"/>
+          <w:sz w:val="14"/>
+        </w:rPr>
+        <w:t xml:space="preserve"> </w:t>
+      </w:r>
+    </w:p>
+    <w:p>
+      <w:pPr>
+        <w:shd w:fill="F4F6FA"/>
+        <w:spacing w:before="0" w:after="0" w:line="188" w:lineRule="exact"/>
+        <w:ind w:left="113" w:right="113"/>
+      </w:pPr>
+      <w:r>
+        <w:rPr>
+          <w:rFonts w:ascii="Consolas" w:hAnsi="Consolas" w:eastAsia="Consolas"/>
+          <w:b w:val="0"/>
+          <w:i w:val="0"/>
+          <w:sz w:val="14"/>
+        </w:rPr>
+        <w:t>## 1. Stack</w:t>
+      </w:r>
+    </w:p>
+    <w:p>
+      <w:pPr>
+        <w:shd w:fill="F4F6FA"/>
+        <w:spacing w:before="0" w:after="0" w:line="188" w:lineRule="exact"/>
+        <w:ind w:left="113" w:right="113"/>
+      </w:pPr>
+      <w:r>
+        <w:rPr>
+          <w:rFonts w:ascii="Consolas" w:hAnsi="Consolas" w:eastAsia="Consolas"/>
+          <w:b w:val="0"/>
+          <w:i w:val="0"/>
+          <w:sz w:val="14"/>
+        </w:rPr>
+        <w:t xml:space="preserve"> </w:t>
+      </w:r>
+    </w:p>
+    <w:p>
+      <w:pPr>
+        <w:shd w:fill="F4F6FA"/>
+        <w:spacing w:before="0" w:after="0" w:line="188" w:lineRule="exact"/>
+        <w:ind w:left="113" w:right="113"/>
+      </w:pPr>
+      <w:r>
+        <w:rPr>
+          <w:rFonts w:ascii="Consolas" w:hAnsi="Consolas" w:eastAsia="Consolas"/>
+          <w:b w:val="0"/>
+          <w:i w:val="0"/>
+          <w:sz w:val="14"/>
+        </w:rPr>
+        <w:t>| | |</w:t>
+      </w:r>
+    </w:p>
+    <w:p>
+      <w:pPr>
+        <w:shd w:fill="F4F6FA"/>
+        <w:spacing w:before="0" w:after="0" w:line="188" w:lineRule="exact"/>
+        <w:ind w:left="113" w:right="113"/>
+      </w:pPr>
+      <w:r>
+        <w:rPr>
+          <w:rFonts w:ascii="Consolas" w:hAnsi="Consolas" w:eastAsia="Consolas"/>
+          <w:b w:val="0"/>
+          <w:i w:val="0"/>
+          <w:sz w:val="14"/>
+        </w:rPr>
+        <w:t>|---|---|</w:t>
+      </w:r>
+    </w:p>
+    <w:p>
+      <w:pPr>
+        <w:shd w:fill="F4F6FA"/>
+        <w:spacing w:before="0" w:after="0" w:line="188" w:lineRule="exact"/>
+        <w:ind w:left="113" w:right="113"/>
+      </w:pPr>
+      <w:r>
+        <w:rPr>
+          <w:rFonts w:ascii="Consolas" w:hAnsi="Consolas" w:eastAsia="Consolas"/>
+          <w:b w:val="0"/>
+          <w:i w:val="0"/>
+          <w:sz w:val="14"/>
+        </w:rPr>
+        <w:t>| Language | JavaScript (Node.js) |</w:t>
+      </w:r>
+    </w:p>
+    <w:p>
+      <w:pPr>
+        <w:shd w:fill="F4F6FA"/>
+        <w:spacing w:before="0" w:after="0" w:line="188" w:lineRule="exact"/>
+        <w:ind w:left="113" w:right="113"/>
+      </w:pPr>
+      <w:r>
+        <w:rPr>
+          <w:rFonts w:ascii="Consolas" w:hAnsi="Consolas" w:eastAsia="Consolas"/>
+          <w:b w:val="0"/>
+          <w:i w:val="0"/>
+          <w:sz w:val="14"/>
+        </w:rPr>
+        <w:t>| Framework | Express 4.21 |</w:t>
+      </w:r>
+    </w:p>
+    <w:p>
+      <w:pPr>
+        <w:shd w:fill="F4F6FA"/>
+        <w:spacing w:before="0" w:after="0" w:line="188" w:lineRule="exact"/>
+        <w:ind w:left="113" w:right="113"/>
+      </w:pPr>
+      <w:r>
+        <w:rPr>
+          <w:rFonts w:ascii="Consolas" w:hAnsi="Consolas" w:eastAsia="Consolas"/>
+          <w:b w:val="0"/>
+          <w:i w:val="0"/>
+          <w:sz w:val="14"/>
+        </w:rPr>
+        <w:t>| Database | SQLite through the **built-in** `node:sqlite` module |</w:t>
+      </w:r>
+    </w:p>
+    <w:p>
+      <w:pPr>
+        <w:shd w:fill="F4F6FA"/>
+        <w:spacing w:before="0" w:after="0" w:line="188" w:lineRule="exact"/>
+        <w:ind w:left="113" w:right="113"/>
+      </w:pPr>
+      <w:r>
+        <w:rPr>
+          <w:rFonts w:ascii="Consolas" w:hAnsi="Consolas" w:eastAsia="Consolas"/>
+          <w:b w:val="0"/>
+          <w:i w:val="0"/>
+          <w:sz w:val="14"/>
+        </w:rPr>
+        <w:t>| Auth | JWT (HS256) + bcrypt password hashes |</w:t>
+      </w:r>
+    </w:p>
+    <w:p>
+      <w:pPr>
+        <w:shd w:fill="F4F6FA"/>
+        <w:spacing w:before="0" w:after="0" w:line="188" w:lineRule="exact"/>
+        <w:ind w:left="113" w:right="113"/>
+      </w:pPr>
+      <w:r>
+        <w:rPr>
+          <w:rFonts w:ascii="Consolas" w:hAnsi="Consolas" w:eastAsia="Consolas"/>
+          <w:b w:val="0"/>
+          <w:i w:val="0"/>
+          <w:sz w:val="14"/>
+        </w:rPr>
+        <w:t>| Runtime requirement | **Node.js &gt;= 22.5** (for `node:sqlite`) |</w:t>
+      </w:r>
+    </w:p>
+    <w:p>
+      <w:pPr>
+        <w:shd w:fill="F4F6FA"/>
+        <w:spacing w:before="0" w:after="0" w:line="188" w:lineRule="exact"/>
+        <w:ind w:left="113" w:right="113"/>
+      </w:pPr>
+      <w:r>
+        <w:rPr>
+          <w:rFonts w:ascii="Consolas" w:hAnsi="Consolas" w:eastAsia="Consolas"/>
+          <w:b w:val="0"/>
+          <w:i w:val="0"/>
+          <w:sz w:val="14"/>
+        </w:rPr>
+        <w:t xml:space="preserve"> </w:t>
+      </w:r>
+    </w:p>
+    <w:p>
+      <w:pPr>
+        <w:shd w:fill="F4F6FA"/>
+        <w:spacing w:before="0" w:after="0" w:line="188" w:lineRule="exact"/>
+        <w:ind w:left="113" w:right="113"/>
+      </w:pPr>
+      <w:r>
+        <w:rPr>
+          <w:rFonts w:ascii="Consolas" w:hAnsi="Consolas" w:eastAsia="Consolas"/>
+          <w:b w:val="0"/>
+          <w:i w:val="0"/>
+          <w:sz w:val="14"/>
+        </w:rPr>
+        <w:t>`node:sqlite` is part of the runtime, so the project has **no native build</w:t>
+      </w:r>
+    </w:p>
+    <w:p>
+      <w:pPr>
+        <w:shd w:fill="F4F6FA"/>
+        <w:spacing w:before="0" w:after="0" w:line="188" w:lineRule="exact"/>
+        <w:ind w:left="113" w:right="113"/>
+      </w:pPr>
+      <w:r>
+        <w:rPr>
+          <w:rFonts w:ascii="Consolas" w:hAnsi="Consolas" w:eastAsia="Consolas"/>
+          <w:b w:val="0"/>
+          <w:i w:val="0"/>
+          <w:sz w:val="14"/>
+        </w:rPr>
+        <w:t>step** — `npm ci` works on any machine without a C++ toolchain. Every SQL</w:t>
+      </w:r>
+    </w:p>
+    <w:p>
+      <w:pPr>
+        <w:shd w:fill="F4F6FA"/>
+        <w:spacing w:before="0" w:after="0" w:line="188" w:lineRule="exact"/>
+        <w:ind w:left="113" w:right="113"/>
+      </w:pPr>
+      <w:r>
+        <w:rPr>
+          <w:rFonts w:ascii="Consolas" w:hAnsi="Consolas" w:eastAsia="Consolas"/>
+          <w:b w:val="0"/>
+          <w:i w:val="0"/>
+          <w:sz w:val="14"/>
+        </w:rPr>
+        <w:t>statement in the project is a prepared statement.</w:t>
+      </w:r>
+    </w:p>
+    <w:p>
+      <w:pPr>
+        <w:shd w:fill="F4F6FA"/>
+        <w:spacing w:before="0" w:after="0" w:line="188" w:lineRule="exact"/>
+        <w:ind w:left="113" w:right="113"/>
+      </w:pPr>
+      <w:r>
+        <w:rPr>
+          <w:rFonts w:ascii="Consolas" w:hAnsi="Consolas" w:eastAsia="Consolas"/>
+          <w:b w:val="0"/>
+          <w:i w:val="0"/>
+          <w:sz w:val="14"/>
+        </w:rPr>
+        <w:t xml:space="preserve"> </w:t>
+      </w:r>
+    </w:p>
+    <w:p>
+      <w:pPr>
+        <w:shd w:fill="F4F6FA"/>
+        <w:spacing w:before="0" w:after="0" w:line="188" w:lineRule="exact"/>
+        <w:ind w:left="113" w:right="113"/>
+      </w:pPr>
+      <w:r>
+        <w:rPr>
+          <w:rFonts w:ascii="Consolas" w:hAnsi="Consolas" w:eastAsia="Consolas"/>
+          <w:b w:val="0"/>
+          <w:i w:val="0"/>
+          <w:sz w:val="14"/>
+        </w:rPr>
+        <w:t>Express 4 was chosen over 5 for ecosystem maturity; `helmet`, `express.json`</w:t>
+      </w:r>
+    </w:p>
+    <w:p>
+      <w:pPr>
+        <w:shd w:fill="F4F6FA"/>
+        <w:spacing w:before="0" w:after="0" w:line="188" w:lineRule="exact"/>
+        <w:ind w:left="113" w:right="113"/>
+      </w:pPr>
+      <w:r>
+        <w:rPr>
+          <w:rFonts w:ascii="Consolas" w:hAnsi="Consolas" w:eastAsia="Consolas"/>
+          <w:b w:val="0"/>
+          <w:i w:val="0"/>
+          <w:sz w:val="14"/>
+        </w:rPr>
+        <w:t>with a body size limit, and an explicit error handler are all wired in.</w:t>
+      </w:r>
+    </w:p>
+    <w:p>
+      <w:pPr>
+        <w:shd w:fill="F4F6FA"/>
+        <w:spacing w:before="0" w:after="0" w:line="188" w:lineRule="exact"/>
+        <w:ind w:left="113" w:right="113"/>
+      </w:pPr>
+      <w:r>
+        <w:rPr>
+          <w:rFonts w:ascii="Consolas" w:hAnsi="Consolas" w:eastAsia="Consolas"/>
+          <w:b w:val="0"/>
+          <w:i w:val="0"/>
+          <w:sz w:val="14"/>
+        </w:rPr>
+        <w:t xml:space="preserve"> </w:t>
+      </w:r>
+    </w:p>
+    <w:p>
+      <w:pPr>
+        <w:shd w:fill="F4F6FA"/>
+        <w:spacing w:before="0" w:after="0" w:line="188" w:lineRule="exact"/>
+        <w:ind w:left="113" w:right="113"/>
+      </w:pPr>
+      <w:r>
+        <w:rPr>
+          <w:rFonts w:ascii="Consolas" w:hAnsi="Consolas" w:eastAsia="Consolas"/>
+          <w:b w:val="0"/>
+          <w:i w:val="0"/>
+          <w:sz w:val="14"/>
+        </w:rPr>
+        <w:t>## 2. Quick start</w:t>
+      </w:r>
+    </w:p>
+    <w:p>
+      <w:pPr>
+        <w:shd w:fill="F4F6FA"/>
+        <w:spacing w:before="0" w:after="0" w:line="188" w:lineRule="exact"/>
+        <w:ind w:left="113" w:right="113"/>
+      </w:pPr>
+      <w:r>
+        <w:rPr>
+          <w:rFonts w:ascii="Consolas" w:hAnsi="Consolas" w:eastAsia="Consolas"/>
+          <w:b w:val="0"/>
+          <w:i w:val="0"/>
+          <w:sz w:val="14"/>
+        </w:rPr>
+        <w:t xml:space="preserve"> </w:t>
+      </w:r>
+    </w:p>
+    <w:p>
+      <w:pPr>
+        <w:shd w:fill="F4F6FA"/>
+        <w:spacing w:before="0" w:after="0" w:line="188" w:lineRule="exact"/>
+        <w:ind w:left="113" w:right="113"/>
+      </w:pPr>
+      <w:r>
+        <w:rPr>
+          <w:rFonts w:ascii="Consolas" w:hAnsi="Consolas" w:eastAsia="Consolas"/>
+          <w:b w:val="0"/>
+          <w:i w:val="0"/>
+          <w:sz w:val="14"/>
+        </w:rPr>
+        <w:t>```bash</w:t>
+      </w:r>
+    </w:p>
+    <w:p>
+      <w:pPr>
+        <w:shd w:fill="F4F6FA"/>
+        <w:spacing w:before="0" w:after="0" w:line="188" w:lineRule="exact"/>
+        <w:ind w:left="113" w:right="113"/>
+      </w:pPr>
+      <w:r>
+        <w:rPr>
+          <w:rFonts w:ascii="Consolas" w:hAnsi="Consolas" w:eastAsia="Consolas"/>
+          <w:b w:val="0"/>
+          <w:i w:val="0"/>
+          <w:sz w:val="14"/>
+        </w:rPr>
+        <w:t>npm ci                # install dependencies</w:t>
+      </w:r>
+    </w:p>
+    <w:p>
+      <w:pPr>
+        <w:shd w:fill="F4F6FA"/>
+        <w:spacing w:before="0" w:after="0" w:line="188" w:lineRule="exact"/>
+        <w:ind w:left="113" w:right="113"/>
+      </w:pPr>
+      <w:r>
+        <w:rPr>
+          <w:rFonts w:ascii="Consolas" w:hAnsi="Consolas" w:eastAsia="Consolas"/>
+          <w:b w:val="0"/>
+          <w:i w:val="0"/>
+          <w:sz w:val="14"/>
+        </w:rPr>
+        <w:t>npm run seed          # create demo users (alice, bob, admin) and one note</w:t>
+      </w:r>
+    </w:p>
+    <w:p>
+      <w:pPr>
+        <w:shd w:fill="F4F6FA"/>
+        <w:spacing w:before="0" w:after="0" w:line="188" w:lineRule="exact"/>
+        <w:ind w:left="113" w:right="113"/>
+      </w:pPr>
+      <w:r>
+        <w:rPr>
+          <w:rFonts w:ascii="Consolas" w:hAnsi="Consolas" w:eastAsia="Consolas"/>
+          <w:b w:val="0"/>
+          <w:i w:val="0"/>
+          <w:sz w:val="14"/>
+        </w:rPr>
+        <w:t>npm start             # http://127.0.0.1:3000</w:t>
+      </w:r>
+    </w:p>
+    <w:p>
+      <w:pPr>
+        <w:shd w:fill="F4F6FA"/>
+        <w:spacing w:before="0" w:after="0" w:line="188" w:lineRule="exact"/>
+        <w:ind w:left="113" w:right="113"/>
+      </w:pPr>
+      <w:r>
+        <w:rPr>
+          <w:rFonts w:ascii="Consolas" w:hAnsi="Consolas" w:eastAsia="Consolas"/>
+          <w:b w:val="0"/>
+          <w:i w:val="0"/>
+          <w:sz w:val="14"/>
+        </w:rPr>
+        <w:t xml:space="preserve"> </w:t>
+      </w:r>
+    </w:p>
+    <w:p>
+      <w:pPr>
+        <w:shd w:fill="F4F6FA"/>
+        <w:spacing w:before="0" w:after="0" w:line="188" w:lineRule="exact"/>
+        <w:ind w:left="113" w:right="113"/>
+      </w:pPr>
+      <w:r>
+        <w:rPr>
+          <w:rFonts w:ascii="Consolas" w:hAnsi="Consolas" w:eastAsia="Consolas"/>
+          <w:b w:val="0"/>
+          <w:i w:val="0"/>
+          <w:sz w:val="14"/>
+        </w:rPr>
+        <w:t>npm test              # 14 automated checks, in-memory database</w:t>
+      </w:r>
+    </w:p>
+    <w:p>
+      <w:pPr>
+        <w:shd w:fill="F4F6FA"/>
+        <w:spacing w:before="0" w:after="0" w:line="188" w:lineRule="exact"/>
+        <w:ind w:left="113" w:right="113"/>
+      </w:pPr>
+      <w:r>
+        <w:rPr>
+          <w:rFonts w:ascii="Consolas" w:hAnsi="Consolas" w:eastAsia="Consolas"/>
+          <w:b w:val="0"/>
+          <w:i w:val="0"/>
+          <w:sz w:val="14"/>
+        </w:rPr>
+        <w:t>npm run audit         # SCA</w:t>
+      </w:r>
+    </w:p>
+    <w:p>
+      <w:pPr>
+        <w:shd w:fill="F4F6FA"/>
+        <w:spacing w:before="0" w:after="0" w:line="188" w:lineRule="exact"/>
+        <w:ind w:left="113" w:right="113"/>
+      </w:pPr>
+      <w:r>
+        <w:rPr>
+          <w:rFonts w:ascii="Consolas" w:hAnsi="Consolas" w:eastAsia="Consolas"/>
+          <w:b w:val="0"/>
+          <w:i w:val="0"/>
+          <w:sz w:val="14"/>
+        </w:rPr>
+        <w:t>npx eslint src scripts  # SAST</w:t>
+      </w:r>
+    </w:p>
+    <w:p>
+      <w:pPr>
+        <w:shd w:fill="F4F6FA"/>
+        <w:spacing w:before="0" w:after="0" w:line="188" w:lineRule="exact"/>
+        <w:ind w:left="113" w:right="113"/>
+      </w:pPr>
+      <w:r>
+        <w:rPr>
+          <w:rFonts w:ascii="Consolas" w:hAnsi="Consolas" w:eastAsia="Consolas"/>
+          <w:b w:val="0"/>
+          <w:i w:val="0"/>
+          <w:sz w:val="14"/>
+        </w:rPr>
+        <w:t>```</w:t>
+      </w:r>
+    </w:p>
+    <w:p>
+      <w:pPr>
+        <w:shd w:fill="F4F6FA"/>
+        <w:spacing w:before="0" w:after="0" w:line="188" w:lineRule="exact"/>
+        <w:ind w:left="113" w:right="113"/>
+      </w:pPr>
+      <w:r>
+        <w:rPr>
+          <w:rFonts w:ascii="Consolas" w:hAnsi="Consolas" w:eastAsia="Consolas"/>
+          <w:b w:val="0"/>
+          <w:i w:val="0"/>
+          <w:sz w:val="14"/>
+        </w:rPr>
+        <w:t xml:space="preserve"> </w:t>
+      </w:r>
+    </w:p>
+    <w:p>
+      <w:pPr>
+        <w:shd w:fill="F4F6FA"/>
+        <w:spacing w:before="0" w:after="0" w:line="188" w:lineRule="exact"/>
+        <w:ind w:left="113" w:right="113"/>
+      </w:pPr>
+      <w:r>
+        <w:rPr>
+          <w:rFonts w:ascii="Consolas" w:hAnsi="Consolas" w:eastAsia="Consolas"/>
+          <w:b w:val="0"/>
+          <w:i w:val="0"/>
+          <w:sz w:val="14"/>
+        </w:rPr>
+        <w:t>Environment variables:</w:t>
+      </w:r>
+    </w:p>
+    <w:p>
+      <w:pPr>
+        <w:shd w:fill="F4F6FA"/>
+        <w:spacing w:before="0" w:after="0" w:line="188" w:lineRule="exact"/>
+        <w:ind w:left="113" w:right="113"/>
+      </w:pPr>
+      <w:r>
+        <w:rPr>
+          <w:rFonts w:ascii="Consolas" w:hAnsi="Consolas" w:eastAsia="Consolas"/>
+          <w:b w:val="0"/>
+          <w:i w:val="0"/>
+          <w:sz w:val="14"/>
+        </w:rPr>
+        <w:t xml:space="preserve"> </w:t>
+      </w:r>
+    </w:p>
+    <w:p>
+      <w:pPr>
+        <w:shd w:fill="F4F6FA"/>
+        <w:spacing w:before="0" w:after="0" w:line="188" w:lineRule="exact"/>
+        <w:ind w:left="113" w:right="113"/>
+      </w:pPr>
+      <w:r>
+        <w:rPr>
+          <w:rFonts w:ascii="Consolas" w:hAnsi="Consolas" w:eastAsia="Consolas"/>
+          <w:b w:val="0"/>
+          <w:i w:val="0"/>
+          <w:sz w:val="14"/>
+        </w:rPr>
+        <w:t>| Variable | Default | Notes |</w:t>
+      </w:r>
+    </w:p>
+    <w:p>
+      <w:pPr>
+        <w:shd w:fill="F4F6FA"/>
+        <w:spacing w:before="0" w:after="0" w:line="188" w:lineRule="exact"/>
+        <w:ind w:left="113" w:right="113"/>
+      </w:pPr>
+      <w:r>
+        <w:rPr>
+          <w:rFonts w:ascii="Consolas" w:hAnsi="Consolas" w:eastAsia="Consolas"/>
+          <w:b w:val="0"/>
+          <w:i w:val="0"/>
+          <w:sz w:val="14"/>
+        </w:rPr>
+        <w:t>|---|---|---|</w:t>
+      </w:r>
+    </w:p>
+    <w:p>
+      <w:pPr>
+        <w:shd w:fill="F4F6FA"/>
+        <w:spacing w:before="0" w:after="0" w:line="188" w:lineRule="exact"/>
+        <w:ind w:left="113" w:right="113"/>
+      </w:pPr>
+      <w:r>
+        <w:rPr>
+          <w:rFonts w:ascii="Consolas" w:hAnsi="Consolas" w:eastAsia="Consolas"/>
+          <w:b w:val="0"/>
+          <w:i w:val="0"/>
+          <w:sz w:val="14"/>
+        </w:rPr>
+        <w:t>| `PORT` | `3000` | |</w:t>
+      </w:r>
+    </w:p>
+    <w:p>
+      <w:pPr>
+        <w:shd w:fill="F4F6FA"/>
+        <w:spacing w:before="0" w:after="0" w:line="188" w:lineRule="exact"/>
+        <w:ind w:left="113" w:right="113"/>
+      </w:pPr>
+      <w:r>
+        <w:rPr>
+          <w:rFonts w:ascii="Consolas" w:hAnsi="Consolas" w:eastAsia="Consolas"/>
+          <w:b w:val="0"/>
+          <w:i w:val="0"/>
+          <w:sz w:val="14"/>
+        </w:rPr>
+        <w:t>| `JWT_SECRET` | dev fallback | **required** when `NODE_ENV=production`, the process refuses to start otherwise |</w:t>
+      </w:r>
+    </w:p>
+    <w:p>
+      <w:pPr>
+        <w:shd w:fill="F4F6FA"/>
+        <w:spacing w:before="0" w:after="0" w:line="188" w:lineRule="exact"/>
+        <w:ind w:left="113" w:right="113"/>
+      </w:pPr>
+      <w:r>
+        <w:rPr>
+          <w:rFonts w:ascii="Consolas" w:hAnsi="Consolas" w:eastAsia="Consolas"/>
+          <w:b w:val="0"/>
+          <w:i w:val="0"/>
+          <w:sz w:val="14"/>
+        </w:rPr>
+        <w:t>| `DB_PATH` | `data/app.db` | use `:memory:` in tests |</w:t>
+      </w:r>
+    </w:p>
+    <w:p>
+      <w:pPr>
+        <w:shd w:fill="F4F6FA"/>
+        <w:spacing w:before="0" w:after="0" w:line="188" w:lineRule="exact"/>
+        <w:ind w:left="113" w:right="113"/>
+      </w:pPr>
+      <w:r>
+        <w:rPr>
+          <w:rFonts w:ascii="Consolas" w:hAnsi="Consolas" w:eastAsia="Consolas"/>
+          <w:b w:val="0"/>
+          <w:i w:val="0"/>
+          <w:sz w:val="14"/>
+        </w:rPr>
+        <w:t>| `NODE_ENV` | unset | `production` tightens the JWT secret requirement |</w:t>
+      </w:r>
+    </w:p>
+    <w:p>
+      <w:pPr>
+        <w:shd w:fill="F4F6FA"/>
+        <w:spacing w:before="0" w:after="0" w:line="188" w:lineRule="exact"/>
+        <w:ind w:left="113" w:right="113"/>
+      </w:pPr>
+      <w:r>
+        <w:rPr>
+          <w:rFonts w:ascii="Consolas" w:hAnsi="Consolas" w:eastAsia="Consolas"/>
+          <w:b w:val="0"/>
+          <w:i w:val="0"/>
+          <w:sz w:val="14"/>
+        </w:rPr>
+        <w:t xml:space="preserve"> </w:t>
+      </w:r>
+    </w:p>
+    <w:p>
+      <w:pPr>
+        <w:shd w:fill="F4F6FA"/>
+        <w:spacing w:before="0" w:after="0" w:line="188" w:lineRule="exact"/>
+        <w:ind w:left="113" w:right="113"/>
+      </w:pPr>
+      <w:r>
+        <w:rPr>
+          <w:rFonts w:ascii="Consolas" w:hAnsi="Consolas" w:eastAsia="Consolas"/>
+          <w:b w:val="0"/>
+          <w:i w:val="0"/>
+          <w:sz w:val="14"/>
+        </w:rPr>
+        <w:t>Demo accounts created by `npm run seed`:</w:t>
+      </w:r>
+    </w:p>
+    <w:p>
+      <w:pPr>
+        <w:shd w:fill="F4F6FA"/>
+        <w:spacing w:before="0" w:after="0" w:line="188" w:lineRule="exact"/>
+        <w:ind w:left="113" w:right="113"/>
+      </w:pPr>
+      <w:r>
+        <w:rPr>
+          <w:rFonts w:ascii="Consolas" w:hAnsi="Consolas" w:eastAsia="Consolas"/>
+          <w:b w:val="0"/>
+          <w:i w:val="0"/>
+          <w:sz w:val="14"/>
+        </w:rPr>
+        <w:t xml:space="preserve"> </w:t>
+      </w:r>
+    </w:p>
+    <w:p>
+      <w:pPr>
+        <w:shd w:fill="F4F6FA"/>
+        <w:spacing w:before="0" w:after="0" w:line="188" w:lineRule="exact"/>
+        <w:ind w:left="113" w:right="113"/>
+      </w:pPr>
+      <w:r>
+        <w:rPr>
+          <w:rFonts w:ascii="Consolas" w:hAnsi="Consolas" w:eastAsia="Consolas"/>
+          <w:b w:val="0"/>
+          <w:i w:val="0"/>
+          <w:sz w:val="14"/>
+        </w:rPr>
+        <w:t>```</w:t>
+      </w:r>
+    </w:p>
+    <w:p>
+      <w:pPr>
+        <w:shd w:fill="F4F6FA"/>
+        <w:spacing w:before="0" w:after="0" w:line="188" w:lineRule="exact"/>
+        <w:ind w:left="113" w:right="113"/>
+      </w:pPr>
+      <w:r>
+        <w:rPr>
+          <w:rFonts w:ascii="Consolas" w:hAnsi="Consolas" w:eastAsia="Consolas"/>
+          <w:b w:val="0"/>
+          <w:i w:val="0"/>
+          <w:sz w:val="14"/>
+        </w:rPr>
+        <w:t>alice / Alice#2026pass     (role: user)</w:t>
+      </w:r>
+    </w:p>
+    <w:p>
+      <w:pPr>
+        <w:shd w:fill="F4F6FA"/>
+        <w:spacing w:before="0" w:after="0" w:line="188" w:lineRule="exact"/>
+        <w:ind w:left="113" w:right="113"/>
+      </w:pPr>
+      <w:r>
+        <w:rPr>
+          <w:rFonts w:ascii="Consolas" w:hAnsi="Consolas" w:eastAsia="Consolas"/>
+          <w:b w:val="0"/>
+          <w:i w:val="0"/>
+          <w:sz w:val="14"/>
+        </w:rPr>
+        <w:t>bob   / Bob#2026password   (role: user)</w:t>
+      </w:r>
+    </w:p>
+    <w:p>
+      <w:pPr>
+        <w:shd w:fill="F4F6FA"/>
+        <w:spacing w:before="0" w:after="0" w:line="188" w:lineRule="exact"/>
+        <w:ind w:left="113" w:right="113"/>
+      </w:pPr>
+      <w:r>
+        <w:rPr>
+          <w:rFonts w:ascii="Consolas" w:hAnsi="Consolas" w:eastAsia="Consolas"/>
+          <w:b w:val="0"/>
+          <w:i w:val="0"/>
+          <w:sz w:val="14"/>
+        </w:rPr>
+        <w:t>admin / Admin#2026pass     (role: admin)</w:t>
+      </w:r>
+    </w:p>
+    <w:p>
+      <w:pPr>
+        <w:shd w:fill="F4F6FA"/>
+        <w:spacing w:before="0" w:after="0" w:line="188" w:lineRule="exact"/>
+        <w:ind w:left="113" w:right="113"/>
+      </w:pPr>
+      <w:r>
+        <w:rPr>
+          <w:rFonts w:ascii="Consolas" w:hAnsi="Consolas" w:eastAsia="Consolas"/>
+          <w:b w:val="0"/>
+          <w:i w:val="0"/>
+          <w:sz w:val="14"/>
+        </w:rPr>
+        <w:t>```</w:t>
+      </w:r>
+    </w:p>
+    <w:p>
+      <w:pPr>
+        <w:shd w:fill="F4F6FA"/>
+        <w:spacing w:before="0" w:after="0" w:line="188" w:lineRule="exact"/>
+        <w:ind w:left="113" w:right="113"/>
+      </w:pPr>
+      <w:r>
+        <w:rPr>
+          <w:rFonts w:ascii="Consolas" w:hAnsi="Consolas" w:eastAsia="Consolas"/>
+          <w:b w:val="0"/>
+          <w:i w:val="0"/>
+          <w:sz w:val="14"/>
+        </w:rPr>
+        <w:t xml:space="preserve"> </w:t>
+      </w:r>
+    </w:p>
+    <w:p>
+      <w:pPr>
+        <w:shd w:fill="F4F6FA"/>
+        <w:spacing w:before="0" w:after="0" w:line="188" w:lineRule="exact"/>
+        <w:ind w:left="113" w:right="113"/>
+      </w:pPr>
+      <w:r>
+        <w:rPr>
+          <w:rFonts w:ascii="Consolas" w:hAnsi="Consolas" w:eastAsia="Consolas"/>
+          <w:b w:val="0"/>
+          <w:i w:val="0"/>
+          <w:sz w:val="14"/>
+        </w:rPr>
+        <w:t>## 3. API reference</w:t>
+      </w:r>
+    </w:p>
+    <w:p>
+      <w:pPr>
+        <w:shd w:fill="F4F6FA"/>
+        <w:spacing w:before="0" w:after="0" w:line="188" w:lineRule="exact"/>
+        <w:ind w:left="113" w:right="113"/>
+      </w:pPr>
+      <w:r>
+        <w:rPr>
+          <w:rFonts w:ascii="Consolas" w:hAnsi="Consolas" w:eastAsia="Consolas"/>
+          <w:b w:val="0"/>
+          <w:i w:val="0"/>
+          <w:sz w:val="14"/>
+        </w:rPr>
+        <w:t xml:space="preserve"> </w:t>
+      </w:r>
+    </w:p>
+    <w:p>
+      <w:pPr>
+        <w:shd w:fill="F4F6FA"/>
+        <w:spacing w:before="0" w:after="0" w:line="188" w:lineRule="exact"/>
+        <w:ind w:left="113" w:right="113"/>
+      </w:pPr>
+      <w:r>
+        <w:rPr>
+          <w:rFonts w:ascii="Consolas" w:hAnsi="Consolas" w:eastAsia="Consolas"/>
+          <w:b w:val="0"/>
+          <w:i w:val="0"/>
+          <w:sz w:val="14"/>
+        </w:rPr>
+        <w:t>| # | Method | Path | Auth | Purpose |</w:t>
+      </w:r>
+    </w:p>
+    <w:p>
+      <w:pPr>
+        <w:shd w:fill="F4F6FA"/>
+        <w:spacing w:before="0" w:after="0" w:line="188" w:lineRule="exact"/>
+        <w:ind w:left="113" w:right="113"/>
+      </w:pPr>
+      <w:r>
+        <w:rPr>
+          <w:rFonts w:ascii="Consolas" w:hAnsi="Consolas" w:eastAsia="Consolas"/>
+          <w:b w:val="0"/>
+          <w:i w:val="0"/>
+          <w:sz w:val="14"/>
+        </w:rPr>
+        <w:t>|---|---|---|---|---|</w:t>
+      </w:r>
+    </w:p>
+    <w:p>
+      <w:pPr>
+        <w:shd w:fill="F4F6FA"/>
+        <w:spacing w:before="0" w:after="0" w:line="188" w:lineRule="exact"/>
+        <w:ind w:left="113" w:right="113"/>
+      </w:pPr>
+      <w:r>
+        <w:rPr>
+          <w:rFonts w:ascii="Consolas" w:hAnsi="Consolas" w:eastAsia="Consolas"/>
+          <w:b w:val="0"/>
+          <w:i w:val="0"/>
+          <w:sz w:val="14"/>
+        </w:rPr>
+        <w:t>| 1 | POST | `/auth/login` | — | authenticate, returns a JWT |</w:t>
+      </w:r>
+    </w:p>
+    <w:p>
+      <w:pPr>
+        <w:shd w:fill="F4F6FA"/>
+        <w:spacing w:before="0" w:after="0" w:line="188" w:lineRule="exact"/>
+        <w:ind w:left="113" w:right="113"/>
+      </w:pPr>
+      <w:r>
+        <w:rPr>
+          <w:rFonts w:ascii="Consolas" w:hAnsi="Consolas" w:eastAsia="Consolas"/>
+          <w:b w:val="0"/>
+          <w:i w:val="0"/>
+          <w:sz w:val="14"/>
+        </w:rPr>
+        <w:t>| 2 | GET | `/api/data` | Bearer | returns the caller's notes |</w:t>
+      </w:r>
+    </w:p>
+    <w:p>
+      <w:pPr>
+        <w:shd w:fill="F4F6FA"/>
+        <w:spacing w:before="0" w:after="0" w:line="188" w:lineRule="exact"/>
+        <w:ind w:left="113" w:right="113"/>
+      </w:pPr>
+      <w:r>
+        <w:rPr>
+          <w:rFonts w:ascii="Consolas" w:hAnsi="Consolas" w:eastAsia="Consolas"/>
+          <w:b w:val="0"/>
+          <w:i w:val="0"/>
+          <w:sz w:val="14"/>
+        </w:rPr>
+        <w:t>| 3 | POST | `/api/notes` | Bearer | creates a note (own-choice endpoint) |</w:t>
+      </w:r>
+    </w:p>
+    <w:p>
+      <w:pPr>
+        <w:shd w:fill="F4F6FA"/>
+        <w:spacing w:before="0" w:after="0" w:line="188" w:lineRule="exact"/>
+        <w:ind w:left="113" w:right="113"/>
+      </w:pPr>
+      <w:r>
+        <w:rPr>
+          <w:rFonts w:ascii="Consolas" w:hAnsi="Consolas" w:eastAsia="Consolas"/>
+          <w:b w:val="0"/>
+          <w:i w:val="0"/>
+          <w:sz w:val="14"/>
+        </w:rPr>
+        <w:t>| — | GET | `/api/notes/:id` | Bearer | reads one note, scoped to its owner |</w:t>
+      </w:r>
+    </w:p>
+    <w:p>
+      <w:pPr>
+        <w:shd w:fill="F4F6FA"/>
+        <w:spacing w:before="0" w:after="0" w:line="188" w:lineRule="exact"/>
+        <w:ind w:left="113" w:right="113"/>
+      </w:pPr>
+      <w:r>
+        <w:rPr>
+          <w:rFonts w:ascii="Consolas" w:hAnsi="Consolas" w:eastAsia="Consolas"/>
+          <w:b w:val="0"/>
+          <w:i w:val="0"/>
+          <w:sz w:val="14"/>
+        </w:rPr>
+        <w:t>| — | GET | `/health` | — | liveness probe |</w:t>
+      </w:r>
+    </w:p>
+    <w:p>
+      <w:pPr>
+        <w:shd w:fill="F4F6FA"/>
+        <w:spacing w:before="0" w:after="0" w:line="188" w:lineRule="exact"/>
+        <w:ind w:left="113" w:right="113"/>
+      </w:pPr>
+      <w:r>
+        <w:rPr>
+          <w:rFonts w:ascii="Consolas" w:hAnsi="Consolas" w:eastAsia="Consolas"/>
+          <w:b w:val="0"/>
+          <w:i w:val="0"/>
+          <w:sz w:val="14"/>
+        </w:rPr>
+        <w:t xml:space="preserve"> </w:t>
+      </w:r>
+    </w:p>
+    <w:p>
+      <w:pPr>
+        <w:shd w:fill="F4F6FA"/>
+        <w:spacing w:before="0" w:after="0" w:line="188" w:lineRule="exact"/>
+        <w:ind w:left="113" w:right="113"/>
+      </w:pPr>
+      <w:r>
+        <w:rPr>
+          <w:rFonts w:ascii="Consolas" w:hAnsi="Consolas" w:eastAsia="Consolas"/>
+          <w:b w:val="0"/>
+          <w:i w:val="0"/>
+          <w:sz w:val="14"/>
+        </w:rPr>
+        <w:t>### Login</w:t>
+      </w:r>
+    </w:p>
+    <w:p>
+      <w:pPr>
+        <w:shd w:fill="F4F6FA"/>
+        <w:spacing w:before="0" w:after="0" w:line="188" w:lineRule="exact"/>
+        <w:ind w:left="113" w:right="113"/>
+      </w:pPr>
+      <w:r>
+        <w:rPr>
+          <w:rFonts w:ascii="Consolas" w:hAnsi="Consolas" w:eastAsia="Consolas"/>
+          <w:b w:val="0"/>
+          <w:i w:val="0"/>
+          <w:sz w:val="14"/>
+        </w:rPr>
+        <w:t xml:space="preserve"> </w:t>
+      </w:r>
+    </w:p>
+    <w:p>
+      <w:pPr>
+        <w:shd w:fill="F4F6FA"/>
+        <w:spacing w:before="0" w:after="0" w:line="188" w:lineRule="exact"/>
+        <w:ind w:left="113" w:right="113"/>
+      </w:pPr>
+      <w:r>
+        <w:rPr>
+          <w:rFonts w:ascii="Consolas" w:hAnsi="Consolas" w:eastAsia="Consolas"/>
+          <w:b w:val="0"/>
+          <w:i w:val="0"/>
+          <w:sz w:val="14"/>
+        </w:rPr>
+        <w:t>```bash</w:t>
+      </w:r>
+    </w:p>
+    <w:p>
+      <w:pPr>
+        <w:shd w:fill="F4F6FA"/>
+        <w:spacing w:before="0" w:after="0" w:line="188" w:lineRule="exact"/>
+        <w:ind w:left="113" w:right="113"/>
+      </w:pPr>
+      <w:r>
+        <w:rPr>
+          <w:rFonts w:ascii="Consolas" w:hAnsi="Consolas" w:eastAsia="Consolas"/>
+          <w:b w:val="0"/>
+          <w:i w:val="0"/>
+          <w:sz w:val="14"/>
+        </w:rPr>
+        <w:t>curl -s -X POST http://127.0.0.1:3000/auth/login \</w:t>
+      </w:r>
+    </w:p>
+    <w:p>
+      <w:pPr>
+        <w:shd w:fill="F4F6FA"/>
+        <w:spacing w:before="0" w:after="0" w:line="188" w:lineRule="exact"/>
+        <w:ind w:left="113" w:right="113"/>
+      </w:pPr>
+      <w:r>
+        <w:rPr>
+          <w:rFonts w:ascii="Consolas" w:hAnsi="Consolas" w:eastAsia="Consolas"/>
+          <w:b w:val="0"/>
+          <w:i w:val="0"/>
+          <w:sz w:val="14"/>
+        </w:rPr>
+        <w:t xml:space="preserve">     -H 'Content-Type: application/json' \</w:t>
+      </w:r>
+    </w:p>
+    <w:p>
+      <w:pPr>
+        <w:shd w:fill="F4F6FA"/>
+        <w:spacing w:before="0" w:after="0" w:line="188" w:lineRule="exact"/>
+        <w:ind w:left="113" w:right="113"/>
+      </w:pPr>
+      <w:r>
+        <w:rPr>
+          <w:rFonts w:ascii="Consolas" w:hAnsi="Consolas" w:eastAsia="Consolas"/>
+          <w:b w:val="0"/>
+          <w:i w:val="0"/>
+          <w:sz w:val="14"/>
+        </w:rPr>
+        <w:t xml:space="preserve">     -d '{"username":"alice","password":"Alice#2026pass"}'</w:t>
+      </w:r>
+    </w:p>
+    <w:p>
+      <w:pPr>
+        <w:shd w:fill="F4F6FA"/>
+        <w:spacing w:before="0" w:after="0" w:line="188" w:lineRule="exact"/>
+        <w:ind w:left="113" w:right="113"/>
+      </w:pPr>
+      <w:r>
+        <w:rPr>
+          <w:rFonts w:ascii="Consolas" w:hAnsi="Consolas" w:eastAsia="Consolas"/>
+          <w:b w:val="0"/>
+          <w:i w:val="0"/>
+          <w:sz w:val="14"/>
+        </w:rPr>
+        <w:t>```</w:t>
+      </w:r>
+    </w:p>
+    <w:p>
+      <w:pPr>
+        <w:shd w:fill="F4F6FA"/>
+        <w:spacing w:before="0" w:after="0" w:line="188" w:lineRule="exact"/>
+        <w:ind w:left="113" w:right="113"/>
+      </w:pPr>
+      <w:r>
+        <w:rPr>
+          <w:rFonts w:ascii="Consolas" w:hAnsi="Consolas" w:eastAsia="Consolas"/>
+          <w:b w:val="0"/>
+          <w:i w:val="0"/>
+          <w:sz w:val="14"/>
+        </w:rPr>
+        <w:t xml:space="preserve"> </w:t>
+      </w:r>
+    </w:p>
+    <w:p>
+      <w:pPr>
+        <w:shd w:fill="F4F6FA"/>
+        <w:spacing w:before="0" w:after="0" w:line="188" w:lineRule="exact"/>
+        <w:ind w:left="113" w:right="113"/>
+      </w:pPr>
+      <w:r>
+        <w:rPr>
+          <w:rFonts w:ascii="Consolas" w:hAnsi="Consolas" w:eastAsia="Consolas"/>
+          <w:b w:val="0"/>
+          <w:i w:val="0"/>
+          <w:sz w:val="14"/>
+        </w:rPr>
+        <w:t>```json</w:t>
+      </w:r>
+    </w:p>
+    <w:p>
+      <w:pPr>
+        <w:shd w:fill="F4F6FA"/>
+        <w:spacing w:before="0" w:after="0" w:line="188" w:lineRule="exact"/>
+        <w:ind w:left="113" w:right="113"/>
+      </w:pPr>
+      <w:r>
+        <w:rPr>
+          <w:rFonts w:ascii="Consolas" w:hAnsi="Consolas" w:eastAsia="Consolas"/>
+          <w:b w:val="0"/>
+          <w:i w:val="0"/>
+          <w:sz w:val="14"/>
+        </w:rPr>
+        <w:t>{</w:t>
+      </w:r>
+    </w:p>
+    <w:p>
+      <w:pPr>
+        <w:shd w:fill="F4F6FA"/>
+        <w:spacing w:before="0" w:after="0" w:line="188" w:lineRule="exact"/>
+        <w:ind w:left="113" w:right="113"/>
+      </w:pPr>
+      <w:r>
+        <w:rPr>
+          <w:rFonts w:ascii="Consolas" w:hAnsi="Consolas" w:eastAsia="Consolas"/>
+          <w:b w:val="0"/>
+          <w:i w:val="0"/>
+          <w:sz w:val="14"/>
+        </w:rPr>
+        <w:t xml:space="preserve">  "token": "eyJhbGciOiJIUzI1NiIsInR5cCI6IkpXVCJ9...",</w:t>
+      </w:r>
+    </w:p>
+    <w:p>
+      <w:pPr>
+        <w:shd w:fill="F4F6FA"/>
+        <w:spacing w:before="0" w:after="0" w:line="188" w:lineRule="exact"/>
+        <w:ind w:left="113" w:right="113"/>
+      </w:pPr>
+      <w:r>
+        <w:rPr>
+          <w:rFonts w:ascii="Consolas" w:hAnsi="Consolas" w:eastAsia="Consolas"/>
+          <w:b w:val="0"/>
+          <w:i w:val="0"/>
+          <w:sz w:val="14"/>
+        </w:rPr>
+        <w:t xml:space="preserve">  "token_type": "Bearer",</w:t>
+      </w:r>
+    </w:p>
+    <w:p>
+      <w:pPr>
+        <w:shd w:fill="F4F6FA"/>
+        <w:spacing w:before="0" w:after="0" w:line="188" w:lineRule="exact"/>
+        <w:ind w:left="113" w:right="113"/>
+      </w:pPr>
+      <w:r>
+        <w:rPr>
+          <w:rFonts w:ascii="Consolas" w:hAnsi="Consolas" w:eastAsia="Consolas"/>
+          <w:b w:val="0"/>
+          <w:i w:val="0"/>
+          <w:sz w:val="14"/>
+        </w:rPr>
+        <w:t xml:space="preserve">  "expires_in": 3600,</w:t>
+      </w:r>
+    </w:p>
+    <w:p>
+      <w:pPr>
+        <w:shd w:fill="F4F6FA"/>
+        <w:spacing w:before="0" w:after="0" w:line="188" w:lineRule="exact"/>
+        <w:ind w:left="113" w:right="113"/>
+      </w:pPr>
+      <w:r>
+        <w:rPr>
+          <w:rFonts w:ascii="Consolas" w:hAnsi="Consolas" w:eastAsia="Consolas"/>
+          <w:b w:val="0"/>
+          <w:i w:val="0"/>
+          <w:sz w:val="14"/>
+        </w:rPr>
+        <w:t xml:space="preserve">  "user": { "id": 1, "username": "alice", "role": "user" }</w:t>
+      </w:r>
+    </w:p>
+    <w:p>
+      <w:pPr>
+        <w:shd w:fill="F4F6FA"/>
+        <w:spacing w:before="0" w:after="0" w:line="188" w:lineRule="exact"/>
+        <w:ind w:left="113" w:right="113"/>
+      </w:pPr>
+      <w:r>
+        <w:rPr>
+          <w:rFonts w:ascii="Consolas" w:hAnsi="Consolas" w:eastAsia="Consolas"/>
+          <w:b w:val="0"/>
+          <w:i w:val="0"/>
+          <w:sz w:val="14"/>
+        </w:rPr>
+        <w:t>}</w:t>
+      </w:r>
+    </w:p>
+    <w:p>
+      <w:pPr>
+        <w:shd w:fill="F4F6FA"/>
+        <w:spacing w:before="0" w:after="0" w:line="188" w:lineRule="exact"/>
+        <w:ind w:left="113" w:right="113"/>
+      </w:pPr>
+      <w:r>
+        <w:rPr>
+          <w:rFonts w:ascii="Consolas" w:hAnsi="Consolas" w:eastAsia="Consolas"/>
+          <w:b w:val="0"/>
+          <w:i w:val="0"/>
+          <w:sz w:val="14"/>
+        </w:rPr>
+        <w:t>```</w:t>
+      </w:r>
+    </w:p>
+    <w:p>
+      <w:pPr>
+        <w:shd w:fill="F4F6FA"/>
+        <w:spacing w:before="0" w:after="0" w:line="188" w:lineRule="exact"/>
+        <w:ind w:left="113" w:right="113"/>
+      </w:pPr>
+      <w:r>
+        <w:rPr>
+          <w:rFonts w:ascii="Consolas" w:hAnsi="Consolas" w:eastAsia="Consolas"/>
+          <w:b w:val="0"/>
+          <w:i w:val="0"/>
+          <w:sz w:val="14"/>
+        </w:rPr>
+        <w:t xml:space="preserve"> </w:t>
+      </w:r>
+    </w:p>
+    <w:p>
+      <w:pPr>
+        <w:shd w:fill="F4F6FA"/>
+        <w:spacing w:before="0" w:after="0" w:line="188" w:lineRule="exact"/>
+        <w:ind w:left="113" w:right="113"/>
+      </w:pPr>
+      <w:r>
+        <w:rPr>
+          <w:rFonts w:ascii="Consolas" w:hAnsi="Consolas" w:eastAsia="Consolas"/>
+          <w:b w:val="0"/>
+          <w:i w:val="0"/>
+          <w:sz w:val="14"/>
+        </w:rPr>
+        <w:t>### Protected data</w:t>
+      </w:r>
+    </w:p>
+    <w:p>
+      <w:pPr>
+        <w:shd w:fill="F4F6FA"/>
+        <w:spacing w:before="0" w:after="0" w:line="188" w:lineRule="exact"/>
+        <w:ind w:left="113" w:right="113"/>
+      </w:pPr>
+      <w:r>
+        <w:rPr>
+          <w:rFonts w:ascii="Consolas" w:hAnsi="Consolas" w:eastAsia="Consolas"/>
+          <w:b w:val="0"/>
+          <w:i w:val="0"/>
+          <w:sz w:val="14"/>
+        </w:rPr>
+        <w:t xml:space="preserve"> </w:t>
+      </w:r>
+    </w:p>
+    <w:p>
+      <w:pPr>
+        <w:shd w:fill="F4F6FA"/>
+        <w:spacing w:before="0" w:after="0" w:line="188" w:lineRule="exact"/>
+        <w:ind w:left="113" w:right="113"/>
+      </w:pPr>
+      <w:r>
+        <w:rPr>
+          <w:rFonts w:ascii="Consolas" w:hAnsi="Consolas" w:eastAsia="Consolas"/>
+          <w:b w:val="0"/>
+          <w:i w:val="0"/>
+          <w:sz w:val="14"/>
+        </w:rPr>
+        <w:t>```bash</w:t>
+      </w:r>
+    </w:p>
+    <w:p>
+      <w:pPr>
+        <w:shd w:fill="F4F6FA"/>
+        <w:spacing w:before="0" w:after="0" w:line="188" w:lineRule="exact"/>
+        <w:ind w:left="113" w:right="113"/>
+      </w:pPr>
+      <w:r>
+        <w:rPr>
+          <w:rFonts w:ascii="Consolas" w:hAnsi="Consolas" w:eastAsia="Consolas"/>
+          <w:b w:val="0"/>
+          <w:i w:val="0"/>
+          <w:sz w:val="14"/>
+        </w:rPr>
+        <w:t>TOKEN=$(curl -s -X POST http://127.0.0.1:3000/auth/login \</w:t>
+      </w:r>
+    </w:p>
+    <w:p>
+      <w:pPr>
+        <w:shd w:fill="F4F6FA"/>
+        <w:spacing w:before="0" w:after="0" w:line="188" w:lineRule="exact"/>
+        <w:ind w:left="113" w:right="113"/>
+      </w:pPr>
+      <w:r>
+        <w:rPr>
+          <w:rFonts w:ascii="Consolas" w:hAnsi="Consolas" w:eastAsia="Consolas"/>
+          <w:b w:val="0"/>
+          <w:i w:val="0"/>
+          <w:sz w:val="14"/>
+        </w:rPr>
+        <w:t xml:space="preserve">        -H 'Content-Type: application/json' \</w:t>
+      </w:r>
+    </w:p>
+    <w:p>
+      <w:pPr>
+        <w:shd w:fill="F4F6FA"/>
+        <w:spacing w:before="0" w:after="0" w:line="188" w:lineRule="exact"/>
+        <w:ind w:left="113" w:right="113"/>
+      </w:pPr>
+      <w:r>
+        <w:rPr>
+          <w:rFonts w:ascii="Consolas" w:hAnsi="Consolas" w:eastAsia="Consolas"/>
+          <w:b w:val="0"/>
+          <w:i w:val="0"/>
+          <w:sz w:val="14"/>
+        </w:rPr>
+        <w:t xml:space="preserve">        -d '{"username":"alice","password":"Alice#2026pass"}' | node -pe 'JSON.parse(require("fs").readFileSync(0)).token')</w:t>
+      </w:r>
+    </w:p>
+    <w:p>
+      <w:pPr>
+        <w:shd w:fill="F4F6FA"/>
+        <w:spacing w:before="0" w:after="0" w:line="188" w:lineRule="exact"/>
+        <w:ind w:left="113" w:right="113"/>
+      </w:pPr>
+      <w:r>
+        <w:rPr>
+          <w:rFonts w:ascii="Consolas" w:hAnsi="Consolas" w:eastAsia="Consolas"/>
+          <w:b w:val="0"/>
+          <w:i w:val="0"/>
+          <w:sz w:val="14"/>
+        </w:rPr>
+        <w:t xml:space="preserve"> </w:t>
+      </w:r>
+    </w:p>
+    <w:p>
+      <w:pPr>
+        <w:shd w:fill="F4F6FA"/>
+        <w:spacing w:before="0" w:after="0" w:line="188" w:lineRule="exact"/>
+        <w:ind w:left="113" w:right="113"/>
+      </w:pPr>
+      <w:r>
+        <w:rPr>
+          <w:rFonts w:ascii="Consolas" w:hAnsi="Consolas" w:eastAsia="Consolas"/>
+          <w:b w:val="0"/>
+          <w:i w:val="0"/>
+          <w:sz w:val="14"/>
+        </w:rPr>
+        <w:t>curl -s http://127.0.0.1:3000/api/data -H "Authorization: Bearer $TOKEN"</w:t>
+      </w:r>
+    </w:p>
+    <w:p>
+      <w:pPr>
+        <w:shd w:fill="F4F6FA"/>
+        <w:spacing w:before="0" w:after="0" w:line="188" w:lineRule="exact"/>
+        <w:ind w:left="113" w:right="113"/>
+      </w:pPr>
+      <w:r>
+        <w:rPr>
+          <w:rFonts w:ascii="Consolas" w:hAnsi="Consolas" w:eastAsia="Consolas"/>
+          <w:b w:val="0"/>
+          <w:i w:val="0"/>
+          <w:sz w:val="14"/>
+        </w:rPr>
+        <w:t>```</w:t>
+      </w:r>
+    </w:p>
+    <w:p>
+      <w:pPr>
+        <w:shd w:fill="F4F6FA"/>
+        <w:spacing w:before="0" w:after="0" w:line="188" w:lineRule="exact"/>
+        <w:ind w:left="113" w:right="113"/>
+      </w:pPr>
+      <w:r>
+        <w:rPr>
+          <w:rFonts w:ascii="Consolas" w:hAnsi="Consolas" w:eastAsia="Consolas"/>
+          <w:b w:val="0"/>
+          <w:i w:val="0"/>
+          <w:sz w:val="14"/>
+        </w:rPr>
+        <w:t xml:space="preserve"> </w:t>
+      </w:r>
+    </w:p>
+    <w:p>
+      <w:pPr>
+        <w:shd w:fill="F4F6FA"/>
+        <w:spacing w:before="0" w:after="0" w:line="188" w:lineRule="exact"/>
+        <w:ind w:left="113" w:right="113"/>
+      </w:pPr>
+      <w:r>
+        <w:rPr>
+          <w:rFonts w:ascii="Consolas" w:hAnsi="Consolas" w:eastAsia="Consolas"/>
+          <w:b w:val="0"/>
+          <w:i w:val="0"/>
+          <w:sz w:val="14"/>
+        </w:rPr>
+        <w:t>Without a token:</w:t>
+      </w:r>
+    </w:p>
+    <w:p>
+      <w:pPr>
+        <w:shd w:fill="F4F6FA"/>
+        <w:spacing w:before="0" w:after="0" w:line="188" w:lineRule="exact"/>
+        <w:ind w:left="113" w:right="113"/>
+      </w:pPr>
+      <w:r>
+        <w:rPr>
+          <w:rFonts w:ascii="Consolas" w:hAnsi="Consolas" w:eastAsia="Consolas"/>
+          <w:b w:val="0"/>
+          <w:i w:val="0"/>
+          <w:sz w:val="14"/>
+        </w:rPr>
+        <w:t xml:space="preserve"> </w:t>
+      </w:r>
+    </w:p>
+    <w:p>
+      <w:pPr>
+        <w:shd w:fill="F4F6FA"/>
+        <w:spacing w:before="0" w:after="0" w:line="188" w:lineRule="exact"/>
+        <w:ind w:left="113" w:right="113"/>
+      </w:pPr>
+      <w:r>
+        <w:rPr>
+          <w:rFonts w:ascii="Consolas" w:hAnsi="Consolas" w:eastAsia="Consolas"/>
+          <w:b w:val="0"/>
+          <w:i w:val="0"/>
+          <w:sz w:val="14"/>
+        </w:rPr>
+        <w:t>```bash</w:t>
+      </w:r>
+    </w:p>
+    <w:p>
+      <w:pPr>
+        <w:shd w:fill="F4F6FA"/>
+        <w:spacing w:before="0" w:after="0" w:line="188" w:lineRule="exact"/>
+        <w:ind w:left="113" w:right="113"/>
+      </w:pPr>
+      <w:r>
+        <w:rPr>
+          <w:rFonts w:ascii="Consolas" w:hAnsi="Consolas" w:eastAsia="Consolas"/>
+          <w:b w:val="0"/>
+          <w:i w:val="0"/>
+          <w:sz w:val="14"/>
+        </w:rPr>
+        <w:t>curl -s -o /dev/null -w '%{http_code}\n' http://127.0.0.1:3000/api/data</w:t>
+      </w:r>
+    </w:p>
+    <w:p>
+      <w:pPr>
+        <w:shd w:fill="F4F6FA"/>
+        <w:spacing w:before="0" w:after="0" w:line="188" w:lineRule="exact"/>
+        <w:ind w:left="113" w:right="113"/>
+      </w:pPr>
+      <w:r>
+        <w:rPr>
+          <w:rFonts w:ascii="Consolas" w:hAnsi="Consolas" w:eastAsia="Consolas"/>
+          <w:b w:val="0"/>
+          <w:i w:val="0"/>
+          <w:sz w:val="14"/>
+        </w:rPr>
+        <w:t># 401</w:t>
+      </w:r>
+    </w:p>
+    <w:p>
+      <w:pPr>
+        <w:shd w:fill="F4F6FA"/>
+        <w:spacing w:before="0" w:after="0" w:line="188" w:lineRule="exact"/>
+        <w:ind w:left="113" w:right="113"/>
+      </w:pPr>
+      <w:r>
+        <w:rPr>
+          <w:rFonts w:ascii="Consolas" w:hAnsi="Consolas" w:eastAsia="Consolas"/>
+          <w:b w:val="0"/>
+          <w:i w:val="0"/>
+          <w:sz w:val="14"/>
+        </w:rPr>
+        <w:t>```</w:t>
+      </w:r>
+    </w:p>
+    <w:p>
+      <w:pPr>
+        <w:shd w:fill="F4F6FA"/>
+        <w:spacing w:before="0" w:after="0" w:line="188" w:lineRule="exact"/>
+        <w:ind w:left="113" w:right="113"/>
+      </w:pPr>
+      <w:r>
+        <w:rPr>
+          <w:rFonts w:ascii="Consolas" w:hAnsi="Consolas" w:eastAsia="Consolas"/>
+          <w:b w:val="0"/>
+          <w:i w:val="0"/>
+          <w:sz w:val="14"/>
+        </w:rPr>
+        <w:t xml:space="preserve"> </w:t>
+      </w:r>
+    </w:p>
+    <w:p>
+      <w:pPr>
+        <w:shd w:fill="F4F6FA"/>
+        <w:spacing w:before="0" w:after="0" w:line="188" w:lineRule="exact"/>
+        <w:ind w:left="113" w:right="113"/>
+      </w:pPr>
+      <w:r>
+        <w:rPr>
+          <w:rFonts w:ascii="Consolas" w:hAnsi="Consolas" w:eastAsia="Consolas"/>
+          <w:b w:val="0"/>
+          <w:i w:val="0"/>
+          <w:sz w:val="14"/>
+        </w:rPr>
+        <w:t>### Create a note</w:t>
+      </w:r>
+    </w:p>
+    <w:p>
+      <w:pPr>
+        <w:shd w:fill="F4F6FA"/>
+        <w:spacing w:before="0" w:after="0" w:line="188" w:lineRule="exact"/>
+        <w:ind w:left="113" w:right="113"/>
+      </w:pPr>
+      <w:r>
+        <w:rPr>
+          <w:rFonts w:ascii="Consolas" w:hAnsi="Consolas" w:eastAsia="Consolas"/>
+          <w:b w:val="0"/>
+          <w:i w:val="0"/>
+          <w:sz w:val="14"/>
+        </w:rPr>
+        <w:t xml:space="preserve"> </w:t>
+      </w:r>
+    </w:p>
+    <w:p>
+      <w:pPr>
+        <w:shd w:fill="F4F6FA"/>
+        <w:spacing w:before="0" w:after="0" w:line="188" w:lineRule="exact"/>
+        <w:ind w:left="113" w:right="113"/>
+      </w:pPr>
+      <w:r>
+        <w:rPr>
+          <w:rFonts w:ascii="Consolas" w:hAnsi="Consolas" w:eastAsia="Consolas"/>
+          <w:b w:val="0"/>
+          <w:i w:val="0"/>
+          <w:sz w:val="14"/>
+        </w:rPr>
+        <w:t>```bash</w:t>
+      </w:r>
+    </w:p>
+    <w:p>
+      <w:pPr>
+        <w:shd w:fill="F4F6FA"/>
+        <w:spacing w:before="0" w:after="0" w:line="188" w:lineRule="exact"/>
+        <w:ind w:left="113" w:right="113"/>
+      </w:pPr>
+      <w:r>
+        <w:rPr>
+          <w:rFonts w:ascii="Consolas" w:hAnsi="Consolas" w:eastAsia="Consolas"/>
+          <w:b w:val="0"/>
+          <w:i w:val="0"/>
+          <w:sz w:val="14"/>
+        </w:rPr>
+        <w:t>curl -s -X POST http://127.0.0.1:3000/api/notes \</w:t>
+      </w:r>
+    </w:p>
+    <w:p>
+      <w:pPr>
+        <w:shd w:fill="F4F6FA"/>
+        <w:spacing w:before="0" w:after="0" w:line="188" w:lineRule="exact"/>
+        <w:ind w:left="113" w:right="113"/>
+      </w:pPr>
+      <w:r>
+        <w:rPr>
+          <w:rFonts w:ascii="Consolas" w:hAnsi="Consolas" w:eastAsia="Consolas"/>
+          <w:b w:val="0"/>
+          <w:i w:val="0"/>
+          <w:sz w:val="14"/>
+        </w:rPr>
+        <w:t xml:space="preserve">     -H 'Content-Type: application/json' \</w:t>
+      </w:r>
+    </w:p>
+    <w:p>
+      <w:pPr>
+        <w:shd w:fill="F4F6FA"/>
+        <w:spacing w:before="0" w:after="0" w:line="188" w:lineRule="exact"/>
+        <w:ind w:left="113" w:right="113"/>
+      </w:pPr>
+      <w:r>
+        <w:rPr>
+          <w:rFonts w:ascii="Consolas" w:hAnsi="Consolas" w:eastAsia="Consolas"/>
+          <w:b w:val="0"/>
+          <w:i w:val="0"/>
+          <w:sz w:val="14"/>
+        </w:rPr>
+        <w:t xml:space="preserve">     -H "Authorization: Bearer $TOKEN" \</w:t>
+      </w:r>
+    </w:p>
+    <w:p>
+      <w:pPr>
+        <w:shd w:fill="F4F6FA"/>
+        <w:spacing w:before="0" w:after="0" w:line="188" w:lineRule="exact"/>
+        <w:ind w:left="113" w:right="113"/>
+      </w:pPr>
+      <w:r>
+        <w:rPr>
+          <w:rFonts w:ascii="Consolas" w:hAnsi="Consolas" w:eastAsia="Consolas"/>
+          <w:b w:val="0"/>
+          <w:i w:val="0"/>
+          <w:sz w:val="14"/>
+        </w:rPr>
+        <w:t xml:space="preserve">     -d '{"title":"Meeting notes","body":"Rotate the lab passwords."}'</w:t>
+      </w:r>
+    </w:p>
+    <w:p>
+      <w:pPr>
+        <w:shd w:fill="F4F6FA"/>
+        <w:spacing w:before="0" w:after="0" w:line="188" w:lineRule="exact"/>
+        <w:ind w:left="113" w:right="113"/>
+      </w:pPr>
+      <w:r>
+        <w:rPr>
+          <w:rFonts w:ascii="Consolas" w:hAnsi="Consolas" w:eastAsia="Consolas"/>
+          <w:b w:val="0"/>
+          <w:i w:val="0"/>
+          <w:sz w:val="14"/>
+        </w:rPr>
+        <w:t>```</w:t>
+      </w:r>
+    </w:p>
+    <w:p>
+      <w:pPr>
+        <w:shd w:fill="F4F6FA"/>
+        <w:spacing w:before="0" w:after="0" w:line="188" w:lineRule="exact"/>
+        <w:ind w:left="113" w:right="113"/>
+      </w:pPr>
+      <w:r>
+        <w:rPr>
+          <w:rFonts w:ascii="Consolas" w:hAnsi="Consolas" w:eastAsia="Consolas"/>
+          <w:b w:val="0"/>
+          <w:i w:val="0"/>
+          <w:sz w:val="14"/>
+        </w:rPr>
+        <w:t xml:space="preserve"> </w:t>
+      </w:r>
+    </w:p>
+    <w:p>
+      <w:pPr>
+        <w:shd w:fill="F4F6FA"/>
+        <w:spacing w:before="0" w:after="0" w:line="188" w:lineRule="exact"/>
+        <w:ind w:left="113" w:right="113"/>
+      </w:pPr>
+      <w:r>
+        <w:rPr>
+          <w:rFonts w:ascii="Consolas" w:hAnsi="Consolas" w:eastAsia="Consolas"/>
+          <w:b w:val="0"/>
+          <w:i w:val="0"/>
+          <w:sz w:val="14"/>
+        </w:rPr>
+        <w:t>## 4. Security measures</w:t>
+      </w:r>
+    </w:p>
+    <w:p>
+      <w:pPr>
+        <w:shd w:fill="F4F6FA"/>
+        <w:spacing w:before="0" w:after="0" w:line="188" w:lineRule="exact"/>
+        <w:ind w:left="113" w:right="113"/>
+      </w:pPr>
+      <w:r>
+        <w:rPr>
+          <w:rFonts w:ascii="Consolas" w:hAnsi="Consolas" w:eastAsia="Consolas"/>
+          <w:b w:val="0"/>
+          <w:i w:val="0"/>
+          <w:sz w:val="14"/>
+        </w:rPr>
+        <w:t xml:space="preserve"> </w:t>
+      </w:r>
+    </w:p>
+    <w:p>
+      <w:pPr>
+        <w:shd w:fill="F4F6FA"/>
+        <w:spacing w:before="0" w:after="0" w:line="188" w:lineRule="exact"/>
+        <w:ind w:left="113" w:right="113"/>
+      </w:pPr>
+      <w:r>
+        <w:rPr>
+          <w:rFonts w:ascii="Consolas" w:hAnsi="Consolas" w:eastAsia="Consolas"/>
+          <w:b w:val="0"/>
+          <w:i w:val="0"/>
+          <w:sz w:val="14"/>
+        </w:rPr>
+        <w:t>### 4.1 SQL injection (OWASP A03)</w:t>
+      </w:r>
+    </w:p>
+    <w:p>
+      <w:pPr>
+        <w:shd w:fill="F4F6FA"/>
+        <w:spacing w:before="0" w:after="0" w:line="188" w:lineRule="exact"/>
+        <w:ind w:left="113" w:right="113"/>
+      </w:pPr>
+      <w:r>
+        <w:rPr>
+          <w:rFonts w:ascii="Consolas" w:hAnsi="Consolas" w:eastAsia="Consolas"/>
+          <w:b w:val="0"/>
+          <w:i w:val="0"/>
+          <w:sz w:val="14"/>
+        </w:rPr>
+        <w:t xml:space="preserve"> </w:t>
+      </w:r>
+    </w:p>
+    <w:p>
+      <w:pPr>
+        <w:shd w:fill="F4F6FA"/>
+        <w:spacing w:before="0" w:after="0" w:line="188" w:lineRule="exact"/>
+        <w:ind w:left="113" w:right="113"/>
+      </w:pPr>
+      <w:r>
+        <w:rPr>
+          <w:rFonts w:ascii="Consolas" w:hAnsi="Consolas" w:eastAsia="Consolas"/>
+          <w:b w:val="0"/>
+          <w:i w:val="0"/>
+          <w:sz w:val="14"/>
+        </w:rPr>
+        <w:t>**Every** query is a prepared statement whose SQL text is a constant defined in</w:t>
+      </w:r>
+    </w:p>
+    <w:p>
+      <w:pPr>
+        <w:shd w:fill="F4F6FA"/>
+        <w:spacing w:before="0" w:after="0" w:line="188" w:lineRule="exact"/>
+        <w:ind w:left="113" w:right="113"/>
+      </w:pPr>
+      <w:r>
+        <w:rPr>
+          <w:rFonts w:ascii="Consolas" w:hAnsi="Consolas" w:eastAsia="Consolas"/>
+          <w:b w:val="0"/>
+          <w:i w:val="0"/>
+          <w:sz w:val="14"/>
+        </w:rPr>
+        <w:t>`src/db.js`; only bound parameters vary with the request.</w:t>
+      </w:r>
+    </w:p>
+    <w:p>
+      <w:pPr>
+        <w:shd w:fill="F4F6FA"/>
+        <w:spacing w:before="0" w:after="0" w:line="188" w:lineRule="exact"/>
+        <w:ind w:left="113" w:right="113"/>
+      </w:pPr>
+      <w:r>
+        <w:rPr>
+          <w:rFonts w:ascii="Consolas" w:hAnsi="Consolas" w:eastAsia="Consolas"/>
+          <w:b w:val="0"/>
+          <w:i w:val="0"/>
+          <w:sz w:val="14"/>
+        </w:rPr>
+        <w:t xml:space="preserve"> </w:t>
+      </w:r>
+    </w:p>
+    <w:p>
+      <w:pPr>
+        <w:shd w:fill="F4F6FA"/>
+        <w:spacing w:before="0" w:after="0" w:line="188" w:lineRule="exact"/>
+        <w:ind w:left="113" w:right="113"/>
+      </w:pPr>
+      <w:r>
+        <w:rPr>
+          <w:rFonts w:ascii="Consolas" w:hAnsi="Consolas" w:eastAsia="Consolas"/>
+          <w:b w:val="0"/>
+          <w:i w:val="0"/>
+          <w:sz w:val="14"/>
+        </w:rPr>
+        <w:t>```js</w:t>
+      </w:r>
+    </w:p>
+    <w:p>
+      <w:pPr>
+        <w:shd w:fill="F4F6FA"/>
+        <w:spacing w:before="0" w:after="0" w:line="188" w:lineRule="exact"/>
+        <w:ind w:left="113" w:right="113"/>
+      </w:pPr>
+      <w:r>
+        <w:rPr>
+          <w:rFonts w:ascii="Consolas" w:hAnsi="Consolas" w:eastAsia="Consolas"/>
+          <w:b w:val="0"/>
+          <w:i w:val="0"/>
+          <w:sz w:val="14"/>
+        </w:rPr>
+        <w:t>findUserByUsername(db, username) {</w:t>
+      </w:r>
+    </w:p>
+    <w:p>
+      <w:pPr>
+        <w:shd w:fill="F4F6FA"/>
+        <w:spacing w:before="0" w:after="0" w:line="188" w:lineRule="exact"/>
+        <w:ind w:left="113" w:right="113"/>
+      </w:pPr>
+      <w:r>
+        <w:rPr>
+          <w:rFonts w:ascii="Consolas" w:hAnsi="Consolas" w:eastAsia="Consolas"/>
+          <w:b w:val="0"/>
+          <w:i w:val="0"/>
+          <w:sz w:val="14"/>
+        </w:rPr>
+        <w:t xml:space="preserve">  return db.prepare('SELECT id, username, password_hash, role FROM users WHERE username = ?')</w:t>
+      </w:r>
+    </w:p>
+    <w:p>
+      <w:pPr>
+        <w:shd w:fill="F4F6FA"/>
+        <w:spacing w:before="0" w:after="0" w:line="188" w:lineRule="exact"/>
+        <w:ind w:left="113" w:right="113"/>
+      </w:pPr>
+      <w:r>
+        <w:rPr>
+          <w:rFonts w:ascii="Consolas" w:hAnsi="Consolas" w:eastAsia="Consolas"/>
+          <w:b w:val="0"/>
+          <w:i w:val="0"/>
+          <w:sz w:val="14"/>
+        </w:rPr>
+        <w:t xml:space="preserve">           .get(username);</w:t>
+      </w:r>
+    </w:p>
+    <w:p>
+      <w:pPr>
+        <w:shd w:fill="F4F6FA"/>
+        <w:spacing w:before="0" w:after="0" w:line="188" w:lineRule="exact"/>
+        <w:ind w:left="113" w:right="113"/>
+      </w:pPr>
+      <w:r>
+        <w:rPr>
+          <w:rFonts w:ascii="Consolas" w:hAnsi="Consolas" w:eastAsia="Consolas"/>
+          <w:b w:val="0"/>
+          <w:i w:val="0"/>
+          <w:sz w:val="14"/>
+        </w:rPr>
+        <w:t>}</w:t>
+      </w:r>
+    </w:p>
+    <w:p>
+      <w:pPr>
+        <w:shd w:fill="F4F6FA"/>
+        <w:spacing w:before="0" w:after="0" w:line="188" w:lineRule="exact"/>
+        <w:ind w:left="113" w:right="113"/>
+      </w:pPr>
+      <w:r>
+        <w:rPr>
+          <w:rFonts w:ascii="Consolas" w:hAnsi="Consolas" w:eastAsia="Consolas"/>
+          <w:b w:val="0"/>
+          <w:i w:val="0"/>
+          <w:sz w:val="14"/>
+        </w:rPr>
+        <w:t>```</w:t>
+      </w:r>
+    </w:p>
+    <w:p>
+      <w:pPr>
+        <w:shd w:fill="F4F6FA"/>
+        <w:spacing w:before="0" w:after="0" w:line="188" w:lineRule="exact"/>
+        <w:ind w:left="113" w:right="113"/>
+      </w:pPr>
+      <w:r>
+        <w:rPr>
+          <w:rFonts w:ascii="Consolas" w:hAnsi="Consolas" w:eastAsia="Consolas"/>
+          <w:b w:val="0"/>
+          <w:i w:val="0"/>
+          <w:sz w:val="14"/>
+        </w:rPr>
+        <w:t xml:space="preserve"> </w:t>
+      </w:r>
+    </w:p>
+    <w:p>
+      <w:pPr>
+        <w:shd w:fill="F4F6FA"/>
+        <w:spacing w:before="0" w:after="0" w:line="188" w:lineRule="exact"/>
+        <w:ind w:left="113" w:right="113"/>
+      </w:pPr>
+      <w:r>
+        <w:rPr>
+          <w:rFonts w:ascii="Consolas" w:hAnsi="Consolas" w:eastAsia="Consolas"/>
+          <w:b w:val="0"/>
+          <w:i w:val="0"/>
+          <w:sz w:val="14"/>
+        </w:rPr>
+        <w:t>There is no string concatenation and no template literal anywhere in the data</w:t>
+      </w:r>
+    </w:p>
+    <w:p>
+      <w:pPr>
+        <w:shd w:fill="F4F6FA"/>
+        <w:spacing w:before="0" w:after="0" w:line="188" w:lineRule="exact"/>
+        <w:ind w:left="113" w:right="113"/>
+      </w:pPr>
+      <w:r>
+        <w:rPr>
+          <w:rFonts w:ascii="Consolas" w:hAnsi="Consolas" w:eastAsia="Consolas"/>
+          <w:b w:val="0"/>
+          <w:i w:val="0"/>
+          <w:sz w:val="14"/>
+        </w:rPr>
+        <w:t>access layer, so a payload such as `admin' OR '1'='1` is compared as a literal</w:t>
+      </w:r>
+    </w:p>
+    <w:p>
+      <w:pPr>
+        <w:shd w:fill="F4F6FA"/>
+        <w:spacing w:before="0" w:after="0" w:line="188" w:lineRule="exact"/>
+        <w:ind w:left="113" w:right="113"/>
+      </w:pPr>
+      <w:r>
+        <w:rPr>
+          <w:rFonts w:ascii="Consolas" w:hAnsi="Consolas" w:eastAsia="Consolas"/>
+          <w:b w:val="0"/>
+          <w:i w:val="0"/>
+          <w:sz w:val="14"/>
+        </w:rPr>
+        <w:t>string and simply fails to match a row.</w:t>
+      </w:r>
+    </w:p>
+    <w:p>
+      <w:pPr>
+        <w:shd w:fill="F4F6FA"/>
+        <w:spacing w:before="0" w:after="0" w:line="188" w:lineRule="exact"/>
+        <w:ind w:left="113" w:right="113"/>
+      </w:pPr>
+      <w:r>
+        <w:rPr>
+          <w:rFonts w:ascii="Consolas" w:hAnsi="Consolas" w:eastAsia="Consolas"/>
+          <w:b w:val="0"/>
+          <w:i w:val="0"/>
+          <w:sz w:val="14"/>
+        </w:rPr>
+        <w:t xml:space="preserve"> </w:t>
+      </w:r>
+    </w:p>
+    <w:p>
+      <w:pPr>
+        <w:shd w:fill="F4F6FA"/>
+        <w:spacing w:before="0" w:after="0" w:line="188" w:lineRule="exact"/>
+        <w:ind w:left="113" w:right="113"/>
+      </w:pPr>
+      <w:r>
+        <w:rPr>
+          <w:rFonts w:ascii="Consolas" w:hAnsi="Consolas" w:eastAsia="Consolas"/>
+          <w:b w:val="0"/>
+          <w:i w:val="0"/>
+          <w:sz w:val="14"/>
+        </w:rPr>
+        <w:t>The test suite asserts that four different injection payloads all return **401**.</w:t>
+      </w:r>
+    </w:p>
+    <w:p>
+      <w:pPr>
+        <w:shd w:fill="F4F6FA"/>
+        <w:spacing w:before="0" w:after="0" w:line="188" w:lineRule="exact"/>
+        <w:ind w:left="113" w:right="113"/>
+      </w:pPr>
+      <w:r>
+        <w:rPr>
+          <w:rFonts w:ascii="Consolas" w:hAnsi="Consolas" w:eastAsia="Consolas"/>
+          <w:b w:val="0"/>
+          <w:i w:val="0"/>
+          <w:sz w:val="14"/>
+        </w:rPr>
+        <w:t xml:space="preserve"> </w:t>
+      </w:r>
+    </w:p>
+    <w:p>
+      <w:pPr>
+        <w:shd w:fill="F4F6FA"/>
+        <w:spacing w:before="0" w:after="0" w:line="188" w:lineRule="exact"/>
+        <w:ind w:left="113" w:right="113"/>
+      </w:pPr>
+      <w:r>
+        <w:rPr>
+          <w:rFonts w:ascii="Consolas" w:hAnsi="Consolas" w:eastAsia="Consolas"/>
+          <w:b w:val="0"/>
+          <w:i w:val="0"/>
+          <w:sz w:val="14"/>
+        </w:rPr>
+        <w:t>### 4.2 Cross-site scripting (OWASP A03)</w:t>
+      </w:r>
+    </w:p>
+    <w:p>
+      <w:pPr>
+        <w:shd w:fill="F4F6FA"/>
+        <w:spacing w:before="0" w:after="0" w:line="188" w:lineRule="exact"/>
+        <w:ind w:left="113" w:right="113"/>
+      </w:pPr>
+      <w:r>
+        <w:rPr>
+          <w:rFonts w:ascii="Consolas" w:hAnsi="Consolas" w:eastAsia="Consolas"/>
+          <w:b w:val="0"/>
+          <w:i w:val="0"/>
+          <w:sz w:val="14"/>
+        </w:rPr>
+        <w:t xml:space="preserve"> </w:t>
+      </w:r>
+    </w:p>
+    <w:p>
+      <w:pPr>
+        <w:shd w:fill="F4F6FA"/>
+        <w:spacing w:before="0" w:after="0" w:line="188" w:lineRule="exact"/>
+        <w:ind w:left="113" w:right="113"/>
+      </w:pPr>
+      <w:r>
+        <w:rPr>
+          <w:rFonts w:ascii="Consolas" w:hAnsi="Consolas" w:eastAsia="Consolas"/>
+          <w:b w:val="0"/>
+          <w:i w:val="0"/>
+          <w:sz w:val="14"/>
+        </w:rPr>
+        <w:t>Two layers:</w:t>
+      </w:r>
+    </w:p>
+    <w:p>
+      <w:pPr>
+        <w:shd w:fill="F4F6FA"/>
+        <w:spacing w:before="0" w:after="0" w:line="188" w:lineRule="exact"/>
+        <w:ind w:left="113" w:right="113"/>
+      </w:pPr>
+      <w:r>
+        <w:rPr>
+          <w:rFonts w:ascii="Consolas" w:hAnsi="Consolas" w:eastAsia="Consolas"/>
+          <w:b w:val="0"/>
+          <w:i w:val="0"/>
+          <w:sz w:val="14"/>
+        </w:rPr>
+        <w:t xml:space="preserve"> </w:t>
+      </w:r>
+    </w:p>
+    <w:p>
+      <w:pPr>
+        <w:shd w:fill="F4F6FA"/>
+        <w:spacing w:before="0" w:after="0" w:line="188" w:lineRule="exact"/>
+        <w:ind w:left="113" w:right="113"/>
+      </w:pPr>
+      <w:r>
+        <w:rPr>
+          <w:rFonts w:ascii="Consolas" w:hAnsi="Consolas" w:eastAsia="Consolas"/>
+          <w:b w:val="0"/>
+          <w:i w:val="0"/>
+          <w:sz w:val="14"/>
+        </w:rPr>
+        <w:t>1. **Input validation** (`src/security.js`) — usernames must match</w:t>
+      </w:r>
+    </w:p>
+    <w:p>
+      <w:pPr>
+        <w:shd w:fill="F4F6FA"/>
+        <w:spacing w:before="0" w:after="0" w:line="188" w:lineRule="exact"/>
+        <w:ind w:left="113" w:right="113"/>
+      </w:pPr>
+      <w:r>
+        <w:rPr>
+          <w:rFonts w:ascii="Consolas" w:hAnsi="Consolas" w:eastAsia="Consolas"/>
+          <w:b w:val="0"/>
+          <w:i w:val="0"/>
+          <w:sz w:val="14"/>
+        </w:rPr>
+        <w:t xml:space="preserve">   `^[A-Za-z0-9_.-]{3,32}$`; note title/body are length-limited and type-checked</w:t>
+      </w:r>
+    </w:p>
+    <w:p>
+      <w:pPr>
+        <w:shd w:fill="F4F6FA"/>
+        <w:spacing w:before="0" w:after="0" w:line="188" w:lineRule="exact"/>
+        <w:ind w:left="113" w:right="113"/>
+      </w:pPr>
+      <w:r>
+        <w:rPr>
+          <w:rFonts w:ascii="Consolas" w:hAnsi="Consolas" w:eastAsia="Consolas"/>
+          <w:b w:val="0"/>
+          <w:i w:val="0"/>
+          <w:sz w:val="14"/>
+        </w:rPr>
+        <w:t xml:space="preserve">   before they reach the database.</w:t>
+      </w:r>
+    </w:p>
+    <w:p>
+      <w:pPr>
+        <w:shd w:fill="F4F6FA"/>
+        <w:spacing w:before="0" w:after="0" w:line="188" w:lineRule="exact"/>
+        <w:ind w:left="113" w:right="113"/>
+      </w:pPr>
+      <w:r>
+        <w:rPr>
+          <w:rFonts w:ascii="Consolas" w:hAnsi="Consolas" w:eastAsia="Consolas"/>
+          <w:b w:val="0"/>
+          <w:i w:val="0"/>
+          <w:sz w:val="14"/>
+        </w:rPr>
+        <w:t>2. **Output encoding** — every user-controlled string passes through</w:t>
+      </w:r>
+    </w:p>
+    <w:p>
+      <w:pPr>
+        <w:shd w:fill="F4F6FA"/>
+        <w:spacing w:before="0" w:after="0" w:line="188" w:lineRule="exact"/>
+        <w:ind w:left="113" w:right="113"/>
+      </w:pPr>
+      <w:r>
+        <w:rPr>
+          <w:rFonts w:ascii="Consolas" w:hAnsi="Consolas" w:eastAsia="Consolas"/>
+          <w:b w:val="0"/>
+          <w:i w:val="0"/>
+          <w:sz w:val="14"/>
+        </w:rPr>
+        <w:t xml:space="preserve">   `encodeForOutput()`, which applies HTML entity encoding to all strings in</w:t>
+      </w:r>
+    </w:p>
+    <w:p>
+      <w:pPr>
+        <w:shd w:fill="F4F6FA"/>
+        <w:spacing w:before="0" w:after="0" w:line="188" w:lineRule="exact"/>
+        <w:ind w:left="113" w:right="113"/>
+      </w:pPr>
+      <w:r>
+        <w:rPr>
+          <w:rFonts w:ascii="Consolas" w:hAnsi="Consolas" w:eastAsia="Consolas"/>
+          <w:b w:val="0"/>
+          <w:i w:val="0"/>
+          <w:sz w:val="14"/>
+        </w:rPr>
+        <w:t xml:space="preserve">   the response object:</w:t>
+      </w:r>
+    </w:p>
+    <w:p>
+      <w:pPr>
+        <w:shd w:fill="F4F6FA"/>
+        <w:spacing w:before="0" w:after="0" w:line="188" w:lineRule="exact"/>
+        <w:ind w:left="113" w:right="113"/>
+      </w:pPr>
+      <w:r>
+        <w:rPr>
+          <w:rFonts w:ascii="Consolas" w:hAnsi="Consolas" w:eastAsia="Consolas"/>
+          <w:b w:val="0"/>
+          <w:i w:val="0"/>
+          <w:sz w:val="14"/>
+        </w:rPr>
+        <w:t xml:space="preserve"> </w:t>
+      </w:r>
+    </w:p>
+    <w:p>
+      <w:pPr>
+        <w:shd w:fill="F4F6FA"/>
+        <w:spacing w:before="0" w:after="0" w:line="188" w:lineRule="exact"/>
+        <w:ind w:left="113" w:right="113"/>
+      </w:pPr>
+      <w:r>
+        <w:rPr>
+          <w:rFonts w:ascii="Consolas" w:hAnsi="Consolas" w:eastAsia="Consolas"/>
+          <w:b w:val="0"/>
+          <w:i w:val="0"/>
+          <w:sz w:val="14"/>
+        </w:rPr>
+        <w:t>```js</w:t>
+      </w:r>
+    </w:p>
+    <w:p>
+      <w:pPr>
+        <w:shd w:fill="F4F6FA"/>
+        <w:spacing w:before="0" w:after="0" w:line="188" w:lineRule="exact"/>
+        <w:ind w:left="113" w:right="113"/>
+      </w:pPr>
+      <w:r>
+        <w:rPr>
+          <w:rFonts w:ascii="Consolas" w:hAnsi="Consolas" w:eastAsia="Consolas"/>
+          <w:b w:val="0"/>
+          <w:i w:val="0"/>
+          <w:sz w:val="14"/>
+        </w:rPr>
+        <w:t>note.body = '&lt;script&gt;alert("xss")&lt;/script&gt;'   // stored as-is</w:t>
+      </w:r>
+    </w:p>
+    <w:p>
+      <w:pPr>
+        <w:shd w:fill="F4F6FA"/>
+        <w:spacing w:before="0" w:after="0" w:line="188" w:lineRule="exact"/>
+        <w:ind w:left="113" w:right="113"/>
+      </w:pPr>
+      <w:r>
+        <w:rPr>
+          <w:rFonts w:ascii="Consolas" w:hAnsi="Consolas" w:eastAsia="Consolas"/>
+          <w:b w:val="0"/>
+          <w:i w:val="0"/>
+          <w:sz w:val="14"/>
+        </w:rPr>
+        <w:t>// returned as:</w:t>
+      </w:r>
+    </w:p>
+    <w:p>
+      <w:pPr>
+        <w:shd w:fill="F4F6FA"/>
+        <w:spacing w:before="0" w:after="0" w:line="188" w:lineRule="exact"/>
+        <w:ind w:left="113" w:right="113"/>
+      </w:pPr>
+      <w:r>
+        <w:rPr>
+          <w:rFonts w:ascii="Consolas" w:hAnsi="Consolas" w:eastAsia="Consolas"/>
+          <w:b w:val="0"/>
+          <w:i w:val="0"/>
+          <w:sz w:val="14"/>
+        </w:rPr>
+        <w:t>note.body = '&amp;lt;script&amp;gt;alert(&amp;quot;xss&amp;quot;)&amp;lt;/script&amp;gt;'</w:t>
+      </w:r>
+    </w:p>
+    <w:p>
+      <w:pPr>
+        <w:shd w:fill="F4F6FA"/>
+        <w:spacing w:before="0" w:after="0" w:line="188" w:lineRule="exact"/>
+        <w:ind w:left="113" w:right="113"/>
+      </w:pPr>
+      <w:r>
+        <w:rPr>
+          <w:rFonts w:ascii="Consolas" w:hAnsi="Consolas" w:eastAsia="Consolas"/>
+          <w:b w:val="0"/>
+          <w:i w:val="0"/>
+          <w:sz w:val="14"/>
+        </w:rPr>
+        <w:t>```</w:t>
+      </w:r>
+    </w:p>
+    <w:p>
+      <w:pPr>
+        <w:shd w:fill="F4F6FA"/>
+        <w:spacing w:before="0" w:after="0" w:line="188" w:lineRule="exact"/>
+        <w:ind w:left="113" w:right="113"/>
+      </w:pPr>
+      <w:r>
+        <w:rPr>
+          <w:rFonts w:ascii="Consolas" w:hAnsi="Consolas" w:eastAsia="Consolas"/>
+          <w:b w:val="0"/>
+          <w:i w:val="0"/>
+          <w:sz w:val="14"/>
+        </w:rPr>
+        <w:t xml:space="preserve"> </w:t>
+      </w:r>
+    </w:p>
+    <w:p>
+      <w:pPr>
+        <w:shd w:fill="F4F6FA"/>
+        <w:spacing w:before="0" w:after="0" w:line="188" w:lineRule="exact"/>
+        <w:ind w:left="113" w:right="113"/>
+      </w:pPr>
+      <w:r>
+        <w:rPr>
+          <w:rFonts w:ascii="Consolas" w:hAnsi="Consolas" w:eastAsia="Consolas"/>
+          <w:b w:val="0"/>
+          <w:i w:val="0"/>
+          <w:sz w:val="14"/>
+        </w:rPr>
+        <w:t>Escaping on output (rather than mangling data on input) keeps the stored data</w:t>
+      </w:r>
+    </w:p>
+    <w:p>
+      <w:pPr>
+        <w:shd w:fill="F4F6FA"/>
+        <w:spacing w:before="0" w:after="0" w:line="188" w:lineRule="exact"/>
+        <w:ind w:left="113" w:right="113"/>
+      </w:pPr>
+      <w:r>
+        <w:rPr>
+          <w:rFonts w:ascii="Consolas" w:hAnsi="Consolas" w:eastAsia="Consolas"/>
+          <w:b w:val="0"/>
+          <w:i w:val="0"/>
+          <w:sz w:val="14"/>
+        </w:rPr>
+        <w:t>faithful and stops a payload from executing if a client later injects the value</w:t>
+      </w:r>
+    </w:p>
+    <w:p>
+      <w:pPr>
+        <w:shd w:fill="F4F6FA"/>
+        <w:spacing w:before="0" w:after="0" w:line="188" w:lineRule="exact"/>
+        <w:ind w:left="113" w:right="113"/>
+      </w:pPr>
+      <w:r>
+        <w:rPr>
+          <w:rFonts w:ascii="Consolas" w:hAnsi="Consolas" w:eastAsia="Consolas"/>
+          <w:b w:val="0"/>
+          <w:i w:val="0"/>
+          <w:sz w:val="14"/>
+        </w:rPr>
+        <w:t>into the DOM. The test suite posts a `&lt;script&gt;` payload and asserts the raw tag</w:t>
+      </w:r>
+    </w:p>
+    <w:p>
+      <w:pPr>
+        <w:shd w:fill="F4F6FA"/>
+        <w:spacing w:before="0" w:after="0" w:line="188" w:lineRule="exact"/>
+        <w:ind w:left="113" w:right="113"/>
+      </w:pPr>
+      <w:r>
+        <w:rPr>
+          <w:rFonts w:ascii="Consolas" w:hAnsi="Consolas" w:eastAsia="Consolas"/>
+          <w:b w:val="0"/>
+          <w:i w:val="0"/>
+          <w:sz w:val="14"/>
+        </w:rPr>
+        <w:t>never appears in any response.</w:t>
+      </w:r>
+    </w:p>
+    <w:p>
+      <w:pPr>
+        <w:shd w:fill="F4F6FA"/>
+        <w:spacing w:before="0" w:after="0" w:line="188" w:lineRule="exact"/>
+        <w:ind w:left="113" w:right="113"/>
+      </w:pPr>
+      <w:r>
+        <w:rPr>
+          <w:rFonts w:ascii="Consolas" w:hAnsi="Consolas" w:eastAsia="Consolas"/>
+          <w:b w:val="0"/>
+          <w:i w:val="0"/>
+          <w:sz w:val="14"/>
+        </w:rPr>
+        <w:t xml:space="preserve"> </w:t>
+      </w:r>
+    </w:p>
+    <w:p>
+      <w:pPr>
+        <w:shd w:fill="F4F6FA"/>
+        <w:spacing w:before="0" w:after="0" w:line="188" w:lineRule="exact"/>
+        <w:ind w:left="113" w:right="113"/>
+      </w:pPr>
+      <w:r>
+        <w:rPr>
+          <w:rFonts w:ascii="Consolas" w:hAnsi="Consolas" w:eastAsia="Consolas"/>
+          <w:b w:val="0"/>
+          <w:i w:val="0"/>
+          <w:sz w:val="14"/>
+        </w:rPr>
+        <w:t>### 4.3 Broken authentication (OWASP A07)</w:t>
+      </w:r>
+    </w:p>
+    <w:p>
+      <w:pPr>
+        <w:shd w:fill="F4F6FA"/>
+        <w:spacing w:before="0" w:after="0" w:line="188" w:lineRule="exact"/>
+        <w:ind w:left="113" w:right="113"/>
+      </w:pPr>
+      <w:r>
+        <w:rPr>
+          <w:rFonts w:ascii="Consolas" w:hAnsi="Consolas" w:eastAsia="Consolas"/>
+          <w:b w:val="0"/>
+          <w:i w:val="0"/>
+          <w:sz w:val="14"/>
+        </w:rPr>
+        <w:t xml:space="preserve"> </w:t>
+      </w:r>
+    </w:p>
+    <w:p>
+      <w:pPr>
+        <w:shd w:fill="F4F6FA"/>
+        <w:spacing w:before="0" w:after="0" w:line="188" w:lineRule="exact"/>
+        <w:ind w:left="113" w:right="113"/>
+      </w:pPr>
+      <w:r>
+        <w:rPr>
+          <w:rFonts w:ascii="Consolas" w:hAnsi="Consolas" w:eastAsia="Consolas"/>
+          <w:b w:val="0"/>
+          <w:i w:val="0"/>
+          <w:sz w:val="14"/>
+        </w:rPr>
+        <w:t>**Password storage.** Passwords are hashed with **bcrypt**, cost factor 10, and</w:t>
+      </w:r>
+    </w:p>
+    <w:p>
+      <w:pPr>
+        <w:shd w:fill="F4F6FA"/>
+        <w:spacing w:before="0" w:after="0" w:line="188" w:lineRule="exact"/>
+        <w:ind w:left="113" w:right="113"/>
+      </w:pPr>
+      <w:r>
+        <w:rPr>
+          <w:rFonts w:ascii="Consolas" w:hAnsi="Consolas" w:eastAsia="Consolas"/>
+          <w:b w:val="0"/>
+          <w:i w:val="0"/>
+          <w:sz w:val="14"/>
+        </w:rPr>
+        <w:t>never stored or returned in plaintext:</w:t>
+      </w:r>
+    </w:p>
+    <w:p>
+      <w:pPr>
+        <w:shd w:fill="F4F6FA"/>
+        <w:spacing w:before="0" w:after="0" w:line="188" w:lineRule="exact"/>
+        <w:ind w:left="113" w:right="113"/>
+      </w:pPr>
+      <w:r>
+        <w:rPr>
+          <w:rFonts w:ascii="Consolas" w:hAnsi="Consolas" w:eastAsia="Consolas"/>
+          <w:b w:val="0"/>
+          <w:i w:val="0"/>
+          <w:sz w:val="14"/>
+        </w:rPr>
+        <w:t xml:space="preserve"> </w:t>
+      </w:r>
+    </w:p>
+    <w:p>
+      <w:pPr>
+        <w:shd w:fill="F4F6FA"/>
+        <w:spacing w:before="0" w:after="0" w:line="188" w:lineRule="exact"/>
+        <w:ind w:left="113" w:right="113"/>
+      </w:pPr>
+      <w:r>
+        <w:rPr>
+          <w:rFonts w:ascii="Consolas" w:hAnsi="Consolas" w:eastAsia="Consolas"/>
+          <w:b w:val="0"/>
+          <w:i w:val="0"/>
+          <w:sz w:val="14"/>
+        </w:rPr>
+        <w:t>```js</w:t>
+      </w:r>
+    </w:p>
+    <w:p>
+      <w:pPr>
+        <w:shd w:fill="F4F6FA"/>
+        <w:spacing w:before="0" w:after="0" w:line="188" w:lineRule="exact"/>
+        <w:ind w:left="113" w:right="113"/>
+      </w:pPr>
+      <w:r>
+        <w:rPr>
+          <w:rFonts w:ascii="Consolas" w:hAnsi="Consolas" w:eastAsia="Consolas"/>
+          <w:b w:val="0"/>
+          <w:i w:val="0"/>
+          <w:sz w:val="14"/>
+        </w:rPr>
+        <w:t>const hash = bcrypt.hashSync(password, 10);</w:t>
+      </w:r>
+    </w:p>
+    <w:p>
+      <w:pPr>
+        <w:shd w:fill="F4F6FA"/>
+        <w:spacing w:before="0" w:after="0" w:line="188" w:lineRule="exact"/>
+        <w:ind w:left="113" w:right="113"/>
+      </w:pPr>
+      <w:r>
+        <w:rPr>
+          <w:rFonts w:ascii="Consolas" w:hAnsi="Consolas" w:eastAsia="Consolas"/>
+          <w:b w:val="0"/>
+          <w:i w:val="0"/>
+          <w:sz w:val="14"/>
+        </w:rPr>
+        <w:t>const ok   = bcrypt.compareSync(password, hash);</w:t>
+      </w:r>
+    </w:p>
+    <w:p>
+      <w:pPr>
+        <w:shd w:fill="F4F6FA"/>
+        <w:spacing w:before="0" w:after="0" w:line="188" w:lineRule="exact"/>
+        <w:ind w:left="113" w:right="113"/>
+      </w:pPr>
+      <w:r>
+        <w:rPr>
+          <w:rFonts w:ascii="Consolas" w:hAnsi="Consolas" w:eastAsia="Consolas"/>
+          <w:b w:val="0"/>
+          <w:i w:val="0"/>
+          <w:sz w:val="14"/>
+        </w:rPr>
+        <w:t>```</w:t>
+      </w:r>
+    </w:p>
+    <w:p>
+      <w:pPr>
+        <w:shd w:fill="F4F6FA"/>
+        <w:spacing w:before="0" w:after="0" w:line="188" w:lineRule="exact"/>
+        <w:ind w:left="113" w:right="113"/>
+      </w:pPr>
+      <w:r>
+        <w:rPr>
+          <w:rFonts w:ascii="Consolas" w:hAnsi="Consolas" w:eastAsia="Consolas"/>
+          <w:b w:val="0"/>
+          <w:i w:val="0"/>
+          <w:sz w:val="14"/>
+        </w:rPr>
+        <w:t xml:space="preserve"> </w:t>
+      </w:r>
+    </w:p>
+    <w:p>
+      <w:pPr>
+        <w:shd w:fill="F4F6FA"/>
+        <w:spacing w:before="0" w:after="0" w:line="188" w:lineRule="exact"/>
+        <w:ind w:left="113" w:right="113"/>
+      </w:pPr>
+      <w:r>
+        <w:rPr>
+          <w:rFonts w:ascii="Consolas" w:hAnsi="Consolas" w:eastAsia="Consolas"/>
+          <w:b w:val="0"/>
+          <w:i w:val="0"/>
+          <w:sz w:val="14"/>
+        </w:rPr>
+        <w:t>bcrypt is used instead of a plain SHA-256 because it is deliberately slow and</w:t>
+      </w:r>
+    </w:p>
+    <w:p>
+      <w:pPr>
+        <w:shd w:fill="F4F6FA"/>
+        <w:spacing w:before="0" w:after="0" w:line="188" w:lineRule="exact"/>
+        <w:ind w:left="113" w:right="113"/>
+      </w:pPr>
+      <w:r>
+        <w:rPr>
+          <w:rFonts w:ascii="Consolas" w:hAnsi="Consolas" w:eastAsia="Consolas"/>
+          <w:b w:val="0"/>
+          <w:i w:val="0"/>
+          <w:sz w:val="14"/>
+        </w:rPr>
+        <w:t>salted per user, which makes offline guessing and rainbow tables impractical.</w:t>
+      </w:r>
+    </w:p>
+    <w:p>
+      <w:pPr>
+        <w:shd w:fill="F4F6FA"/>
+        <w:spacing w:before="0" w:after="0" w:line="188" w:lineRule="exact"/>
+        <w:ind w:left="113" w:right="113"/>
+      </w:pPr>
+      <w:r>
+        <w:rPr>
+          <w:rFonts w:ascii="Consolas" w:hAnsi="Consolas" w:eastAsia="Consolas"/>
+          <w:b w:val="0"/>
+          <w:i w:val="0"/>
+          <w:sz w:val="14"/>
+        </w:rPr>
+        <w:t xml:space="preserve"> </w:t>
+      </w:r>
+    </w:p>
+    <w:p>
+      <w:pPr>
+        <w:shd w:fill="F4F6FA"/>
+        <w:spacing w:before="0" w:after="0" w:line="188" w:lineRule="exact"/>
+        <w:ind w:left="113" w:right="113"/>
+      </w:pPr>
+      <w:r>
+        <w:rPr>
+          <w:rFonts w:ascii="Consolas" w:hAnsi="Consolas" w:eastAsia="Consolas"/>
+          <w:b w:val="0"/>
+          <w:i w:val="0"/>
+          <w:sz w:val="14"/>
+        </w:rPr>
+        <w:t>**Token issuing.** On success the server signs a JWT with HS256:</w:t>
+      </w:r>
+    </w:p>
+    <w:p>
+      <w:pPr>
+        <w:shd w:fill="F4F6FA"/>
+        <w:spacing w:before="0" w:after="0" w:line="188" w:lineRule="exact"/>
+        <w:ind w:left="113" w:right="113"/>
+      </w:pPr>
+      <w:r>
+        <w:rPr>
+          <w:rFonts w:ascii="Consolas" w:hAnsi="Consolas" w:eastAsia="Consolas"/>
+          <w:b w:val="0"/>
+          <w:i w:val="0"/>
+          <w:sz w:val="14"/>
+        </w:rPr>
+        <w:t xml:space="preserve"> </w:t>
+      </w:r>
+    </w:p>
+    <w:p>
+      <w:pPr>
+        <w:shd w:fill="F4F6FA"/>
+        <w:spacing w:before="0" w:after="0" w:line="188" w:lineRule="exact"/>
+        <w:ind w:left="113" w:right="113"/>
+      </w:pPr>
+      <w:r>
+        <w:rPr>
+          <w:rFonts w:ascii="Consolas" w:hAnsi="Consolas" w:eastAsia="Consolas"/>
+          <w:b w:val="0"/>
+          <w:i w:val="0"/>
+          <w:sz w:val="14"/>
+        </w:rPr>
+        <w:t>```js</w:t>
+      </w:r>
+    </w:p>
+    <w:p>
+      <w:pPr>
+        <w:shd w:fill="F4F6FA"/>
+        <w:spacing w:before="0" w:after="0" w:line="188" w:lineRule="exact"/>
+        <w:ind w:left="113" w:right="113"/>
+      </w:pPr>
+      <w:r>
+        <w:rPr>
+          <w:rFonts w:ascii="Consolas" w:hAnsi="Consolas" w:eastAsia="Consolas"/>
+          <w:b w:val="0"/>
+          <w:i w:val="0"/>
+          <w:sz w:val="14"/>
+        </w:rPr>
+        <w:t>jwt.sign({ sub: String(user.id), username: user.username, role: user.role },</w:t>
+      </w:r>
+    </w:p>
+    <w:p>
+      <w:pPr>
+        <w:shd w:fill="F4F6FA"/>
+        <w:spacing w:before="0" w:after="0" w:line="188" w:lineRule="exact"/>
+        <w:ind w:left="113" w:right="113"/>
+      </w:pPr>
+      <w:r>
+        <w:rPr>
+          <w:rFonts w:ascii="Consolas" w:hAnsi="Consolas" w:eastAsia="Consolas"/>
+          <w:b w:val="0"/>
+          <w:i w:val="0"/>
+          <w:sz w:val="14"/>
+        </w:rPr>
+        <w:t xml:space="preserve">         secret, { algorithm: 'HS256', expiresIn: '1h', issuer: 'secure-notes-api' });</w:t>
+      </w:r>
+    </w:p>
+    <w:p>
+      <w:pPr>
+        <w:shd w:fill="F4F6FA"/>
+        <w:spacing w:before="0" w:after="0" w:line="188" w:lineRule="exact"/>
+        <w:ind w:left="113" w:right="113"/>
+      </w:pPr>
+      <w:r>
+        <w:rPr>
+          <w:rFonts w:ascii="Consolas" w:hAnsi="Consolas" w:eastAsia="Consolas"/>
+          <w:b w:val="0"/>
+          <w:i w:val="0"/>
+          <w:sz w:val="14"/>
+        </w:rPr>
+        <w:t>```</w:t>
+      </w:r>
+    </w:p>
+    <w:p>
+      <w:pPr>
+        <w:shd w:fill="F4F6FA"/>
+        <w:spacing w:before="0" w:after="0" w:line="188" w:lineRule="exact"/>
+        <w:ind w:left="113" w:right="113"/>
+      </w:pPr>
+      <w:r>
+        <w:rPr>
+          <w:rFonts w:ascii="Consolas" w:hAnsi="Consolas" w:eastAsia="Consolas"/>
+          <w:b w:val="0"/>
+          <w:i w:val="0"/>
+          <w:sz w:val="14"/>
+        </w:rPr>
+        <w:t xml:space="preserve"> </w:t>
+      </w:r>
+    </w:p>
+    <w:p>
+      <w:pPr>
+        <w:shd w:fill="F4F6FA"/>
+        <w:spacing w:before="0" w:after="0" w:line="188" w:lineRule="exact"/>
+        <w:ind w:left="113" w:right="113"/>
+      </w:pPr>
+      <w:r>
+        <w:rPr>
+          <w:rFonts w:ascii="Consolas" w:hAnsi="Consolas" w:eastAsia="Consolas"/>
+          <w:b w:val="0"/>
+          <w:i w:val="0"/>
+          <w:sz w:val="14"/>
+        </w:rPr>
+        <w:t>The token carries only the subject, username and role — no secrets — because a</w:t>
+      </w:r>
+    </w:p>
+    <w:p>
+      <w:pPr>
+        <w:shd w:fill="F4F6FA"/>
+        <w:spacing w:before="0" w:after="0" w:line="188" w:lineRule="exact"/>
+        <w:ind w:left="113" w:right="113"/>
+      </w:pPr>
+      <w:r>
+        <w:rPr>
+          <w:rFonts w:ascii="Consolas" w:hAnsi="Consolas" w:eastAsia="Consolas"/>
+          <w:b w:val="0"/>
+          <w:i w:val="0"/>
+          <w:sz w:val="14"/>
+        </w:rPr>
+        <w:t>JWT payload is merely base64, not encrypted.</w:t>
+      </w:r>
+    </w:p>
+    <w:p>
+      <w:pPr>
+        <w:shd w:fill="F4F6FA"/>
+        <w:spacing w:before="0" w:after="0" w:line="188" w:lineRule="exact"/>
+        <w:ind w:left="113" w:right="113"/>
+      </w:pPr>
+      <w:r>
+        <w:rPr>
+          <w:rFonts w:ascii="Consolas" w:hAnsi="Consolas" w:eastAsia="Consolas"/>
+          <w:b w:val="0"/>
+          <w:i w:val="0"/>
+          <w:sz w:val="14"/>
+        </w:rPr>
+        <w:t xml:space="preserve"> </w:t>
+      </w:r>
+    </w:p>
+    <w:p>
+      <w:pPr>
+        <w:shd w:fill="F4F6FA"/>
+        <w:spacing w:before="0" w:after="0" w:line="188" w:lineRule="exact"/>
+        <w:ind w:left="113" w:right="113"/>
+      </w:pPr>
+      <w:r>
+        <w:rPr>
+          <w:rFonts w:ascii="Consolas" w:hAnsi="Consolas" w:eastAsia="Consolas"/>
+          <w:b w:val="0"/>
+          <w:i w:val="0"/>
+          <w:sz w:val="14"/>
+        </w:rPr>
+        <w:t>**Middleware verification.** `requireAuth` checks the `Bearer` scheme, verifies</w:t>
+      </w:r>
+    </w:p>
+    <w:p>
+      <w:pPr>
+        <w:shd w:fill="F4F6FA"/>
+        <w:spacing w:before="0" w:after="0" w:line="188" w:lineRule="exact"/>
+        <w:ind w:left="113" w:right="113"/>
+      </w:pPr>
+      <w:r>
+        <w:rPr>
+          <w:rFonts w:ascii="Consolas" w:hAnsi="Consolas" w:eastAsia="Consolas"/>
+          <w:b w:val="0"/>
+          <w:i w:val="0"/>
+          <w:sz w:val="14"/>
+        </w:rPr>
+        <w:t>the signature and the registered claims (`exp`, `iss`) with an **explicit</w:t>
+      </w:r>
+    </w:p>
+    <w:p>
+      <w:pPr>
+        <w:shd w:fill="F4F6FA"/>
+        <w:spacing w:before="0" w:after="0" w:line="188" w:lineRule="exact"/>
+        <w:ind w:left="113" w:right="113"/>
+      </w:pPr>
+      <w:r>
+        <w:rPr>
+          <w:rFonts w:ascii="Consolas" w:hAnsi="Consolas" w:eastAsia="Consolas"/>
+          <w:b w:val="0"/>
+          <w:i w:val="0"/>
+          <w:sz w:val="14"/>
+        </w:rPr>
+        <w:t>algorithm allowlist** (this blocks the `alg: none` and algorithm-confusion</w:t>
+      </w:r>
+    </w:p>
+    <w:p>
+      <w:pPr>
+        <w:shd w:fill="F4F6FA"/>
+        <w:spacing w:before="0" w:after="0" w:line="188" w:lineRule="exact"/>
+        <w:ind w:left="113" w:right="113"/>
+      </w:pPr>
+      <w:r>
+        <w:rPr>
+          <w:rFonts w:ascii="Consolas" w:hAnsi="Consolas" w:eastAsia="Consolas"/>
+          <w:b w:val="0"/>
+          <w:i w:val="0"/>
+          <w:sz w:val="14"/>
+        </w:rPr>
+        <w:t>attacks), and then reloads the user from the database so that a token for a</w:t>
+      </w:r>
+    </w:p>
+    <w:p>
+      <w:pPr>
+        <w:shd w:fill="F4F6FA"/>
+        <w:spacing w:before="0" w:after="0" w:line="188" w:lineRule="exact"/>
+        <w:ind w:left="113" w:right="113"/>
+      </w:pPr>
+      <w:r>
+        <w:rPr>
+          <w:rFonts w:ascii="Consolas" w:hAnsi="Consolas" w:eastAsia="Consolas"/>
+          <w:b w:val="0"/>
+          <w:i w:val="0"/>
+          <w:sz w:val="14"/>
+        </w:rPr>
+        <w:t>deleted account stops working immediately.</w:t>
+      </w:r>
+    </w:p>
+    <w:p>
+      <w:pPr>
+        <w:shd w:fill="F4F6FA"/>
+        <w:spacing w:before="0" w:after="0" w:line="188" w:lineRule="exact"/>
+        <w:ind w:left="113" w:right="113"/>
+      </w:pPr>
+      <w:r>
+        <w:rPr>
+          <w:rFonts w:ascii="Consolas" w:hAnsi="Consolas" w:eastAsia="Consolas"/>
+          <w:b w:val="0"/>
+          <w:i w:val="0"/>
+          <w:sz w:val="14"/>
+        </w:rPr>
+        <w:t xml:space="preserve"> </w:t>
+      </w:r>
+    </w:p>
+    <w:p>
+      <w:pPr>
+        <w:shd w:fill="F4F6FA"/>
+        <w:spacing w:before="0" w:after="0" w:line="188" w:lineRule="exact"/>
+        <w:ind w:left="113" w:right="113"/>
+      </w:pPr>
+      <w:r>
+        <w:rPr>
+          <w:rFonts w:ascii="Consolas" w:hAnsi="Consolas" w:eastAsia="Consolas"/>
+          <w:b w:val="0"/>
+          <w:i w:val="0"/>
+          <w:sz w:val="14"/>
+        </w:rPr>
+        <w:t>**Timing and enumeration.** The login route always runs a bcrypt comparison,</w:t>
+      </w:r>
+    </w:p>
+    <w:p>
+      <w:pPr>
+        <w:shd w:fill="F4F6FA"/>
+        <w:spacing w:before="0" w:after="0" w:line="188" w:lineRule="exact"/>
+        <w:ind w:left="113" w:right="113"/>
+      </w:pPr>
+      <w:r>
+        <w:rPr>
+          <w:rFonts w:ascii="Consolas" w:hAnsi="Consolas" w:eastAsia="Consolas"/>
+          <w:b w:val="0"/>
+          <w:i w:val="0"/>
+          <w:sz w:val="14"/>
+        </w:rPr>
+        <w:t>even when the username does not exist, against a dummy hash. Without this, "no</w:t>
+      </w:r>
+    </w:p>
+    <w:p>
+      <w:pPr>
+        <w:shd w:fill="F4F6FA"/>
+        <w:spacing w:before="0" w:after="0" w:line="188" w:lineRule="exact"/>
+        <w:ind w:left="113" w:right="113"/>
+      </w:pPr>
+      <w:r>
+        <w:rPr>
+          <w:rFonts w:ascii="Consolas" w:hAnsi="Consolas" w:eastAsia="Consolas"/>
+          <w:b w:val="0"/>
+          <w:i w:val="0"/>
+          <w:sz w:val="14"/>
+        </w:rPr>
+        <w:t>such user" would return noticeably faster than "wrong password" and leak which</w:t>
+      </w:r>
+    </w:p>
+    <w:p>
+      <w:pPr>
+        <w:shd w:fill="F4F6FA"/>
+        <w:spacing w:before="0" w:after="0" w:line="188" w:lineRule="exact"/>
+        <w:ind w:left="113" w:right="113"/>
+      </w:pPr>
+      <w:r>
+        <w:rPr>
+          <w:rFonts w:ascii="Consolas" w:hAnsi="Consolas" w:eastAsia="Consolas"/>
+          <w:b w:val="0"/>
+          <w:i w:val="0"/>
+          <w:sz w:val="14"/>
+        </w:rPr>
+        <w:t>accounts exist. The error message is the same for both cases.</w:t>
+      </w:r>
+    </w:p>
+    <w:p>
+      <w:pPr>
+        <w:shd w:fill="F4F6FA"/>
+        <w:spacing w:before="0" w:after="0" w:line="188" w:lineRule="exact"/>
+        <w:ind w:left="113" w:right="113"/>
+      </w:pPr>
+      <w:r>
+        <w:rPr>
+          <w:rFonts w:ascii="Consolas" w:hAnsi="Consolas" w:eastAsia="Consolas"/>
+          <w:b w:val="0"/>
+          <w:i w:val="0"/>
+          <w:sz w:val="14"/>
+        </w:rPr>
+        <w:t xml:space="preserve"> </w:t>
+      </w:r>
+    </w:p>
+    <w:p>
+      <w:pPr>
+        <w:shd w:fill="F4F6FA"/>
+        <w:spacing w:before="0" w:after="0" w:line="188" w:lineRule="exact"/>
+        <w:ind w:left="113" w:right="113"/>
+      </w:pPr>
+      <w:r>
+        <w:rPr>
+          <w:rFonts w:ascii="Consolas" w:hAnsi="Consolas" w:eastAsia="Consolas"/>
+          <w:b w:val="0"/>
+          <w:i w:val="0"/>
+          <w:sz w:val="14"/>
+        </w:rPr>
+        <w:t>**Online guessing.** Five failed attempts per username inside a 15-minute</w:t>
+      </w:r>
+    </w:p>
+    <w:p>
+      <w:pPr>
+        <w:shd w:fill="F4F6FA"/>
+        <w:spacing w:before="0" w:after="0" w:line="188" w:lineRule="exact"/>
+        <w:ind w:left="113" w:right="113"/>
+      </w:pPr>
+      <w:r>
+        <w:rPr>
+          <w:rFonts w:ascii="Consolas" w:hAnsi="Consolas" w:eastAsia="Consolas"/>
+          <w:b w:val="0"/>
+          <w:i w:val="0"/>
+          <w:sz w:val="14"/>
+        </w:rPr>
+        <w:t>window produce `429 Too Many Requests`.</w:t>
+      </w:r>
+    </w:p>
+    <w:p>
+      <w:pPr>
+        <w:shd w:fill="F4F6FA"/>
+        <w:spacing w:before="0" w:after="0" w:line="188" w:lineRule="exact"/>
+        <w:ind w:left="113" w:right="113"/>
+      </w:pPr>
+      <w:r>
+        <w:rPr>
+          <w:rFonts w:ascii="Consolas" w:hAnsi="Consolas" w:eastAsia="Consolas"/>
+          <w:b w:val="0"/>
+          <w:i w:val="0"/>
+          <w:sz w:val="14"/>
+        </w:rPr>
+        <w:t xml:space="preserve"> </w:t>
+      </w:r>
+    </w:p>
+    <w:p>
+      <w:pPr>
+        <w:shd w:fill="F4F6FA"/>
+        <w:spacing w:before="0" w:after="0" w:line="188" w:lineRule="exact"/>
+        <w:ind w:left="113" w:right="113"/>
+      </w:pPr>
+      <w:r>
+        <w:rPr>
+          <w:rFonts w:ascii="Consolas" w:hAnsi="Consolas" w:eastAsia="Consolas"/>
+          <w:b w:val="0"/>
+          <w:i w:val="0"/>
+          <w:sz w:val="14"/>
+        </w:rPr>
+        <w:t>### 4.4 Other hardening</w:t>
+      </w:r>
+    </w:p>
+    <w:p>
+      <w:pPr>
+        <w:shd w:fill="F4F6FA"/>
+        <w:spacing w:before="0" w:after="0" w:line="188" w:lineRule="exact"/>
+        <w:ind w:left="113" w:right="113"/>
+      </w:pPr>
+      <w:r>
+        <w:rPr>
+          <w:rFonts w:ascii="Consolas" w:hAnsi="Consolas" w:eastAsia="Consolas"/>
+          <w:b w:val="0"/>
+          <w:i w:val="0"/>
+          <w:sz w:val="14"/>
+        </w:rPr>
+        <w:t xml:space="preserve"> </w:t>
+      </w:r>
+    </w:p>
+    <w:p>
+      <w:pPr>
+        <w:shd w:fill="F4F6FA"/>
+        <w:spacing w:before="0" w:after="0" w:line="188" w:lineRule="exact"/>
+        <w:ind w:left="113" w:right="113"/>
+      </w:pPr>
+      <w:r>
+        <w:rPr>
+          <w:rFonts w:ascii="Consolas" w:hAnsi="Consolas" w:eastAsia="Consolas"/>
+          <w:b w:val="0"/>
+          <w:i w:val="0"/>
+          <w:sz w:val="14"/>
+        </w:rPr>
+        <w:t>| Measure | Implementation |</w:t>
+      </w:r>
+    </w:p>
+    <w:p>
+      <w:pPr>
+        <w:shd w:fill="F4F6FA"/>
+        <w:spacing w:before="0" w:after="0" w:line="188" w:lineRule="exact"/>
+        <w:ind w:left="113" w:right="113"/>
+      </w:pPr>
+      <w:r>
+        <w:rPr>
+          <w:rFonts w:ascii="Consolas" w:hAnsi="Consolas" w:eastAsia="Consolas"/>
+          <w:b w:val="0"/>
+          <w:i w:val="0"/>
+          <w:sz w:val="14"/>
+        </w:rPr>
+        <w:t>|---|---|</w:t>
+      </w:r>
+    </w:p>
+    <w:p>
+      <w:pPr>
+        <w:shd w:fill="F4F6FA"/>
+        <w:spacing w:before="0" w:after="0" w:line="188" w:lineRule="exact"/>
+        <w:ind w:left="113" w:right="113"/>
+      </w:pPr>
+      <w:r>
+        <w:rPr>
+          <w:rFonts w:ascii="Consolas" w:hAnsi="Consolas" w:eastAsia="Consolas"/>
+          <w:b w:val="0"/>
+          <w:i w:val="0"/>
+          <w:sz w:val="14"/>
+        </w:rPr>
+        <w:t>| Security headers | `helmet()` — removes `X-Powered-By`, sets CSP, `X-Content-Type-Options`, frame options |</w:t>
+      </w:r>
+    </w:p>
+    <w:p>
+      <w:pPr>
+        <w:shd w:fill="F4F6FA"/>
+        <w:spacing w:before="0" w:after="0" w:line="188" w:lineRule="exact"/>
+        <w:ind w:left="113" w:right="113"/>
+      </w:pPr>
+      <w:r>
+        <w:rPr>
+          <w:rFonts w:ascii="Consolas" w:hAnsi="Consolas" w:eastAsia="Consolas"/>
+          <w:b w:val="0"/>
+          <w:i w:val="0"/>
+          <w:sz w:val="14"/>
+        </w:rPr>
+        <w:t>| Body size limit | `express.json({ limit: '10kb' })` — blocks oversized-payload DoS |</w:t>
+      </w:r>
+    </w:p>
+    <w:p>
+      <w:pPr>
+        <w:shd w:fill="F4F6FA"/>
+        <w:spacing w:before="0" w:after="0" w:line="188" w:lineRule="exact"/>
+        <w:ind w:left="113" w:right="113"/>
+      </w:pPr>
+      <w:r>
+        <w:rPr>
+          <w:rFonts w:ascii="Consolas" w:hAnsi="Consolas" w:eastAsia="Consolas"/>
+          <w:b w:val="0"/>
+          <w:i w:val="0"/>
+          <w:sz w:val="14"/>
+        </w:rPr>
+        <w:t>| IDOR | notes are always queried with `owner_id = ?`, so another user's note returns 404, not 403 (no existence leak) |</w:t>
+      </w:r>
+    </w:p>
+    <w:p>
+      <w:pPr>
+        <w:shd w:fill="F4F6FA"/>
+        <w:spacing w:before="0" w:after="0" w:line="188" w:lineRule="exact"/>
+        <w:ind w:left="113" w:right="113"/>
+      </w:pPr>
+      <w:r>
+        <w:rPr>
+          <w:rFonts w:ascii="Consolas" w:hAnsi="Consolas" w:eastAsia="Consolas"/>
+          <w:b w:val="0"/>
+          <w:i w:val="0"/>
+          <w:sz w:val="14"/>
+        </w:rPr>
+        <w:t>| Error handling | a single handler returns generic JSON; stack traces and driver messages are never sent to the client |</w:t>
+      </w:r>
+    </w:p>
+    <w:p>
+      <w:pPr>
+        <w:shd w:fill="F4F6FA"/>
+        <w:spacing w:before="0" w:after="0" w:line="188" w:lineRule="exact"/>
+        <w:ind w:left="113" w:right="113"/>
+      </w:pPr>
+      <w:r>
+        <w:rPr>
+          <w:rFonts w:ascii="Consolas" w:hAnsi="Consolas" w:eastAsia="Consolas"/>
+          <w:b w:val="0"/>
+          <w:i w:val="0"/>
+          <w:sz w:val="14"/>
+        </w:rPr>
+        <w:t>| Secrets | `JWT_SECRET` must come from the environment in production; the process exits if it is missing |</w:t>
+      </w:r>
+    </w:p>
+    <w:p>
+      <w:pPr>
+        <w:shd w:fill="F4F6FA"/>
+        <w:spacing w:before="0" w:after="0" w:line="188" w:lineRule="exact"/>
+        <w:ind w:left="113" w:right="113"/>
+      </w:pPr>
+      <w:r>
+        <w:rPr>
+          <w:rFonts w:ascii="Consolas" w:hAnsi="Consolas" w:eastAsia="Consolas"/>
+          <w:b w:val="0"/>
+          <w:i w:val="0"/>
+          <w:sz w:val="14"/>
+        </w:rPr>
+        <w:t>| SQL surface | no dynamic identifiers, no `ORDER BY` interpolation, no `eval`/`Function` |</w:t>
+      </w:r>
+    </w:p>
+    <w:p>
+      <w:pPr>
+        <w:shd w:fill="F4F6FA"/>
+        <w:spacing w:before="0" w:after="0" w:line="188" w:lineRule="exact"/>
+        <w:ind w:left="113" w:right="113"/>
+      </w:pPr>
+      <w:r>
+        <w:rPr>
+          <w:rFonts w:ascii="Consolas" w:hAnsi="Consolas" w:eastAsia="Consolas"/>
+          <w:b w:val="0"/>
+          <w:i w:val="0"/>
+          <w:sz w:val="14"/>
+        </w:rPr>
+        <w:t xml:space="preserve"> </w:t>
+      </w:r>
+    </w:p>
+    <w:p>
+      <w:pPr>
+        <w:shd w:fill="F4F6FA"/>
+        <w:spacing w:before="0" w:after="0" w:line="188" w:lineRule="exact"/>
+        <w:ind w:left="113" w:right="113"/>
+      </w:pPr>
+      <w:r>
+        <w:rPr>
+          <w:rFonts w:ascii="Consolas" w:hAnsi="Consolas" w:eastAsia="Consolas"/>
+          <w:b w:val="0"/>
+          <w:i w:val="0"/>
+          <w:sz w:val="14"/>
+        </w:rPr>
+        <w:t>## 5. CI/CD pipeline and scan results</w:t>
+      </w:r>
+    </w:p>
+    <w:p>
+      <w:pPr>
+        <w:shd w:fill="F4F6FA"/>
+        <w:spacing w:before="0" w:after="0" w:line="188" w:lineRule="exact"/>
+        <w:ind w:left="113" w:right="113"/>
+      </w:pPr>
+      <w:r>
+        <w:rPr>
+          <w:rFonts w:ascii="Consolas" w:hAnsi="Consolas" w:eastAsia="Consolas"/>
+          <w:b w:val="0"/>
+          <w:i w:val="0"/>
+          <w:sz w:val="14"/>
+        </w:rPr>
+        <w:t xml:space="preserve"> </w:t>
+      </w:r>
+    </w:p>
+    <w:p>
+      <w:pPr>
+        <w:shd w:fill="F4F6FA"/>
+        <w:spacing w:before="0" w:after="0" w:line="188" w:lineRule="exact"/>
+        <w:ind w:left="113" w:right="113"/>
+      </w:pPr>
+      <w:r>
+        <w:rPr>
+          <w:rFonts w:ascii="Consolas" w:hAnsi="Consolas" w:eastAsia="Consolas"/>
+          <w:b w:val="0"/>
+          <w:i w:val="0"/>
+          <w:sz w:val="14"/>
+        </w:rPr>
+        <w:t>`.github/workflows/security-ci.yml` runs on **every push and every pull</w:t>
+      </w:r>
+    </w:p>
+    <w:p>
+      <w:pPr>
+        <w:shd w:fill="F4F6FA"/>
+        <w:spacing w:before="0" w:after="0" w:line="188" w:lineRule="exact"/>
+        <w:ind w:left="113" w:right="113"/>
+      </w:pPr>
+      <w:r>
+        <w:rPr>
+          <w:rFonts w:ascii="Consolas" w:hAnsi="Consolas" w:eastAsia="Consolas"/>
+          <w:b w:val="0"/>
+          <w:i w:val="0"/>
+          <w:sz w:val="14"/>
+        </w:rPr>
+        <w:t>request**:</w:t>
+      </w:r>
+    </w:p>
+    <w:p>
+      <w:pPr>
+        <w:shd w:fill="F4F6FA"/>
+        <w:spacing w:before="0" w:after="0" w:line="188" w:lineRule="exact"/>
+        <w:ind w:left="113" w:right="113"/>
+      </w:pPr>
+      <w:r>
+        <w:rPr>
+          <w:rFonts w:ascii="Consolas" w:hAnsi="Consolas" w:eastAsia="Consolas"/>
+          <w:b w:val="0"/>
+          <w:i w:val="0"/>
+          <w:sz w:val="14"/>
+        </w:rPr>
+        <w:t xml:space="preserve"> </w:t>
+      </w:r>
+    </w:p>
+    <w:p>
+      <w:pPr>
+        <w:shd w:fill="F4F6FA"/>
+        <w:spacing w:before="0" w:after="0" w:line="188" w:lineRule="exact"/>
+        <w:ind w:left="113" w:right="113"/>
+      </w:pPr>
+      <w:r>
+        <w:rPr>
+          <w:rFonts w:ascii="Consolas" w:hAnsi="Consolas" w:eastAsia="Consolas"/>
+          <w:b w:val="0"/>
+          <w:i w:val="0"/>
+          <w:sz w:val="14"/>
+        </w:rPr>
+        <w:t>| Stage | Tool | Gate |</w:t>
+      </w:r>
+    </w:p>
+    <w:p>
+      <w:pPr>
+        <w:shd w:fill="F4F6FA"/>
+        <w:spacing w:before="0" w:after="0" w:line="188" w:lineRule="exact"/>
+        <w:ind w:left="113" w:right="113"/>
+      </w:pPr>
+      <w:r>
+        <w:rPr>
+          <w:rFonts w:ascii="Consolas" w:hAnsi="Consolas" w:eastAsia="Consolas"/>
+          <w:b w:val="0"/>
+          <w:i w:val="0"/>
+          <w:sz w:val="14"/>
+        </w:rPr>
+        <w:t>|---|---|---|</w:t>
+      </w:r>
+    </w:p>
+    <w:p>
+      <w:pPr>
+        <w:shd w:fill="F4F6FA"/>
+        <w:spacing w:before="0" w:after="0" w:line="188" w:lineRule="exact"/>
+        <w:ind w:left="113" w:right="113"/>
+      </w:pPr>
+      <w:r>
+        <w:rPr>
+          <w:rFonts w:ascii="Consolas" w:hAnsi="Consolas" w:eastAsia="Consolas"/>
+          <w:b w:val="0"/>
+          <w:i w:val="0"/>
+          <w:sz w:val="14"/>
+        </w:rPr>
+        <w:t>| Test | `npm test` (14 checks) | build fails on any failed check |</w:t>
+      </w:r>
+    </w:p>
+    <w:p>
+      <w:pPr>
+        <w:shd w:fill="F4F6FA"/>
+        <w:spacing w:before="0" w:after="0" w:line="188" w:lineRule="exact"/>
+        <w:ind w:left="113" w:right="113"/>
+      </w:pPr>
+      <w:r>
+        <w:rPr>
+          <w:rFonts w:ascii="Consolas" w:hAnsi="Consolas" w:eastAsia="Consolas"/>
+          <w:b w:val="0"/>
+          <w:i w:val="0"/>
+          <w:sz w:val="14"/>
+        </w:rPr>
+        <w:t>| **SAST** | ESLint 9 + `eslint-plugin-security` (14 rules) | build fails on any error |</w:t>
+      </w:r>
+    </w:p>
+    <w:p>
+      <w:pPr>
+        <w:shd w:fill="F4F6FA"/>
+        <w:spacing w:before="0" w:after="0" w:line="188" w:lineRule="exact"/>
+        <w:ind w:left="113" w:right="113"/>
+      </w:pPr>
+      <w:r>
+        <w:rPr>
+          <w:rFonts w:ascii="Consolas" w:hAnsi="Consolas" w:eastAsia="Consolas"/>
+          <w:b w:val="0"/>
+          <w:i w:val="0"/>
+          <w:sz w:val="14"/>
+        </w:rPr>
+        <w:t>| **SCA** | `npm audit` | build fails on high/critical in production dependencies |</w:t>
+      </w:r>
+    </w:p>
+    <w:p>
+      <w:pPr>
+        <w:shd w:fill="F4F6FA"/>
+        <w:spacing w:before="0" w:after="0" w:line="188" w:lineRule="exact"/>
+        <w:ind w:left="113" w:right="113"/>
+      </w:pPr>
+      <w:r>
+        <w:rPr>
+          <w:rFonts w:ascii="Consolas" w:hAnsi="Consolas" w:eastAsia="Consolas"/>
+          <w:b w:val="0"/>
+          <w:i w:val="0"/>
+          <w:sz w:val="14"/>
+        </w:rPr>
+        <w:t>| Reports | `reports/sast-eslint.json`, `reports/sca-npm-audit.json` | uploaded as build artifacts |</w:t>
+      </w:r>
+    </w:p>
+    <w:p>
+      <w:pPr>
+        <w:shd w:fill="F4F6FA"/>
+        <w:spacing w:before="0" w:after="0" w:line="188" w:lineRule="exact"/>
+        <w:ind w:left="113" w:right="113"/>
+      </w:pPr>
+      <w:r>
+        <w:rPr>
+          <w:rFonts w:ascii="Consolas" w:hAnsi="Consolas" w:eastAsia="Consolas"/>
+          <w:b w:val="0"/>
+          <w:i w:val="0"/>
+          <w:sz w:val="14"/>
+        </w:rPr>
+        <w:t xml:space="preserve"> </w:t>
+      </w:r>
+    </w:p>
+    <w:p>
+      <w:pPr>
+        <w:shd w:fill="F4F6FA"/>
+        <w:spacing w:before="0" w:after="0" w:line="188" w:lineRule="exact"/>
+        <w:ind w:left="113" w:right="113"/>
+      </w:pPr>
+      <w:r>
+        <w:rPr>
+          <w:rFonts w:ascii="Consolas" w:hAnsi="Consolas" w:eastAsia="Consolas"/>
+          <w:b w:val="0"/>
+          <w:i w:val="0"/>
+          <w:sz w:val="14"/>
+        </w:rPr>
+        <w:t>### Current results</w:t>
+      </w:r>
+    </w:p>
+    <w:p>
+      <w:pPr>
+        <w:shd w:fill="F4F6FA"/>
+        <w:spacing w:before="0" w:after="0" w:line="188" w:lineRule="exact"/>
+        <w:ind w:left="113" w:right="113"/>
+      </w:pPr>
+      <w:r>
+        <w:rPr>
+          <w:rFonts w:ascii="Consolas" w:hAnsi="Consolas" w:eastAsia="Consolas"/>
+          <w:b w:val="0"/>
+          <w:i w:val="0"/>
+          <w:sz w:val="14"/>
+        </w:rPr>
+        <w:t xml:space="preserve"> </w:t>
+      </w:r>
+    </w:p>
+    <w:p>
+      <w:pPr>
+        <w:shd w:fill="F4F6FA"/>
+        <w:spacing w:before="0" w:after="0" w:line="188" w:lineRule="exact"/>
+        <w:ind w:left="113" w:right="113"/>
+      </w:pPr>
+      <w:r>
+        <w:rPr>
+          <w:rFonts w:ascii="Consolas" w:hAnsi="Consolas" w:eastAsia="Consolas"/>
+          <w:b w:val="0"/>
+          <w:i w:val="0"/>
+          <w:sz w:val="14"/>
+        </w:rPr>
+        <w:t>**SAST**</w:t>
+      </w:r>
+    </w:p>
+    <w:p>
+      <w:pPr>
+        <w:shd w:fill="F4F6FA"/>
+        <w:spacing w:before="0" w:after="0" w:line="188" w:lineRule="exact"/>
+        <w:ind w:left="113" w:right="113"/>
+      </w:pPr>
+      <w:r>
+        <w:rPr>
+          <w:rFonts w:ascii="Consolas" w:hAnsi="Consolas" w:eastAsia="Consolas"/>
+          <w:b w:val="0"/>
+          <w:i w:val="0"/>
+          <w:sz w:val="14"/>
+        </w:rPr>
+        <w:t xml:space="preserve"> </w:t>
+      </w:r>
+    </w:p>
+    <w:p>
+      <w:pPr>
+        <w:shd w:fill="F4F6FA"/>
+        <w:spacing w:before="0" w:after="0" w:line="188" w:lineRule="exact"/>
+        <w:ind w:left="113" w:right="113"/>
+      </w:pPr>
+      <w:r>
+        <w:rPr>
+          <w:rFonts w:ascii="Consolas" w:hAnsi="Consolas" w:eastAsia="Consolas"/>
+          <w:b w:val="0"/>
+          <w:i w:val="0"/>
+          <w:sz w:val="14"/>
+        </w:rPr>
+        <w:t>```</w:t>
+      </w:r>
+    </w:p>
+    <w:p>
+      <w:pPr>
+        <w:shd w:fill="F4F6FA"/>
+        <w:spacing w:before="0" w:after="0" w:line="188" w:lineRule="exact"/>
+        <w:ind w:left="113" w:right="113"/>
+      </w:pPr>
+      <w:r>
+        <w:rPr>
+          <w:rFonts w:ascii="Consolas" w:hAnsi="Consolas" w:eastAsia="Consolas"/>
+          <w:b w:val="0"/>
+          <w:i w:val="0"/>
+          <w:sz w:val="14"/>
+        </w:rPr>
+        <w:t>$ npx eslint src scripts --format stylish</w:t>
+      </w:r>
+    </w:p>
+    <w:p>
+      <w:pPr>
+        <w:shd w:fill="F4F6FA"/>
+        <w:spacing w:before="0" w:after="0" w:line="188" w:lineRule="exact"/>
+        <w:ind w:left="113" w:right="113"/>
+      </w:pPr>
+      <w:r>
+        <w:rPr>
+          <w:rFonts w:ascii="Consolas" w:hAnsi="Consolas" w:eastAsia="Consolas"/>
+          <w:b w:val="0"/>
+          <w:i w:val="0"/>
+          <w:sz w:val="14"/>
+        </w:rPr>
+        <w:t xml:space="preserve"> </w:t>
+      </w:r>
+    </w:p>
+    <w:p>
+      <w:pPr>
+        <w:shd w:fill="F4F6FA"/>
+        <w:spacing w:before="0" w:after="0" w:line="188" w:lineRule="exact"/>
+        <w:ind w:left="113" w:right="113"/>
+      </w:pPr>
+      <w:r>
+        <w:rPr>
+          <w:rFonts w:ascii="Consolas" w:hAnsi="Consolas" w:eastAsia="Consolas"/>
+          <w:b w:val="0"/>
+          <w:i w:val="0"/>
+          <w:sz w:val="14"/>
+        </w:rPr>
+        <w:t>✖ 1 problem (0 errors, 1 warning)</w:t>
+      </w:r>
+    </w:p>
+    <w:p>
+      <w:pPr>
+        <w:shd w:fill="F4F6FA"/>
+        <w:spacing w:before="0" w:after="0" w:line="188" w:lineRule="exact"/>
+        <w:ind w:left="113" w:right="113"/>
+      </w:pPr>
+      <w:r>
+        <w:rPr>
+          <w:rFonts w:ascii="Consolas" w:hAnsi="Consolas" w:eastAsia="Consolas"/>
+          <w:b w:val="0"/>
+          <w:i w:val="0"/>
+          <w:sz w:val="14"/>
+        </w:rPr>
+        <w:t>```</w:t>
+      </w:r>
+    </w:p>
+    <w:p>
+      <w:pPr>
+        <w:shd w:fill="F4F6FA"/>
+        <w:spacing w:before="0" w:after="0" w:line="188" w:lineRule="exact"/>
+        <w:ind w:left="113" w:right="113"/>
+      </w:pPr>
+      <w:r>
+        <w:rPr>
+          <w:rFonts w:ascii="Consolas" w:hAnsi="Consolas" w:eastAsia="Consolas"/>
+          <w:b w:val="0"/>
+          <w:i w:val="0"/>
+          <w:sz w:val="14"/>
+        </w:rPr>
+        <w:t xml:space="preserve"> </w:t>
+      </w:r>
+    </w:p>
+    <w:p>
+      <w:pPr>
+        <w:shd w:fill="F4F6FA"/>
+        <w:spacing w:before="0" w:after="0" w:line="188" w:lineRule="exact"/>
+        <w:ind w:left="113" w:right="113"/>
+      </w:pPr>
+      <w:r>
+        <w:rPr>
+          <w:rFonts w:ascii="Consolas" w:hAnsi="Consolas" w:eastAsia="Consolas"/>
+          <w:b w:val="0"/>
+          <w:i w:val="0"/>
+          <w:sz w:val="14"/>
+        </w:rPr>
+        <w:t>The one remaining warning, `security/detect-object-injection`, is a false</w:t>
+      </w:r>
+    </w:p>
+    <w:p>
+      <w:pPr>
+        <w:shd w:fill="F4F6FA"/>
+        <w:spacing w:before="0" w:after="0" w:line="188" w:lineRule="exact"/>
+        <w:ind w:left="113" w:right="113"/>
+      </w:pPr>
+      <w:r>
+        <w:rPr>
+          <w:rFonts w:ascii="Consolas" w:hAnsi="Consolas" w:eastAsia="Consolas"/>
+          <w:b w:val="0"/>
+          <w:i w:val="0"/>
+          <w:sz w:val="14"/>
+        </w:rPr>
+        <w:t>positive: the object keys in `encodeForOutput()` come from our own column</w:t>
+      </w:r>
+    </w:p>
+    <w:p>
+      <w:pPr>
+        <w:shd w:fill="F4F6FA"/>
+        <w:spacing w:before="0" w:after="0" w:line="188" w:lineRule="exact"/>
+        <w:ind w:left="113" w:right="113"/>
+      </w:pPr>
+      <w:r>
+        <w:rPr>
+          <w:rFonts w:ascii="Consolas" w:hAnsi="Consolas" w:eastAsia="Consolas"/>
+          <w:b w:val="0"/>
+          <w:i w:val="0"/>
+          <w:sz w:val="14"/>
+        </w:rPr>
+        <w:t>names, not from the request. It is suppressed in place with a comment that</w:t>
+      </w:r>
+    </w:p>
+    <w:p>
+      <w:pPr>
+        <w:shd w:fill="F4F6FA"/>
+        <w:spacing w:before="0" w:after="0" w:line="188" w:lineRule="exact"/>
+        <w:ind w:left="113" w:right="113"/>
+      </w:pPr>
+      <w:r>
+        <w:rPr>
+          <w:rFonts w:ascii="Consolas" w:hAnsi="Consolas" w:eastAsia="Consolas"/>
+          <w:b w:val="0"/>
+          <w:i w:val="0"/>
+          <w:sz w:val="14"/>
+        </w:rPr>
+        <w:t>explains why, which is preferable to switching the rule off globally.</w:t>
+      </w:r>
+    </w:p>
+    <w:p>
+      <w:pPr>
+        <w:shd w:fill="F4F6FA"/>
+        <w:spacing w:before="0" w:after="0" w:line="188" w:lineRule="exact"/>
+        <w:ind w:left="113" w:right="113"/>
+      </w:pPr>
+      <w:r>
+        <w:rPr>
+          <w:rFonts w:ascii="Consolas" w:hAnsi="Consolas" w:eastAsia="Consolas"/>
+          <w:b w:val="0"/>
+          <w:i w:val="0"/>
+          <w:sz w:val="14"/>
+        </w:rPr>
+        <w:t xml:space="preserve"> </w:t>
+      </w:r>
+    </w:p>
+    <w:p>
+      <w:pPr>
+        <w:shd w:fill="F4F6FA"/>
+        <w:spacing w:before="0" w:after="0" w:line="188" w:lineRule="exact"/>
+        <w:ind w:left="113" w:right="113"/>
+      </w:pPr>
+      <w:r>
+        <w:rPr>
+          <w:rFonts w:ascii="Consolas" w:hAnsi="Consolas" w:eastAsia="Consolas"/>
+          <w:b w:val="0"/>
+          <w:i w:val="0"/>
+          <w:sz w:val="14"/>
+        </w:rPr>
+        <w:t>**SCA**</w:t>
+      </w:r>
+    </w:p>
+    <w:p>
+      <w:pPr>
+        <w:shd w:fill="F4F6FA"/>
+        <w:spacing w:before="0" w:after="0" w:line="188" w:lineRule="exact"/>
+        <w:ind w:left="113" w:right="113"/>
+      </w:pPr>
+      <w:r>
+        <w:rPr>
+          <w:rFonts w:ascii="Consolas" w:hAnsi="Consolas" w:eastAsia="Consolas"/>
+          <w:b w:val="0"/>
+          <w:i w:val="0"/>
+          <w:sz w:val="14"/>
+        </w:rPr>
+        <w:t xml:space="preserve"> </w:t>
+      </w:r>
+    </w:p>
+    <w:p>
+      <w:pPr>
+        <w:shd w:fill="F4F6FA"/>
+        <w:spacing w:before="0" w:after="0" w:line="188" w:lineRule="exact"/>
+        <w:ind w:left="113" w:right="113"/>
+      </w:pPr>
+      <w:r>
+        <w:rPr>
+          <w:rFonts w:ascii="Consolas" w:hAnsi="Consolas" w:eastAsia="Consolas"/>
+          <w:b w:val="0"/>
+          <w:i w:val="0"/>
+          <w:sz w:val="14"/>
+        </w:rPr>
+        <w:t>```</w:t>
+      </w:r>
+    </w:p>
+    <w:p>
+      <w:pPr>
+        <w:shd w:fill="F4F6FA"/>
+        <w:spacing w:before="0" w:after="0" w:line="188" w:lineRule="exact"/>
+        <w:ind w:left="113" w:right="113"/>
+      </w:pPr>
+      <w:r>
+        <w:rPr>
+          <w:rFonts w:ascii="Consolas" w:hAnsi="Consolas" w:eastAsia="Consolas"/>
+          <w:b w:val="0"/>
+          <w:i w:val="0"/>
+          <w:sz w:val="14"/>
+        </w:rPr>
+        <w:t>$ npm audit --registry=https://registry.npmjs.org</w:t>
+      </w:r>
+    </w:p>
+    <w:p>
+      <w:pPr>
+        <w:shd w:fill="F4F6FA"/>
+        <w:spacing w:before="0" w:after="0" w:line="188" w:lineRule="exact"/>
+        <w:ind w:left="113" w:right="113"/>
+      </w:pPr>
+      <w:r>
+        <w:rPr>
+          <w:rFonts w:ascii="Consolas" w:hAnsi="Consolas" w:eastAsia="Consolas"/>
+          <w:b w:val="0"/>
+          <w:i w:val="0"/>
+          <w:sz w:val="14"/>
+        </w:rPr>
+        <w:t>found 0 vulnerabilities</w:t>
+      </w:r>
+    </w:p>
+    <w:p>
+      <w:pPr>
+        <w:shd w:fill="F4F6FA"/>
+        <w:spacing w:before="0" w:after="0" w:line="188" w:lineRule="exact"/>
+        <w:ind w:left="113" w:right="113"/>
+      </w:pPr>
+      <w:r>
+        <w:rPr>
+          <w:rFonts w:ascii="Consolas" w:hAnsi="Consolas" w:eastAsia="Consolas"/>
+          <w:b w:val="0"/>
+          <w:i w:val="0"/>
+          <w:sz w:val="14"/>
+        </w:rPr>
+        <w:t>```</w:t>
+      </w:r>
+    </w:p>
+    <w:p>
+      <w:pPr>
+        <w:shd w:fill="F4F6FA"/>
+        <w:spacing w:before="0" w:after="0" w:line="188" w:lineRule="exact"/>
+        <w:ind w:left="113" w:right="113"/>
+      </w:pPr>
+      <w:r>
+        <w:rPr>
+          <w:rFonts w:ascii="Consolas" w:hAnsi="Consolas" w:eastAsia="Consolas"/>
+          <w:b w:val="0"/>
+          <w:i w:val="0"/>
+          <w:sz w:val="14"/>
+        </w:rPr>
+        <w:t xml:space="preserve"> </w:t>
+      </w:r>
+    </w:p>
+    <w:p>
+      <w:pPr>
+        <w:shd w:fill="F4F6FA"/>
+        <w:spacing w:before="0" w:after="0" w:line="188" w:lineRule="exact"/>
+        <w:ind w:left="113" w:right="113"/>
+      </w:pPr>
+      <w:r>
+        <w:rPr>
+          <w:rFonts w:ascii="Consolas" w:hAnsi="Consolas" w:eastAsia="Consolas"/>
+          <w:b w:val="0"/>
+          <w:i w:val="0"/>
+          <w:sz w:val="14"/>
+        </w:rPr>
+        <w:t>Raw reports are in [`evidence/`](evidence/).</w:t>
+      </w:r>
+    </w:p>
+    <w:p>
+      <w:pPr>
+        <w:shd w:fill="F4F6FA"/>
+        <w:spacing w:before="0" w:after="0" w:line="188" w:lineRule="exact"/>
+        <w:ind w:left="113" w:right="113"/>
+      </w:pPr>
+      <w:r>
+        <w:rPr>
+          <w:rFonts w:ascii="Consolas" w:hAnsi="Consolas" w:eastAsia="Consolas"/>
+          <w:b w:val="0"/>
+          <w:i w:val="0"/>
+          <w:sz w:val="14"/>
+        </w:rPr>
+        <w:t xml:space="preserve"> </w:t>
+      </w:r>
+    </w:p>
+    <w:p>
+      <w:pPr>
+        <w:shd w:fill="F4F6FA"/>
+        <w:spacing w:before="0" w:after="0" w:line="188" w:lineRule="exact"/>
+        <w:ind w:left="113" w:right="113"/>
+      </w:pPr>
+      <w:r>
+        <w:rPr>
+          <w:rFonts w:ascii="Consolas" w:hAnsi="Consolas" w:eastAsia="Consolas"/>
+          <w:b w:val="0"/>
+          <w:i w:val="0"/>
+          <w:sz w:val="14"/>
+        </w:rPr>
+        <w:t>&gt; **Note on the registry.** `npm audit` needs the registry's advisory endpoint.</w:t>
+      </w:r>
+    </w:p>
+    <w:p>
+      <w:pPr>
+        <w:shd w:fill="F4F6FA"/>
+        <w:spacing w:before="0" w:after="0" w:line="188" w:lineRule="exact"/>
+        <w:ind w:left="113" w:right="113"/>
+      </w:pPr>
+      <w:r>
+        <w:rPr>
+          <w:rFonts w:ascii="Consolas" w:hAnsi="Consolas" w:eastAsia="Consolas"/>
+          <w:b w:val="0"/>
+          <w:i w:val="0"/>
+          <w:sz w:val="14"/>
+        </w:rPr>
+        <w:t>&gt; It is executed against `registry.npmjs.org`; a mirror such as npmmirror does</w:t>
+      </w:r>
+    </w:p>
+    <w:p>
+      <w:pPr>
+        <w:shd w:fill="F4F6FA"/>
+        <w:spacing w:before="0" w:after="0" w:line="188" w:lineRule="exact"/>
+        <w:ind w:left="113" w:right="113"/>
+      </w:pPr>
+      <w:r>
+        <w:rPr>
+          <w:rFonts w:ascii="Consolas" w:hAnsi="Consolas" w:eastAsia="Consolas"/>
+          <w:b w:val="0"/>
+          <w:i w:val="0"/>
+          <w:sz w:val="14"/>
+        </w:rPr>
+        <w:t>&gt; not implement `/-/npm/v1/security/advisories/bulk` and returns</w:t>
+      </w:r>
+    </w:p>
+    <w:p>
+      <w:pPr>
+        <w:shd w:fill="F4F6FA"/>
+        <w:spacing w:before="0" w:after="0" w:line="188" w:lineRule="exact"/>
+        <w:ind w:left="113" w:right="113"/>
+      </w:pPr>
+      <w:r>
+        <w:rPr>
+          <w:rFonts w:ascii="Consolas" w:hAnsi="Consolas" w:eastAsia="Consolas"/>
+          <w:b w:val="0"/>
+          <w:i w:val="0"/>
+          <w:sz w:val="14"/>
+        </w:rPr>
+        <w:t>&gt; `[NOT_IMPLEMENTED]`.</w:t>
+      </w:r>
+    </w:p>
+    <w:p>
+      <w:pPr>
+        <w:shd w:fill="F4F6FA"/>
+        <w:spacing w:before="0" w:after="0" w:line="188" w:lineRule="exact"/>
+        <w:ind w:left="113" w:right="113"/>
+      </w:pPr>
+      <w:r>
+        <w:rPr>
+          <w:rFonts w:ascii="Consolas" w:hAnsi="Consolas" w:eastAsia="Consolas"/>
+          <w:b w:val="0"/>
+          <w:i w:val="0"/>
+          <w:sz w:val="14"/>
+        </w:rPr>
+        <w:t xml:space="preserve"> </w:t>
+      </w:r>
+    </w:p>
+    <w:p>
+      <w:pPr>
+        <w:shd w:fill="F4F6FA"/>
+        <w:spacing w:before="0" w:after="0" w:line="188" w:lineRule="exact"/>
+        <w:ind w:left="113" w:right="113"/>
+      </w:pPr>
+      <w:r>
+        <w:rPr>
+          <w:rFonts w:ascii="Consolas" w:hAnsi="Consolas" w:eastAsia="Consolas"/>
+          <w:b w:val="0"/>
+          <w:i w:val="0"/>
+          <w:sz w:val="14"/>
+        </w:rPr>
+        <w:t>## 6. CVE analysis: CVE-2017-14849</w:t>
+      </w:r>
+    </w:p>
+    <w:p>
+      <w:pPr>
+        <w:shd w:fill="F4F6FA"/>
+        <w:spacing w:before="0" w:after="0" w:line="188" w:lineRule="exact"/>
+        <w:ind w:left="113" w:right="113"/>
+      </w:pPr>
+      <w:r>
+        <w:rPr>
+          <w:rFonts w:ascii="Consolas" w:hAnsi="Consolas" w:eastAsia="Consolas"/>
+          <w:b w:val="0"/>
+          <w:i w:val="0"/>
+          <w:sz w:val="14"/>
+        </w:rPr>
+        <w:t xml:space="preserve"> </w:t>
+      </w:r>
+    </w:p>
+    <w:p>
+      <w:pPr>
+        <w:shd w:fill="F4F6FA"/>
+        <w:spacing w:before="0" w:after="0" w:line="188" w:lineRule="exact"/>
+        <w:ind w:left="113" w:right="113"/>
+      </w:pPr>
+      <w:r>
+        <w:rPr>
+          <w:rFonts w:ascii="Consolas" w:hAnsi="Consolas" w:eastAsia="Consolas"/>
+          <w:b w:val="0"/>
+          <w:i w:val="0"/>
+          <w:sz w:val="14"/>
+        </w:rPr>
+        <w:t>### 6.1 What the vulnerability is</w:t>
+      </w:r>
+    </w:p>
+    <w:p>
+      <w:pPr>
+        <w:shd w:fill="F4F6FA"/>
+        <w:spacing w:before="0" w:after="0" w:line="188" w:lineRule="exact"/>
+        <w:ind w:left="113" w:right="113"/>
+      </w:pPr>
+      <w:r>
+        <w:rPr>
+          <w:rFonts w:ascii="Consolas" w:hAnsi="Consolas" w:eastAsia="Consolas"/>
+          <w:b w:val="0"/>
+          <w:i w:val="0"/>
+          <w:sz w:val="14"/>
+        </w:rPr>
+        <w:t xml:space="preserve"> </w:t>
+      </w:r>
+    </w:p>
+    <w:p>
+      <w:pPr>
+        <w:shd w:fill="F4F6FA"/>
+        <w:spacing w:before="0" w:after="0" w:line="188" w:lineRule="exact"/>
+        <w:ind w:left="113" w:right="113"/>
+      </w:pPr>
+      <w:r>
+        <w:rPr>
+          <w:rFonts w:ascii="Consolas" w:hAnsi="Consolas" w:eastAsia="Consolas"/>
+          <w:b w:val="0"/>
+          <w:i w:val="0"/>
+          <w:sz w:val="14"/>
+        </w:rPr>
+        <w:t>| | |</w:t>
+      </w:r>
+    </w:p>
+    <w:p>
+      <w:pPr>
+        <w:shd w:fill="F4F6FA"/>
+        <w:spacing w:before="0" w:after="0" w:line="188" w:lineRule="exact"/>
+        <w:ind w:left="113" w:right="113"/>
+      </w:pPr>
+      <w:r>
+        <w:rPr>
+          <w:rFonts w:ascii="Consolas" w:hAnsi="Consolas" w:eastAsia="Consolas"/>
+          <w:b w:val="0"/>
+          <w:i w:val="0"/>
+          <w:sz w:val="14"/>
+        </w:rPr>
+        <w:t>|---|---|</w:t>
+      </w:r>
+    </w:p>
+    <w:p>
+      <w:pPr>
+        <w:shd w:fill="F4F6FA"/>
+        <w:spacing w:before="0" w:after="0" w:line="188" w:lineRule="exact"/>
+        <w:ind w:left="113" w:right="113"/>
+      </w:pPr>
+      <w:r>
+        <w:rPr>
+          <w:rFonts w:ascii="Consolas" w:hAnsi="Consolas" w:eastAsia="Consolas"/>
+          <w:b w:val="0"/>
+          <w:i w:val="0"/>
+          <w:sz w:val="14"/>
+        </w:rPr>
+        <w:t>| CVE | **CVE-2017-14849** |</w:t>
+      </w:r>
+    </w:p>
+    <w:p>
+      <w:pPr>
+        <w:shd w:fill="F4F6FA"/>
+        <w:spacing w:before="0" w:after="0" w:line="188" w:lineRule="exact"/>
+        <w:ind w:left="113" w:right="113"/>
+      </w:pPr>
+      <w:r>
+        <w:rPr>
+          <w:rFonts w:ascii="Consolas" w:hAnsi="Consolas" w:eastAsia="Consolas"/>
+          <w:b w:val="0"/>
+          <w:i w:val="0"/>
+          <w:sz w:val="14"/>
+        </w:rPr>
+        <w:t>| Affected | Node.js **8.5.0** only (8.5.0 ≤ version &lt; 8.6.0) |</w:t>
+      </w:r>
+    </w:p>
+    <w:p>
+      <w:pPr>
+        <w:shd w:fill="F4F6FA"/>
+        <w:spacing w:before="0" w:after="0" w:line="188" w:lineRule="exact"/>
+        <w:ind w:left="113" w:right="113"/>
+      </w:pPr>
+      <w:r>
+        <w:rPr>
+          <w:rFonts w:ascii="Consolas" w:hAnsi="Consolas" w:eastAsia="Consolas"/>
+          <w:b w:val="0"/>
+          <w:i w:val="0"/>
+          <w:sz w:val="14"/>
+        </w:rPr>
+        <w:t>| Class | CWE-22 — Improper Limitation of a Pathname to a Restricted Directory (path traversal) |</w:t>
+      </w:r>
+    </w:p>
+    <w:p>
+      <w:pPr>
+        <w:shd w:fill="F4F6FA"/>
+        <w:spacing w:before="0" w:after="0" w:line="188" w:lineRule="exact"/>
+        <w:ind w:left="113" w:right="113"/>
+      </w:pPr>
+      <w:r>
+        <w:rPr>
+          <w:rFonts w:ascii="Consolas" w:hAnsi="Consolas" w:eastAsia="Consolas"/>
+          <w:b w:val="0"/>
+          <w:i w:val="0"/>
+          <w:sz w:val="14"/>
+        </w:rPr>
+        <w:t>| Impact | Arbitrary file read outside the web root |</w:t>
+      </w:r>
+    </w:p>
+    <w:p>
+      <w:pPr>
+        <w:shd w:fill="F4F6FA"/>
+        <w:spacing w:before="0" w:after="0" w:line="188" w:lineRule="exact"/>
+        <w:ind w:left="113" w:right="113"/>
+      </w:pPr>
+      <w:r>
+        <w:rPr>
+          <w:rFonts w:ascii="Consolas" w:hAnsi="Consolas" w:eastAsia="Consolas"/>
+          <w:b w:val="0"/>
+          <w:i w:val="0"/>
+          <w:sz w:val="14"/>
+        </w:rPr>
+        <w:t>| Fixed in | Node.js **8.6.0**, 2017 |</w:t>
+      </w:r>
+    </w:p>
+    <w:p>
+      <w:pPr>
+        <w:shd w:fill="F4F6FA"/>
+        <w:spacing w:before="0" w:after="0" w:line="188" w:lineRule="exact"/>
+        <w:ind w:left="113" w:right="113"/>
+      </w:pPr>
+      <w:r>
+        <w:rPr>
+          <w:rFonts w:ascii="Consolas" w:hAnsi="Consolas" w:eastAsia="Consolas"/>
+          <w:b w:val="0"/>
+          <w:i w:val="0"/>
+          <w:sz w:val="14"/>
+        </w:rPr>
+        <w:t xml:space="preserve"> </w:t>
+      </w:r>
+    </w:p>
+    <w:p>
+      <w:pPr>
+        <w:shd w:fill="F4F6FA"/>
+        <w:spacing w:before="0" w:after="0" w:line="188" w:lineRule="exact"/>
+        <w:ind w:left="113" w:right="113"/>
+      </w:pPr>
+      <w:r>
+        <w:rPr>
+          <w:rFonts w:ascii="Consolas" w:hAnsi="Consolas" w:eastAsia="Consolas"/>
+          <w:b w:val="0"/>
+          <w:i w:val="0"/>
+          <w:sz w:val="14"/>
+        </w:rPr>
+        <w:t>Node.js 8.5.0 changed how `..` segments are handled inside `path.normalize()`.</w:t>
+      </w:r>
+    </w:p>
+    <w:p>
+      <w:pPr>
+        <w:shd w:fill="F4F6FA"/>
+        <w:spacing w:before="0" w:after="0" w:line="188" w:lineRule="exact"/>
+        <w:ind w:left="113" w:right="113"/>
+      </w:pPr>
+      <w:r>
+        <w:rPr>
+          <w:rFonts w:ascii="Consolas" w:hAnsi="Consolas" w:eastAsia="Consolas"/>
+          <w:b w:val="0"/>
+          <w:i w:val="0"/>
+          <w:sz w:val="14"/>
+        </w:rPr>
+        <w:t>The new implementation is wrong when a `..` appears *after* an ordinary</w:t>
+      </w:r>
+    </w:p>
+    <w:p>
+      <w:pPr>
+        <w:shd w:fill="F4F6FA"/>
+        <w:spacing w:before="0" w:after="0" w:line="188" w:lineRule="exact"/>
+        <w:ind w:left="113" w:right="113"/>
+      </w:pPr>
+      <w:r>
+        <w:rPr>
+          <w:rFonts w:ascii="Consolas" w:hAnsi="Consolas" w:eastAsia="Consolas"/>
+          <w:b w:val="0"/>
+          <w:i w:val="0"/>
+          <w:sz w:val="14"/>
+        </w:rPr>
+        <w:t>segment in the middle of the path: it collapses too much of the prefix. Any</w:t>
+      </w:r>
+    </w:p>
+    <w:p>
+      <w:pPr>
+        <w:shd w:fill="F4F6FA"/>
+        <w:spacing w:before="0" w:after="0" w:line="188" w:lineRule="exact"/>
+        <w:ind w:left="113" w:right="113"/>
+      </w:pPr>
+      <w:r>
+        <w:rPr>
+          <w:rFonts w:ascii="Consolas" w:hAnsi="Consolas" w:eastAsia="Consolas"/>
+          <w:b w:val="0"/>
+          <w:i w:val="0"/>
+          <w:sz w:val="14"/>
+        </w:rPr>
+        <w:t>framework that relies on `normalize()` to keep file access inside a directory —</w:t>
+      </w:r>
+    </w:p>
+    <w:p>
+      <w:pPr>
+        <w:shd w:fill="F4F6FA"/>
+        <w:spacing w:before="0" w:after="0" w:line="188" w:lineRule="exact"/>
+        <w:ind w:left="113" w:right="113"/>
+      </w:pPr>
+      <w:r>
+        <w:rPr>
+          <w:rFonts w:ascii="Consolas" w:hAnsi="Consolas" w:eastAsia="Consolas"/>
+          <w:b w:val="0"/>
+          <w:i w:val="0"/>
+          <w:sz w:val="14"/>
+        </w:rPr>
+        <w:t>`express.static` via the `send` module is the textbook case — inherits the</w:t>
+      </w:r>
+    </w:p>
+    <w:p>
+      <w:pPr>
+        <w:shd w:fill="F4F6FA"/>
+        <w:spacing w:before="0" w:after="0" w:line="188" w:lineRule="exact"/>
+        <w:ind w:left="113" w:right="113"/>
+      </w:pPr>
+      <w:r>
+        <w:rPr>
+          <w:rFonts w:ascii="Consolas" w:hAnsi="Consolas" w:eastAsia="Consolas"/>
+          <w:b w:val="0"/>
+          <w:i w:val="0"/>
+          <w:sz w:val="14"/>
+        </w:rPr>
+        <w:t>bug and starts serving files outside its root.</w:t>
+      </w:r>
+    </w:p>
+    <w:p>
+      <w:pPr>
+        <w:shd w:fill="F4F6FA"/>
+        <w:spacing w:before="0" w:after="0" w:line="188" w:lineRule="exact"/>
+        <w:ind w:left="113" w:right="113"/>
+      </w:pPr>
+      <w:r>
+        <w:rPr>
+          <w:rFonts w:ascii="Consolas" w:hAnsi="Consolas" w:eastAsia="Consolas"/>
+          <w:b w:val="0"/>
+          <w:i w:val="0"/>
+          <w:sz w:val="14"/>
+        </w:rPr>
+        <w:t xml:space="preserve"> </w:t>
+      </w:r>
+    </w:p>
+    <w:p>
+      <w:pPr>
+        <w:shd w:fill="F4F6FA"/>
+        <w:spacing w:before="0" w:after="0" w:line="188" w:lineRule="exact"/>
+        <w:ind w:left="113" w:right="113"/>
+      </w:pPr>
+      <w:r>
+        <w:rPr>
+          <w:rFonts w:ascii="Consolas" w:hAnsi="Consolas" w:eastAsia="Consolas"/>
+          <w:b w:val="0"/>
+          <w:i w:val="0"/>
+          <w:sz w:val="14"/>
+        </w:rPr>
+        <w:t>The vulnerable application in this repository is the vulhub scenario</w:t>
+      </w:r>
+    </w:p>
+    <w:p>
+      <w:pPr>
+        <w:shd w:fill="F4F6FA"/>
+        <w:spacing w:before="0" w:after="0" w:line="188" w:lineRule="exact"/>
+        <w:ind w:left="113" w:right="113"/>
+      </w:pPr>
+      <w:r>
+        <w:rPr>
+          <w:rFonts w:ascii="Consolas" w:hAnsi="Consolas" w:eastAsia="Consolas"/>
+          <w:b w:val="0"/>
+          <w:i w:val="0"/>
+          <w:sz w:val="14"/>
+        </w:rPr>
+        <w:t>(`node/CVE-2017-14849`): a stock Express 4.15.5 static file server.</w:t>
+      </w:r>
+    </w:p>
+    <w:p>
+      <w:pPr>
+        <w:shd w:fill="F4F6FA"/>
+        <w:spacing w:before="0" w:after="0" w:line="188" w:lineRule="exact"/>
+        <w:ind w:left="113" w:right="113"/>
+      </w:pPr>
+      <w:r>
+        <w:rPr>
+          <w:rFonts w:ascii="Consolas" w:hAnsi="Consolas" w:eastAsia="Consolas"/>
+          <w:b w:val="0"/>
+          <w:i w:val="0"/>
+          <w:sz w:val="14"/>
+        </w:rPr>
+        <w:t xml:space="preserve"> </w:t>
+      </w:r>
+    </w:p>
+    <w:p>
+      <w:pPr>
+        <w:shd w:fill="F4F6FA"/>
+        <w:spacing w:before="0" w:after="0" w:line="188" w:lineRule="exact"/>
+        <w:ind w:left="113" w:right="113"/>
+      </w:pPr>
+      <w:r>
+        <w:rPr>
+          <w:rFonts w:ascii="Consolas" w:hAnsi="Consolas" w:eastAsia="Consolas"/>
+          <w:b w:val="0"/>
+          <w:i w:val="0"/>
+          <w:sz w:val="14"/>
+        </w:rPr>
+        <w:t>### 6.2 Reproduction</w:t>
+      </w:r>
+    </w:p>
+    <w:p>
+      <w:pPr>
+        <w:shd w:fill="F4F6FA"/>
+        <w:spacing w:before="0" w:after="0" w:line="188" w:lineRule="exact"/>
+        <w:ind w:left="113" w:right="113"/>
+      </w:pPr>
+      <w:r>
+        <w:rPr>
+          <w:rFonts w:ascii="Consolas" w:hAnsi="Consolas" w:eastAsia="Consolas"/>
+          <w:b w:val="0"/>
+          <w:i w:val="0"/>
+          <w:sz w:val="14"/>
+        </w:rPr>
+        <w:t xml:space="preserve"> </w:t>
+      </w:r>
+    </w:p>
+    <w:p>
+      <w:pPr>
+        <w:shd w:fill="F4F6FA"/>
+        <w:spacing w:before="0" w:after="0" w:line="188" w:lineRule="exact"/>
+        <w:ind w:left="113" w:right="113"/>
+      </w:pPr>
+      <w:r>
+        <w:rPr>
+          <w:rFonts w:ascii="Consolas" w:hAnsi="Consolas" w:eastAsia="Consolas"/>
+          <w:b w:val="0"/>
+          <w:i w:val="0"/>
+          <w:sz w:val="14"/>
+        </w:rPr>
+        <w:t>Because Docker is not available on the machine where this work was produced,</w:t>
+      </w:r>
+    </w:p>
+    <w:p>
+      <w:pPr>
+        <w:shd w:fill="F4F6FA"/>
+        <w:spacing w:before="0" w:after="0" w:line="188" w:lineRule="exact"/>
+        <w:ind w:left="113" w:right="113"/>
+      </w:pPr>
+      <w:r>
+        <w:rPr>
+          <w:rFonts w:ascii="Consolas" w:hAnsi="Consolas" w:eastAsia="Consolas"/>
+          <w:b w:val="0"/>
+          <w:i w:val="0"/>
+          <w:sz w:val="14"/>
+        </w:rPr>
+        <w:t>the same application and the same runtime version were used natively instead of</w:t>
+      </w:r>
+    </w:p>
+    <w:p>
+      <w:pPr>
+        <w:shd w:fill="F4F6FA"/>
+        <w:spacing w:before="0" w:after="0" w:line="188" w:lineRule="exact"/>
+        <w:ind w:left="113" w:right="113"/>
+      </w:pPr>
+      <w:r>
+        <w:rPr>
+          <w:rFonts w:ascii="Consolas" w:hAnsi="Consolas" w:eastAsia="Consolas"/>
+          <w:b w:val="0"/>
+          <w:i w:val="0"/>
+          <w:sz w:val="14"/>
+        </w:rPr>
+        <w:t>in a container. The result is identical: the vulnerable Node.js version is what</w:t>
+      </w:r>
+    </w:p>
+    <w:p>
+      <w:pPr>
+        <w:shd w:fill="F4F6FA"/>
+        <w:spacing w:before="0" w:after="0" w:line="188" w:lineRule="exact"/>
+        <w:ind w:left="113" w:right="113"/>
+      </w:pPr>
+      <w:r>
+        <w:rPr>
+          <w:rFonts w:ascii="Consolas" w:hAnsi="Consolas" w:eastAsia="Consolas"/>
+          <w:b w:val="0"/>
+          <w:i w:val="0"/>
+          <w:sz w:val="14"/>
+        </w:rPr>
+        <w:t>matters, not the packaging.</w:t>
+      </w:r>
+    </w:p>
+    <w:p>
+      <w:pPr>
+        <w:shd w:fill="F4F6FA"/>
+        <w:spacing w:before="0" w:after="0" w:line="188" w:lineRule="exact"/>
+        <w:ind w:left="113" w:right="113"/>
+      </w:pPr>
+      <w:r>
+        <w:rPr>
+          <w:rFonts w:ascii="Consolas" w:hAnsi="Consolas" w:eastAsia="Consolas"/>
+          <w:b w:val="0"/>
+          <w:i w:val="0"/>
+          <w:sz w:val="14"/>
+        </w:rPr>
+        <w:t xml:space="preserve"> </w:t>
+      </w:r>
+    </w:p>
+    <w:p>
+      <w:pPr>
+        <w:shd w:fill="F4F6FA"/>
+        <w:spacing w:before="0" w:after="0" w:line="188" w:lineRule="exact"/>
+        <w:ind w:left="113" w:right="113"/>
+      </w:pPr>
+      <w:r>
+        <w:rPr>
+          <w:rFonts w:ascii="Consolas" w:hAnsi="Consolas" w:eastAsia="Consolas"/>
+          <w:b w:val="0"/>
+          <w:i w:val="0"/>
+          <w:sz w:val="14"/>
+        </w:rPr>
+        <w:t>**Official path (Vulhub, requires Docker):**</w:t>
+      </w:r>
+    </w:p>
+    <w:p>
+      <w:pPr>
+        <w:shd w:fill="F4F6FA"/>
+        <w:spacing w:before="0" w:after="0" w:line="188" w:lineRule="exact"/>
+        <w:ind w:left="113" w:right="113"/>
+      </w:pPr>
+      <w:r>
+        <w:rPr>
+          <w:rFonts w:ascii="Consolas" w:hAnsi="Consolas" w:eastAsia="Consolas"/>
+          <w:b w:val="0"/>
+          <w:i w:val="0"/>
+          <w:sz w:val="14"/>
+        </w:rPr>
+        <w:t xml:space="preserve"> </w:t>
+      </w:r>
+    </w:p>
+    <w:p>
+      <w:pPr>
+        <w:shd w:fill="F4F6FA"/>
+        <w:spacing w:before="0" w:after="0" w:line="188" w:lineRule="exact"/>
+        <w:ind w:left="113" w:right="113"/>
+      </w:pPr>
+      <w:r>
+        <w:rPr>
+          <w:rFonts w:ascii="Consolas" w:hAnsi="Consolas" w:eastAsia="Consolas"/>
+          <w:b w:val="0"/>
+          <w:i w:val="0"/>
+          <w:sz w:val="14"/>
+        </w:rPr>
+        <w:t>```bash</w:t>
+      </w:r>
+    </w:p>
+    <w:p>
+      <w:pPr>
+        <w:shd w:fill="F4F6FA"/>
+        <w:spacing w:before="0" w:after="0" w:line="188" w:lineRule="exact"/>
+        <w:ind w:left="113" w:right="113"/>
+      </w:pPr>
+      <w:r>
+        <w:rPr>
+          <w:rFonts w:ascii="Consolas" w:hAnsi="Consolas" w:eastAsia="Consolas"/>
+          <w:b w:val="0"/>
+          <w:i w:val="0"/>
+          <w:sz w:val="14"/>
+        </w:rPr>
+        <w:t>git clone https://github.com/vulhub/vulhub.git</w:t>
+      </w:r>
+    </w:p>
+    <w:p>
+      <w:pPr>
+        <w:shd w:fill="F4F6FA"/>
+        <w:spacing w:before="0" w:after="0" w:line="188" w:lineRule="exact"/>
+        <w:ind w:left="113" w:right="113"/>
+      </w:pPr>
+      <w:r>
+        <w:rPr>
+          <w:rFonts w:ascii="Consolas" w:hAnsi="Consolas" w:eastAsia="Consolas"/>
+          <w:b w:val="0"/>
+          <w:i w:val="0"/>
+          <w:sz w:val="14"/>
+        </w:rPr>
+        <w:t>cd vulhub/node/CVE-2017-14849</w:t>
+      </w:r>
+    </w:p>
+    <w:p>
+      <w:pPr>
+        <w:shd w:fill="F4F6FA"/>
+        <w:spacing w:before="0" w:after="0" w:line="188" w:lineRule="exact"/>
+        <w:ind w:left="113" w:right="113"/>
+      </w:pPr>
+      <w:r>
+        <w:rPr>
+          <w:rFonts w:ascii="Consolas" w:hAnsi="Consolas" w:eastAsia="Consolas"/>
+          <w:b w:val="0"/>
+          <w:i w:val="0"/>
+          <w:sz w:val="14"/>
+        </w:rPr>
+        <w:t>docker compose build</w:t>
+      </w:r>
+    </w:p>
+    <w:p>
+      <w:pPr>
+        <w:shd w:fill="F4F6FA"/>
+        <w:spacing w:before="0" w:after="0" w:line="188" w:lineRule="exact"/>
+        <w:ind w:left="113" w:right="113"/>
+      </w:pPr>
+      <w:r>
+        <w:rPr>
+          <w:rFonts w:ascii="Consolas" w:hAnsi="Consolas" w:eastAsia="Consolas"/>
+          <w:b w:val="0"/>
+          <w:i w:val="0"/>
+          <w:sz w:val="14"/>
+        </w:rPr>
+        <w:t>docker compose up -d          # http://localhost:3000</w:t>
+      </w:r>
+    </w:p>
+    <w:p>
+      <w:pPr>
+        <w:shd w:fill="F4F6FA"/>
+        <w:spacing w:before="0" w:after="0" w:line="188" w:lineRule="exact"/>
+        <w:ind w:left="113" w:right="113"/>
+      </w:pPr>
+      <w:r>
+        <w:rPr>
+          <w:rFonts w:ascii="Consolas" w:hAnsi="Consolas" w:eastAsia="Consolas"/>
+          <w:b w:val="0"/>
+          <w:i w:val="0"/>
+          <w:sz w:val="14"/>
+        </w:rPr>
+        <w:t>```</w:t>
+      </w:r>
+    </w:p>
+    <w:p>
+      <w:pPr>
+        <w:shd w:fill="F4F6FA"/>
+        <w:spacing w:before="0" w:after="0" w:line="188" w:lineRule="exact"/>
+        <w:ind w:left="113" w:right="113"/>
+      </w:pPr>
+      <w:r>
+        <w:rPr>
+          <w:rFonts w:ascii="Consolas" w:hAnsi="Consolas" w:eastAsia="Consolas"/>
+          <w:b w:val="0"/>
+          <w:i w:val="0"/>
+          <w:sz w:val="14"/>
+        </w:rPr>
+        <w:t xml:space="preserve"> </w:t>
+      </w:r>
+    </w:p>
+    <w:p>
+      <w:pPr>
+        <w:shd w:fill="F4F6FA"/>
+        <w:spacing w:before="0" w:after="0" w:line="188" w:lineRule="exact"/>
+        <w:ind w:left="113" w:right="113"/>
+      </w:pPr>
+      <w:r>
+        <w:rPr>
+          <w:rFonts w:ascii="Consolas" w:hAnsi="Consolas" w:eastAsia="Consolas"/>
+          <w:b w:val="0"/>
+          <w:i w:val="0"/>
+          <w:sz w:val="14"/>
+        </w:rPr>
+        <w:t>**Path actually executed here:**</w:t>
+      </w:r>
+    </w:p>
+    <w:p>
+      <w:pPr>
+        <w:shd w:fill="F4F6FA"/>
+        <w:spacing w:before="0" w:after="0" w:line="188" w:lineRule="exact"/>
+        <w:ind w:left="113" w:right="113"/>
+      </w:pPr>
+      <w:r>
+        <w:rPr>
+          <w:rFonts w:ascii="Consolas" w:hAnsi="Consolas" w:eastAsia="Consolas"/>
+          <w:b w:val="0"/>
+          <w:i w:val="0"/>
+          <w:sz w:val="14"/>
+        </w:rPr>
+        <w:t xml:space="preserve"> </w:t>
+      </w:r>
+    </w:p>
+    <w:p>
+      <w:pPr>
+        <w:shd w:fill="F4F6FA"/>
+        <w:spacing w:before="0" w:after="0" w:line="188" w:lineRule="exact"/>
+        <w:ind w:left="113" w:right="113"/>
+      </w:pPr>
+      <w:r>
+        <w:rPr>
+          <w:rFonts w:ascii="Consolas" w:hAnsi="Consolas" w:eastAsia="Consolas"/>
+          <w:b w:val="0"/>
+          <w:i w:val="0"/>
+          <w:sz w:val="14"/>
+        </w:rPr>
+        <w:t>```bash</w:t>
+      </w:r>
+    </w:p>
+    <w:p>
+      <w:pPr>
+        <w:shd w:fill="F4F6FA"/>
+        <w:spacing w:before="0" w:after="0" w:line="188" w:lineRule="exact"/>
+        <w:ind w:left="113" w:right="113"/>
+      </w:pPr>
+      <w:r>
+        <w:rPr>
+          <w:rFonts w:ascii="Consolas" w:hAnsi="Consolas" w:eastAsia="Consolas"/>
+          <w:b w:val="0"/>
+          <w:i w:val="0"/>
+          <w:sz w:val="14"/>
+        </w:rPr>
+        <w:t># 1. application taken from vulhub (www/app.js, express 4.15.5)</w:t>
+      </w:r>
+    </w:p>
+    <w:p>
+      <w:pPr>
+        <w:shd w:fill="F4F6FA"/>
+        <w:spacing w:before="0" w:after="0" w:line="188" w:lineRule="exact"/>
+        <w:ind w:left="113" w:right="113"/>
+      </w:pPr>
+      <w:r>
+        <w:rPr>
+          <w:rFonts w:ascii="Consolas" w:hAnsi="Consolas" w:eastAsia="Consolas"/>
+          <w:b w:val="0"/>
+          <w:i w:val="0"/>
+          <w:sz w:val="14"/>
+        </w:rPr>
+        <w:t>cd cve/CVE-2017-14849</w:t>
+      </w:r>
+    </w:p>
+    <w:p>
+      <w:pPr>
+        <w:shd w:fill="F4F6FA"/>
+        <w:spacing w:before="0" w:after="0" w:line="188" w:lineRule="exact"/>
+        <w:ind w:left="113" w:right="113"/>
+      </w:pPr>
+      <w:r>
+        <w:rPr>
+          <w:rFonts w:ascii="Consolas" w:hAnsi="Consolas" w:eastAsia="Consolas"/>
+          <w:b w:val="0"/>
+          <w:i w:val="0"/>
+          <w:sz w:val="14"/>
+        </w:rPr>
+        <w:t>npm install                    # express 4.15.5</w:t>
+      </w:r>
+    </w:p>
+    <w:p>
+      <w:pPr>
+        <w:shd w:fill="F4F6FA"/>
+        <w:spacing w:before="0" w:after="0" w:line="188" w:lineRule="exact"/>
+        <w:ind w:left="113" w:right="113"/>
+      </w:pPr>
+      <w:r>
+        <w:rPr>
+          <w:rFonts w:ascii="Consolas" w:hAnsi="Consolas" w:eastAsia="Consolas"/>
+          <w:b w:val="0"/>
+          <w:i w:val="0"/>
+          <w:sz w:val="14"/>
+        </w:rPr>
+        <w:t xml:space="preserve"> </w:t>
+      </w:r>
+    </w:p>
+    <w:p>
+      <w:pPr>
+        <w:shd w:fill="F4F6FA"/>
+        <w:spacing w:before="0" w:after="0" w:line="188" w:lineRule="exact"/>
+        <w:ind w:left="113" w:right="113"/>
+      </w:pPr>
+      <w:r>
+        <w:rPr>
+          <w:rFonts w:ascii="Consolas" w:hAnsi="Consolas" w:eastAsia="Consolas"/>
+          <w:b w:val="0"/>
+          <w:i w:val="0"/>
+          <w:sz w:val="14"/>
+        </w:rPr>
+        <w:t># 2. official Node.js 8.5.0 runtime</w:t>
+      </w:r>
+    </w:p>
+    <w:p>
+      <w:pPr>
+        <w:shd w:fill="F4F6FA"/>
+        <w:spacing w:before="0" w:after="0" w:line="188" w:lineRule="exact"/>
+        <w:ind w:left="113" w:right="113"/>
+      </w:pPr>
+      <w:r>
+        <w:rPr>
+          <w:rFonts w:ascii="Consolas" w:hAnsi="Consolas" w:eastAsia="Consolas"/>
+          <w:b w:val="0"/>
+          <w:i w:val="0"/>
+          <w:sz w:val="14"/>
+        </w:rPr>
+        <w:t>curl -L --ssl-no-revoke -o node8.zip \</w:t>
+      </w:r>
+    </w:p>
+    <w:p>
+      <w:pPr>
+        <w:shd w:fill="F4F6FA"/>
+        <w:spacing w:before="0" w:after="0" w:line="188" w:lineRule="exact"/>
+        <w:ind w:left="113" w:right="113"/>
+      </w:pPr>
+      <w:r>
+        <w:rPr>
+          <w:rFonts w:ascii="Consolas" w:hAnsi="Consolas" w:eastAsia="Consolas"/>
+          <w:b w:val="0"/>
+          <w:i w:val="0"/>
+          <w:sz w:val="14"/>
+        </w:rPr>
+        <w:t xml:space="preserve">  https://registry.npmmirror.com/-/binary/node/v8.5.0/node-v8.5.0-win-x64.zip</w:t>
+      </w:r>
+    </w:p>
+    <w:p>
+      <w:pPr>
+        <w:shd w:fill="F4F6FA"/>
+        <w:spacing w:before="0" w:after="0" w:line="188" w:lineRule="exact"/>
+        <w:ind w:left="113" w:right="113"/>
+      </w:pPr>
+      <w:r>
+        <w:rPr>
+          <w:rFonts w:ascii="Consolas" w:hAnsi="Consolas" w:eastAsia="Consolas"/>
+          <w:b w:val="0"/>
+          <w:i w:val="0"/>
+          <w:sz w:val="14"/>
+        </w:rPr>
+        <w:t>tar -xf node8.zip -C C:\n850</w:t>
+      </w:r>
+    </w:p>
+    <w:p>
+      <w:pPr>
+        <w:shd w:fill="F4F6FA"/>
+        <w:spacing w:before="0" w:after="0" w:line="188" w:lineRule="exact"/>
+        <w:ind w:left="113" w:right="113"/>
+      </w:pPr>
+      <w:r>
+        <w:rPr>
+          <w:rFonts w:ascii="Consolas" w:hAnsi="Consolas" w:eastAsia="Consolas"/>
+          <w:b w:val="0"/>
+          <w:i w:val="0"/>
+          <w:sz w:val="14"/>
+        </w:rPr>
+        <w:t xml:space="preserve"> </w:t>
+      </w:r>
+    </w:p>
+    <w:p>
+      <w:pPr>
+        <w:shd w:fill="F4F6FA"/>
+        <w:spacing w:before="0" w:after="0" w:line="188" w:lineRule="exact"/>
+        <w:ind w:left="113" w:right="113"/>
+      </w:pPr>
+      <w:r>
+        <w:rPr>
+          <w:rFonts w:ascii="Consolas" w:hAnsi="Consolas" w:eastAsia="Consolas"/>
+          <w:b w:val="0"/>
+          <w:i w:val="0"/>
+          <w:sz w:val="14"/>
+        </w:rPr>
+        <w:t># 3. start the target</w:t>
+      </w:r>
+    </w:p>
+    <w:p>
+      <w:pPr>
+        <w:shd w:fill="F4F6FA"/>
+        <w:spacing w:before="0" w:after="0" w:line="188" w:lineRule="exact"/>
+        <w:ind w:left="113" w:right="113"/>
+      </w:pPr>
+      <w:r>
+        <w:rPr>
+          <w:rFonts w:ascii="Consolas" w:hAnsi="Consolas" w:eastAsia="Consolas"/>
+          <w:b w:val="0"/>
+          <w:i w:val="0"/>
+          <w:sz w:val="14"/>
+        </w:rPr>
+        <w:t>C:\n850\node-v8.5.0-win-x64\node.exe www/app.js</w:t>
+      </w:r>
+    </w:p>
+    <w:p>
+      <w:pPr>
+        <w:shd w:fill="F4F6FA"/>
+        <w:spacing w:before="0" w:after="0" w:line="188" w:lineRule="exact"/>
+        <w:ind w:left="113" w:right="113"/>
+      </w:pPr>
+      <w:r>
+        <w:rPr>
+          <w:rFonts w:ascii="Consolas" w:hAnsi="Consolas" w:eastAsia="Consolas"/>
+          <w:b w:val="0"/>
+          <w:i w:val="0"/>
+          <w:sz w:val="14"/>
+        </w:rPr>
+        <w:t># Example app listening on port 3000!</w:t>
+      </w:r>
+    </w:p>
+    <w:p>
+      <w:pPr>
+        <w:shd w:fill="F4F6FA"/>
+        <w:spacing w:before="0" w:after="0" w:line="188" w:lineRule="exact"/>
+        <w:ind w:left="113" w:right="113"/>
+      </w:pPr>
+      <w:r>
+        <w:rPr>
+          <w:rFonts w:ascii="Consolas" w:hAnsi="Consolas" w:eastAsia="Consolas"/>
+          <w:b w:val="0"/>
+          <w:i w:val="0"/>
+          <w:sz w:val="14"/>
+        </w:rPr>
+        <w:t xml:space="preserve"> </w:t>
+      </w:r>
+    </w:p>
+    <w:p>
+      <w:pPr>
+        <w:shd w:fill="F4F6FA"/>
+        <w:spacing w:before="0" w:after="0" w:line="188" w:lineRule="exact"/>
+        <w:ind w:left="113" w:right="113"/>
+      </w:pPr>
+      <w:r>
+        <w:rPr>
+          <w:rFonts w:ascii="Consolas" w:hAnsi="Consolas" w:eastAsia="Consolas"/>
+          <w:b w:val="0"/>
+          <w:i w:val="0"/>
+          <w:sz w:val="14"/>
+        </w:rPr>
+        <w:t># 4. baseline: the static asset is served normally</w:t>
+      </w:r>
+    </w:p>
+    <w:p>
+      <w:pPr>
+        <w:shd w:fill="F4F6FA"/>
+        <w:spacing w:before="0" w:after="0" w:line="188" w:lineRule="exact"/>
+        <w:ind w:left="113" w:right="113"/>
+      </w:pPr>
+      <w:r>
+        <w:rPr>
+          <w:rFonts w:ascii="Consolas" w:hAnsi="Consolas" w:eastAsia="Consolas"/>
+          <w:b w:val="0"/>
+          <w:i w:val="0"/>
+          <w:sz w:val="14"/>
+        </w:rPr>
+        <w:t>curl --path-as-is -s -o /dev/null -w '%{http_code}\n' \</w:t>
+      </w:r>
+    </w:p>
+    <w:p>
+      <w:pPr>
+        <w:shd w:fill="F4F6FA"/>
+        <w:spacing w:before="0" w:after="0" w:line="188" w:lineRule="exact"/>
+        <w:ind w:left="113" w:right="113"/>
+      </w:pPr>
+      <w:r>
+        <w:rPr>
+          <w:rFonts w:ascii="Consolas" w:hAnsi="Consolas" w:eastAsia="Consolas"/>
+          <w:b w:val="0"/>
+          <w:i w:val="0"/>
+          <w:sz w:val="14"/>
+        </w:rPr>
+        <w:t xml:space="preserve">  http://127.0.0.1:3000/static/main.js</w:t>
+      </w:r>
+    </w:p>
+    <w:p>
+      <w:pPr>
+        <w:shd w:fill="F4F6FA"/>
+        <w:spacing w:before="0" w:after="0" w:line="188" w:lineRule="exact"/>
+        <w:ind w:left="113" w:right="113"/>
+      </w:pPr>
+      <w:r>
+        <w:rPr>
+          <w:rFonts w:ascii="Consolas" w:hAnsi="Consolas" w:eastAsia="Consolas"/>
+          <w:b w:val="0"/>
+          <w:i w:val="0"/>
+          <w:sz w:val="14"/>
+        </w:rPr>
+        <w:t># 200</w:t>
+      </w:r>
+    </w:p>
+    <w:p>
+      <w:pPr>
+        <w:shd w:fill="F4F6FA"/>
+        <w:spacing w:before="0" w:after="0" w:line="188" w:lineRule="exact"/>
+        <w:ind w:left="113" w:right="113"/>
+      </w:pPr>
+      <w:r>
+        <w:rPr>
+          <w:rFonts w:ascii="Consolas" w:hAnsi="Consolas" w:eastAsia="Consolas"/>
+          <w:b w:val="0"/>
+          <w:i w:val="0"/>
+          <w:sz w:val="14"/>
+        </w:rPr>
+        <w:t xml:space="preserve"> </w:t>
+      </w:r>
+    </w:p>
+    <w:p>
+      <w:pPr>
+        <w:shd w:fill="F4F6FA"/>
+        <w:spacing w:before="0" w:after="0" w:line="188" w:lineRule="exact"/>
+        <w:ind w:left="113" w:right="113"/>
+      </w:pPr>
+      <w:r>
+        <w:rPr>
+          <w:rFonts w:ascii="Consolas" w:hAnsi="Consolas" w:eastAsia="Consolas"/>
+          <w:b w:val="0"/>
+          <w:i w:val="0"/>
+          <w:sz w:val="14"/>
+        </w:rPr>
+        <w:t># 5. the attack -- read a file that lives OUTSIDE www/static</w:t>
+      </w:r>
+    </w:p>
+    <w:p>
+      <w:pPr>
+        <w:shd w:fill="F4F6FA"/>
+        <w:spacing w:before="0" w:after="0" w:line="188" w:lineRule="exact"/>
+        <w:ind w:left="113" w:right="113"/>
+      </w:pPr>
+      <w:r>
+        <w:rPr>
+          <w:rFonts w:ascii="Consolas" w:hAnsi="Consolas" w:eastAsia="Consolas"/>
+          <w:b w:val="0"/>
+          <w:i w:val="0"/>
+          <w:sz w:val="14"/>
+        </w:rPr>
+        <w:t>curl --path-as-is -s -i \</w:t>
+      </w:r>
+    </w:p>
+    <w:p>
+      <w:pPr>
+        <w:shd w:fill="F4F6FA"/>
+        <w:spacing w:before="0" w:after="0" w:line="188" w:lineRule="exact"/>
+        <w:ind w:left="113" w:right="113"/>
+      </w:pPr>
+      <w:r>
+        <w:rPr>
+          <w:rFonts w:ascii="Consolas" w:hAnsi="Consolas" w:eastAsia="Consolas"/>
+          <w:b w:val="0"/>
+          <w:i w:val="0"/>
+          <w:sz w:val="14"/>
+        </w:rPr>
+        <w:t xml:space="preserve">  'http://127.0.0.1:3000/static/../foo/../../secret.txt'</w:t>
+      </w:r>
+    </w:p>
+    <w:p>
+      <w:pPr>
+        <w:shd w:fill="F4F6FA"/>
+        <w:spacing w:before="0" w:after="0" w:line="188" w:lineRule="exact"/>
+        <w:ind w:left="113" w:right="113"/>
+      </w:pPr>
+      <w:r>
+        <w:rPr>
+          <w:rFonts w:ascii="Consolas" w:hAnsi="Consolas" w:eastAsia="Consolas"/>
+          <w:b w:val="0"/>
+          <w:i w:val="0"/>
+          <w:sz w:val="14"/>
+        </w:rPr>
+        <w:t>```</w:t>
+      </w:r>
+    </w:p>
+    <w:p>
+      <w:pPr>
+        <w:shd w:fill="F4F6FA"/>
+        <w:spacing w:before="0" w:after="0" w:line="188" w:lineRule="exact"/>
+        <w:ind w:left="113" w:right="113"/>
+      </w:pPr>
+      <w:r>
+        <w:rPr>
+          <w:rFonts w:ascii="Consolas" w:hAnsi="Consolas" w:eastAsia="Consolas"/>
+          <w:b w:val="0"/>
+          <w:i w:val="0"/>
+          <w:sz w:val="14"/>
+        </w:rPr>
+        <w:t xml:space="preserve"> </w:t>
+      </w:r>
+    </w:p>
+    <w:p>
+      <w:pPr>
+        <w:shd w:fill="F4F6FA"/>
+        <w:spacing w:before="0" w:after="0" w:line="188" w:lineRule="exact"/>
+        <w:ind w:left="113" w:right="113"/>
+      </w:pPr>
+      <w:r>
+        <w:rPr>
+          <w:rFonts w:ascii="Consolas" w:hAnsi="Consolas" w:eastAsia="Consolas"/>
+          <w:b w:val="0"/>
+          <w:i w:val="0"/>
+          <w:sz w:val="14"/>
+        </w:rPr>
+        <w:t>**Result:**</w:t>
+      </w:r>
+    </w:p>
+    <w:p>
+      <w:pPr>
+        <w:shd w:fill="F4F6FA"/>
+        <w:spacing w:before="0" w:after="0" w:line="188" w:lineRule="exact"/>
+        <w:ind w:left="113" w:right="113"/>
+      </w:pPr>
+      <w:r>
+        <w:rPr>
+          <w:rFonts w:ascii="Consolas" w:hAnsi="Consolas" w:eastAsia="Consolas"/>
+          <w:b w:val="0"/>
+          <w:i w:val="0"/>
+          <w:sz w:val="14"/>
+        </w:rPr>
+        <w:t xml:space="preserve"> </w:t>
+      </w:r>
+    </w:p>
+    <w:p>
+      <w:pPr>
+        <w:shd w:fill="F4F6FA"/>
+        <w:spacing w:before="0" w:after="0" w:line="188" w:lineRule="exact"/>
+        <w:ind w:left="113" w:right="113"/>
+      </w:pPr>
+      <w:r>
+        <w:rPr>
+          <w:rFonts w:ascii="Consolas" w:hAnsi="Consolas" w:eastAsia="Consolas"/>
+          <w:b w:val="0"/>
+          <w:i w:val="0"/>
+          <w:sz w:val="14"/>
+        </w:rPr>
+        <w:t>```http</w:t>
+      </w:r>
+    </w:p>
+    <w:p>
+      <w:pPr>
+        <w:shd w:fill="F4F6FA"/>
+        <w:spacing w:before="0" w:after="0" w:line="188" w:lineRule="exact"/>
+        <w:ind w:left="113" w:right="113"/>
+      </w:pPr>
+      <w:r>
+        <w:rPr>
+          <w:rFonts w:ascii="Consolas" w:hAnsi="Consolas" w:eastAsia="Consolas"/>
+          <w:b w:val="0"/>
+          <w:i w:val="0"/>
+          <w:sz w:val="14"/>
+        </w:rPr>
+        <w:t>HTTP/1.1 200 OK</w:t>
+      </w:r>
+    </w:p>
+    <w:p>
+      <w:pPr>
+        <w:shd w:fill="F4F6FA"/>
+        <w:spacing w:before="0" w:after="0" w:line="188" w:lineRule="exact"/>
+        <w:ind w:left="113" w:right="113"/>
+      </w:pPr>
+      <w:r>
+        <w:rPr>
+          <w:rFonts w:ascii="Consolas" w:hAnsi="Consolas" w:eastAsia="Consolas"/>
+          <w:b w:val="0"/>
+          <w:i w:val="0"/>
+          <w:sz w:val="14"/>
+        </w:rPr>
+        <w:t>X-Powered-By: Express</w:t>
+      </w:r>
+    </w:p>
+    <w:p>
+      <w:pPr>
+        <w:shd w:fill="F4F6FA"/>
+        <w:spacing w:before="0" w:after="0" w:line="188" w:lineRule="exact"/>
+        <w:ind w:left="113" w:right="113"/>
+      </w:pPr>
+      <w:r>
+        <w:rPr>
+          <w:rFonts w:ascii="Consolas" w:hAnsi="Consolas" w:eastAsia="Consolas"/>
+          <w:b w:val="0"/>
+          <w:i w:val="0"/>
+          <w:sz w:val="14"/>
+        </w:rPr>
+        <w:t>Accept-Ranges: bytes</w:t>
+      </w:r>
+    </w:p>
+    <w:p>
+      <w:pPr>
+        <w:shd w:fill="F4F6FA"/>
+        <w:spacing w:before="0" w:after="0" w:line="188" w:lineRule="exact"/>
+        <w:ind w:left="113" w:right="113"/>
+      </w:pPr>
+      <w:r>
+        <w:rPr>
+          <w:rFonts w:ascii="Consolas" w:hAnsi="Consolas" w:eastAsia="Consolas"/>
+          <w:b w:val="0"/>
+          <w:i w:val="0"/>
+          <w:sz w:val="14"/>
+        </w:rPr>
+        <w:t>Content-Type: text/plain; charset=UTF-8</w:t>
+      </w:r>
+    </w:p>
+    <w:p>
+      <w:pPr>
+        <w:shd w:fill="F4F6FA"/>
+        <w:spacing w:before="0" w:after="0" w:line="188" w:lineRule="exact"/>
+        <w:ind w:left="113" w:right="113"/>
+      </w:pPr>
+      <w:r>
+        <w:rPr>
+          <w:rFonts w:ascii="Consolas" w:hAnsi="Consolas" w:eastAsia="Consolas"/>
+          <w:b w:val="0"/>
+          <w:i w:val="0"/>
+          <w:sz w:val="14"/>
+        </w:rPr>
+        <w:t>Content-Length: 57</w:t>
+      </w:r>
+    </w:p>
+    <w:p>
+      <w:pPr>
+        <w:shd w:fill="F4F6FA"/>
+        <w:spacing w:before="0" w:after="0" w:line="188" w:lineRule="exact"/>
+        <w:ind w:left="113" w:right="113"/>
+      </w:pPr>
+      <w:r>
+        <w:rPr>
+          <w:rFonts w:ascii="Consolas" w:hAnsi="Consolas" w:eastAsia="Consolas"/>
+          <w:b w:val="0"/>
+          <w:i w:val="0"/>
+          <w:sz w:val="14"/>
+        </w:rPr>
+        <w:t xml:space="preserve"> </w:t>
+      </w:r>
+    </w:p>
+    <w:p>
+      <w:pPr>
+        <w:shd w:fill="F4F6FA"/>
+        <w:spacing w:before="0" w:after="0" w:line="188" w:lineRule="exact"/>
+        <w:ind w:left="113" w:right="113"/>
+      </w:pPr>
+      <w:r>
+        <w:rPr>
+          <w:rFonts w:ascii="Consolas" w:hAnsi="Consolas" w:eastAsia="Consolas"/>
+          <w:b w:val="0"/>
+          <w:i w:val="0"/>
+          <w:sz w:val="14"/>
+        </w:rPr>
+        <w:t>SECRET_FLAG{this-file-lives-outside-the-static-root}</w:t>
+      </w:r>
+    </w:p>
+    <w:p>
+      <w:pPr>
+        <w:shd w:fill="F4F6FA"/>
+        <w:spacing w:before="0" w:after="0" w:line="188" w:lineRule="exact"/>
+        <w:ind w:left="113" w:right="113"/>
+      </w:pPr>
+      <w:r>
+        <w:rPr>
+          <w:rFonts w:ascii="Consolas" w:hAnsi="Consolas" w:eastAsia="Consolas"/>
+          <w:b w:val="0"/>
+          <w:i w:val="0"/>
+          <w:sz w:val="14"/>
+        </w:rPr>
+        <w:t>```</w:t>
+      </w:r>
+    </w:p>
+    <w:p>
+      <w:pPr>
+        <w:shd w:fill="F4F6FA"/>
+        <w:spacing w:before="0" w:after="0" w:line="188" w:lineRule="exact"/>
+        <w:ind w:left="113" w:right="113"/>
+      </w:pPr>
+      <w:r>
+        <w:rPr>
+          <w:rFonts w:ascii="Consolas" w:hAnsi="Consolas" w:eastAsia="Consolas"/>
+          <w:b w:val="0"/>
+          <w:i w:val="0"/>
+          <w:sz w:val="14"/>
+        </w:rPr>
+        <w:t xml:space="preserve"> </w:t>
+      </w:r>
+    </w:p>
+    <w:p>
+      <w:pPr>
+        <w:shd w:fill="F4F6FA"/>
+        <w:spacing w:before="0" w:after="0" w:line="188" w:lineRule="exact"/>
+        <w:ind w:left="113" w:right="113"/>
+      </w:pPr>
+      <w:r>
+        <w:rPr>
+          <w:rFonts w:ascii="Consolas" w:hAnsi="Consolas" w:eastAsia="Consolas"/>
+          <w:b w:val="0"/>
+          <w:i w:val="0"/>
+          <w:sz w:val="14"/>
+        </w:rPr>
+        <w:t>The file `secret.txt` sits in the project root, two levels above the directory</w:t>
+      </w:r>
+    </w:p>
+    <w:p>
+      <w:pPr>
+        <w:shd w:fill="F4F6FA"/>
+        <w:spacing w:before="0" w:after="0" w:line="188" w:lineRule="exact"/>
+        <w:ind w:left="113" w:right="113"/>
+      </w:pPr>
+      <w:r>
+        <w:rPr>
+          <w:rFonts w:ascii="Consolas" w:hAnsi="Consolas" w:eastAsia="Consolas"/>
+          <w:b w:val="0"/>
+          <w:i w:val="0"/>
+          <w:sz w:val="14"/>
+        </w:rPr>
+        <w:t>that `express.static()` is configured to serve. The server returned it anyway.</w:t>
+      </w:r>
+    </w:p>
+    <w:p>
+      <w:pPr>
+        <w:shd w:fill="F4F6FA"/>
+        <w:spacing w:before="0" w:after="0" w:line="188" w:lineRule="exact"/>
+        <w:ind w:left="113" w:right="113"/>
+      </w:pPr>
+      <w:r>
+        <w:rPr>
+          <w:rFonts w:ascii="Consolas" w:hAnsi="Consolas" w:eastAsia="Consolas"/>
+          <w:b w:val="0"/>
+          <w:i w:val="0"/>
+          <w:sz w:val="14"/>
+        </w:rPr>
+        <w:t xml:space="preserve"> </w:t>
+      </w:r>
+    </w:p>
+    <w:p>
+      <w:pPr>
+        <w:shd w:fill="F4F6FA"/>
+        <w:spacing w:before="0" w:after="0" w:line="188" w:lineRule="exact"/>
+        <w:ind w:left="113" w:right="113"/>
+      </w:pPr>
+      <w:r>
+        <w:rPr>
+          <w:rFonts w:ascii="Consolas" w:hAnsi="Consolas" w:eastAsia="Consolas"/>
+          <w:b w:val="0"/>
+          <w:i w:val="0"/>
+          <w:sz w:val="14"/>
+        </w:rPr>
+        <w:t>Two details that matter when reproducing this by hand:</w:t>
+      </w:r>
+    </w:p>
+    <w:p>
+      <w:pPr>
+        <w:shd w:fill="F4F6FA"/>
+        <w:spacing w:before="0" w:after="0" w:line="188" w:lineRule="exact"/>
+        <w:ind w:left="113" w:right="113"/>
+      </w:pPr>
+      <w:r>
+        <w:rPr>
+          <w:rFonts w:ascii="Consolas" w:hAnsi="Consolas" w:eastAsia="Consolas"/>
+          <w:b w:val="0"/>
+          <w:i w:val="0"/>
+          <w:sz w:val="14"/>
+        </w:rPr>
+        <w:t xml:space="preserve"> </w:t>
+      </w:r>
+    </w:p>
+    <w:p>
+      <w:pPr>
+        <w:shd w:fill="F4F6FA"/>
+        <w:spacing w:before="0" w:after="0" w:line="188" w:lineRule="exact"/>
+        <w:ind w:left="113" w:right="113"/>
+      </w:pPr>
+      <w:r>
+        <w:rPr>
+          <w:rFonts w:ascii="Consolas" w:hAnsi="Consolas" w:eastAsia="Consolas"/>
+          <w:b w:val="0"/>
+          <w:i w:val="0"/>
+          <w:sz w:val="14"/>
+        </w:rPr>
+        <w:t>* `curl` normalises `..` in a URL by default. Without `--path-as-is` the</w:t>
+      </w:r>
+    </w:p>
+    <w:p>
+      <w:pPr>
+        <w:shd w:fill="F4F6FA"/>
+        <w:spacing w:before="0" w:after="0" w:line="188" w:lineRule="exact"/>
+        <w:ind w:left="113" w:right="113"/>
+      </w:pPr>
+      <w:r>
+        <w:rPr>
+          <w:rFonts w:ascii="Consolas" w:hAnsi="Consolas" w:eastAsia="Consolas"/>
+          <w:b w:val="0"/>
+          <w:i w:val="0"/>
+          <w:sz w:val="14"/>
+        </w:rPr>
+        <w:t xml:space="preserve">  payload never reaches the server and the attack appears not to work.</w:t>
+      </w:r>
+    </w:p>
+    <w:p>
+      <w:pPr>
+        <w:shd w:fill="F4F6FA"/>
+        <w:spacing w:before="0" w:after="0" w:line="188" w:lineRule="exact"/>
+        <w:ind w:left="113" w:right="113"/>
+      </w:pPr>
+      <w:r>
+        <w:rPr>
+          <w:rFonts w:ascii="Consolas" w:hAnsi="Consolas" w:eastAsia="Consolas"/>
+          <w:b w:val="0"/>
+          <w:i w:val="0"/>
+          <w:sz w:val="14"/>
+        </w:rPr>
+        <w:t>* On Windows the exact payload differs from the Linux PoC in the vulhub</w:t>
+      </w:r>
+    </w:p>
+    <w:p>
+      <w:pPr>
+        <w:shd w:fill="F4F6FA"/>
+        <w:spacing w:before="0" w:after="0" w:line="188" w:lineRule="exact"/>
+        <w:ind w:left="113" w:right="113"/>
+      </w:pPr>
+      <w:r>
+        <w:rPr>
+          <w:rFonts w:ascii="Consolas" w:hAnsi="Consolas" w:eastAsia="Consolas"/>
+          <w:b w:val="0"/>
+          <w:i w:val="0"/>
+          <w:sz w:val="14"/>
+        </w:rPr>
+        <w:t xml:space="preserve">  README (`/static/../../../a/../../../../etc/passwd`), because the resulting</w:t>
+      </w:r>
+    </w:p>
+    <w:p>
+      <w:pPr>
+        <w:shd w:fill="F4F6FA"/>
+        <w:spacing w:before="0" w:after="0" w:line="188" w:lineRule="exact"/>
+        <w:ind w:left="113" w:right="113"/>
+      </w:pPr>
+      <w:r>
+        <w:rPr>
+          <w:rFonts w:ascii="Consolas" w:hAnsi="Consolas" w:eastAsia="Consolas"/>
+          <w:b w:val="0"/>
+          <w:i w:val="0"/>
+          <w:sz w:val="14"/>
+        </w:rPr>
+        <w:t xml:space="preserve">  absolute path is built from a drive-letter root. The shape that escapes on</w:t>
+      </w:r>
+    </w:p>
+    <w:p>
+      <w:pPr>
+        <w:shd w:fill="F4F6FA"/>
+        <w:spacing w:before="0" w:after="0" w:line="188" w:lineRule="exact"/>
+        <w:ind w:left="113" w:right="113"/>
+      </w:pPr>
+      <w:r>
+        <w:rPr>
+          <w:rFonts w:ascii="Consolas" w:hAnsi="Consolas" w:eastAsia="Consolas"/>
+          <w:b w:val="0"/>
+          <w:i w:val="0"/>
+          <w:sz w:val="14"/>
+        </w:rPr>
+        <w:t xml:space="preserve">  Windows is `/static/../foo/../../secret.txt`.</w:t>
+      </w:r>
+    </w:p>
+    <w:p>
+      <w:pPr>
+        <w:shd w:fill="F4F6FA"/>
+        <w:spacing w:before="0" w:after="0" w:line="188" w:lineRule="exact"/>
+        <w:ind w:left="113" w:right="113"/>
+      </w:pPr>
+      <w:r>
+        <w:rPr>
+          <w:rFonts w:ascii="Consolas" w:hAnsi="Consolas" w:eastAsia="Consolas"/>
+          <w:b w:val="0"/>
+          <w:i w:val="0"/>
+          <w:sz w:val="14"/>
+        </w:rPr>
+        <w:t xml:space="preserve"> </w:t>
+      </w:r>
+    </w:p>
+    <w:p>
+      <w:pPr>
+        <w:shd w:fill="F4F6FA"/>
+        <w:spacing w:before="0" w:after="0" w:line="188" w:lineRule="exact"/>
+        <w:ind w:left="113" w:right="113"/>
+      </w:pPr>
+      <w:r>
+        <w:rPr>
+          <w:rFonts w:ascii="Consolas" w:hAnsi="Consolas" w:eastAsia="Consolas"/>
+          <w:b w:val="0"/>
+          <w:i w:val="0"/>
+          <w:sz w:val="14"/>
+        </w:rPr>
+        <w:t>### 6.3 Root cause</w:t>
+      </w:r>
+    </w:p>
+    <w:p>
+      <w:pPr>
+        <w:shd w:fill="F4F6FA"/>
+        <w:spacing w:before="0" w:after="0" w:line="188" w:lineRule="exact"/>
+        <w:ind w:left="113" w:right="113"/>
+      </w:pPr>
+      <w:r>
+        <w:rPr>
+          <w:rFonts w:ascii="Consolas" w:hAnsi="Consolas" w:eastAsia="Consolas"/>
+          <w:b w:val="0"/>
+          <w:i w:val="0"/>
+          <w:sz w:val="14"/>
+        </w:rPr>
+        <w:t xml:space="preserve"> </w:t>
+      </w:r>
+    </w:p>
+    <w:p>
+      <w:pPr>
+        <w:shd w:fill="F4F6FA"/>
+        <w:spacing w:before="0" w:after="0" w:line="188" w:lineRule="exact"/>
+        <w:ind w:left="113" w:right="113"/>
+      </w:pPr>
+      <w:r>
+        <w:rPr>
+          <w:rFonts w:ascii="Consolas" w:hAnsi="Consolas" w:eastAsia="Consolas"/>
+          <w:b w:val="0"/>
+          <w:i w:val="0"/>
+          <w:sz w:val="14"/>
+        </w:rPr>
+        <w:t>The guard inside `send@0.15.6` is:</w:t>
+      </w:r>
+    </w:p>
+    <w:p>
+      <w:pPr>
+        <w:shd w:fill="F4F6FA"/>
+        <w:spacing w:before="0" w:after="0" w:line="188" w:lineRule="exact"/>
+        <w:ind w:left="113" w:right="113"/>
+      </w:pPr>
+      <w:r>
+        <w:rPr>
+          <w:rFonts w:ascii="Consolas" w:hAnsi="Consolas" w:eastAsia="Consolas"/>
+          <w:b w:val="0"/>
+          <w:i w:val="0"/>
+          <w:sz w:val="14"/>
+        </w:rPr>
+        <w:t xml:space="preserve"> </w:t>
+      </w:r>
+    </w:p>
+    <w:p>
+      <w:pPr>
+        <w:shd w:fill="F4F6FA"/>
+        <w:spacing w:before="0" w:after="0" w:line="188" w:lineRule="exact"/>
+        <w:ind w:left="113" w:right="113"/>
+      </w:pPr>
+      <w:r>
+        <w:rPr>
+          <w:rFonts w:ascii="Consolas" w:hAnsi="Consolas" w:eastAsia="Consolas"/>
+          <w:b w:val="0"/>
+          <w:i w:val="0"/>
+          <w:sz w:val="14"/>
+        </w:rPr>
+        <w:t>```js</w:t>
+      </w:r>
+    </w:p>
+    <w:p>
+      <w:pPr>
+        <w:shd w:fill="F4F6FA"/>
+        <w:spacing w:before="0" w:after="0" w:line="188" w:lineRule="exact"/>
+        <w:ind w:left="113" w:right="113"/>
+      </w:pPr>
+      <w:r>
+        <w:rPr>
+          <w:rFonts w:ascii="Consolas" w:hAnsi="Consolas" w:eastAsia="Consolas"/>
+          <w:b w:val="0"/>
+          <w:i w:val="0"/>
+          <w:sz w:val="14"/>
+        </w:rPr>
+        <w:t>// send/index.js, line 538</w:t>
+      </w:r>
+    </w:p>
+    <w:p>
+      <w:pPr>
+        <w:shd w:fill="F4F6FA"/>
+        <w:spacing w:before="0" w:after="0" w:line="188" w:lineRule="exact"/>
+        <w:ind w:left="113" w:right="113"/>
+      </w:pPr>
+      <w:r>
+        <w:rPr>
+          <w:rFonts w:ascii="Consolas" w:hAnsi="Consolas" w:eastAsia="Consolas"/>
+          <w:b w:val="0"/>
+          <w:i w:val="0"/>
+          <w:sz w:val="14"/>
+        </w:rPr>
+        <w:t>if (UP_PATH_REGEXP.test(normalize('.' + sep + path))) {</w:t>
+      </w:r>
+    </w:p>
+    <w:p>
+      <w:pPr>
+        <w:shd w:fill="F4F6FA"/>
+        <w:spacing w:before="0" w:after="0" w:line="188" w:lineRule="exact"/>
+        <w:ind w:left="113" w:right="113"/>
+      </w:pPr>
+      <w:r>
+        <w:rPr>
+          <w:rFonts w:ascii="Consolas" w:hAnsi="Consolas" w:eastAsia="Consolas"/>
+          <w:b w:val="0"/>
+          <w:i w:val="0"/>
+          <w:sz w:val="14"/>
+        </w:rPr>
+        <w:t xml:space="preserve">  return this.error(403)          // reject anything that still contains '..'</w:t>
+      </w:r>
+    </w:p>
+    <w:p>
+      <w:pPr>
+        <w:shd w:fill="F4F6FA"/>
+        <w:spacing w:before="0" w:after="0" w:line="188" w:lineRule="exact"/>
+        <w:ind w:left="113" w:right="113"/>
+      </w:pPr>
+      <w:r>
+        <w:rPr>
+          <w:rFonts w:ascii="Consolas" w:hAnsi="Consolas" w:eastAsia="Consolas"/>
+          <w:b w:val="0"/>
+          <w:i w:val="0"/>
+          <w:sz w:val="14"/>
+        </w:rPr>
+        <w:t>}</w:t>
+      </w:r>
+    </w:p>
+    <w:p>
+      <w:pPr>
+        <w:shd w:fill="F4F6FA"/>
+        <w:spacing w:before="0" w:after="0" w:line="188" w:lineRule="exact"/>
+        <w:ind w:left="113" w:right="113"/>
+      </w:pPr>
+      <w:r>
+        <w:rPr>
+          <w:rFonts w:ascii="Consolas" w:hAnsi="Consolas" w:eastAsia="Consolas"/>
+          <w:b w:val="0"/>
+          <w:i w:val="0"/>
+          <w:sz w:val="14"/>
+        </w:rPr>
+        <w:t xml:space="preserve"> </w:t>
+      </w:r>
+    </w:p>
+    <w:p>
+      <w:pPr>
+        <w:shd w:fill="F4F6FA"/>
+        <w:spacing w:before="0" w:after="0" w:line="188" w:lineRule="exact"/>
+        <w:ind w:left="113" w:right="113"/>
+      </w:pPr>
+      <w:r>
+        <w:rPr>
+          <w:rFonts w:ascii="Consolas" w:hAnsi="Consolas" w:eastAsia="Consolas"/>
+          <w:b w:val="0"/>
+          <w:i w:val="0"/>
+          <w:sz w:val="14"/>
+        </w:rPr>
+        <w:t>// line 545</w:t>
+      </w:r>
+    </w:p>
+    <w:p>
+      <w:pPr>
+        <w:shd w:fill="F4F6FA"/>
+        <w:spacing w:before="0" w:after="0" w:line="188" w:lineRule="exact"/>
+        <w:ind w:left="113" w:right="113"/>
+      </w:pPr>
+      <w:r>
+        <w:rPr>
+          <w:rFonts w:ascii="Consolas" w:hAnsi="Consolas" w:eastAsia="Consolas"/>
+          <w:b w:val="0"/>
+          <w:i w:val="0"/>
+          <w:sz w:val="14"/>
+        </w:rPr>
+        <w:t>path = normalize(join(root, path))  // then build the real path</w:t>
+      </w:r>
+    </w:p>
+    <w:p>
+      <w:pPr>
+        <w:shd w:fill="F4F6FA"/>
+        <w:spacing w:before="0" w:after="0" w:line="188" w:lineRule="exact"/>
+        <w:ind w:left="113" w:right="113"/>
+      </w:pPr>
+      <w:r>
+        <w:rPr>
+          <w:rFonts w:ascii="Consolas" w:hAnsi="Consolas" w:eastAsia="Consolas"/>
+          <w:b w:val="0"/>
+          <w:i w:val="0"/>
+          <w:sz w:val="14"/>
+        </w:rPr>
+        <w:t>```</w:t>
+      </w:r>
+    </w:p>
+    <w:p>
+      <w:pPr>
+        <w:shd w:fill="F4F6FA"/>
+        <w:spacing w:before="0" w:after="0" w:line="188" w:lineRule="exact"/>
+        <w:ind w:left="113" w:right="113"/>
+      </w:pPr>
+      <w:r>
+        <w:rPr>
+          <w:rFonts w:ascii="Consolas" w:hAnsi="Consolas" w:eastAsia="Consolas"/>
+          <w:b w:val="0"/>
+          <w:i w:val="0"/>
+          <w:sz w:val="14"/>
+        </w:rPr>
+        <w:t xml:space="preserve"> </w:t>
+      </w:r>
+    </w:p>
+    <w:p>
+      <w:pPr>
+        <w:shd w:fill="F4F6FA"/>
+        <w:spacing w:before="0" w:after="0" w:line="188" w:lineRule="exact"/>
+        <w:ind w:left="113" w:right="113"/>
+      </w:pPr>
+      <w:r>
+        <w:rPr>
+          <w:rFonts w:ascii="Consolas" w:hAnsi="Consolas" w:eastAsia="Consolas"/>
+          <w:b w:val="0"/>
+          <w:i w:val="0"/>
+          <w:sz w:val="14"/>
+        </w:rPr>
+        <w:t>The check only works if `normalize()` is correct. Under Node 8.5.0 it is not:</w:t>
+      </w:r>
+    </w:p>
+    <w:p>
+      <w:pPr>
+        <w:shd w:fill="F4F6FA"/>
+        <w:spacing w:before="0" w:after="0" w:line="188" w:lineRule="exact"/>
+        <w:ind w:left="113" w:right="113"/>
+      </w:pPr>
+      <w:r>
+        <w:rPr>
+          <w:rFonts w:ascii="Consolas" w:hAnsi="Consolas" w:eastAsia="Consolas"/>
+          <w:b w:val="0"/>
+          <w:i w:val="0"/>
+          <w:sz w:val="14"/>
+        </w:rPr>
+        <w:t xml:space="preserve"> </w:t>
+      </w:r>
+    </w:p>
+    <w:p>
+      <w:pPr>
+        <w:shd w:fill="F4F6FA"/>
+        <w:spacing w:before="0" w:after="0" w:line="188" w:lineRule="exact"/>
+        <w:ind w:left="113" w:right="113"/>
+      </w:pPr>
+      <w:r>
+        <w:rPr>
+          <w:rFonts w:ascii="Consolas" w:hAnsi="Consolas" w:eastAsia="Consolas"/>
+          <w:b w:val="0"/>
+          <w:i w:val="0"/>
+          <w:sz w:val="14"/>
+        </w:rPr>
+        <w:t>```text</w:t>
+      </w:r>
+    </w:p>
+    <w:p>
+      <w:pPr>
+        <w:shd w:fill="F4F6FA"/>
+        <w:spacing w:before="0" w:after="0" w:line="188" w:lineRule="exact"/>
+        <w:ind w:left="113" w:right="113"/>
+      </w:pPr>
+      <w:r>
+        <w:rPr>
+          <w:rFonts w:ascii="Consolas" w:hAnsi="Consolas" w:eastAsia="Consolas"/>
+          <w:b w:val="0"/>
+          <w:i w:val="0"/>
+          <w:sz w:val="14"/>
+        </w:rPr>
+        <w:t>$ node-v8.5.0 -e "console.log(require('path').normalize('../foo/../../secret.txt'))"</w:t>
+      </w:r>
+    </w:p>
+    <w:p>
+      <w:pPr>
+        <w:shd w:fill="F4F6FA"/>
+        <w:spacing w:before="0" w:after="0" w:line="188" w:lineRule="exact"/>
+        <w:ind w:left="113" w:right="113"/>
+      </w:pPr>
+      <w:r>
+        <w:rPr>
+          <w:rFonts w:ascii="Consolas" w:hAnsi="Consolas" w:eastAsia="Consolas"/>
+          <w:b w:val="0"/>
+          <w:i w:val="0"/>
+          <w:sz w:val="14"/>
+        </w:rPr>
+        <w:t>secret.txt</w:t>
+      </w:r>
+    </w:p>
+    <w:p>
+      <w:pPr>
+        <w:shd w:fill="F4F6FA"/>
+        <w:spacing w:before="0" w:after="0" w:line="188" w:lineRule="exact"/>
+        <w:ind w:left="113" w:right="113"/>
+      </w:pPr>
+      <w:r>
+        <w:rPr>
+          <w:rFonts w:ascii="Consolas" w:hAnsi="Consolas" w:eastAsia="Consolas"/>
+          <w:b w:val="0"/>
+          <w:i w:val="0"/>
+          <w:sz w:val="14"/>
+        </w:rPr>
+        <w:t xml:space="preserve"> </w:t>
+      </w:r>
+    </w:p>
+    <w:p>
+      <w:pPr>
+        <w:shd w:fill="F4F6FA"/>
+        <w:spacing w:before="0" w:after="0" w:line="188" w:lineRule="exact"/>
+        <w:ind w:left="113" w:right="113"/>
+      </w:pPr>
+      <w:r>
+        <w:rPr>
+          <w:rFonts w:ascii="Consolas" w:hAnsi="Consolas" w:eastAsia="Consolas"/>
+          <w:b w:val="0"/>
+          <w:i w:val="0"/>
+          <w:sz w:val="14"/>
+        </w:rPr>
+        <w:t>$ node   v24 -e "console.log(require('path').normalize('../foo/../../secret.txt'))"</w:t>
+      </w:r>
+    </w:p>
+    <w:p>
+      <w:pPr>
+        <w:shd w:fill="F4F6FA"/>
+        <w:spacing w:before="0" w:after="0" w:line="188" w:lineRule="exact"/>
+        <w:ind w:left="113" w:right="113"/>
+      </w:pPr>
+      <w:r>
+        <w:rPr>
+          <w:rFonts w:ascii="Consolas" w:hAnsi="Consolas" w:eastAsia="Consolas"/>
+          <w:b w:val="0"/>
+          <w:i w:val="0"/>
+          <w:sz w:val="14"/>
+        </w:rPr>
+        <w:t>..\..\secret.txt</w:t>
+      </w:r>
+    </w:p>
+    <w:p>
+      <w:pPr>
+        <w:shd w:fill="F4F6FA"/>
+        <w:spacing w:before="0" w:after="0" w:line="188" w:lineRule="exact"/>
+        <w:ind w:left="113" w:right="113"/>
+      </w:pPr>
+      <w:r>
+        <w:rPr>
+          <w:rFonts w:ascii="Consolas" w:hAnsi="Consolas" w:eastAsia="Consolas"/>
+          <w:b w:val="0"/>
+          <w:i w:val="0"/>
+          <w:sz w:val="14"/>
+        </w:rPr>
+        <w:t>```</w:t>
+      </w:r>
+    </w:p>
+    <w:p>
+      <w:pPr>
+        <w:shd w:fill="F4F6FA"/>
+        <w:spacing w:before="0" w:after="0" w:line="188" w:lineRule="exact"/>
+        <w:ind w:left="113" w:right="113"/>
+      </w:pPr>
+      <w:r>
+        <w:rPr>
+          <w:rFonts w:ascii="Consolas" w:hAnsi="Consolas" w:eastAsia="Consolas"/>
+          <w:b w:val="0"/>
+          <w:i w:val="0"/>
+          <w:sz w:val="14"/>
+        </w:rPr>
+        <w:t xml:space="preserve"> </w:t>
+      </w:r>
+    </w:p>
+    <w:p>
+      <w:pPr>
+        <w:shd w:fill="F4F6FA"/>
+        <w:spacing w:before="0" w:after="0" w:line="188" w:lineRule="exact"/>
+        <w:ind w:left="113" w:right="113"/>
+      </w:pPr>
+      <w:r>
+        <w:rPr>
+          <w:rFonts w:ascii="Consolas" w:hAnsi="Consolas" w:eastAsia="Consolas"/>
+          <w:b w:val="0"/>
+          <w:i w:val="0"/>
+          <w:sz w:val="14"/>
+        </w:rPr>
+        <w:t>Two leading `..` segments disappear in 8.5.0, so after normalisation there is</w:t>
+      </w:r>
+    </w:p>
+    <w:p>
+      <w:pPr>
+        <w:shd w:fill="F4F6FA"/>
+        <w:spacing w:before="0" w:after="0" w:line="188" w:lineRule="exact"/>
+        <w:ind w:left="113" w:right="113"/>
+      </w:pPr>
+      <w:r>
+        <w:rPr>
+          <w:rFonts w:ascii="Consolas" w:hAnsi="Consolas" w:eastAsia="Consolas"/>
+          <w:b w:val="0"/>
+          <w:i w:val="0"/>
+          <w:sz w:val="14"/>
+        </w:rPr>
+        <w:t>nothing left for `UP_PATH_REGEXP` to match, the request is treated as a</w:t>
+      </w:r>
+    </w:p>
+    <w:p>
+      <w:pPr>
+        <w:shd w:fill="F4F6FA"/>
+        <w:spacing w:before="0" w:after="0" w:line="188" w:lineRule="exact"/>
+        <w:ind w:left="113" w:right="113"/>
+      </w:pPr>
+      <w:r>
+        <w:rPr>
+          <w:rFonts w:ascii="Consolas" w:hAnsi="Consolas" w:eastAsia="Consolas"/>
+          <w:b w:val="0"/>
+          <w:i w:val="0"/>
+          <w:sz w:val="14"/>
+        </w:rPr>
+        <w:t>*clean* relative path, and `join(root, 'secret.txt')` is resolved — one level</w:t>
+      </w:r>
+    </w:p>
+    <w:p>
+      <w:pPr>
+        <w:shd w:fill="F4F6FA"/>
+        <w:spacing w:before="0" w:after="0" w:line="188" w:lineRule="exact"/>
+        <w:ind w:left="113" w:right="113"/>
+      </w:pPr>
+      <w:r>
+        <w:rPr>
+          <w:rFonts w:ascii="Consolas" w:hAnsi="Consolas" w:eastAsia="Consolas"/>
+          <w:b w:val="0"/>
+          <w:i w:val="0"/>
+          <w:sz w:val="14"/>
+        </w:rPr>
+        <w:t>above `root`.</w:t>
+      </w:r>
+    </w:p>
+    <w:p>
+      <w:pPr>
+        <w:shd w:fill="F4F6FA"/>
+        <w:spacing w:before="0" w:after="0" w:line="188" w:lineRule="exact"/>
+        <w:ind w:left="113" w:right="113"/>
+      </w:pPr>
+      <w:r>
+        <w:rPr>
+          <w:rFonts w:ascii="Consolas" w:hAnsi="Consolas" w:eastAsia="Consolas"/>
+          <w:b w:val="0"/>
+          <w:i w:val="0"/>
+          <w:sz w:val="14"/>
+        </w:rPr>
+        <w:t xml:space="preserve"> </w:t>
+      </w:r>
+    </w:p>
+    <w:p>
+      <w:pPr>
+        <w:shd w:fill="F4F6FA"/>
+        <w:spacing w:before="0" w:after="0" w:line="188" w:lineRule="exact"/>
+        <w:ind w:left="113" w:right="113"/>
+      </w:pPr>
+      <w:r>
+        <w:rPr>
+          <w:rFonts w:ascii="Consolas" w:hAnsi="Consolas" w:eastAsia="Consolas"/>
+          <w:b w:val="0"/>
+          <w:i w:val="0"/>
+          <w:sz w:val="14"/>
+        </w:rPr>
+        <w:t>So the answer to "what kind of error is this" is: **a logic error in a language</w:t>
+      </w:r>
+    </w:p>
+    <w:p>
+      <w:pPr>
+        <w:shd w:fill="F4F6FA"/>
+        <w:spacing w:before="0" w:after="0" w:line="188" w:lineRule="exact"/>
+        <w:ind w:left="113" w:right="113"/>
+      </w:pPr>
+      <w:r>
+        <w:rPr>
+          <w:rFonts w:ascii="Consolas" w:hAnsi="Consolas" w:eastAsia="Consolas"/>
+          <w:b w:val="0"/>
+          <w:i w:val="0"/>
+          <w:sz w:val="14"/>
+        </w:rPr>
+        <w:t>runtime library**, not a missing input filter and not a configuration mistake.</w:t>
+      </w:r>
+    </w:p>
+    <w:p>
+      <w:pPr>
+        <w:shd w:fill="F4F6FA"/>
+        <w:spacing w:before="0" w:after="0" w:line="188" w:lineRule="exact"/>
+        <w:ind w:left="113" w:right="113"/>
+      </w:pPr>
+      <w:r>
+        <w:rPr>
+          <w:rFonts w:ascii="Consolas" w:hAnsi="Consolas" w:eastAsia="Consolas"/>
+          <w:b w:val="0"/>
+          <w:i w:val="0"/>
+          <w:sz w:val="14"/>
+        </w:rPr>
+        <w:t>The application did exactly what the documentation told it to do; the standard</w:t>
+      </w:r>
+    </w:p>
+    <w:p>
+      <w:pPr>
+        <w:shd w:fill="F4F6FA"/>
+        <w:spacing w:before="0" w:after="0" w:line="188" w:lineRule="exact"/>
+        <w:ind w:left="113" w:right="113"/>
+      </w:pPr>
+      <w:r>
+        <w:rPr>
+          <w:rFonts w:ascii="Consolas" w:hAnsi="Consolas" w:eastAsia="Consolas"/>
+          <w:b w:val="0"/>
+          <w:i w:val="0"/>
+          <w:sz w:val="14"/>
+        </w:rPr>
+        <w:t>library lied about the meaning of `..`.</w:t>
+      </w:r>
+    </w:p>
+    <w:p>
+      <w:pPr>
+        <w:shd w:fill="F4F6FA"/>
+        <w:spacing w:before="0" w:after="0" w:line="188" w:lineRule="exact"/>
+        <w:ind w:left="113" w:right="113"/>
+      </w:pPr>
+      <w:r>
+        <w:rPr>
+          <w:rFonts w:ascii="Consolas" w:hAnsi="Consolas" w:eastAsia="Consolas"/>
+          <w:b w:val="0"/>
+          <w:i w:val="0"/>
+          <w:sz w:val="14"/>
+        </w:rPr>
+        <w:t xml:space="preserve"> </w:t>
+      </w:r>
+    </w:p>
+    <w:p>
+      <w:pPr>
+        <w:shd w:fill="F4F6FA"/>
+        <w:spacing w:before="0" w:after="0" w:line="188" w:lineRule="exact"/>
+        <w:ind w:left="113" w:right="113"/>
+      </w:pPr>
+      <w:r>
+        <w:rPr>
+          <w:rFonts w:ascii="Consolas" w:hAnsi="Consolas" w:eastAsia="Consolas"/>
+          <w:b w:val="0"/>
+          <w:i w:val="0"/>
+          <w:sz w:val="14"/>
+        </w:rPr>
+        <w:t>### 6.4 Fix</w:t>
+      </w:r>
+    </w:p>
+    <w:p>
+      <w:pPr>
+        <w:shd w:fill="F4F6FA"/>
+        <w:spacing w:before="0" w:after="0" w:line="188" w:lineRule="exact"/>
+        <w:ind w:left="113" w:right="113"/>
+      </w:pPr>
+      <w:r>
+        <w:rPr>
+          <w:rFonts w:ascii="Consolas" w:hAnsi="Consolas" w:eastAsia="Consolas"/>
+          <w:b w:val="0"/>
+          <w:i w:val="0"/>
+          <w:sz w:val="14"/>
+        </w:rPr>
+        <w:t xml:space="preserve"> </w:t>
+      </w:r>
+    </w:p>
+    <w:p>
+      <w:pPr>
+        <w:shd w:fill="F4F6FA"/>
+        <w:spacing w:before="0" w:after="0" w:line="188" w:lineRule="exact"/>
+        <w:ind w:left="113" w:right="113"/>
+      </w:pPr>
+      <w:r>
+        <w:rPr>
+          <w:rFonts w:ascii="Consolas" w:hAnsi="Consolas" w:eastAsia="Consolas"/>
+          <w:b w:val="0"/>
+          <w:i w:val="0"/>
+          <w:sz w:val="14"/>
+        </w:rPr>
+        <w:t>The fix is a runtime upgrade — `fixes/` contains the changed files.</w:t>
+      </w:r>
+    </w:p>
+    <w:p>
+      <w:pPr>
+        <w:shd w:fill="F4F6FA"/>
+        <w:spacing w:before="0" w:after="0" w:line="188" w:lineRule="exact"/>
+        <w:ind w:left="113" w:right="113"/>
+      </w:pPr>
+      <w:r>
+        <w:rPr>
+          <w:rFonts w:ascii="Consolas" w:hAnsi="Consolas" w:eastAsia="Consolas"/>
+          <w:b w:val="0"/>
+          <w:i w:val="0"/>
+          <w:sz w:val="14"/>
+        </w:rPr>
+        <w:t xml:space="preserve"> </w:t>
+      </w:r>
+    </w:p>
+    <w:p>
+      <w:pPr>
+        <w:shd w:fill="F4F6FA"/>
+        <w:spacing w:before="0" w:after="0" w:line="188" w:lineRule="exact"/>
+        <w:ind w:left="113" w:right="113"/>
+      </w:pPr>
+      <w:r>
+        <w:rPr>
+          <w:rFonts w:ascii="Consolas" w:hAnsi="Consolas" w:eastAsia="Consolas"/>
+          <w:b w:val="0"/>
+          <w:i w:val="0"/>
+          <w:sz w:val="14"/>
+        </w:rPr>
+        <w:t>```dockerfile</w:t>
+      </w:r>
+    </w:p>
+    <w:p>
+      <w:pPr>
+        <w:shd w:fill="F4F6FA"/>
+        <w:spacing w:before="0" w:after="0" w:line="188" w:lineRule="exact"/>
+        <w:ind w:left="113" w:right="113"/>
+      </w:pPr>
+      <w:r>
+        <w:rPr>
+          <w:rFonts w:ascii="Consolas" w:hAnsi="Consolas" w:eastAsia="Consolas"/>
+          <w:b w:val="0"/>
+          <w:i w:val="0"/>
+          <w:sz w:val="14"/>
+        </w:rPr>
+        <w:t># before</w:t>
+      </w:r>
+    </w:p>
+    <w:p>
+      <w:pPr>
+        <w:shd w:fill="F4F6FA"/>
+        <w:spacing w:before="0" w:after="0" w:line="188" w:lineRule="exact"/>
+        <w:ind w:left="113" w:right="113"/>
+      </w:pPr>
+      <w:r>
+        <w:rPr>
+          <w:rFonts w:ascii="Consolas" w:hAnsi="Consolas" w:eastAsia="Consolas"/>
+          <w:b w:val="0"/>
+          <w:i w:val="0"/>
+          <w:sz w:val="14"/>
+        </w:rPr>
+        <w:t>FROM vulhub/node:8.5.0</w:t>
+      </w:r>
+    </w:p>
+    <w:p>
+      <w:pPr>
+        <w:shd w:fill="F4F6FA"/>
+        <w:spacing w:before="0" w:after="0" w:line="188" w:lineRule="exact"/>
+        <w:ind w:left="113" w:right="113"/>
+      </w:pPr>
+      <w:r>
+        <w:rPr>
+          <w:rFonts w:ascii="Consolas" w:hAnsi="Consolas" w:eastAsia="Consolas"/>
+          <w:b w:val="0"/>
+          <w:i w:val="0"/>
+          <w:sz w:val="14"/>
+        </w:rPr>
+        <w:t xml:space="preserve"> </w:t>
+      </w:r>
+    </w:p>
+    <w:p>
+      <w:pPr>
+        <w:shd w:fill="F4F6FA"/>
+        <w:spacing w:before="0" w:after="0" w:line="188" w:lineRule="exact"/>
+        <w:ind w:left="113" w:right="113"/>
+      </w:pPr>
+      <w:r>
+        <w:rPr>
+          <w:rFonts w:ascii="Consolas" w:hAnsi="Consolas" w:eastAsia="Consolas"/>
+          <w:b w:val="0"/>
+          <w:i w:val="0"/>
+          <w:sz w:val="14"/>
+        </w:rPr>
+        <w:t># minimal fix</w:t>
+      </w:r>
+    </w:p>
+    <w:p>
+      <w:pPr>
+        <w:shd w:fill="F4F6FA"/>
+        <w:spacing w:before="0" w:after="0" w:line="188" w:lineRule="exact"/>
+        <w:ind w:left="113" w:right="113"/>
+      </w:pPr>
+      <w:r>
+        <w:rPr>
+          <w:rFonts w:ascii="Consolas" w:hAnsi="Consolas" w:eastAsia="Consolas"/>
+          <w:b w:val="0"/>
+          <w:i w:val="0"/>
+          <w:sz w:val="14"/>
+        </w:rPr>
+        <w:t>FROM node:8.6.0</w:t>
+      </w:r>
+    </w:p>
+    <w:p>
+      <w:pPr>
+        <w:shd w:fill="F4F6FA"/>
+        <w:spacing w:before="0" w:after="0" w:line="188" w:lineRule="exact"/>
+        <w:ind w:left="113" w:right="113"/>
+      </w:pPr>
+      <w:r>
+        <w:rPr>
+          <w:rFonts w:ascii="Consolas" w:hAnsi="Consolas" w:eastAsia="Consolas"/>
+          <w:b w:val="0"/>
+          <w:i w:val="0"/>
+          <w:sz w:val="14"/>
+        </w:rPr>
+        <w:t xml:space="preserve"> </w:t>
+      </w:r>
+    </w:p>
+    <w:p>
+      <w:pPr>
+        <w:shd w:fill="F4F6FA"/>
+        <w:spacing w:before="0" w:after="0" w:line="188" w:lineRule="exact"/>
+        <w:ind w:left="113" w:right="113"/>
+      </w:pPr>
+      <w:r>
+        <w:rPr>
+          <w:rFonts w:ascii="Consolas" w:hAnsi="Consolas" w:eastAsia="Consolas"/>
+          <w:b w:val="0"/>
+          <w:i w:val="0"/>
+          <w:sz w:val="14"/>
+        </w:rPr>
+        <w:t># recommended</w:t>
+      </w:r>
+    </w:p>
+    <w:p>
+      <w:pPr>
+        <w:shd w:fill="F4F6FA"/>
+        <w:spacing w:before="0" w:after="0" w:line="188" w:lineRule="exact"/>
+        <w:ind w:left="113" w:right="113"/>
+      </w:pPr>
+      <w:r>
+        <w:rPr>
+          <w:rFonts w:ascii="Consolas" w:hAnsi="Consolas" w:eastAsia="Consolas"/>
+          <w:b w:val="0"/>
+          <w:i w:val="0"/>
+          <w:sz w:val="14"/>
+        </w:rPr>
+        <w:t>FROM node:20-alpine</w:t>
+      </w:r>
+    </w:p>
+    <w:p>
+      <w:pPr>
+        <w:shd w:fill="F4F6FA"/>
+        <w:spacing w:before="0" w:after="0" w:line="188" w:lineRule="exact"/>
+        <w:ind w:left="113" w:right="113"/>
+      </w:pPr>
+      <w:r>
+        <w:rPr>
+          <w:rFonts w:ascii="Consolas" w:hAnsi="Consolas" w:eastAsia="Consolas"/>
+          <w:b w:val="0"/>
+          <w:i w:val="0"/>
+          <w:sz w:val="14"/>
+        </w:rPr>
+        <w:t>```</w:t>
+      </w:r>
+    </w:p>
+    <w:p>
+      <w:pPr>
+        <w:shd w:fill="F4F6FA"/>
+        <w:spacing w:before="0" w:after="0" w:line="188" w:lineRule="exact"/>
+        <w:ind w:left="113" w:right="113"/>
+      </w:pPr>
+      <w:r>
+        <w:rPr>
+          <w:rFonts w:ascii="Consolas" w:hAnsi="Consolas" w:eastAsia="Consolas"/>
+          <w:b w:val="0"/>
+          <w:i w:val="0"/>
+          <w:sz w:val="14"/>
+        </w:rPr>
+        <w:t xml:space="preserve"> </w:t>
+      </w:r>
+    </w:p>
+    <w:p>
+      <w:pPr>
+        <w:shd w:fill="F4F6FA"/>
+        <w:spacing w:before="0" w:after="0" w:line="188" w:lineRule="exact"/>
+        <w:ind w:left="113" w:right="113"/>
+      </w:pPr>
+      <w:r>
+        <w:rPr>
+          <w:rFonts w:ascii="Consolas" w:hAnsi="Consolas" w:eastAsia="Consolas"/>
+          <w:b w:val="0"/>
+          <w:i w:val="0"/>
+          <w:sz w:val="14"/>
+        </w:rPr>
+        <w:t>No application source changes are needed; `www/app.js` is byte-for-byte</w:t>
+      </w:r>
+    </w:p>
+    <w:p>
+      <w:pPr>
+        <w:shd w:fill="F4F6FA"/>
+        <w:spacing w:before="0" w:after="0" w:line="188" w:lineRule="exact"/>
+        <w:ind w:left="113" w:right="113"/>
+      </w:pPr>
+      <w:r>
+        <w:rPr>
+          <w:rFonts w:ascii="Consolas" w:hAnsi="Consolas" w:eastAsia="Consolas"/>
+          <w:b w:val="0"/>
+          <w:i w:val="0"/>
+          <w:sz w:val="14"/>
+        </w:rPr>
+        <w:t>identical before and after.</w:t>
+      </w:r>
+    </w:p>
+    <w:p>
+      <w:pPr>
+        <w:shd w:fill="F4F6FA"/>
+        <w:spacing w:before="0" w:after="0" w:line="188" w:lineRule="exact"/>
+        <w:ind w:left="113" w:right="113"/>
+      </w:pPr>
+      <w:r>
+        <w:rPr>
+          <w:rFonts w:ascii="Consolas" w:hAnsi="Consolas" w:eastAsia="Consolas"/>
+          <w:b w:val="0"/>
+          <w:i w:val="0"/>
+          <w:sz w:val="14"/>
+        </w:rPr>
+        <w:t xml:space="preserve"> </w:t>
+      </w:r>
+    </w:p>
+    <w:p>
+      <w:pPr>
+        <w:shd w:fill="F4F6FA"/>
+        <w:spacing w:before="0" w:after="0" w:line="188" w:lineRule="exact"/>
+        <w:ind w:left="113" w:right="113"/>
+      </w:pPr>
+      <w:r>
+        <w:rPr>
+          <w:rFonts w:ascii="Consolas" w:hAnsi="Consolas" w:eastAsia="Consolas"/>
+          <w:b w:val="0"/>
+          <w:i w:val="0"/>
+          <w:sz w:val="14"/>
+        </w:rPr>
+        <w:t>Why this is effective rather than a workaround: the `send` guard is built on</w:t>
+      </w:r>
+    </w:p>
+    <w:p>
+      <w:pPr>
+        <w:shd w:fill="F4F6FA"/>
+        <w:spacing w:before="0" w:after="0" w:line="188" w:lineRule="exact"/>
+        <w:ind w:left="113" w:right="113"/>
+      </w:pPr>
+      <w:r>
+        <w:rPr>
+          <w:rFonts w:ascii="Consolas" w:hAnsi="Consolas" w:eastAsia="Consolas"/>
+          <w:b w:val="0"/>
+          <w:i w:val="0"/>
+          <w:sz w:val="14"/>
+        </w:rPr>
+        <w:t>the invariant "after `normalize()`, any remaining `..` means an escape</w:t>
+      </w:r>
+    </w:p>
+    <w:p>
+      <w:pPr>
+        <w:shd w:fill="F4F6FA"/>
+        <w:spacing w:before="0" w:after="0" w:line="188" w:lineRule="exact"/>
+        <w:ind w:left="113" w:right="113"/>
+      </w:pPr>
+      <w:r>
+        <w:rPr>
+          <w:rFonts w:ascii="Consolas" w:hAnsi="Consolas" w:eastAsia="Consolas"/>
+          <w:b w:val="0"/>
+          <w:i w:val="0"/>
+          <w:sz w:val="14"/>
+        </w:rPr>
+        <w:t>attempt". Node 8.6.0 restores that invariant, so every library that depends on</w:t>
+      </w:r>
+    </w:p>
+    <w:p>
+      <w:pPr>
+        <w:shd w:fill="F4F6FA"/>
+        <w:spacing w:before="0" w:after="0" w:line="188" w:lineRule="exact"/>
+        <w:ind w:left="113" w:right="113"/>
+      </w:pPr>
+      <w:r>
+        <w:rPr>
+          <w:rFonts w:ascii="Consolas" w:hAnsi="Consolas" w:eastAsia="Consolas"/>
+          <w:b w:val="0"/>
+          <w:i w:val="0"/>
+          <w:sz w:val="14"/>
+        </w:rPr>
+        <w:t>it — not just this one application — is corrected at once. Filtering the</w:t>
+      </w:r>
+    </w:p>
+    <w:p>
+      <w:pPr>
+        <w:shd w:fill="F4F6FA"/>
+        <w:spacing w:before="0" w:after="0" w:line="188" w:lineRule="exact"/>
+        <w:ind w:left="113" w:right="113"/>
+      </w:pPr>
+      <w:r>
+        <w:rPr>
+          <w:rFonts w:ascii="Consolas" w:hAnsi="Consolas" w:eastAsia="Consolas"/>
+          <w:b w:val="0"/>
+          <w:i w:val="0"/>
+          <w:sz w:val="14"/>
+        </w:rPr>
+        <w:t>request upstream would have to re-implement path semantics, which is precisely</w:t>
+      </w:r>
+    </w:p>
+    <w:p>
+      <w:pPr>
+        <w:shd w:fill="F4F6FA"/>
+        <w:spacing w:before="0" w:after="0" w:line="188" w:lineRule="exact"/>
+        <w:ind w:left="113" w:right="113"/>
+      </w:pPr>
+      <w:r>
+        <w:rPr>
+          <w:rFonts w:ascii="Consolas" w:hAnsi="Consolas" w:eastAsia="Consolas"/>
+          <w:b w:val="0"/>
+          <w:i w:val="0"/>
+          <w:sz w:val="14"/>
+        </w:rPr>
+        <w:t>the kind of code that produces the next traversal bug.</w:t>
+      </w:r>
+    </w:p>
+    <w:p>
+      <w:pPr>
+        <w:shd w:fill="F4F6FA"/>
+        <w:spacing w:before="0" w:after="0" w:line="188" w:lineRule="exact"/>
+        <w:ind w:left="113" w:right="113"/>
+      </w:pPr>
+      <w:r>
+        <w:rPr>
+          <w:rFonts w:ascii="Consolas" w:hAnsi="Consolas" w:eastAsia="Consolas"/>
+          <w:b w:val="0"/>
+          <w:i w:val="0"/>
+          <w:sz w:val="14"/>
+        </w:rPr>
+        <w:t xml:space="preserve"> </w:t>
+      </w:r>
+    </w:p>
+    <w:p>
+      <w:pPr>
+        <w:shd w:fill="F4F6FA"/>
+        <w:spacing w:before="0" w:after="0" w:line="188" w:lineRule="exact"/>
+        <w:ind w:left="113" w:right="113"/>
+      </w:pPr>
+      <w:r>
+        <w:rPr>
+          <w:rFonts w:ascii="Consolas" w:hAnsi="Consolas" w:eastAsia="Consolas"/>
+          <w:b w:val="0"/>
+          <w:i w:val="0"/>
+          <w:sz w:val="14"/>
+        </w:rPr>
+        <w:t>### 6.5 Proof of elimination</w:t>
+      </w:r>
+    </w:p>
+    <w:p>
+      <w:pPr>
+        <w:shd w:fill="F4F6FA"/>
+        <w:spacing w:before="0" w:after="0" w:line="188" w:lineRule="exact"/>
+        <w:ind w:left="113" w:right="113"/>
+      </w:pPr>
+      <w:r>
+        <w:rPr>
+          <w:rFonts w:ascii="Consolas" w:hAnsi="Consolas" w:eastAsia="Consolas"/>
+          <w:b w:val="0"/>
+          <w:i w:val="0"/>
+          <w:sz w:val="14"/>
+        </w:rPr>
+        <w:t xml:space="preserve"> </w:t>
+      </w:r>
+    </w:p>
+    <w:p>
+      <w:pPr>
+        <w:shd w:fill="F4F6FA"/>
+        <w:spacing w:before="0" w:after="0" w:line="188" w:lineRule="exact"/>
+        <w:ind w:left="113" w:right="113"/>
+      </w:pPr>
+      <w:r>
+        <w:rPr>
+          <w:rFonts w:ascii="Consolas" w:hAnsi="Consolas" w:eastAsia="Consolas"/>
+          <w:b w:val="0"/>
+          <w:i w:val="0"/>
+          <w:sz w:val="14"/>
+        </w:rPr>
+        <w:t>Same application, same request, fixed runtime:</w:t>
+      </w:r>
+    </w:p>
+    <w:p>
+      <w:pPr>
+        <w:shd w:fill="F4F6FA"/>
+        <w:spacing w:before="0" w:after="0" w:line="188" w:lineRule="exact"/>
+        <w:ind w:left="113" w:right="113"/>
+      </w:pPr>
+      <w:r>
+        <w:rPr>
+          <w:rFonts w:ascii="Consolas" w:hAnsi="Consolas" w:eastAsia="Consolas"/>
+          <w:b w:val="0"/>
+          <w:i w:val="0"/>
+          <w:sz w:val="14"/>
+        </w:rPr>
+        <w:t xml:space="preserve"> </w:t>
+      </w:r>
+    </w:p>
+    <w:p>
+      <w:pPr>
+        <w:shd w:fill="F4F6FA"/>
+        <w:spacing w:before="0" w:after="0" w:line="188" w:lineRule="exact"/>
+        <w:ind w:left="113" w:right="113"/>
+      </w:pPr>
+      <w:r>
+        <w:rPr>
+          <w:rFonts w:ascii="Consolas" w:hAnsi="Consolas" w:eastAsia="Consolas"/>
+          <w:b w:val="0"/>
+          <w:i w:val="0"/>
+          <w:sz w:val="14"/>
+        </w:rPr>
+        <w:t>```bash</w:t>
+      </w:r>
+    </w:p>
+    <w:p>
+      <w:pPr>
+        <w:shd w:fill="F4F6FA"/>
+        <w:spacing w:before="0" w:after="0" w:line="188" w:lineRule="exact"/>
+        <w:ind w:left="113" w:right="113"/>
+      </w:pPr>
+      <w:r>
+        <w:rPr>
+          <w:rFonts w:ascii="Consolas" w:hAnsi="Consolas" w:eastAsia="Consolas"/>
+          <w:b w:val="0"/>
+          <w:i w:val="0"/>
+          <w:sz w:val="14"/>
+        </w:rPr>
+        <w:t># after about 3 s of downtime to swap the interpreter</w:t>
+      </w:r>
+    </w:p>
+    <w:p>
+      <w:pPr>
+        <w:shd w:fill="F4F6FA"/>
+        <w:spacing w:before="0" w:after="0" w:line="188" w:lineRule="exact"/>
+        <w:ind w:left="113" w:right="113"/>
+      </w:pPr>
+      <w:r>
+        <w:rPr>
+          <w:rFonts w:ascii="Consolas" w:hAnsi="Consolas" w:eastAsia="Consolas"/>
+          <w:b w:val="0"/>
+          <w:i w:val="0"/>
+          <w:sz w:val="14"/>
+        </w:rPr>
+        <w:t>node www/app.js          # Node 24</w:t>
+      </w:r>
+    </w:p>
+    <w:p>
+      <w:pPr>
+        <w:shd w:fill="F4F6FA"/>
+        <w:spacing w:before="0" w:after="0" w:line="188" w:lineRule="exact"/>
+        <w:ind w:left="113" w:right="113"/>
+      </w:pPr>
+      <w:r>
+        <w:rPr>
+          <w:rFonts w:ascii="Consolas" w:hAnsi="Consolas" w:eastAsia="Consolas"/>
+          <w:b w:val="0"/>
+          <w:i w:val="0"/>
+          <w:sz w:val="14"/>
+        </w:rPr>
+        <w:t xml:space="preserve"> </w:t>
+      </w:r>
+    </w:p>
+    <w:p>
+      <w:pPr>
+        <w:shd w:fill="F4F6FA"/>
+        <w:spacing w:before="0" w:after="0" w:line="188" w:lineRule="exact"/>
+        <w:ind w:left="113" w:right="113"/>
+      </w:pPr>
+      <w:r>
+        <w:rPr>
+          <w:rFonts w:ascii="Consolas" w:hAnsi="Consolas" w:eastAsia="Consolas"/>
+          <w:b w:val="0"/>
+          <w:i w:val="0"/>
+          <w:sz w:val="14"/>
+        </w:rPr>
+        <w:t>curl --path-as-is -s -i 'http://127.0.0.1:3000/static/../foo/../../secret.txt'</w:t>
+      </w:r>
+    </w:p>
+    <w:p>
+      <w:pPr>
+        <w:shd w:fill="F4F6FA"/>
+        <w:spacing w:before="0" w:after="0" w:line="188" w:lineRule="exact"/>
+        <w:ind w:left="113" w:right="113"/>
+      </w:pPr>
+      <w:r>
+        <w:rPr>
+          <w:rFonts w:ascii="Consolas" w:hAnsi="Consolas" w:eastAsia="Consolas"/>
+          <w:b w:val="0"/>
+          <w:i w:val="0"/>
+          <w:sz w:val="14"/>
+        </w:rPr>
+        <w:t>```</w:t>
+      </w:r>
+    </w:p>
+    <w:p>
+      <w:pPr>
+        <w:shd w:fill="F4F6FA"/>
+        <w:spacing w:before="0" w:after="0" w:line="188" w:lineRule="exact"/>
+        <w:ind w:left="113" w:right="113"/>
+      </w:pPr>
+      <w:r>
+        <w:rPr>
+          <w:rFonts w:ascii="Consolas" w:hAnsi="Consolas" w:eastAsia="Consolas"/>
+          <w:b w:val="0"/>
+          <w:i w:val="0"/>
+          <w:sz w:val="14"/>
+        </w:rPr>
+        <w:t xml:space="preserve"> </w:t>
+      </w:r>
+    </w:p>
+    <w:p>
+      <w:pPr>
+        <w:shd w:fill="F4F6FA"/>
+        <w:spacing w:before="0" w:after="0" w:line="188" w:lineRule="exact"/>
+        <w:ind w:left="113" w:right="113"/>
+      </w:pPr>
+      <w:r>
+        <w:rPr>
+          <w:rFonts w:ascii="Consolas" w:hAnsi="Consolas" w:eastAsia="Consolas"/>
+          <w:b w:val="0"/>
+          <w:i w:val="0"/>
+          <w:sz w:val="14"/>
+        </w:rPr>
+        <w:t>```http</w:t>
+      </w:r>
+    </w:p>
+    <w:p>
+      <w:pPr>
+        <w:shd w:fill="F4F6FA"/>
+        <w:spacing w:before="0" w:after="0" w:line="188" w:lineRule="exact"/>
+        <w:ind w:left="113" w:right="113"/>
+      </w:pPr>
+      <w:r>
+        <w:rPr>
+          <w:rFonts w:ascii="Consolas" w:hAnsi="Consolas" w:eastAsia="Consolas"/>
+          <w:b w:val="0"/>
+          <w:i w:val="0"/>
+          <w:sz w:val="14"/>
+        </w:rPr>
+        <w:t>HTTP/1.1 404 Not Found</w:t>
+      </w:r>
+    </w:p>
+    <w:p>
+      <w:pPr>
+        <w:shd w:fill="F4F6FA"/>
+        <w:spacing w:before="0" w:after="0" w:line="188" w:lineRule="exact"/>
+        <w:ind w:left="113" w:right="113"/>
+      </w:pPr>
+      <w:r>
+        <w:rPr>
+          <w:rFonts w:ascii="Consolas" w:hAnsi="Consolas" w:eastAsia="Consolas"/>
+          <w:b w:val="0"/>
+          <w:i w:val="0"/>
+          <w:sz w:val="14"/>
+        </w:rPr>
+        <w:t>```</w:t>
+      </w:r>
+    </w:p>
+    <w:p>
+      <w:pPr>
+        <w:shd w:fill="F4F6FA"/>
+        <w:spacing w:before="0" w:after="0" w:line="188" w:lineRule="exact"/>
+        <w:ind w:left="113" w:right="113"/>
+      </w:pPr>
+      <w:r>
+        <w:rPr>
+          <w:rFonts w:ascii="Consolas" w:hAnsi="Consolas" w:eastAsia="Consolas"/>
+          <w:b w:val="0"/>
+          <w:i w:val="0"/>
+          <w:sz w:val="14"/>
+        </w:rPr>
+        <w:t xml:space="preserve"> </w:t>
+      </w:r>
+    </w:p>
+    <w:p>
+      <w:pPr>
+        <w:shd w:fill="F4F6FA"/>
+        <w:spacing w:before="0" w:after="0" w:line="188" w:lineRule="exact"/>
+        <w:ind w:left="113" w:right="113"/>
+      </w:pPr>
+      <w:r>
+        <w:rPr>
+          <w:rFonts w:ascii="Consolas" w:hAnsi="Consolas" w:eastAsia="Consolas"/>
+          <w:b w:val="0"/>
+          <w:i w:val="0"/>
+          <w:sz w:val="14"/>
+        </w:rPr>
+        <w:t>**Regression test** — the legitimate functionality still works:</w:t>
+      </w:r>
+    </w:p>
+    <w:p>
+      <w:pPr>
+        <w:shd w:fill="F4F6FA"/>
+        <w:spacing w:before="0" w:after="0" w:line="188" w:lineRule="exact"/>
+        <w:ind w:left="113" w:right="113"/>
+      </w:pPr>
+      <w:r>
+        <w:rPr>
+          <w:rFonts w:ascii="Consolas" w:hAnsi="Consolas" w:eastAsia="Consolas"/>
+          <w:b w:val="0"/>
+          <w:i w:val="0"/>
+          <w:sz w:val="14"/>
+        </w:rPr>
+        <w:t xml:space="preserve"> </w:t>
+      </w:r>
+    </w:p>
+    <w:p>
+      <w:pPr>
+        <w:shd w:fill="F4F6FA"/>
+        <w:spacing w:before="0" w:after="0" w:line="188" w:lineRule="exact"/>
+        <w:ind w:left="113" w:right="113"/>
+      </w:pPr>
+      <w:r>
+        <w:rPr>
+          <w:rFonts w:ascii="Consolas" w:hAnsi="Consolas" w:eastAsia="Consolas"/>
+          <w:b w:val="0"/>
+          <w:i w:val="0"/>
+          <w:sz w:val="14"/>
+        </w:rPr>
+        <w:t>```bash</w:t>
+      </w:r>
+    </w:p>
+    <w:p>
+      <w:pPr>
+        <w:shd w:fill="F4F6FA"/>
+        <w:spacing w:before="0" w:after="0" w:line="188" w:lineRule="exact"/>
+        <w:ind w:left="113" w:right="113"/>
+      </w:pPr>
+      <w:r>
+        <w:rPr>
+          <w:rFonts w:ascii="Consolas" w:hAnsi="Consolas" w:eastAsia="Consolas"/>
+          <w:b w:val="0"/>
+          <w:i w:val="0"/>
+          <w:sz w:val="14"/>
+        </w:rPr>
+        <w:t>curl --path-as-is -s -o /dev/null -w '%{http_code}\n' http://127.0.0.1:3000/static/main.js</w:t>
+      </w:r>
+    </w:p>
+    <w:p>
+      <w:pPr>
+        <w:shd w:fill="F4F6FA"/>
+        <w:spacing w:before="0" w:after="0" w:line="188" w:lineRule="exact"/>
+        <w:ind w:left="113" w:right="113"/>
+      </w:pPr>
+      <w:r>
+        <w:rPr>
+          <w:rFonts w:ascii="Consolas" w:hAnsi="Consolas" w:eastAsia="Consolas"/>
+          <w:b w:val="0"/>
+          <w:i w:val="0"/>
+          <w:sz w:val="14"/>
+        </w:rPr>
+        <w:t># 200</w:t>
+      </w:r>
+    </w:p>
+    <w:p>
+      <w:pPr>
+        <w:shd w:fill="F4F6FA"/>
+        <w:spacing w:before="0" w:after="0" w:line="188" w:lineRule="exact"/>
+        <w:ind w:left="113" w:right="113"/>
+      </w:pPr>
+      <w:r>
+        <w:rPr>
+          <w:rFonts w:ascii="Consolas" w:hAnsi="Consolas" w:eastAsia="Consolas"/>
+          <w:b w:val="0"/>
+          <w:i w:val="0"/>
+          <w:sz w:val="14"/>
+        </w:rPr>
+        <w:t>curl --path-as-is -s -o /dev/null -w '%{http_code}\n' http://127.0.0.1:3000/</w:t>
+      </w:r>
+    </w:p>
+    <w:p>
+      <w:pPr>
+        <w:shd w:fill="F4F6FA"/>
+        <w:spacing w:before="0" w:after="0" w:line="188" w:lineRule="exact"/>
+        <w:ind w:left="113" w:right="113"/>
+      </w:pPr>
+      <w:r>
+        <w:rPr>
+          <w:rFonts w:ascii="Consolas" w:hAnsi="Consolas" w:eastAsia="Consolas"/>
+          <w:b w:val="0"/>
+          <w:i w:val="0"/>
+          <w:sz w:val="14"/>
+        </w:rPr>
+        <w:t># 200</w:t>
+      </w:r>
+    </w:p>
+    <w:p>
+      <w:pPr>
+        <w:shd w:fill="F4F6FA"/>
+        <w:spacing w:before="0" w:after="0" w:line="188" w:lineRule="exact"/>
+        <w:ind w:left="113" w:right="113"/>
+      </w:pPr>
+      <w:r>
+        <w:rPr>
+          <w:rFonts w:ascii="Consolas" w:hAnsi="Consolas" w:eastAsia="Consolas"/>
+          <w:b w:val="0"/>
+          <w:i w:val="0"/>
+          <w:sz w:val="14"/>
+        </w:rPr>
+        <w:t>```</w:t>
+      </w:r>
+    </w:p>
+    <w:p>
+      <w:pPr>
+        <w:shd w:fill="F4F6FA"/>
+        <w:spacing w:before="0" w:after="0" w:line="188" w:lineRule="exact"/>
+        <w:ind w:left="113" w:right="113"/>
+      </w:pPr>
+      <w:r>
+        <w:rPr>
+          <w:rFonts w:ascii="Consolas" w:hAnsi="Consolas" w:eastAsia="Consolas"/>
+          <w:b w:val="0"/>
+          <w:i w:val="0"/>
+          <w:sz w:val="14"/>
+        </w:rPr>
+        <w:t xml:space="preserve"> </w:t>
+      </w:r>
+    </w:p>
+    <w:p>
+      <w:pPr>
+        <w:shd w:fill="F4F6FA"/>
+        <w:spacing w:before="0" w:after="0" w:line="188" w:lineRule="exact"/>
+        <w:ind w:left="113" w:right="113"/>
+      </w:pPr>
+      <w:r>
+        <w:rPr>
+          <w:rFonts w:ascii="Consolas" w:hAnsi="Consolas" w:eastAsia="Consolas"/>
+          <w:b w:val="0"/>
+          <w:i w:val="0"/>
+          <w:sz w:val="14"/>
+        </w:rPr>
+        <w:t>Raw transcripts: [`evidence/01-vulnerable-response.txt`](evidence/01-vulnerable-response.txt)</w:t>
+      </w:r>
+    </w:p>
+    <w:p>
+      <w:pPr>
+        <w:shd w:fill="F4F6FA"/>
+        <w:spacing w:before="0" w:after="0" w:line="188" w:lineRule="exact"/>
+        <w:ind w:left="113" w:right="113"/>
+      </w:pPr>
+      <w:r>
+        <w:rPr>
+          <w:rFonts w:ascii="Consolas" w:hAnsi="Consolas" w:eastAsia="Consolas"/>
+          <w:b w:val="0"/>
+          <w:i w:val="0"/>
+          <w:sz w:val="14"/>
+        </w:rPr>
+        <w:t>and [`evidence/02-fixed-response.txt`](evidence/02-fixed-response.txt).</w:t>
+      </w:r>
+    </w:p>
+    <w:p>
+      <w:pPr>
+        <w:shd w:fill="F4F6FA"/>
+        <w:spacing w:before="0" w:after="0" w:line="188" w:lineRule="exact"/>
+        <w:ind w:left="113" w:right="113"/>
+      </w:pPr>
+      <w:r>
+        <w:rPr>
+          <w:rFonts w:ascii="Consolas" w:hAnsi="Consolas" w:eastAsia="Consolas"/>
+          <w:b w:val="0"/>
+          <w:i w:val="0"/>
+          <w:sz w:val="14"/>
+        </w:rPr>
+        <w:t xml:space="preserve"> </w:t>
+      </w:r>
+    </w:p>
+    <w:p>
+      <w:pPr>
+        <w:shd w:fill="F4F6FA"/>
+        <w:spacing w:before="0" w:after="0" w:line="188" w:lineRule="exact"/>
+        <w:ind w:left="113" w:right="113"/>
+      </w:pPr>
+      <w:r>
+        <w:rPr>
+          <w:rFonts w:ascii="Consolas" w:hAnsi="Consolas" w:eastAsia="Consolas"/>
+          <w:b w:val="0"/>
+          <w:i w:val="0"/>
+          <w:sz w:val="14"/>
+        </w:rPr>
+        <w:t>As a cross-check, SCA on the pinned vulnerable tree reports what one would</w:t>
+      </w:r>
+    </w:p>
+    <w:p>
+      <w:pPr>
+        <w:shd w:fill="F4F6FA"/>
+        <w:spacing w:before="0" w:after="0" w:line="188" w:lineRule="exact"/>
+        <w:ind w:left="113" w:right="113"/>
+      </w:pPr>
+      <w:r>
+        <w:rPr>
+          <w:rFonts w:ascii="Consolas" w:hAnsi="Consolas" w:eastAsia="Consolas"/>
+          <w:b w:val="0"/>
+          <w:i w:val="0"/>
+          <w:sz w:val="14"/>
+        </w:rPr>
+        <w:t>expect from an end-of-life runtime:</w:t>
+      </w:r>
+    </w:p>
+    <w:p>
+      <w:pPr>
+        <w:shd w:fill="F4F6FA"/>
+        <w:spacing w:before="0" w:after="0" w:line="188" w:lineRule="exact"/>
+        <w:ind w:left="113" w:right="113"/>
+      </w:pPr>
+      <w:r>
+        <w:rPr>
+          <w:rFonts w:ascii="Consolas" w:hAnsi="Consolas" w:eastAsia="Consolas"/>
+          <w:b w:val="0"/>
+          <w:i w:val="0"/>
+          <w:sz w:val="14"/>
+        </w:rPr>
+        <w:t xml:space="preserve"> </w:t>
+      </w:r>
+    </w:p>
+    <w:p>
+      <w:pPr>
+        <w:shd w:fill="F4F6FA"/>
+        <w:spacing w:before="0" w:after="0" w:line="188" w:lineRule="exact"/>
+        <w:ind w:left="113" w:right="113"/>
+      </w:pPr>
+      <w:r>
+        <w:rPr>
+          <w:rFonts w:ascii="Consolas" w:hAnsi="Consolas" w:eastAsia="Consolas"/>
+          <w:b w:val="0"/>
+          <w:i w:val="0"/>
+          <w:sz w:val="14"/>
+        </w:rPr>
+        <w:t>```</w:t>
+      </w:r>
+    </w:p>
+    <w:p>
+      <w:pPr>
+        <w:shd w:fill="F4F6FA"/>
+        <w:spacing w:before="0" w:after="0" w:line="188" w:lineRule="exact"/>
+        <w:ind w:left="113" w:right="113"/>
+      </w:pPr>
+      <w:r>
+        <w:rPr>
+          <w:rFonts w:ascii="Consolas" w:hAnsi="Consolas" w:eastAsia="Consolas"/>
+          <w:b w:val="0"/>
+          <w:i w:val="0"/>
+          <w:sz w:val="14"/>
+        </w:rPr>
+        <w:t>$ cd cve/CVE-2017-14849 &amp;&amp; npm audit --registry=https://registry.npmjs.org</w:t>
+      </w:r>
+    </w:p>
+    <w:p>
+      <w:pPr>
+        <w:shd w:fill="F4F6FA"/>
+        <w:spacing w:before="0" w:after="0" w:line="188" w:lineRule="exact"/>
+        <w:ind w:left="113" w:right="113"/>
+      </w:pPr>
+      <w:r>
+        <w:rPr>
+          <w:rFonts w:ascii="Consolas" w:hAnsi="Consolas" w:eastAsia="Consolas"/>
+          <w:b w:val="0"/>
+          <w:i w:val="0"/>
+          <w:sz w:val="14"/>
+        </w:rPr>
+        <w:t>8 vulnerabilities (2 low, 4 high, 2 critical)</w:t>
+      </w:r>
+    </w:p>
+    <w:p>
+      <w:pPr>
+        <w:shd w:fill="F4F6FA"/>
+        <w:spacing w:before="0" w:after="0" w:line="188" w:lineRule="exact"/>
+        <w:ind w:left="113" w:right="113"/>
+      </w:pPr>
+      <w:r>
+        <w:rPr>
+          <w:rFonts w:ascii="Consolas" w:hAnsi="Consolas" w:eastAsia="Consolas"/>
+          <w:b w:val="0"/>
+          <w:i w:val="0"/>
+          <w:sz w:val="14"/>
+        </w:rPr>
+        <w:t>```</w:t>
+      </w:r>
+    </w:p>
+    <w:p>
+      <w:pPr>
+        <w:shd w:fill="F4F6FA"/>
+        <w:spacing w:before="0" w:after="0" w:line="188" w:lineRule="exact"/>
+        <w:ind w:left="113" w:right="113"/>
+      </w:pPr>
+      <w:r>
+        <w:rPr>
+          <w:rFonts w:ascii="Consolas" w:hAnsi="Consolas" w:eastAsia="Consolas"/>
+          <w:b w:val="0"/>
+          <w:i w:val="0"/>
+          <w:sz w:val="14"/>
+        </w:rPr>
+        <w:t xml:space="preserve"> </w:t>
+      </w:r>
+    </w:p>
+    <w:p>
+      <w:pPr>
+        <w:shd w:fill="F4F6FA"/>
+        <w:spacing w:before="0" w:after="0" w:line="188" w:lineRule="exact"/>
+        <w:ind w:left="113" w:right="113"/>
+      </w:pPr>
+      <w:r>
+        <w:rPr>
+          <w:rFonts w:ascii="Consolas" w:hAnsi="Consolas" w:eastAsia="Consolas"/>
+          <w:b w:val="0"/>
+          <w:i w:val="0"/>
+          <w:sz w:val="14"/>
+        </w:rPr>
+        <w:t>versus `0 vulnerabilities` in the API project itself.</w:t>
+      </w:r>
+    </w:p>
+    <w:p>
+      <w:pPr>
+        <w:shd w:fill="F4F6FA"/>
+        <w:spacing w:before="0" w:after="0" w:line="188" w:lineRule="exact"/>
+        <w:ind w:left="113" w:right="113"/>
+      </w:pPr>
+      <w:r>
+        <w:rPr>
+          <w:rFonts w:ascii="Consolas" w:hAnsi="Consolas" w:eastAsia="Consolas"/>
+          <w:b w:val="0"/>
+          <w:i w:val="0"/>
+          <w:sz w:val="14"/>
+        </w:rPr>
+        <w:t xml:space="preserve"> </w:t>
+      </w:r>
+    </w:p>
+    <w:p>
+      <w:pPr>
+        <w:shd w:fill="F4F6FA"/>
+        <w:spacing w:before="0" w:after="0" w:line="188" w:lineRule="exact"/>
+        <w:ind w:left="113" w:right="113"/>
+      </w:pPr>
+      <w:r>
+        <w:rPr>
+          <w:rFonts w:ascii="Consolas" w:hAnsi="Consolas" w:eastAsia="Consolas"/>
+          <w:b w:val="0"/>
+          <w:i w:val="0"/>
+          <w:sz w:val="14"/>
+        </w:rPr>
+        <w:t>## 7. Repository layout</w:t>
+      </w:r>
+    </w:p>
+    <w:p>
+      <w:pPr>
+        <w:shd w:fill="F4F6FA"/>
+        <w:spacing w:before="0" w:after="0" w:line="188" w:lineRule="exact"/>
+        <w:ind w:left="113" w:right="113"/>
+      </w:pPr>
+      <w:r>
+        <w:rPr>
+          <w:rFonts w:ascii="Consolas" w:hAnsi="Consolas" w:eastAsia="Consolas"/>
+          <w:b w:val="0"/>
+          <w:i w:val="0"/>
+          <w:sz w:val="14"/>
+        </w:rPr>
+        <w:t xml:space="preserve"> </w:t>
+      </w:r>
+    </w:p>
+    <w:p>
+      <w:pPr>
+        <w:shd w:fill="F4F6FA"/>
+        <w:spacing w:before="0" w:after="0" w:line="188" w:lineRule="exact"/>
+        <w:ind w:left="113" w:right="113"/>
+      </w:pPr>
+      <w:r>
+        <w:rPr>
+          <w:rFonts w:ascii="Consolas" w:hAnsi="Consolas" w:eastAsia="Consolas"/>
+          <w:b w:val="0"/>
+          <w:i w:val="0"/>
+          <w:sz w:val="14"/>
+        </w:rPr>
+        <w:t>```</w:t>
+      </w:r>
+    </w:p>
+    <w:p>
+      <w:pPr>
+        <w:shd w:fill="F4F6FA"/>
+        <w:spacing w:before="0" w:after="0" w:line="188" w:lineRule="exact"/>
+        <w:ind w:left="113" w:right="113"/>
+      </w:pPr>
+      <w:r>
+        <w:rPr>
+          <w:rFonts w:ascii="Consolas" w:hAnsi="Consolas" w:eastAsia="Consolas"/>
+          <w:b w:val="0"/>
+          <w:i w:val="0"/>
+          <w:sz w:val="14"/>
+        </w:rPr>
+        <w:t>.</w:t>
+      </w:r>
+    </w:p>
+    <w:p>
+      <w:pPr>
+        <w:shd w:fill="F4F6FA"/>
+        <w:spacing w:before="0" w:after="0" w:line="188" w:lineRule="exact"/>
+        <w:ind w:left="113" w:right="113"/>
+      </w:pPr>
+      <w:r>
+        <w:rPr>
+          <w:rFonts w:ascii="Consolas" w:hAnsi="Consolas" w:eastAsia="Consolas"/>
+          <w:b w:val="0"/>
+          <w:i w:val="0"/>
+          <w:sz w:val="14"/>
+        </w:rPr>
+        <w:t>├── src/                      API source</w:t>
+      </w:r>
+    </w:p>
+    <w:p>
+      <w:pPr>
+        <w:shd w:fill="F4F6FA"/>
+        <w:spacing w:before="0" w:after="0" w:line="188" w:lineRule="exact"/>
+        <w:ind w:left="113" w:right="113"/>
+      </w:pPr>
+      <w:r>
+        <w:rPr>
+          <w:rFonts w:ascii="Consolas" w:hAnsi="Consolas" w:eastAsia="Consolas"/>
+          <w:b w:val="0"/>
+          <w:i w:val="0"/>
+          <w:sz w:val="14"/>
+        </w:rPr>
+        <w:t>│   ├── app.js                routes, JWT middleware, error handling</w:t>
+      </w:r>
+    </w:p>
+    <w:p>
+      <w:pPr>
+        <w:shd w:fill="F4F6FA"/>
+        <w:spacing w:before="0" w:after="0" w:line="188" w:lineRule="exact"/>
+        <w:ind w:left="113" w:right="113"/>
+      </w:pPr>
+      <w:r>
+        <w:rPr>
+          <w:rFonts w:ascii="Consolas" w:hAnsi="Consolas" w:eastAsia="Consolas"/>
+          <w:b w:val="0"/>
+          <w:i w:val="0"/>
+          <w:sz w:val="14"/>
+        </w:rPr>
+        <w:t>│   ├── db.js                 schema and all prepared statements</w:t>
+      </w:r>
+    </w:p>
+    <w:p>
+      <w:pPr>
+        <w:shd w:fill="F4F6FA"/>
+        <w:spacing w:before="0" w:after="0" w:line="188" w:lineRule="exact"/>
+        <w:ind w:left="113" w:right="113"/>
+      </w:pPr>
+      <w:r>
+        <w:rPr>
+          <w:rFonts w:ascii="Consolas" w:hAnsi="Consolas" w:eastAsia="Consolas"/>
+          <w:b w:val="0"/>
+          <w:i w:val="0"/>
+          <w:sz w:val="14"/>
+        </w:rPr>
+        <w:t>│   └── security.js           validation and output encoding</w:t>
+      </w:r>
+    </w:p>
+    <w:p>
+      <w:pPr>
+        <w:shd w:fill="F4F6FA"/>
+        <w:spacing w:before="0" w:after="0" w:line="188" w:lineRule="exact"/>
+        <w:ind w:left="113" w:right="113"/>
+      </w:pPr>
+      <w:r>
+        <w:rPr>
+          <w:rFonts w:ascii="Consolas" w:hAnsi="Consolas" w:eastAsia="Consolas"/>
+          <w:b w:val="0"/>
+          <w:i w:val="0"/>
+          <w:sz w:val="14"/>
+        </w:rPr>
+        <w:t>├── scripts/</w:t>
+      </w:r>
+    </w:p>
+    <w:p>
+      <w:pPr>
+        <w:shd w:fill="F4F6FA"/>
+        <w:spacing w:before="0" w:after="0" w:line="188" w:lineRule="exact"/>
+        <w:ind w:left="113" w:right="113"/>
+      </w:pPr>
+      <w:r>
+        <w:rPr>
+          <w:rFonts w:ascii="Consolas" w:hAnsi="Consolas" w:eastAsia="Consolas"/>
+          <w:b w:val="0"/>
+          <w:i w:val="0"/>
+          <w:sz w:val="14"/>
+        </w:rPr>
+        <w:t>│   ├── seed.js               demo users</w:t>
+      </w:r>
+    </w:p>
+    <w:p>
+      <w:pPr>
+        <w:shd w:fill="F4F6FA"/>
+        <w:spacing w:before="0" w:after="0" w:line="188" w:lineRule="exact"/>
+        <w:ind w:left="113" w:right="113"/>
+      </w:pPr>
+      <w:r>
+        <w:rPr>
+          <w:rFonts w:ascii="Consolas" w:hAnsi="Consolas" w:eastAsia="Consolas"/>
+          <w:b w:val="0"/>
+          <w:i w:val="0"/>
+          <w:sz w:val="14"/>
+        </w:rPr>
+        <w:t>│   └── test.js               14 automated checks</w:t>
+      </w:r>
+    </w:p>
+    <w:p>
+      <w:pPr>
+        <w:shd w:fill="F4F6FA"/>
+        <w:spacing w:before="0" w:after="0" w:line="188" w:lineRule="exact"/>
+        <w:ind w:left="113" w:right="113"/>
+      </w:pPr>
+      <w:r>
+        <w:rPr>
+          <w:rFonts w:ascii="Consolas" w:hAnsi="Consolas" w:eastAsia="Consolas"/>
+          <w:b w:val="0"/>
+          <w:i w:val="0"/>
+          <w:sz w:val="14"/>
+        </w:rPr>
+        <w:t>├── cve/CVE-2017-14849/       vulhub scenario, reproduced natively</w:t>
+      </w:r>
+    </w:p>
+    <w:p>
+      <w:pPr>
+        <w:shd w:fill="F4F6FA"/>
+        <w:spacing w:before="0" w:after="0" w:line="188" w:lineRule="exact"/>
+        <w:ind w:left="113" w:right="113"/>
+      </w:pPr>
+      <w:r>
+        <w:rPr>
+          <w:rFonts w:ascii="Consolas" w:hAnsi="Consolas" w:eastAsia="Consolas"/>
+          <w:b w:val="0"/>
+          <w:i w:val="0"/>
+          <w:sz w:val="14"/>
+        </w:rPr>
+        <w:t>│   ├── www/app.js            the vulnerable application (unmodified)</w:t>
+      </w:r>
+    </w:p>
+    <w:p>
+      <w:pPr>
+        <w:shd w:fill="F4F6FA"/>
+        <w:spacing w:before="0" w:after="0" w:line="188" w:lineRule="exact"/>
+        <w:ind w:left="113" w:right="113"/>
+      </w:pPr>
+      <w:r>
+        <w:rPr>
+          <w:rFonts w:ascii="Consolas" w:hAnsi="Consolas" w:eastAsia="Consolas"/>
+          <w:b w:val="0"/>
+          <w:i w:val="0"/>
+          <w:sz w:val="14"/>
+        </w:rPr>
+        <w:t>│   └── probe.js              path-handling probe used for the root-cause analysis</w:t>
+      </w:r>
+    </w:p>
+    <w:p>
+      <w:pPr>
+        <w:shd w:fill="F4F6FA"/>
+        <w:spacing w:before="0" w:after="0" w:line="188" w:lineRule="exact"/>
+        <w:ind w:left="113" w:right="113"/>
+      </w:pPr>
+      <w:r>
+        <w:rPr>
+          <w:rFonts w:ascii="Consolas" w:hAnsi="Consolas" w:eastAsia="Consolas"/>
+          <w:b w:val="0"/>
+          <w:i w:val="0"/>
+          <w:sz w:val="14"/>
+        </w:rPr>
+        <w:t>├── fixes/                    CVE fix: Dockerfiles, compose file, notes</w:t>
+      </w:r>
+    </w:p>
+    <w:p>
+      <w:pPr>
+        <w:shd w:fill="F4F6FA"/>
+        <w:spacing w:before="0" w:after="0" w:line="188" w:lineRule="exact"/>
+        <w:ind w:left="113" w:right="113"/>
+      </w:pPr>
+      <w:r>
+        <w:rPr>
+          <w:rFonts w:ascii="Consolas" w:hAnsi="Consolas" w:eastAsia="Consolas"/>
+          <w:b w:val="0"/>
+          <w:i w:val="0"/>
+          <w:sz w:val="14"/>
+        </w:rPr>
+        <w:t>├── evidence/                 raw scan and exploit transcripts</w:t>
+      </w:r>
+    </w:p>
+    <w:p>
+      <w:pPr>
+        <w:shd w:fill="F4F6FA"/>
+        <w:spacing w:before="0" w:after="0" w:line="188" w:lineRule="exact"/>
+        <w:ind w:left="113" w:right="113"/>
+      </w:pPr>
+      <w:r>
+        <w:rPr>
+          <w:rFonts w:ascii="Consolas" w:hAnsi="Consolas" w:eastAsia="Consolas"/>
+          <w:b w:val="0"/>
+          <w:i w:val="0"/>
+          <w:sz w:val="14"/>
+        </w:rPr>
+        <w:t>├── .github/workflows/security-ci.yml</w:t>
+      </w:r>
+    </w:p>
+    <w:p>
+      <w:pPr>
+        <w:shd w:fill="F4F6FA"/>
+        <w:spacing w:before="0" w:after="0" w:line="188" w:lineRule="exact"/>
+        <w:ind w:left="113" w:right="113"/>
+      </w:pPr>
+      <w:r>
+        <w:rPr>
+          <w:rFonts w:ascii="Consolas" w:hAnsi="Consolas" w:eastAsia="Consolas"/>
+          <w:b w:val="0"/>
+          <w:i w:val="0"/>
+          <w:sz w:val="14"/>
+        </w:rPr>
+        <w:t>└── README.md</w:t>
+      </w:r>
+    </w:p>
+    <w:p>
+      <w:pPr>
+        <w:shd w:fill="F4F6FA"/>
+        <w:spacing w:before="0" w:after="0" w:line="188" w:lineRule="exact"/>
+        <w:ind w:left="113" w:right="113"/>
+      </w:pPr>
+      <w:r>
+        <w:rPr>
+          <w:rFonts w:ascii="Consolas" w:hAnsi="Consolas" w:eastAsia="Consolas"/>
+          <w:b w:val="0"/>
+          <w:i w:val="0"/>
+          <w:sz w:val="14"/>
+        </w:rPr>
+        <w:t>```</w:t>
+      </w:r>
+    </w:p>
+    <w:p>
+      <w:pPr>
+        <w:shd w:fill="F4F6FA"/>
+        <w:spacing w:before="0" w:after="0" w:line="188" w:lineRule="exact"/>
+        <w:ind w:left="113" w:right="113"/>
+      </w:pPr>
+      <w:r>
+        <w:rPr>
+          <w:rFonts w:ascii="Consolas" w:hAnsi="Consolas" w:eastAsia="Consolas"/>
+          <w:b w:val="0"/>
+          <w:i w:val="0"/>
+          <w:sz w:val="14"/>
+        </w:rPr>
+        <w:t xml:space="preserve"> </w:t>
+      </w:r>
+    </w:p>
+    <w:p>
+      <w:pPr>
+        <w:shd w:fill="F4F6FA"/>
+        <w:spacing w:before="0" w:after="0" w:line="188" w:lineRule="exact"/>
+        <w:ind w:left="113" w:right="113"/>
+      </w:pPr>
+      <w:r>
+        <w:rPr>
+          <w:rFonts w:ascii="Consolas" w:hAnsi="Consolas" w:eastAsia="Consolas"/>
+          <w:b w:val="0"/>
+          <w:i w:val="0"/>
+          <w:sz w:val="14"/>
+        </w:rPr>
+        <w:t>## Limitations of this run</w:t>
+      </w:r>
+    </w:p>
+    <w:p>
+      <w:pPr>
+        <w:shd w:fill="F4F6FA"/>
+        <w:spacing w:before="0" w:after="0" w:line="188" w:lineRule="exact"/>
+        <w:ind w:left="113" w:right="113"/>
+      </w:pPr>
+      <w:r>
+        <w:rPr>
+          <w:rFonts w:ascii="Consolas" w:hAnsi="Consolas" w:eastAsia="Consolas"/>
+          <w:b w:val="0"/>
+          <w:i w:val="0"/>
+          <w:sz w:val="14"/>
+        </w:rPr>
+        <w:t xml:space="preserve"> </w:t>
+      </w:r>
+    </w:p>
+    <w:p>
+      <w:pPr>
+        <w:shd w:fill="F4F6FA"/>
+        <w:spacing w:before="0" w:after="0" w:line="188" w:lineRule="exact"/>
+        <w:ind w:left="113" w:right="113"/>
+      </w:pPr>
+      <w:r>
+        <w:rPr>
+          <w:rFonts w:ascii="Consolas" w:hAnsi="Consolas" w:eastAsia="Consolas"/>
+          <w:b w:val="0"/>
+          <w:i w:val="0"/>
+          <w:sz w:val="14"/>
+        </w:rPr>
+        <w:t>* **Docker was not installed** on the machine used, so the CVE was reproduced</w:t>
+      </w:r>
+    </w:p>
+    <w:p>
+      <w:pPr>
+        <w:shd w:fill="F4F6FA"/>
+        <w:spacing w:before="0" w:after="0" w:line="188" w:lineRule="exact"/>
+        <w:ind w:left="113" w:right="113"/>
+      </w:pPr>
+      <w:r>
+        <w:rPr>
+          <w:rFonts w:ascii="Consolas" w:hAnsi="Consolas" w:eastAsia="Consolas"/>
+          <w:b w:val="0"/>
+          <w:i w:val="0"/>
+          <w:sz w:val="14"/>
+        </w:rPr>
+        <w:t xml:space="preserve">  natively with the official Node.js 8.5.0 build rather than in the vulhub</w:t>
+      </w:r>
+    </w:p>
+    <w:p>
+      <w:pPr>
+        <w:shd w:fill="F4F6FA"/>
+        <w:spacing w:before="0" w:after="0" w:line="188" w:lineRule="exact"/>
+        <w:ind w:left="113" w:right="113"/>
+      </w:pPr>
+      <w:r>
+        <w:rPr>
+          <w:rFonts w:ascii="Consolas" w:hAnsi="Consolas" w:eastAsia="Consolas"/>
+          <w:b w:val="0"/>
+          <w:i w:val="0"/>
+          <w:sz w:val="14"/>
+        </w:rPr>
+        <w:t xml:space="preserve">  container. The exact `docker compose` commands are given above for when</w:t>
+      </w:r>
+    </w:p>
+    <w:p>
+      <w:pPr>
+        <w:shd w:fill="F4F6FA"/>
+        <w:spacing w:before="0" w:after="0" w:line="188" w:lineRule="exact"/>
+        <w:ind w:left="113" w:right="113"/>
+      </w:pPr>
+      <w:r>
+        <w:rPr>
+          <w:rFonts w:ascii="Consolas" w:hAnsi="Consolas" w:eastAsia="Consolas"/>
+          <w:b w:val="0"/>
+          <w:i w:val="0"/>
+          <w:sz w:val="14"/>
+        </w:rPr>
+        <w:t xml:space="preserve">  Docker is available.</w:t>
+      </w:r>
+    </w:p>
+    <w:p>
+      <w:pPr>
+        <w:shd w:fill="F4F6FA"/>
+        <w:spacing w:before="0" w:after="0" w:line="188" w:lineRule="exact"/>
+        <w:ind w:left="113" w:right="113"/>
+      </w:pPr>
+      <w:r>
+        <w:rPr>
+          <w:rFonts w:ascii="Consolas" w:hAnsi="Consolas" w:eastAsia="Consolas"/>
+          <w:b w:val="0"/>
+          <w:i w:val="0"/>
+          <w:sz w:val="14"/>
+        </w:rPr>
+        <w:t>* **`git` was not installed**, so the repository history was not created here.</w:t>
+      </w:r>
+    </w:p>
+    <w:p>
+      <w:pPr>
+        <w:shd w:fill="F4F6FA"/>
+        <w:spacing w:before="0" w:after="0" w:line="188" w:lineRule="exact"/>
+        <w:ind w:left="113" w:right="113"/>
+      </w:pPr>
+      <w:r>
+        <w:rPr>
+          <w:rFonts w:ascii="Consolas" w:hAnsi="Consolas" w:eastAsia="Consolas"/>
+          <w:b w:val="0"/>
+          <w:i w:val="0"/>
+          <w:sz w:val="14"/>
+        </w:rPr>
+        <w:t xml:space="preserve">  To publish it:</w:t>
+      </w:r>
+    </w:p>
+    <w:p>
+      <w:pPr>
+        <w:shd w:fill="F4F6FA"/>
+        <w:spacing w:before="0" w:after="0" w:line="188" w:lineRule="exact"/>
+        <w:ind w:left="113" w:right="113"/>
+      </w:pPr>
+      <w:r>
+        <w:rPr>
+          <w:rFonts w:ascii="Consolas" w:hAnsi="Consolas" w:eastAsia="Consolas"/>
+          <w:b w:val="0"/>
+          <w:i w:val="0"/>
+          <w:sz w:val="14"/>
+        </w:rPr>
+        <w:t xml:space="preserve"> </w:t>
+      </w:r>
+    </w:p>
+    <w:p>
+      <w:pPr>
+        <w:shd w:fill="F4F6FA"/>
+        <w:spacing w:before="0" w:after="0" w:line="188" w:lineRule="exact"/>
+        <w:ind w:left="113" w:right="113"/>
+      </w:pPr>
+      <w:r>
+        <w:rPr>
+          <w:rFonts w:ascii="Consolas" w:hAnsi="Consolas" w:eastAsia="Consolas"/>
+          <w:b w:val="0"/>
+          <w:i w:val="0"/>
+          <w:sz w:val="14"/>
+        </w:rPr>
+        <w:t xml:space="preserve">  ```bash</w:t>
+      </w:r>
+    </w:p>
+    <w:p>
+      <w:pPr>
+        <w:shd w:fill="F4F6FA"/>
+        <w:spacing w:before="0" w:after="0" w:line="188" w:lineRule="exact"/>
+        <w:ind w:left="113" w:right="113"/>
+      </w:pPr>
+      <w:r>
+        <w:rPr>
+          <w:rFonts w:ascii="Consolas" w:hAnsi="Consolas" w:eastAsia="Consolas"/>
+          <w:b w:val="0"/>
+          <w:i w:val="0"/>
+          <w:sz w:val="14"/>
+        </w:rPr>
+        <w:t xml:space="preserve">  git init</w:t>
+      </w:r>
+    </w:p>
+    <w:p>
+      <w:pPr>
+        <w:shd w:fill="F4F6FA"/>
+        <w:spacing w:before="0" w:after="0" w:line="188" w:lineRule="exact"/>
+        <w:ind w:left="113" w:right="113"/>
+      </w:pPr>
+      <w:r>
+        <w:rPr>
+          <w:rFonts w:ascii="Consolas" w:hAnsi="Consolas" w:eastAsia="Consolas"/>
+          <w:b w:val="0"/>
+          <w:i w:val="0"/>
+          <w:sz w:val="14"/>
+        </w:rPr>
+        <w:t xml:space="preserve">  git add .</w:t>
+      </w:r>
+    </w:p>
+    <w:p>
+      <w:pPr>
+        <w:shd w:fill="F4F6FA"/>
+        <w:spacing w:before="0" w:after="0" w:line="188" w:lineRule="exact"/>
+        <w:ind w:left="113" w:right="113"/>
+      </w:pPr>
+      <w:r>
+        <w:rPr>
+          <w:rFonts w:ascii="Consolas" w:hAnsi="Consolas" w:eastAsia="Consolas"/>
+          <w:b w:val="0"/>
+          <w:i w:val="0"/>
+          <w:sz w:val="14"/>
+        </w:rPr>
+        <w:t xml:space="preserve">  git commit -m "Work 1: secure API, CI/CD pipeline and CVE-2017-14849 analysis"</w:t>
+      </w:r>
+    </w:p>
+    <w:p>
+      <w:pPr>
+        <w:shd w:fill="F4F6FA"/>
+        <w:spacing w:before="0" w:after="0" w:line="188" w:lineRule="exact"/>
+        <w:ind w:left="113" w:right="113"/>
+      </w:pPr>
+      <w:r>
+        <w:rPr>
+          <w:rFonts w:ascii="Consolas" w:hAnsi="Consolas" w:eastAsia="Consolas"/>
+          <w:b w:val="0"/>
+          <w:i w:val="0"/>
+          <w:sz w:val="14"/>
+        </w:rPr>
+        <w:t xml:space="preserve">  git branch -M main</w:t>
+      </w:r>
+    </w:p>
+    <w:p>
+      <w:pPr>
+        <w:shd w:fill="F4F6FA"/>
+        <w:spacing w:before="0" w:after="0" w:line="188" w:lineRule="exact"/>
+        <w:ind w:left="113" w:right="113"/>
+      </w:pPr>
+      <w:r>
+        <w:rPr>
+          <w:rFonts w:ascii="Consolas" w:hAnsi="Consolas" w:eastAsia="Consolas"/>
+          <w:b w:val="0"/>
+          <w:i w:val="0"/>
+          <w:sz w:val="14"/>
+        </w:rPr>
+        <w:t xml:space="preserve">  git remote add origin git@github.com:&lt;user&gt;/&lt;repo&gt;.git</w:t>
+      </w:r>
+    </w:p>
+    <w:p>
+      <w:pPr>
+        <w:shd w:fill="F4F6FA"/>
+        <w:spacing w:before="0" w:after="0" w:line="188" w:lineRule="exact"/>
+        <w:ind w:left="113" w:right="113"/>
+      </w:pPr>
+      <w:r>
+        <w:rPr>
+          <w:rFonts w:ascii="Consolas" w:hAnsi="Consolas" w:eastAsia="Consolas"/>
+          <w:b w:val="0"/>
+          <w:i w:val="0"/>
+          <w:sz w:val="14"/>
+        </w:rPr>
+        <w:t xml:space="preserve">  git push -u origin main</w:t>
+      </w:r>
+    </w:p>
+    <w:p>
+      <w:pPr>
+        <w:shd w:fill="F4F6FA"/>
+        <w:spacing w:before="0" w:after="0" w:line="188" w:lineRule="exact"/>
+        <w:ind w:left="113" w:right="113"/>
+      </w:pPr>
+      <w:r>
+        <w:rPr>
+          <w:rFonts w:ascii="Consolas" w:hAnsi="Consolas" w:eastAsia="Consolas"/>
+          <w:b w:val="0"/>
+          <w:i w:val="0"/>
+          <w:sz w:val="14"/>
+        </w:rPr>
+        <w:t xml:space="preserve">  ```</w:t>
       </w:r>
     </w:p>
     <w:sectPr>

--- a/report/Work1-Report.docx
+++ b/report/Work1-Report.docx
@@ -3750,7 +3750,7 @@
     </w:p>
     <w:p>
       <w:pPr>
-        <w:spacing w:before="0" w:after="160" w:line="322" w:lineRule="auto"/>
+        <w:spacing w:before="0" w:after="80" w:line="322" w:lineRule="auto"/>
         <w:jc w:val="both"/>
       </w:pPr>
       <w:r>
@@ -3760,7 +3760,7 @@
           <w:i w:val="0"/>
           <w:sz w:val="22"/>
         </w:rPr>
-        <w:t>Docker is not installed on the machine used for this work, so the vulhub scenario was reproduced natively: the same application source and the same runtime version, started directly instead of in a container. The vulnerability lives in the Node.js runtime, so the packaging is irrelevant to the result. The exact Docker commands are given for completeness.</w:t>
+        <w:t>The scenario runs in Docker, which is what the manual expects: the vulhub application is built into an image on the official node base image, and two images differ only in the runtime tag. The first run uses node:8.5.0, the second node:8.6.0.</w:t>
       </w:r>
     </w:p>
     <w:p>
@@ -3776,7 +3776,7 @@
           <w:i w:val="0"/>
           <w:sz w:val="15"/>
         </w:rPr>
-        <w:t># official path (needs Docker)</w:t>
+        <w:t># cve/CVE-2017-14849/docker-compose.yml</w:t>
       </w:r>
     </w:p>
     <w:p>
@@ -3792,7 +3792,7 @@
           <w:i w:val="0"/>
           <w:sz w:val="15"/>
         </w:rPr>
-        <w:t>git clone https://github.com/vulhub/vulhub.git</w:t>
+        <w:t>services:</w:t>
       </w:r>
     </w:p>
     <w:p>
@@ -3808,7 +3808,7 @@
           <w:i w:val="0"/>
           <w:sz w:val="15"/>
         </w:rPr>
-        <w:t>cd vulhub/node/CVE-2017-14849 &amp;&amp; docker compose up -d</w:t>
+        <w:t xml:space="preserve">  node:</w:t>
       </w:r>
     </w:p>
     <w:p>
@@ -3824,6 +3824,165 @@
           <w:i w:val="0"/>
           <w:sz w:val="15"/>
         </w:rPr>
+        <w:t xml:space="preserve">    build: .</w:t>
+      </w:r>
+    </w:p>
+    <w:p>
+      <w:pPr>
+        <w:shd w:fill="F4F6FA"/>
+        <w:spacing w:before="0" w:after="0" w:line="200" w:lineRule="exact"/>
+        <w:ind w:left="113" w:right="113"/>
+      </w:pPr>
+      <w:r>
+        <w:rPr>
+          <w:rFonts w:ascii="Consolas" w:hAnsi="Consolas" w:eastAsia="Consolas"/>
+          <w:b w:val="0"/>
+          <w:i w:val="0"/>
+          <w:sz w:val="15"/>
+        </w:rPr>
+        <w:t xml:space="preserve">    volumes:</w:t>
+      </w:r>
+    </w:p>
+    <w:p>
+      <w:pPr>
+        <w:shd w:fill="F4F6FA"/>
+        <w:spacing w:before="0" w:after="0" w:line="200" w:lineRule="exact"/>
+        <w:ind w:left="113" w:right="113"/>
+      </w:pPr>
+      <w:r>
+        <w:rPr>
+          <w:rFonts w:ascii="Consolas" w:hAnsi="Consolas" w:eastAsia="Consolas"/>
+          <w:b w:val="0"/>
+          <w:i w:val="0"/>
+          <w:sz w:val="15"/>
+        </w:rPr>
+        <w:t xml:space="preserve">      - ./www:/usr/src/www</w:t>
+      </w:r>
+    </w:p>
+    <w:p>
+      <w:pPr>
+        <w:shd w:fill="F4F6FA"/>
+        <w:spacing w:before="0" w:after="0" w:line="200" w:lineRule="exact"/>
+        <w:ind w:left="113" w:right="113"/>
+      </w:pPr>
+      <w:r>
+        <w:rPr>
+          <w:rFonts w:ascii="Consolas" w:hAnsi="Consolas" w:eastAsia="Consolas"/>
+          <w:b w:val="0"/>
+          <w:i w:val="0"/>
+          <w:sz w:val="15"/>
+        </w:rPr>
+        <w:t xml:space="preserve">      - ./secret.txt:/usr/src/secret.txt:ro</w:t>
+      </w:r>
+    </w:p>
+    <w:p>
+      <w:pPr>
+        <w:shd w:fill="F4F6FA"/>
+        <w:spacing w:before="0" w:after="0" w:line="200" w:lineRule="exact"/>
+        <w:ind w:left="113" w:right="113"/>
+      </w:pPr>
+      <w:r>
+        <w:rPr>
+          <w:rFonts w:ascii="Consolas" w:hAnsi="Consolas" w:eastAsia="Consolas"/>
+          <w:b w:val="0"/>
+          <w:i w:val="0"/>
+          <w:sz w:val="15"/>
+        </w:rPr>
+        <w:t xml:space="preserve">    ports:</w:t>
+      </w:r>
+    </w:p>
+    <w:p>
+      <w:pPr>
+        <w:shd w:fill="F4F6FA"/>
+        <w:spacing w:before="0" w:after="0" w:line="200" w:lineRule="exact"/>
+        <w:ind w:left="113" w:right="113"/>
+      </w:pPr>
+      <w:r>
+        <w:rPr>
+          <w:rFonts w:ascii="Consolas" w:hAnsi="Consolas" w:eastAsia="Consolas"/>
+          <w:b w:val="0"/>
+          <w:i w:val="0"/>
+          <w:sz w:val="15"/>
+        </w:rPr>
+        <w:t xml:space="preserve">      - "3000:3000"</w:t>
+      </w:r>
+    </w:p>
+    <w:p>
+      <w:pPr>
+        <w:spacing w:before="80" w:after="160" w:line="322" w:lineRule="auto"/>
+        <w:jc w:val="both"/>
+      </w:pPr>
+      <w:r>
+        <w:rPr>
+          <w:rFonts w:ascii="Calibri" w:hAnsi="Calibri" w:eastAsia="Calibri"/>
+          <w:b w:val="0"/>
+          <w:i w:val="0"/>
+          <w:sz w:val="22"/>
+        </w:rPr>
+        <w:t>The attack target is mounted into both images rather than copied into them. That is deliberate: if only the vulnerable image contained secret.txt, a 404 on the fixed image would prove nothing, because the file might simply be missing. Mounting it in both runs leaves the Node.js version as the only variable.</w:t>
+      </w:r>
+    </w:p>
+    <w:p>
+      <w:pPr>
+        <w:shd w:fill="F4F6FA"/>
+        <w:spacing w:before="0" w:after="0" w:line="200" w:lineRule="exact"/>
+        <w:ind w:left="113" w:right="113"/>
+      </w:pPr>
+      <w:r>
+        <w:rPr>
+          <w:rFonts w:ascii="Consolas" w:hAnsi="Consolas" w:eastAsia="Consolas"/>
+          <w:b w:val="0"/>
+          <w:i w:val="0"/>
+          <w:sz w:val="15"/>
+        </w:rPr>
+        <w:t>$ docker compose up -d --build</w:t>
+      </w:r>
+    </w:p>
+    <w:p>
+      <w:pPr>
+        <w:shd w:fill="F4F6FA"/>
+        <w:spacing w:before="0" w:after="0" w:line="200" w:lineRule="exact"/>
+        <w:ind w:left="113" w:right="113"/>
+      </w:pPr>
+      <w:r>
+        <w:rPr>
+          <w:rFonts w:ascii="Consolas" w:hAnsi="Consolas" w:eastAsia="Consolas"/>
+          <w:b w:val="0"/>
+          <w:i w:val="0"/>
+          <w:sz w:val="15"/>
+        </w:rPr>
+        <w:t>$ docker compose exec node node --version</w:t>
+      </w:r>
+    </w:p>
+    <w:p>
+      <w:pPr>
+        <w:shd w:fill="F4F6FA"/>
+        <w:spacing w:before="0" w:after="0" w:line="200" w:lineRule="exact"/>
+        <w:ind w:left="113" w:right="113"/>
+      </w:pPr>
+      <w:r>
+        <w:rPr>
+          <w:rFonts w:ascii="Consolas" w:hAnsi="Consolas" w:eastAsia="Consolas"/>
+          <w:b w:val="0"/>
+          <w:i w:val="0"/>
+          <w:sz w:val="15"/>
+        </w:rPr>
+        <w:t>v8.5.0</w:t>
+      </w:r>
+    </w:p>
+    <w:p>
+      <w:pPr>
+        <w:shd w:fill="F4F6FA"/>
+        <w:spacing w:before="0" w:after="0" w:line="200" w:lineRule="exact"/>
+        <w:ind w:left="113" w:right="113"/>
+      </w:pPr>
+      <w:r>
+        <w:rPr>
+          <w:rFonts w:ascii="Consolas" w:hAnsi="Consolas" w:eastAsia="Consolas"/>
+          <w:b w:val="0"/>
+          <w:i w:val="0"/>
+          <w:sz w:val="15"/>
+        </w:rPr>
         <w:t xml:space="preserve"> </w:t>
       </w:r>
     </w:p>
@@ -3840,7 +3999,7 @@
           <w:i w:val="0"/>
           <w:sz w:val="15"/>
         </w:rPr>
-        <w:t># path actually executed here</w:t>
+        <w:t>$ curl --path-as-is -s -o /dev/null -w '%{http_code}' \</w:t>
       </w:r>
     </w:p>
     <w:p>
@@ -3856,7 +4015,7 @@
           <w:i w:val="0"/>
           <w:sz w:val="15"/>
         </w:rPr>
-        <w:t>cd cve/CVE-2017-14849 &amp;&amp; npm install          # express 4.15.5</w:t>
+        <w:t xml:space="preserve">       http://127.0.0.1:3000/static/main.js</w:t>
       </w:r>
     </w:p>
     <w:p>
@@ -3872,7 +4031,7 @@
           <w:i w:val="0"/>
           <w:sz w:val="15"/>
         </w:rPr>
-        <w:t>curl -L --ssl-no-revoke -o node8.zip \</w:t>
+        <w:t>200</w:t>
       </w:r>
     </w:p>
     <w:p>
@@ -3888,7 +4047,7 @@
           <w:i w:val="0"/>
           <w:sz w:val="15"/>
         </w:rPr>
-        <w:t xml:space="preserve">  https://registry.npmmirror.com/-/binary/node/v8.5.0/node-v8.5.0-win-x64.zip</w:t>
+        <w:t xml:space="preserve"> </w:t>
       </w:r>
     </w:p>
     <w:p>
@@ -3904,7 +4063,7 @@
           <w:i w:val="0"/>
           <w:sz w:val="15"/>
         </w:rPr>
-        <w:t>tar -xf node8.zip -C C:\n850</w:t>
+        <w:t>$ curl --path-as-is -s 'http://127.0.0.1:3000/static/../foo/../../secret.txt'</w:t>
       </w:r>
     </w:p>
     <w:p>
@@ -3920,23 +4079,7 @@
           <w:i w:val="0"/>
           <w:sz w:val="15"/>
         </w:rPr>
-        <w:t>C:\n850\node-v8.5.0-win-x64\node.exe www/app.js</w:t>
-      </w:r>
-    </w:p>
-    <w:p>
-      <w:pPr>
-        <w:shd w:fill="F4F6FA"/>
-        <w:spacing w:before="0" w:after="0" w:line="200" w:lineRule="exact"/>
-        <w:ind w:left="113" w:right="113"/>
-      </w:pPr>
-      <w:r>
-        <w:rPr>
-          <w:rFonts w:ascii="Consolas" w:hAnsi="Consolas" w:eastAsia="Consolas"/>
-          <w:b w:val="0"/>
-          <w:i w:val="0"/>
-          <w:sz w:val="15"/>
-        </w:rPr>
-        <w:t># Example app listening on port 3000!</w:t>
+        <w:t>SECRET_FLAG{this-file-lives-outside-the-static-root}</w:t>
       </w:r>
     </w:p>
     <w:p>
@@ -3952,7 +4095,197 @@
           <w:color w:val="555555"/>
           <w:sz w:val="18"/>
         </w:rPr>
-        <w:t>Terminal transcript: bringing up the vulnerable target.</w:t>
+        <w:t>Terminal transcript: the traversal succeeds inside the container running Node 8.5.0.</w:t>
+      </w:r>
+    </w:p>
+    <w:p>
+      <w:pPr>
+        <w:spacing w:before="80" w:after="160" w:line="322" w:lineRule="auto"/>
+        <w:jc w:val="both"/>
+      </w:pPr>
+      <w:r>
+        <w:rPr>
+          <w:rFonts w:ascii="Calibri" w:hAnsi="Calibri" w:eastAsia="Calibri"/>
+          <w:b w:val="0"/>
+          <w:i w:val="0"/>
+          <w:sz w:val="22"/>
+        </w:rPr>
+        <w:t>The same request against the fixed image, built from the same application and the same mounted files:</w:t>
+      </w:r>
+    </w:p>
+    <w:p>
+      <w:pPr>
+        <w:shd w:fill="F4F6FA"/>
+        <w:spacing w:before="0" w:after="0" w:line="200" w:lineRule="exact"/>
+        <w:ind w:left="113" w:right="113"/>
+      </w:pPr>
+      <w:r>
+        <w:rPr>
+          <w:rFonts w:ascii="Consolas" w:hAnsi="Consolas" w:eastAsia="Consolas"/>
+          <w:b w:val="0"/>
+          <w:i w:val="0"/>
+          <w:sz w:val="15"/>
+        </w:rPr>
+        <w:t>$ docker compose -f docker-compose.fixed.yml up -d --build</w:t>
+      </w:r>
+    </w:p>
+    <w:p>
+      <w:pPr>
+        <w:shd w:fill="F4F6FA"/>
+        <w:spacing w:before="0" w:after="0" w:line="200" w:lineRule="exact"/>
+        <w:ind w:left="113" w:right="113"/>
+      </w:pPr>
+      <w:r>
+        <w:rPr>
+          <w:rFonts w:ascii="Consolas" w:hAnsi="Consolas" w:eastAsia="Consolas"/>
+          <w:b w:val="0"/>
+          <w:i w:val="0"/>
+          <w:sz w:val="15"/>
+        </w:rPr>
+        <w:t>$ docker compose -f docker-compose.fixed.yml exec node node --version</w:t>
+      </w:r>
+    </w:p>
+    <w:p>
+      <w:pPr>
+        <w:shd w:fill="F4F6FA"/>
+        <w:spacing w:before="0" w:after="0" w:line="200" w:lineRule="exact"/>
+        <w:ind w:left="113" w:right="113"/>
+      </w:pPr>
+      <w:r>
+        <w:rPr>
+          <w:rFonts w:ascii="Consolas" w:hAnsi="Consolas" w:eastAsia="Consolas"/>
+          <w:b w:val="0"/>
+          <w:i w:val="0"/>
+          <w:sz w:val="15"/>
+        </w:rPr>
+        <w:t>v8.6.0</w:t>
+      </w:r>
+    </w:p>
+    <w:p>
+      <w:pPr>
+        <w:shd w:fill="F4F6FA"/>
+        <w:spacing w:before="0" w:after="0" w:line="200" w:lineRule="exact"/>
+        <w:ind w:left="113" w:right="113"/>
+      </w:pPr>
+      <w:r>
+        <w:rPr>
+          <w:rFonts w:ascii="Consolas" w:hAnsi="Consolas" w:eastAsia="Consolas"/>
+          <w:b w:val="0"/>
+          <w:i w:val="0"/>
+          <w:sz w:val="15"/>
+        </w:rPr>
+        <w:t xml:space="preserve"> </w:t>
+      </w:r>
+    </w:p>
+    <w:p>
+      <w:pPr>
+        <w:shd w:fill="F4F6FA"/>
+        <w:spacing w:before="0" w:after="0" w:line="200" w:lineRule="exact"/>
+        <w:ind w:left="113" w:right="113"/>
+      </w:pPr>
+      <w:r>
+        <w:rPr>
+          <w:rFonts w:ascii="Consolas" w:hAnsi="Consolas" w:eastAsia="Consolas"/>
+          <w:b w:val="0"/>
+          <w:i w:val="0"/>
+          <w:sz w:val="15"/>
+        </w:rPr>
+        <w:t>$ curl --path-as-is -s -o /dev/null -w '%{http_code}' \</w:t>
+      </w:r>
+    </w:p>
+    <w:p>
+      <w:pPr>
+        <w:shd w:fill="F4F6FA"/>
+        <w:spacing w:before="0" w:after="0" w:line="200" w:lineRule="exact"/>
+        <w:ind w:left="113" w:right="113"/>
+      </w:pPr>
+      <w:r>
+        <w:rPr>
+          <w:rFonts w:ascii="Consolas" w:hAnsi="Consolas" w:eastAsia="Consolas"/>
+          <w:b w:val="0"/>
+          <w:i w:val="0"/>
+          <w:sz w:val="15"/>
+        </w:rPr>
+        <w:t xml:space="preserve">       http://127.0.0.1:3000/static/../foo/../../secret.txt</w:t>
+      </w:r>
+    </w:p>
+    <w:p>
+      <w:pPr>
+        <w:shd w:fill="F4F6FA"/>
+        <w:spacing w:before="0" w:after="0" w:line="200" w:lineRule="exact"/>
+        <w:ind w:left="113" w:right="113"/>
+      </w:pPr>
+      <w:r>
+        <w:rPr>
+          <w:rFonts w:ascii="Consolas" w:hAnsi="Consolas" w:eastAsia="Consolas"/>
+          <w:b w:val="0"/>
+          <w:i w:val="0"/>
+          <w:sz w:val="15"/>
+        </w:rPr>
+        <w:t>404</w:t>
+      </w:r>
+    </w:p>
+    <w:p>
+      <w:pPr>
+        <w:shd w:fill="F4F6FA"/>
+        <w:spacing w:before="0" w:after="0" w:line="200" w:lineRule="exact"/>
+        <w:ind w:left="113" w:right="113"/>
+      </w:pPr>
+      <w:r>
+        <w:rPr>
+          <w:rFonts w:ascii="Consolas" w:hAnsi="Consolas" w:eastAsia="Consolas"/>
+          <w:b w:val="0"/>
+          <w:i w:val="0"/>
+          <w:sz w:val="15"/>
+        </w:rPr>
+        <w:t>$ curl --path-as-is -s -o /dev/null -w '%{http_code}' http://127.0.0.1:3000/static/main.js</w:t>
+      </w:r>
+    </w:p>
+    <w:p>
+      <w:pPr>
+        <w:shd w:fill="F4F6FA"/>
+        <w:spacing w:before="0" w:after="0" w:line="200" w:lineRule="exact"/>
+        <w:ind w:left="113" w:right="113"/>
+      </w:pPr>
+      <w:r>
+        <w:rPr>
+          <w:rFonts w:ascii="Consolas" w:hAnsi="Consolas" w:eastAsia="Consolas"/>
+          <w:b w:val="0"/>
+          <w:i w:val="0"/>
+          <w:sz w:val="15"/>
+        </w:rPr>
+        <w:t>200</w:t>
+      </w:r>
+    </w:p>
+    <w:p>
+      <w:pPr>
+        <w:spacing w:before="60" w:after="220"/>
+        <w:jc w:val="left"/>
+      </w:pPr>
+      <w:r>
+        <w:rPr>
+          <w:rFonts w:ascii="Calibri" w:hAnsi="Calibri" w:eastAsia="Calibri"/>
+          <w:b w:val="0"/>
+          <w:i w:val="0"/>
+          <w:color w:val="555555"/>
+          <w:sz w:val="18"/>
+        </w:rPr>
+        <w:t>Terminal transcript: identical request, fixed runtime — rejected, and normal requests are still served. Full transcript in evidence/shot-docker and docker-evidence.txt.</w:t>
+      </w:r>
+    </w:p>
+    <w:p>
+      <w:pPr>
+        <w:spacing w:before="80" w:after="160" w:line="322" w:lineRule="auto"/>
+        <w:jc w:val="both"/>
+      </w:pPr>
+      <w:r>
+        <w:rPr>
+          <w:rFonts w:ascii="Calibri" w:hAnsi="Calibri" w:eastAsia="Calibri"/>
+          <w:b w:val="0"/>
+          <w:i w:val="0"/>
+          <w:sz w:val="22"/>
+        </w:rPr>
+        <w:t>Before Docker was available on this machine the same result was obtained natively, by running the official Node.js 8.5.0 build directly; that path is kept in the repository as a fallback because it needs no container runtime at all.</w:t>
       </w:r>
     </w:p>
     <w:p>
@@ -5333,7 +5666,7 @@
           <w:i w:val="0"/>
           <w:sz w:val="22"/>
         </w:rPr>
-        <w:t>The limiting factors of this run are recorded honestly in the README: Docker and git were not available, so the vulnerable environment was reproduced natively with the official Node.js 8.5.0 build, and the repository history has to be created before submission.</w:t>
+        <w:t>Two limitations are worth recording. The first reproduction of this vulnerability was made natively, because Docker was not installed on the machine at that time; it was repeated in Docker afterwards, and both runs give the same result — section 5.3 reports the container run, which is what the manual asks for. The second is that the repository history was created with git only after the working tree was complete, so the commits do not show the development process itself.</w:t>
       </w:r>
     </w:p>
     <w:p>
@@ -12761,87 +13094,23 @@
           <w:i w:val="0"/>
           <w:sz w:val="14"/>
         </w:rPr>
-        <w:t>* **Docker was not installed** on the machine used, so the CVE was reproduced</w:t>
-      </w:r>
-    </w:p>
-    <w:p>
-      <w:pPr>
-        <w:shd w:fill="F4F6FA"/>
-        <w:spacing w:before="0" w:after="0" w:line="188" w:lineRule="exact"/>
-        <w:ind w:left="113" w:right="113"/>
-      </w:pPr>
-      <w:r>
-        <w:rPr>
-          <w:rFonts w:ascii="Consolas" w:hAnsi="Consolas" w:eastAsia="Consolas"/>
-          <w:b w:val="0"/>
-          <w:i w:val="0"/>
-          <w:sz w:val="14"/>
-        </w:rPr>
-        <w:t xml:space="preserve">  natively with the official Node.js 8.5.0 build rather than in the vulhub</w:t>
-      </w:r>
-    </w:p>
-    <w:p>
-      <w:pPr>
-        <w:shd w:fill="F4F6FA"/>
-        <w:spacing w:before="0" w:after="0" w:line="188" w:lineRule="exact"/>
-        <w:ind w:left="113" w:right="113"/>
-      </w:pPr>
-      <w:r>
-        <w:rPr>
-          <w:rFonts w:ascii="Consolas" w:hAnsi="Consolas" w:eastAsia="Consolas"/>
-          <w:b w:val="0"/>
-          <w:i w:val="0"/>
-          <w:sz w:val="14"/>
-        </w:rPr>
-        <w:t xml:space="preserve">  container. The exact `docker compose` commands are given above for when</w:t>
-      </w:r>
-    </w:p>
-    <w:p>
-      <w:pPr>
-        <w:shd w:fill="F4F6FA"/>
-        <w:spacing w:before="0" w:after="0" w:line="188" w:lineRule="exact"/>
-        <w:ind w:left="113" w:right="113"/>
-      </w:pPr>
-      <w:r>
-        <w:rPr>
-          <w:rFonts w:ascii="Consolas" w:hAnsi="Consolas" w:eastAsia="Consolas"/>
-          <w:b w:val="0"/>
-          <w:i w:val="0"/>
-          <w:sz w:val="14"/>
-        </w:rPr>
-        <w:t xml:space="preserve">  Docker is available.</w:t>
-      </w:r>
-    </w:p>
-    <w:p>
-      <w:pPr>
-        <w:shd w:fill="F4F6FA"/>
-        <w:spacing w:before="0" w:after="0" w:line="188" w:lineRule="exact"/>
-        <w:ind w:left="113" w:right="113"/>
-      </w:pPr>
-      <w:r>
-        <w:rPr>
-          <w:rFonts w:ascii="Consolas" w:hAnsi="Consolas" w:eastAsia="Consolas"/>
-          <w:b w:val="0"/>
-          <w:i w:val="0"/>
-          <w:sz w:val="14"/>
-        </w:rPr>
-        <w:t>* **`git` was not installed**, so the repository history was not created here.</w:t>
-      </w:r>
-    </w:p>
-    <w:p>
-      <w:pPr>
-        <w:shd w:fill="F4F6FA"/>
-        <w:spacing w:before="0" w:after="0" w:line="188" w:lineRule="exact"/>
-        <w:ind w:left="113" w:right="113"/>
-      </w:pPr>
-      <w:r>
-        <w:rPr>
-          <w:rFonts w:ascii="Consolas" w:hAnsi="Consolas" w:eastAsia="Consolas"/>
-          <w:b w:val="0"/>
-          <w:i w:val="0"/>
-          <w:sz w:val="14"/>
-        </w:rPr>
-        <w:t xml:space="preserve">  To publish it:</w:t>
+        <w:t>* **Two reproduction paths are provided**, and both give the same result.</w:t>
+      </w:r>
+    </w:p>
+    <w:p>
+      <w:pPr>
+        <w:shd w:fill="F4F6FA"/>
+        <w:spacing w:before="0" w:after="0" w:line="188" w:lineRule="exact"/>
+        <w:ind w:left="113" w:right="113"/>
+      </w:pPr>
+      <w:r>
+        <w:rPr>
+          <w:rFonts w:ascii="Consolas" w:hAnsi="Consolas" w:eastAsia="Consolas"/>
+          <w:b w:val="0"/>
+          <w:i w:val="0"/>
+          <w:sz w:val="14"/>
+        </w:rPr>
+        <w:t xml:space="preserve">  The Docker path is the canonical one and matches the manual:</w:t>
       </w:r>
     </w:p>
     <w:p>
@@ -12889,87 +13158,39 @@
           <w:i w:val="0"/>
           <w:sz w:val="14"/>
         </w:rPr>
-        <w:t xml:space="preserve">  git init</w:t>
-      </w:r>
-    </w:p>
-    <w:p>
-      <w:pPr>
-        <w:shd w:fill="F4F6FA"/>
-        <w:spacing w:before="0" w:after="0" w:line="188" w:lineRule="exact"/>
-        <w:ind w:left="113" w:right="113"/>
-      </w:pPr>
-      <w:r>
-        <w:rPr>
-          <w:rFonts w:ascii="Consolas" w:hAnsi="Consolas" w:eastAsia="Consolas"/>
-          <w:b w:val="0"/>
-          <w:i w:val="0"/>
-          <w:sz w:val="14"/>
-        </w:rPr>
-        <w:t xml:space="preserve">  git add .</w:t>
-      </w:r>
-    </w:p>
-    <w:p>
-      <w:pPr>
-        <w:shd w:fill="F4F6FA"/>
-        <w:spacing w:before="0" w:after="0" w:line="188" w:lineRule="exact"/>
-        <w:ind w:left="113" w:right="113"/>
-      </w:pPr>
-      <w:r>
-        <w:rPr>
-          <w:rFonts w:ascii="Consolas" w:hAnsi="Consolas" w:eastAsia="Consolas"/>
-          <w:b w:val="0"/>
-          <w:i w:val="0"/>
-          <w:sz w:val="14"/>
-        </w:rPr>
-        <w:t xml:space="preserve">  git commit -m "Work 1: secure API, CI/CD pipeline and CVE-2017-14849 analysis"</w:t>
-      </w:r>
-    </w:p>
-    <w:p>
-      <w:pPr>
-        <w:shd w:fill="F4F6FA"/>
-        <w:spacing w:before="0" w:after="0" w:line="188" w:lineRule="exact"/>
-        <w:ind w:left="113" w:right="113"/>
-      </w:pPr>
-      <w:r>
-        <w:rPr>
-          <w:rFonts w:ascii="Consolas" w:hAnsi="Consolas" w:eastAsia="Consolas"/>
-          <w:b w:val="0"/>
-          <w:i w:val="0"/>
-          <w:sz w:val="14"/>
-        </w:rPr>
-        <w:t xml:space="preserve">  git branch -M main</w:t>
-      </w:r>
-    </w:p>
-    <w:p>
-      <w:pPr>
-        <w:shd w:fill="F4F6FA"/>
-        <w:spacing w:before="0" w:after="0" w:line="188" w:lineRule="exact"/>
-        <w:ind w:left="113" w:right="113"/>
-      </w:pPr>
-      <w:r>
-        <w:rPr>
-          <w:rFonts w:ascii="Consolas" w:hAnsi="Consolas" w:eastAsia="Consolas"/>
-          <w:b w:val="0"/>
-          <w:i w:val="0"/>
-          <w:sz w:val="14"/>
-        </w:rPr>
-        <w:t xml:space="preserve">  git remote add origin git@github.com:&lt;user&gt;/&lt;repo&gt;.git</w:t>
-      </w:r>
-    </w:p>
-    <w:p>
-      <w:pPr>
-        <w:shd w:fill="F4F6FA"/>
-        <w:spacing w:before="0" w:after="0" w:line="188" w:lineRule="exact"/>
-        <w:ind w:left="113" w:right="113"/>
-      </w:pPr>
-      <w:r>
-        <w:rPr>
-          <w:rFonts w:ascii="Consolas" w:hAnsi="Consolas" w:eastAsia="Consolas"/>
-          <w:b w:val="0"/>
-          <w:i w:val="0"/>
-          <w:sz w:val="14"/>
-        </w:rPr>
-        <w:t xml:space="preserve">  git push -u origin main</w:t>
+        <w:t xml:space="preserve">  cd cve/CVE-2017-14849</w:t>
+      </w:r>
+    </w:p>
+    <w:p>
+      <w:pPr>
+        <w:shd w:fill="F4F6FA"/>
+        <w:spacing w:before="0" w:after="0" w:line="188" w:lineRule="exact"/>
+        <w:ind w:left="113" w:right="113"/>
+      </w:pPr>
+      <w:r>
+        <w:rPr>
+          <w:rFonts w:ascii="Consolas" w:hAnsi="Consolas" w:eastAsia="Consolas"/>
+          <w:b w:val="0"/>
+          <w:i w:val="0"/>
+          <w:sz w:val="14"/>
+        </w:rPr>
+        <w:t xml:space="preserve">  docker compose up -d --build                       # node:8.5.0, vulnerable</w:t>
+      </w:r>
+    </w:p>
+    <w:p>
+      <w:pPr>
+        <w:shd w:fill="F4F6FA"/>
+        <w:spacing w:before="0" w:after="0" w:line="188" w:lineRule="exact"/>
+        <w:ind w:left="113" w:right="113"/>
+      </w:pPr>
+      <w:r>
+        <w:rPr>
+          <w:rFonts w:ascii="Consolas" w:hAnsi="Consolas" w:eastAsia="Consolas"/>
+          <w:b w:val="0"/>
+          <w:i w:val="0"/>
+          <w:sz w:val="14"/>
+        </w:rPr>
+        <w:t xml:space="preserve">  docker compose -f docker-compose.fixed.yml up -d --build   # node:8.6.0, fixed</w:t>
       </w:r>
     </w:p>
     <w:p>
@@ -12986,6 +13207,214 @@
           <w:sz w:val="14"/>
         </w:rPr>
         <w:t xml:space="preserve">  ```</w:t>
+      </w:r>
+    </w:p>
+    <w:p>
+      <w:pPr>
+        <w:shd w:fill="F4F6FA"/>
+        <w:spacing w:before="0" w:after="0" w:line="188" w:lineRule="exact"/>
+        <w:ind w:left="113" w:right="113"/>
+      </w:pPr>
+      <w:r>
+        <w:rPr>
+          <w:rFonts w:ascii="Consolas" w:hAnsi="Consolas" w:eastAsia="Consolas"/>
+          <w:b w:val="0"/>
+          <w:i w:val="0"/>
+          <w:sz w:val="14"/>
+        </w:rPr>
+        <w:t xml:space="preserve"> </w:t>
+      </w:r>
+    </w:p>
+    <w:p>
+      <w:pPr>
+        <w:shd w:fill="F4F6FA"/>
+        <w:spacing w:before="0" w:after="0" w:line="188" w:lineRule="exact"/>
+        <w:ind w:left="113" w:right="113"/>
+      </w:pPr>
+      <w:r>
+        <w:rPr>
+          <w:rFonts w:ascii="Consolas" w:hAnsi="Consolas" w:eastAsia="Consolas"/>
+          <w:b w:val="0"/>
+          <w:i w:val="0"/>
+          <w:sz w:val="14"/>
+        </w:rPr>
+        <w:t xml:space="preserve">  `verify-docker.ps1` runs both in sequence and writes `docker-evidence.txt`.</w:t>
+      </w:r>
+    </w:p>
+    <w:p>
+      <w:pPr>
+        <w:shd w:fill="F4F6FA"/>
+        <w:spacing w:before="0" w:after="0" w:line="188" w:lineRule="exact"/>
+        <w:ind w:left="113" w:right="113"/>
+      </w:pPr>
+      <w:r>
+        <w:rPr>
+          <w:rFonts w:ascii="Consolas" w:hAnsi="Consolas" w:eastAsia="Consolas"/>
+          <w:b w:val="0"/>
+          <w:i w:val="0"/>
+          <w:sz w:val="14"/>
+        </w:rPr>
+        <w:t xml:space="preserve">  The native path (official Node.js 8.5.0 binary, no container runtime) is kept</w:t>
+      </w:r>
+    </w:p>
+    <w:p>
+      <w:pPr>
+        <w:shd w:fill="F4F6FA"/>
+        <w:spacing w:before="0" w:after="0" w:line="188" w:lineRule="exact"/>
+        <w:ind w:left="113" w:right="113"/>
+      </w:pPr>
+      <w:r>
+        <w:rPr>
+          <w:rFonts w:ascii="Consolas" w:hAnsi="Consolas" w:eastAsia="Consolas"/>
+          <w:b w:val="0"/>
+          <w:i w:val="0"/>
+          <w:sz w:val="14"/>
+        </w:rPr>
+        <w:t xml:space="preserve">  because it needs nothing installed and was the first method used here.</w:t>
+      </w:r>
+    </w:p>
+    <w:p>
+      <w:pPr>
+        <w:shd w:fill="F4F6FA"/>
+        <w:spacing w:before="0" w:after="0" w:line="188" w:lineRule="exact"/>
+        <w:ind w:left="113" w:right="113"/>
+      </w:pPr>
+      <w:r>
+        <w:rPr>
+          <w:rFonts w:ascii="Consolas" w:hAnsi="Consolas" w:eastAsia="Consolas"/>
+          <w:b w:val="0"/>
+          <w:i w:val="0"/>
+          <w:sz w:val="14"/>
+        </w:rPr>
+        <w:t xml:space="preserve"> </w:t>
+      </w:r>
+    </w:p>
+    <w:p>
+      <w:pPr>
+        <w:shd w:fill="F4F6FA"/>
+        <w:spacing w:before="0" w:after="0" w:line="188" w:lineRule="exact"/>
+        <w:ind w:left="113" w:right="113"/>
+      </w:pPr>
+      <w:r>
+        <w:rPr>
+          <w:rFonts w:ascii="Consolas" w:hAnsi="Consolas" w:eastAsia="Consolas"/>
+          <w:b w:val="0"/>
+          <w:i w:val="0"/>
+          <w:sz w:val="14"/>
+        </w:rPr>
+        <w:t>* **The attack target is mounted, not baked into the image.** `secret.txt` is</w:t>
+      </w:r>
+    </w:p>
+    <w:p>
+      <w:pPr>
+        <w:shd w:fill="F4F6FA"/>
+        <w:spacing w:before="0" w:after="0" w:line="188" w:lineRule="exact"/>
+        <w:ind w:left="113" w:right="113"/>
+      </w:pPr>
+      <w:r>
+        <w:rPr>
+          <w:rFonts w:ascii="Consolas" w:hAnsi="Consolas" w:eastAsia="Consolas"/>
+          <w:b w:val="0"/>
+          <w:i w:val="0"/>
+          <w:sz w:val="14"/>
+        </w:rPr>
+        <w:t xml:space="preserve">  bind-mounted at `/usr/src/secret.txt` in *both* compose files. If only the</w:t>
+      </w:r>
+    </w:p>
+    <w:p>
+      <w:pPr>
+        <w:shd w:fill="F4F6FA"/>
+        <w:spacing w:before="0" w:after="0" w:line="188" w:lineRule="exact"/>
+        <w:ind w:left="113" w:right="113"/>
+      </w:pPr>
+      <w:r>
+        <w:rPr>
+          <w:rFonts w:ascii="Consolas" w:hAnsi="Consolas" w:eastAsia="Consolas"/>
+          <w:b w:val="0"/>
+          <w:i w:val="0"/>
+          <w:sz w:val="14"/>
+        </w:rPr>
+        <w:t xml:space="preserve">  vulnerable image contained it, a 404 on the fixed image would prove nothing —</w:t>
+      </w:r>
+    </w:p>
+    <w:p>
+      <w:pPr>
+        <w:shd w:fill="F4F6FA"/>
+        <w:spacing w:before="0" w:after="0" w:line="188" w:lineRule="exact"/>
+        <w:ind w:left="113" w:right="113"/>
+      </w:pPr>
+      <w:r>
+        <w:rPr>
+          <w:rFonts w:ascii="Consolas" w:hAnsi="Consolas" w:eastAsia="Consolas"/>
+          <w:b w:val="0"/>
+          <w:i w:val="0"/>
+          <w:sz w:val="14"/>
+        </w:rPr>
+        <w:t xml:space="preserve">  the file might simply be missing. Mounting it in both leaves the runtime</w:t>
+      </w:r>
+    </w:p>
+    <w:p>
+      <w:pPr>
+        <w:shd w:fill="F4F6FA"/>
+        <w:spacing w:before="0" w:after="0" w:line="188" w:lineRule="exact"/>
+        <w:ind w:left="113" w:right="113"/>
+      </w:pPr>
+      <w:r>
+        <w:rPr>
+          <w:rFonts w:ascii="Consolas" w:hAnsi="Consolas" w:eastAsia="Consolas"/>
+          <w:b w:val="0"/>
+          <w:i w:val="0"/>
+          <w:sz w:val="14"/>
+        </w:rPr>
+        <w:t xml:space="preserve">  version as the only variable.</w:t>
+      </w:r>
+    </w:p>
+    <w:p>
+      <w:pPr>
+        <w:shd w:fill="F4F6FA"/>
+        <w:spacing w:before="0" w:after="0" w:line="188" w:lineRule="exact"/>
+        <w:ind w:left="113" w:right="113"/>
+      </w:pPr>
+      <w:r>
+        <w:rPr>
+          <w:rFonts w:ascii="Consolas" w:hAnsi="Consolas" w:eastAsia="Consolas"/>
+          <w:b w:val="0"/>
+          <w:i w:val="0"/>
+          <w:sz w:val="14"/>
+        </w:rPr>
+        <w:t xml:space="preserve"> </w:t>
+      </w:r>
+    </w:p>
+    <w:p>
+      <w:pPr>
+        <w:shd w:fill="F4F6FA"/>
+        <w:spacing w:before="0" w:after="0" w:line="188" w:lineRule="exact"/>
+        <w:ind w:left="113" w:right="113"/>
+      </w:pPr>
+      <w:r>
+        <w:rPr>
+          <w:rFonts w:ascii="Consolas" w:hAnsi="Consolas" w:eastAsia="Consolas"/>
+          <w:b w:val="0"/>
+          <w:i w:val="0"/>
+          <w:sz w:val="14"/>
+        </w:rPr>
+        <w:t>* **The repository history was created after the working tree was complete**,</w:t>
+      </w:r>
+    </w:p>
+    <w:p>
+      <w:pPr>
+        <w:shd w:fill="F4F6FA"/>
+        <w:spacing w:before="0" w:after="0" w:line="188" w:lineRule="exact"/>
+        <w:ind w:left="113" w:right="113"/>
+      </w:pPr>
+      <w:r>
+        <w:rPr>
+          <w:rFonts w:ascii="Consolas" w:hAnsi="Consolas" w:eastAsia="Consolas"/>
+          <w:b w:val="0"/>
+          <w:i w:val="0"/>
+          <w:sz w:val="14"/>
+        </w:rPr>
+        <w:t xml:space="preserve">  so the commits show the finished state rather than the development process.</w:t>
       </w:r>
     </w:p>
     <w:sectPr>

--- a/report/Work1-Report.docx
+++ b/report/Work1-Report.docx
@@ -881,7 +881,7 @@
           <w:i w:val="0"/>
           <w:sz w:val="22"/>
         </w:rPr>
-        <w:t>Deliverables. The project is published as a public repository, and the pipeline ran on the first push and completed successfully:</w:t>
+        <w:t>Deliverables. The project is published as a public repository; the pipeline runs on every push and the latest successful run is linked below:</w:t>
       </w:r>
     </w:p>
     <w:tbl>
@@ -1006,7 +1006,7 @@
                 <w:i w:val="0"/>
                 <w:sz w:val="16"/>
               </w:rPr>
-              <w:t>Successful pipeline run (run #1)</w:t>
+              <w:t>Last successful pipeline run</w:t>
             </w:r>
           </w:p>
         </w:tc>
@@ -1026,7 +1026,7 @@
                 <w:i w:val="0"/>
                 <w:sz w:val="16"/>
               </w:rPr>
-              <w:t>https://github.com/killer-4087-2/22320110-HDU-CS4-26-27-1-Information-Security/actions/runs/39233093705</w:t>
+              <w:t>https://github.com/killer-4087-2/22320110-HDU-CS4-26-27-1-Information-Security/actions/runs/40445700675</w:t>
             </w:r>
           </w:p>
         </w:tc>
@@ -3308,7 +3308,7 @@
           <w:color w:val="555555"/>
           <w:sz w:val="18"/>
         </w:rPr>
-        <w:t>Fig. 2  The same workflow on GitHub Actions: run #1 finished with status Success in 13 s. The annotation in the lower part is the SAST finding for src/security.js:78.</w:t>
+        <w:t>Fig. 2  An earlier run of the same workflow: run #1 finished with status Success in 13 s. The annotation in the lower part is the SAST finding for src/security.js:78. The latest run is linked in section 2.1.</w:t>
       </w:r>
     </w:p>
     <w:p>

--- a/report/Work1-Report.docx
+++ b/report/Work1-Report.docx
@@ -363,6 +363,860 @@
         <w:t>The purpose of this work is to go through the full security lifecycle of a small backend service rather than a single isolated exercise: design an API that resists the OWASP Top 10 patterns, put automated security checks into the delivery pipeline, then take a real, publicly documented vulnerability, reproduce it in a controlled environment, explain why it exists, fix it and prove the fix. The same four skills — build, check, break, repair — are what a security engineer does on a daily basis, and the last two are the ones normally skipped by students.</w:t>
       </w:r>
     </w:p>
+    <w:p>
+      <w:pPr>
+        <w:keepNext/>
+        <w:spacing w:before="200" w:after="80" w:line="288" w:lineRule="auto"/>
+      </w:pPr>
+      <w:r>
+        <w:rPr>
+          <w:rFonts w:ascii="Calibri" w:hAnsi="Calibri" w:eastAsia="Calibri"/>
+          <w:b/>
+          <w:i w:val="0"/>
+          <w:color w:val="1F3864"/>
+          <w:sz w:val="25"/>
+        </w:rPr>
+        <w:t>1.1 Where each requirement is answered</w:t>
+      </w:r>
+    </w:p>
+    <w:p>
+      <w:pPr>
+        <w:spacing w:before="0" w:after="80" w:line="322" w:lineRule="auto"/>
+        <w:jc w:val="both"/>
+      </w:pPr>
+      <w:r>
+        <w:rPr>
+          <w:rFonts w:ascii="Calibri" w:hAnsi="Calibri" w:eastAsia="Calibri"/>
+          <w:b w:val="0"/>
+          <w:i w:val="0"/>
+          <w:sz w:val="22"/>
+        </w:rPr>
+        <w:t>The assignment is a checklist, so this table maps every item to the place where it is answered — in this report, in the repository, or both.</w:t>
+      </w:r>
+    </w:p>
+    <w:tbl>
+      <w:tblPr>
+        <w:tblStyle w:val="TableGrid"/>
+        <w:tblW w:type="auto" w:w="0"/>
+        <w:jc w:val="center"/>
+        <w:tblLook w:firstColumn="1" w:firstRow="1" w:lastColumn="0" w:lastRow="0" w:noHBand="0" w:noVBand="1" w:val="04A0"/>
+      </w:tblPr>
+      <w:tblGrid>
+        <w:gridCol w:w="4592"/>
+        <w:gridCol w:w="4592"/>
+      </w:tblGrid>
+      <w:tr>
+        <w:trPr>
+          <w:cantSplit/>
+          <w:tblHeader w:val="true"/>
+        </w:trPr>
+        <w:tc>
+          <w:tcPr>
+            <w:tcW w:type="dxa" w:w="4762"/>
+          </w:tcPr>
+          <w:p>
+            <w:pPr>
+              <w:spacing w:before="60" w:after="60" w:line="271" w:lineRule="auto"/>
+              <w:jc w:val="center"/>
+            </w:pPr>
+            <w:r>
+              <w:rPr>
+                <w:rFonts w:ascii="Calibri" w:hAnsi="Calibri" w:eastAsia="Calibri"/>
+                <w:b/>
+                <w:i w:val="0"/>
+                <w:sz w:val="16"/>
+              </w:rPr>
+              <w:t>Requirement (manual)</w:t>
+            </w:r>
+          </w:p>
+        </w:tc>
+        <w:tc>
+          <w:tcPr>
+            <w:tcW w:type="dxa" w:w="4082"/>
+          </w:tcPr>
+          <w:p>
+            <w:pPr>
+              <w:spacing w:before="60" w:after="60" w:line="271" w:lineRule="auto"/>
+              <w:jc w:val="center"/>
+            </w:pPr>
+            <w:r>
+              <w:rPr>
+                <w:rFonts w:ascii="Calibri" w:hAnsi="Calibri" w:eastAsia="Calibri"/>
+                <w:b/>
+                <w:i w:val="0"/>
+                <w:sz w:val="16"/>
+              </w:rPr>
+              <w:t>Where it is answered</w:t>
+            </w:r>
+          </w:p>
+        </w:tc>
+      </w:tr>
+      <w:tr>
+        <w:trPr>
+          <w:cantSplit/>
+        </w:trPr>
+        <w:tc>
+          <w:tcPr>
+            <w:tcW w:type="dxa" w:w="4762"/>
+          </w:tcPr>
+          <w:p>
+            <w:pPr>
+              <w:spacing w:before="60" w:after="60" w:line="271" w:lineRule="auto"/>
+              <w:jc w:val="left"/>
+            </w:pPr>
+            <w:r>
+              <w:rPr>
+                <w:rFonts w:ascii="Calibri" w:hAnsi="Calibri" w:eastAsia="Calibri"/>
+                <w:b w:val="0"/>
+                <w:i w:val="0"/>
+                <w:sz w:val="16"/>
+              </w:rPr>
+              <w:t>1. Stack, project, git repository linked to a remote</w:t>
+            </w:r>
+          </w:p>
+        </w:tc>
+        <w:tc>
+          <w:tcPr>
+            <w:tcW w:type="dxa" w:w="4082"/>
+          </w:tcPr>
+          <w:p>
+            <w:pPr>
+              <w:spacing w:before="60" w:after="60" w:line="271" w:lineRule="auto"/>
+              <w:jc w:val="left"/>
+            </w:pPr>
+            <w:r>
+              <w:rPr>
+                <w:rFonts w:ascii="Calibri" w:hAnsi="Calibri" w:eastAsia="Calibri"/>
+                <w:b w:val="0"/>
+                <w:i w:val="0"/>
+                <w:sz w:val="16"/>
+              </w:rPr>
+              <w:t>§2.1; repository URL in §2.1 and in the README</w:t>
+            </w:r>
+          </w:p>
+        </w:tc>
+      </w:tr>
+      <w:tr>
+        <w:trPr>
+          <w:cantSplit/>
+        </w:trPr>
+        <w:tc>
+          <w:tcPr>
+            <w:tcW w:type="dxa" w:w="4762"/>
+          </w:tcPr>
+          <w:p>
+            <w:pPr>
+              <w:spacing w:before="60" w:after="60" w:line="271" w:lineRule="auto"/>
+              <w:jc w:val="left"/>
+            </w:pPr>
+            <w:r>
+              <w:rPr>
+                <w:rFonts w:ascii="Calibri" w:hAnsi="Calibri" w:eastAsia="Calibri"/>
+                <w:b w:val="0"/>
+                <w:i w:val="0"/>
+                <w:sz w:val="16"/>
+              </w:rPr>
+              <w:t>2. Functional API — POST /auth/login, GET /api/data, one endpoint of your own</w:t>
+            </w:r>
+          </w:p>
+        </w:tc>
+        <w:tc>
+          <w:tcPr>
+            <w:tcW w:type="dxa" w:w="4082"/>
+          </w:tcPr>
+          <w:p>
+            <w:pPr>
+              <w:spacing w:before="60" w:after="60" w:line="271" w:lineRule="auto"/>
+              <w:jc w:val="left"/>
+            </w:pPr>
+            <w:r>
+              <w:rPr>
+                <w:rFonts w:ascii="Calibri" w:hAnsi="Calibri" w:eastAsia="Calibri"/>
+                <w:b w:val="0"/>
+                <w:i w:val="0"/>
+                <w:sz w:val="16"/>
+              </w:rPr>
+              <w:t>§2.2 (three required plus two extra), tested by 14 automated checks</w:t>
+            </w:r>
+          </w:p>
+        </w:tc>
+      </w:tr>
+      <w:tr>
+        <w:trPr>
+          <w:cantSplit/>
+        </w:trPr>
+        <w:tc>
+          <w:tcPr>
+            <w:tcW w:type="dxa" w:w="4762"/>
+          </w:tcPr>
+          <w:p>
+            <w:pPr>
+              <w:spacing w:before="60" w:after="60" w:line="271" w:lineRule="auto"/>
+              <w:jc w:val="left"/>
+            </w:pPr>
+            <w:r>
+              <w:rPr>
+                <w:rFonts w:ascii="Calibri" w:hAnsi="Calibri" w:eastAsia="Calibri"/>
+                <w:b w:val="0"/>
+                <w:i w:val="0"/>
+                <w:sz w:val="16"/>
+              </w:rPr>
+              <w:t>2. Data storage (SQLite or similar)</w:t>
+            </w:r>
+          </w:p>
+        </w:tc>
+        <w:tc>
+          <w:tcPr>
+            <w:tcW w:type="dxa" w:w="4082"/>
+          </w:tcPr>
+          <w:p>
+            <w:pPr>
+              <w:spacing w:before="60" w:after="60" w:line="271" w:lineRule="auto"/>
+              <w:jc w:val="left"/>
+            </w:pPr>
+            <w:r>
+              <w:rPr>
+                <w:rFonts w:ascii="Calibri" w:hAnsi="Calibri" w:eastAsia="Calibri"/>
+                <w:b w:val="0"/>
+                <w:i w:val="0"/>
+                <w:sz w:val="16"/>
+              </w:rPr>
+              <w:t>§2.1 — SQLite through the built-in node:sqlite</w:t>
+            </w:r>
+          </w:p>
+        </w:tc>
+      </w:tr>
+      <w:tr>
+        <w:trPr>
+          <w:cantSplit/>
+        </w:trPr>
+        <w:tc>
+          <w:tcPr>
+            <w:tcW w:type="dxa" w:w="4762"/>
+          </w:tcPr>
+          <w:p>
+            <w:pPr>
+              <w:spacing w:before="60" w:after="60" w:line="271" w:lineRule="auto"/>
+              <w:jc w:val="left"/>
+            </w:pPr>
+            <w:r>
+              <w:rPr>
+                <w:rFonts w:ascii="Calibri" w:hAnsi="Calibri" w:eastAsia="Calibri"/>
+                <w:b w:val="0"/>
+                <w:i w:val="0"/>
+                <w:sz w:val="16"/>
+              </w:rPr>
+              <w:t>3. SQLi protection — prepared statements, no concatenation</w:t>
+            </w:r>
+          </w:p>
+        </w:tc>
+        <w:tc>
+          <w:tcPr>
+            <w:tcW w:type="dxa" w:w="4082"/>
+          </w:tcPr>
+          <w:p>
+            <w:pPr>
+              <w:spacing w:before="60" w:after="60" w:line="271" w:lineRule="auto"/>
+              <w:jc w:val="left"/>
+            </w:pPr>
+            <w:r>
+              <w:rPr>
+                <w:rFonts w:ascii="Calibri" w:hAnsi="Calibri" w:eastAsia="Calibri"/>
+                <w:b w:val="0"/>
+                <w:i w:val="0"/>
+                <w:sz w:val="16"/>
+              </w:rPr>
+              <w:t>§3.1 with the statement from src/db.js</w:t>
+            </w:r>
+          </w:p>
+        </w:tc>
+      </w:tr>
+      <w:tr>
+        <w:trPr>
+          <w:cantSplit/>
+        </w:trPr>
+        <w:tc>
+          <w:tcPr>
+            <w:tcW w:type="dxa" w:w="4762"/>
+          </w:tcPr>
+          <w:p>
+            <w:pPr>
+              <w:spacing w:before="60" w:after="60" w:line="271" w:lineRule="auto"/>
+              <w:jc w:val="left"/>
+            </w:pPr>
+            <w:r>
+              <w:rPr>
+                <w:rFonts w:ascii="Calibri" w:hAnsi="Calibri" w:eastAsia="Calibri"/>
+                <w:b w:val="0"/>
+                <w:i w:val="0"/>
+                <w:sz w:val="16"/>
+              </w:rPr>
+              <w:t>3. XSS protection — escape all user data returned in responses</w:t>
+            </w:r>
+          </w:p>
+        </w:tc>
+        <w:tc>
+          <w:tcPr>
+            <w:tcW w:type="dxa" w:w="4082"/>
+          </w:tcPr>
+          <w:p>
+            <w:pPr>
+              <w:spacing w:before="60" w:after="60" w:line="271" w:lineRule="auto"/>
+              <w:jc w:val="left"/>
+            </w:pPr>
+            <w:r>
+              <w:rPr>
+                <w:rFonts w:ascii="Calibri" w:hAnsi="Calibri" w:eastAsia="Calibri"/>
+                <w:b w:val="0"/>
+                <w:i w:val="0"/>
+                <w:sz w:val="16"/>
+              </w:rPr>
+              <w:t>§3.2 with the encoder from src/security.js</w:t>
+            </w:r>
+          </w:p>
+        </w:tc>
+      </w:tr>
+      <w:tr>
+        <w:trPr>
+          <w:cantSplit/>
+        </w:trPr>
+        <w:tc>
+          <w:tcPr>
+            <w:tcW w:type="dxa" w:w="4762"/>
+          </w:tcPr>
+          <w:p>
+            <w:pPr>
+              <w:spacing w:before="60" w:after="60" w:line="271" w:lineRule="auto"/>
+              <w:jc w:val="left"/>
+            </w:pPr>
+            <w:r>
+              <w:rPr>
+                <w:rFonts w:ascii="Calibri" w:hAnsi="Calibri" w:eastAsia="Calibri"/>
+                <w:b w:val="0"/>
+                <w:i w:val="0"/>
+                <w:sz w:val="16"/>
+              </w:rPr>
+              <w:t>3. Broken authentication — JWT issuance, verification middleware, bcrypt</w:t>
+            </w:r>
+          </w:p>
+        </w:tc>
+        <w:tc>
+          <w:tcPr>
+            <w:tcW w:type="dxa" w:w="4082"/>
+          </w:tcPr>
+          <w:p>
+            <w:pPr>
+              <w:spacing w:before="60" w:after="60" w:line="271" w:lineRule="auto"/>
+              <w:jc w:val="left"/>
+            </w:pPr>
+            <w:r>
+              <w:rPr>
+                <w:rFonts w:ascii="Calibri" w:hAnsi="Calibri" w:eastAsia="Calibri"/>
+                <w:b w:val="0"/>
+                <w:i w:val="0"/>
+                <w:sz w:val="16"/>
+              </w:rPr>
+              <w:t>§3.3, covering issuing, verification, hashing, timing and lockout</w:t>
+            </w:r>
+          </w:p>
+        </w:tc>
+      </w:tr>
+      <w:tr>
+        <w:trPr>
+          <w:cantSplit/>
+        </w:trPr>
+        <w:tc>
+          <w:tcPr>
+            <w:tcW w:type="dxa" w:w="4762"/>
+          </w:tcPr>
+          <w:p>
+            <w:pPr>
+              <w:spacing w:before="60" w:after="60" w:line="271" w:lineRule="auto"/>
+              <w:jc w:val="left"/>
+            </w:pPr>
+            <w:r>
+              <w:rPr>
+                <w:rFonts w:ascii="Calibri" w:hAnsi="Calibri" w:eastAsia="Calibri"/>
+                <w:b w:val="0"/>
+                <w:i w:val="0"/>
+                <w:sz w:val="16"/>
+              </w:rPr>
+              <w:t>4. CI/CD file in .github/workflows, SAST and SCA on every push</w:t>
+            </w:r>
+          </w:p>
+        </w:tc>
+        <w:tc>
+          <w:tcPr>
+            <w:tcW w:type="dxa" w:w="4082"/>
+          </w:tcPr>
+          <w:p>
+            <w:pPr>
+              <w:spacing w:before="60" w:after="60" w:line="271" w:lineRule="auto"/>
+              <w:jc w:val="left"/>
+            </w:pPr>
+            <w:r>
+              <w:rPr>
+                <w:rFonts w:ascii="Calibri" w:hAnsi="Calibri" w:eastAsia="Calibri"/>
+                <w:b w:val="0"/>
+                <w:i w:val="0"/>
+                <w:sz w:val="16"/>
+              </w:rPr>
+              <w:t>§4 with the workflow file and the stage table</w:t>
+            </w:r>
+          </w:p>
+        </w:tc>
+      </w:tr>
+      <w:tr>
+        <w:trPr>
+          <w:cantSplit/>
+        </w:trPr>
+        <w:tc>
+          <w:tcPr>
+            <w:tcW w:type="dxa" w:w="4762"/>
+          </w:tcPr>
+          <w:p>
+            <w:pPr>
+              <w:spacing w:before="60" w:after="60" w:line="271" w:lineRule="auto"/>
+              <w:jc w:val="left"/>
+            </w:pPr>
+            <w:r>
+              <w:rPr>
+                <w:rFonts w:ascii="Calibri" w:hAnsi="Calibri" w:eastAsia="Calibri"/>
+                <w:b w:val="0"/>
+                <w:i w:val="0"/>
+                <w:sz w:val="16"/>
+              </w:rPr>
+              <w:t>5. Test the API with curl; screenshots of SAST/SCA results</w:t>
+            </w:r>
+          </w:p>
+        </w:tc>
+        <w:tc>
+          <w:tcPr>
+            <w:tcW w:type="dxa" w:w="4082"/>
+          </w:tcPr>
+          <w:p>
+            <w:pPr>
+              <w:spacing w:before="60" w:after="60" w:line="271" w:lineRule="auto"/>
+              <w:jc w:val="left"/>
+            </w:pPr>
+            <w:r>
+              <w:rPr>
+                <w:rFonts w:ascii="Calibri" w:hAnsi="Calibri" w:eastAsia="Calibri"/>
+                <w:b w:val="0"/>
+                <w:i w:val="0"/>
+                <w:sz w:val="16"/>
+              </w:rPr>
+              <w:t>§2.2 (curl examples) and §4, Fig. 1 and Fig. 2 taken from the Actions section</w:t>
+            </w:r>
+          </w:p>
+        </w:tc>
+      </w:tr>
+      <w:tr>
+        <w:trPr>
+          <w:cantSplit/>
+        </w:trPr>
+        <w:tc>
+          <w:tcPr>
+            <w:tcW w:type="dxa" w:w="4762"/>
+          </w:tcPr>
+          <w:p>
+            <w:pPr>
+              <w:spacing w:before="60" w:after="60" w:line="271" w:lineRule="auto"/>
+              <w:jc w:val="left"/>
+            </w:pPr>
+            <w:r>
+              <w:rPr>
+                <w:rFonts w:ascii="Calibri" w:hAnsi="Calibri" w:eastAsia="Calibri"/>
+                <w:b w:val="0"/>
+                <w:i w:val="0"/>
+                <w:sz w:val="16"/>
+              </w:rPr>
+              <w:t>6–7. Vulnerable environment from Vulhub, Docker, service started</w:t>
+            </w:r>
+          </w:p>
+        </w:tc>
+        <w:tc>
+          <w:tcPr>
+            <w:tcW w:type="dxa" w:w="4082"/>
+          </w:tcPr>
+          <w:p>
+            <w:pPr>
+              <w:spacing w:before="60" w:after="60" w:line="271" w:lineRule="auto"/>
+              <w:jc w:val="left"/>
+            </w:pPr>
+            <w:r>
+              <w:rPr>
+                <w:rFonts w:ascii="Calibri" w:hAnsi="Calibri" w:eastAsia="Calibri"/>
+                <w:b w:val="0"/>
+                <w:i w:val="0"/>
+                <w:sz w:val="16"/>
+              </w:rPr>
+              <w:t>§5.3 — docker compose build/up, verified inside the container</w:t>
+            </w:r>
+          </w:p>
+        </w:tc>
+      </w:tr>
+      <w:tr>
+        <w:trPr>
+          <w:cantSplit/>
+        </w:trPr>
+        <w:tc>
+          <w:tcPr>
+            <w:tcW w:type="dxa" w:w="4762"/>
+          </w:tcPr>
+          <w:p>
+            <w:pPr>
+              <w:spacing w:before="60" w:after="60" w:line="271" w:lineRule="auto"/>
+              <w:jc w:val="left"/>
+            </w:pPr>
+            <w:r>
+              <w:rPr>
+                <w:rFonts w:ascii="Calibri" w:hAnsi="Calibri" w:eastAsia="Calibri"/>
+                <w:b w:val="0"/>
+                <w:i w:val="0"/>
+                <w:sz w:val="16"/>
+              </w:rPr>
+              <w:t>8. Reproduce the attack, record every command and request</w:t>
+            </w:r>
+          </w:p>
+        </w:tc>
+        <w:tc>
+          <w:tcPr>
+            <w:tcW w:type="dxa" w:w="4082"/>
+          </w:tcPr>
+          <w:p>
+            <w:pPr>
+              <w:spacing w:before="60" w:after="60" w:line="271" w:lineRule="auto"/>
+              <w:jc w:val="left"/>
+            </w:pPr>
+            <w:r>
+              <w:rPr>
+                <w:rFonts w:ascii="Calibri" w:hAnsi="Calibri" w:eastAsia="Calibri"/>
+                <w:b w:val="0"/>
+                <w:i w:val="0"/>
+                <w:sz w:val="16"/>
+              </w:rPr>
+              <w:t>§5.3, plus evidence/ transcripts</w:t>
+            </w:r>
+          </w:p>
+        </w:tc>
+      </w:tr>
+      <w:tr>
+        <w:trPr>
+          <w:cantSplit/>
+        </w:trPr>
+        <w:tc>
+          <w:tcPr>
+            <w:tcW w:type="dxa" w:w="4762"/>
+          </w:tcPr>
+          <w:p>
+            <w:pPr>
+              <w:spacing w:before="60" w:after="60" w:line="271" w:lineRule="auto"/>
+              <w:jc w:val="left"/>
+            </w:pPr>
+            <w:r>
+              <w:rPr>
+                <w:rFonts w:ascii="Calibri" w:hAnsi="Calibri" w:eastAsia="Calibri"/>
+                <w:b w:val="0"/>
+                <w:i w:val="0"/>
+                <w:sz w:val="16"/>
+              </w:rPr>
+              <w:t>9. Root cause analysis in your own words</w:t>
+            </w:r>
+          </w:p>
+        </w:tc>
+        <w:tc>
+          <w:tcPr>
+            <w:tcW w:type="dxa" w:w="4082"/>
+          </w:tcPr>
+          <w:p>
+            <w:pPr>
+              <w:spacing w:before="60" w:after="60" w:line="271" w:lineRule="auto"/>
+              <w:jc w:val="left"/>
+            </w:pPr>
+            <w:r>
+              <w:rPr>
+                <w:rFonts w:ascii="Calibri" w:hAnsi="Calibri" w:eastAsia="Calibri"/>
+                <w:b w:val="0"/>
+                <w:i w:val="0"/>
+                <w:sz w:val="16"/>
+              </w:rPr>
+              <w:t>§5.4 — the normalize() logic error</w:t>
+            </w:r>
+          </w:p>
+        </w:tc>
+      </w:tr>
+      <w:tr>
+        <w:trPr>
+          <w:cantSplit/>
+        </w:trPr>
+        <w:tc>
+          <w:tcPr>
+            <w:tcW w:type="dxa" w:w="4762"/>
+          </w:tcPr>
+          <w:p>
+            <w:pPr>
+              <w:spacing w:before="60" w:after="60" w:line="271" w:lineRule="auto"/>
+              <w:jc w:val="left"/>
+            </w:pPr>
+            <w:r>
+              <w:rPr>
+                <w:rFonts w:ascii="Calibri" w:hAnsi="Calibri" w:eastAsia="Calibri"/>
+                <w:b w:val="0"/>
+                <w:i w:val="0"/>
+                <w:sz w:val="16"/>
+              </w:rPr>
+              <w:t>10. Fix, rebuild, verify the attack no longer works, regression test</w:t>
+            </w:r>
+          </w:p>
+        </w:tc>
+        <w:tc>
+          <w:tcPr>
+            <w:tcW w:type="dxa" w:w="4082"/>
+          </w:tcPr>
+          <w:p>
+            <w:pPr>
+              <w:spacing w:before="60" w:after="60" w:line="271" w:lineRule="auto"/>
+              <w:jc w:val="left"/>
+            </w:pPr>
+            <w:r>
+              <w:rPr>
+                <w:rFonts w:ascii="Calibri" w:hAnsi="Calibri" w:eastAsia="Calibri"/>
+                <w:b w:val="0"/>
+                <w:i w:val="0"/>
+                <w:sz w:val="16"/>
+              </w:rPr>
+              <w:t>§5.5 (fix) and §5.6 (verification and regression)</w:t>
+            </w:r>
+          </w:p>
+        </w:tc>
+      </w:tr>
+      <w:tr>
+        <w:trPr>
+          <w:cantSplit/>
+        </w:trPr>
+        <w:tc>
+          <w:tcPr>
+            <w:tcW w:type="dxa" w:w="4762"/>
+          </w:tcPr>
+          <w:p>
+            <w:pPr>
+              <w:spacing w:before="60" w:after="60" w:line="271" w:lineRule="auto"/>
+              <w:jc w:val="left"/>
+            </w:pPr>
+            <w:r>
+              <w:rPr>
+                <w:rFonts w:ascii="Calibri" w:hAnsi="Calibri" w:eastAsia="Calibri"/>
+                <w:b w:val="0"/>
+                <w:i w:val="0"/>
+                <w:sz w:val="16"/>
+              </w:rPr>
+              <w:t>Submission 1 — public repository link</w:t>
+            </w:r>
+          </w:p>
+        </w:tc>
+        <w:tc>
+          <w:tcPr>
+            <w:tcW w:type="dxa" w:w="4082"/>
+          </w:tcPr>
+          <w:p>
+            <w:pPr>
+              <w:spacing w:before="60" w:after="60" w:line="271" w:lineRule="auto"/>
+              <w:jc w:val="left"/>
+            </w:pPr>
+            <w:r>
+              <w:rPr>
+                <w:rFonts w:ascii="Calibri" w:hAnsi="Calibri" w:eastAsia="Calibri"/>
+                <w:b w:val="0"/>
+                <w:i w:val="0"/>
+                <w:sz w:val="16"/>
+              </w:rPr>
+              <w:t>§2.1</w:t>
+            </w:r>
+          </w:p>
+        </w:tc>
+      </w:tr>
+      <w:tr>
+        <w:trPr>
+          <w:cantSplit/>
+        </w:trPr>
+        <w:tc>
+          <w:tcPr>
+            <w:tcW w:type="dxa" w:w="4762"/>
+          </w:tcPr>
+          <w:p>
+            <w:pPr>
+              <w:spacing w:before="60" w:after="60" w:line="271" w:lineRule="auto"/>
+              <w:jc w:val="left"/>
+            </w:pPr>
+            <w:r>
+              <w:rPr>
+                <w:rFonts w:ascii="Calibri" w:hAnsi="Calibri" w:eastAsia="Calibri"/>
+                <w:b w:val="0"/>
+                <w:i w:val="0"/>
+                <w:sz w:val="16"/>
+              </w:rPr>
+              <w:t>Submission 2 — README text with all eight items</w:t>
+            </w:r>
+          </w:p>
+        </w:tc>
+        <w:tc>
+          <w:tcPr>
+            <w:tcW w:type="dxa" w:w="4082"/>
+          </w:tcPr>
+          <w:p>
+            <w:pPr>
+              <w:spacing w:before="60" w:after="60" w:line="271" w:lineRule="auto"/>
+              <w:jc w:val="left"/>
+            </w:pPr>
+            <w:r>
+              <w:rPr>
+                <w:rFonts w:ascii="Calibri" w:hAnsi="Calibri" w:eastAsia="Calibri"/>
+                <w:b w:val="0"/>
+                <w:i w:val="0"/>
+                <w:sz w:val="16"/>
+              </w:rPr>
+              <w:t>Appendix A reproduces README.md verbatim</w:t>
+            </w:r>
+          </w:p>
+        </w:tc>
+      </w:tr>
+      <w:tr>
+        <w:trPr>
+          <w:cantSplit/>
+        </w:trPr>
+        <w:tc>
+          <w:tcPr>
+            <w:tcW w:type="dxa" w:w="4762"/>
+          </w:tcPr>
+          <w:p>
+            <w:pPr>
+              <w:spacing w:before="60" w:after="60" w:line="271" w:lineRule="auto"/>
+              <w:jc w:val="left"/>
+            </w:pPr>
+            <w:r>
+              <w:rPr>
+                <w:rFonts w:ascii="Calibri" w:hAnsi="Calibri" w:eastAsia="Calibri"/>
+                <w:b w:val="0"/>
+                <w:i w:val="0"/>
+                <w:sz w:val="16"/>
+              </w:rPr>
+              <w:t>Submission 3 — link to the last successful pipeline run</w:t>
+            </w:r>
+          </w:p>
+        </w:tc>
+        <w:tc>
+          <w:tcPr>
+            <w:tcW w:type="dxa" w:w="4082"/>
+          </w:tcPr>
+          <w:p>
+            <w:pPr>
+              <w:spacing w:before="60" w:after="60" w:line="271" w:lineRule="auto"/>
+              <w:jc w:val="left"/>
+            </w:pPr>
+            <w:r>
+              <w:rPr>
+                <w:rFonts w:ascii="Calibri" w:hAnsi="Calibri" w:eastAsia="Calibri"/>
+                <w:b w:val="0"/>
+                <w:i w:val="0"/>
+                <w:sz w:val="16"/>
+              </w:rPr>
+              <w:t>§2.1</w:t>
+            </w:r>
+          </w:p>
+        </w:tc>
+      </w:tr>
+      <w:tr>
+        <w:trPr>
+          <w:cantSplit/>
+        </w:trPr>
+        <w:tc>
+          <w:tcPr>
+            <w:tcW w:type="dxa" w:w="4762"/>
+          </w:tcPr>
+          <w:p>
+            <w:pPr>
+              <w:spacing w:before="60" w:after="60" w:line="271" w:lineRule="auto"/>
+              <w:jc w:val="left"/>
+            </w:pPr>
+            <w:r>
+              <w:rPr>
+                <w:rFonts w:ascii="Calibri" w:hAnsi="Calibri" w:eastAsia="Calibri"/>
+                <w:b w:val="0"/>
+                <w:i w:val="0"/>
+                <w:sz w:val="16"/>
+              </w:rPr>
+              <w:t>Submission 4 — folder with the changed files</w:t>
+            </w:r>
+          </w:p>
+        </w:tc>
+        <w:tc>
+          <w:tcPr>
+            <w:tcW w:type="dxa" w:w="4082"/>
+          </w:tcPr>
+          <w:p>
+            <w:pPr>
+              <w:spacing w:before="60" w:after="60" w:line="271" w:lineRule="auto"/>
+              <w:jc w:val="left"/>
+            </w:pPr>
+            <w:r>
+              <w:rPr>
+                <w:rFonts w:ascii="Calibri" w:hAnsi="Calibri" w:eastAsia="Calibri"/>
+                <w:b w:val="0"/>
+                <w:i w:val="0"/>
+                <w:sz w:val="16"/>
+              </w:rPr>
+              <w:t>fixes/ (Dockerfiles, compose file, notes) and cve/CVE-2017-14849/Dockerfile.fixed</w:t>
+            </w:r>
+          </w:p>
+        </w:tc>
+      </w:tr>
+      <w:tr>
+        <w:trPr>
+          <w:cantSplit/>
+        </w:trPr>
+        <w:tc>
+          <w:tcPr>
+            <w:tcW w:type="dxa" w:w="4762"/>
+          </w:tcPr>
+          <w:p>
+            <w:pPr>
+              <w:spacing w:before="60" w:after="60" w:line="271" w:lineRule="auto"/>
+              <w:jc w:val="left"/>
+            </w:pPr>
+            <w:r>
+              <w:rPr>
+                <w:rFonts w:ascii="Calibri" w:hAnsi="Calibri" w:eastAsia="Calibri"/>
+                <w:b w:val="0"/>
+                <w:i w:val="0"/>
+                <w:sz w:val="16"/>
+              </w:rPr>
+              <w:t>Title page — work number and title, variant, name, HDU number</w:t>
+            </w:r>
+          </w:p>
+        </w:tc>
+        <w:tc>
+          <w:tcPr>
+            <w:tcW w:type="dxa" w:w="4082"/>
+          </w:tcPr>
+          <w:p>
+            <w:pPr>
+              <w:spacing w:before="60" w:after="60" w:line="271" w:lineRule="auto"/>
+              <w:jc w:val="left"/>
+            </w:pPr>
+            <w:r>
+              <w:rPr>
+                <w:rFonts w:ascii="Calibri" w:hAnsi="Calibri" w:eastAsia="Calibri"/>
+                <w:b w:val="0"/>
+                <w:i w:val="0"/>
+                <w:sz w:val="16"/>
+              </w:rPr>
+              <w:t>Title page</w:t>
+            </w:r>
+          </w:p>
+        </w:tc>
+      </w:tr>
+    </w:tbl>
     <w:p>
       <w:pPr>
         <w:keepNext/>
@@ -3083,6 +3937,21 @@
     </w:tbl>
     <w:p>
       <w:pPr>
+        <w:spacing w:before="120" w:after="160" w:line="322" w:lineRule="auto"/>
+        <w:jc w:val="both"/>
+      </w:pPr>
+      <w:r>
+        <w:rPr>
+          <w:rFonts w:ascii="Calibri" w:hAnsi="Calibri" w:eastAsia="Calibri"/>
+          <w:b w:val="0"/>
+          <w:i w:val="0"/>
+          <w:sz w:val="22"/>
+        </w:rPr>
+        <w:t>**On the choice of scanners.** The manual suggests `npm audit` or `snyk test` for JavaScript under SAST, and OWASP Dependency-Check or Snyk under SCA. The split is slightly unusual, because `npm audit` is a composition analysis tool: it compares the installed dependency tree against advisory data and never reads the project's own code. This repository therefore uses **ESLint with eslint-plugin-security for SAST** — it inspects our source, which is what static analysis means — and **npm audit for SCA**, which queries the npm advisory database, the same corpus that Dependency-Check consults for JavaScript packages. Both are free, need no account or API key, and run in the pipeline on every push, which satisfies the grading criterion of at least one SAST/SCA tool running in CI.</w:t>
+      </w:r>
+    </w:p>
+    <w:p>
+      <w:pPr>
         <w:spacing w:before="0" w:after="80" w:line="322" w:lineRule="auto"/>
       </w:pPr>
     </w:p>
@@ -4096,6 +4965,21 @@
           <w:sz w:val="18"/>
         </w:rPr>
         <w:t>Terminal transcript: the traversal succeeds inside the container running Node 8.5.0.</w:t>
+      </w:r>
+    </w:p>
+    <w:p>
+      <w:pPr>
+        <w:spacing w:before="80" w:after="160" w:line="322" w:lineRule="auto"/>
+        <w:jc w:val="both"/>
+      </w:pPr>
+      <w:r>
+        <w:rPr>
+          <w:rFonts w:ascii="Calibri" w:hAnsi="Calibri" w:eastAsia="Calibri"/>
+          <w:b w:val="0"/>
+          <w:i w:val="0"/>
+          <w:sz w:val="22"/>
+        </w:rPr>
+        <w:t>Both runs were executed by `cve/CVE-2017-14849/verify-docker.ps1`, which builds each image, waits until the application actually answers HTTP 200, issues the requests and writes the whole session to `cve/CVE-2017-14849/docker-evidence.txt` in the repository. That transcript is the raw evidence; the figures below show the same requests against the same application on the native runtime, where a window capture was possible.</w:t>
       </w:r>
     </w:p>
     <w:p>

--- a/report/Work1-Report.docx
+++ b/report/Work1-Report.docx
@@ -6309,7 +6309,7 @@
           <w:i w:val="0"/>
           <w:sz w:val="20"/>
         </w:rPr>
-        <w:t>SAST analyses source code without running it, so it sees every branch including code that never executes, but it cannot tell whether a finding is reachable from an entry point and therefore produces false positives. DAST attacks a running application from the outside and reports only vulnerabilities that are actually exploitable, but it can only see what it manages to reach and gives no line number. This work uses SAST in the pipeline and relies on the CVE reproduction for the dynamic side.</w:t>
+        <w:t>SAST analyses source code without running it, so it sees every branch including code that never executes, but it cannot tell whether a finding is reachable from an entry point and therefore produces false positives. DAST attacks a running application from the outside and reports only vulnerabilities that are actually exploitable, but it can only see what it manages to reach and gives no line number. This work uses SAST in the pipeline; the CVE part is a manual dynamic test — a real request is sent to a running server, but the request is written by hand rather than generated by a scanner.</w:t>
       </w:r>
     </w:p>
     <w:p>
@@ -6399,7 +6399,7 @@
           <w:i w:val="0"/>
           <w:sz w:val="20"/>
         </w:rPr>
-        <w:t>Precision: Vulhub pins the exact vulnerable version, so the result is reproducible. Isolation: the vulnerable service cannot damage the host or the network, and stopping it is one command. Hygiene: no old runtime is left installed with its own CVEs. Reset: the environment is rebuilt in seconds after being broken. On this machine Docker was unavailable, and the native reproduction needed extra care with path semantics and a temporary interpreter directory — a practical illustration of the same point.</w:t>
+        <w:t>Precision: Vulhub pins the exact vulnerable version, so the result is reproducible. Isolation: the vulnerable service cannot damage the host or the network, and stopping it is one command. Hygiene: no old runtime is left installed with its own CVEs. Reset: the environment is rebuilt in seconds after being broken. There is a fifth advantage that matters for this particular work: because both images mount the same application and the same target file, the runtime version is the only variable. With a native install the runtime version is a machine-global property — changing it means changing the machine.</w:t>
       </w:r>
     </w:p>
     <w:p>

--- a/report/Work1-Report.docx
+++ b/report/Work1-Report.docx
@@ -3943,11 +3943,110 @@
       <w:r>
         <w:rPr>
           <w:rFonts w:ascii="Calibri" w:hAnsi="Calibri" w:eastAsia="Calibri"/>
-          <w:b w:val="0"/>
+          <w:b/>
           <w:i w:val="0"/>
           <w:sz w:val="22"/>
         </w:rPr>
-        <w:t>**On the choice of scanners.** The manual suggests `npm audit` or `snyk test` for JavaScript under SAST, and OWASP Dependency-Check or Snyk under SCA. The split is slightly unusual, because `npm audit` is a composition analysis tool: it compares the installed dependency tree against advisory data and never reads the project's own code. This repository therefore uses **ESLint with eslint-plugin-security for SAST** — it inspects our source, which is what static analysis means — and **npm audit for SCA**, which queries the npm advisory database, the same corpus that Dependency-Check consults for JavaScript packages. Both are free, need no account or API key, and run in the pipeline on every push, which satisfies the grading criterion of at least one SAST/SCA tool running in CI.</w:t>
+        <w:t>On the choice of scanners.</w:t>
+      </w:r>
+      <w:r>
+        <w:rPr>
+          <w:rFonts w:ascii="Calibri" w:hAnsi="Calibri" w:eastAsia="Calibri"/>
+          <w:b w:val="0"/>
+          <w:i w:val="0"/>
+          <w:sz w:val="22"/>
+        </w:rPr>
+        <w:t xml:space="preserve"> The manual suggests </w:t>
+      </w:r>
+      <w:r>
+        <w:rPr>
+          <w:rFonts w:ascii="Consolas" w:hAnsi="Consolas" w:eastAsia="Consolas"/>
+          <w:b w:val="0"/>
+          <w:i w:val="0"/>
+          <w:sz w:val="20"/>
+        </w:rPr>
+        <w:t>npm audit</w:t>
+      </w:r>
+      <w:r>
+        <w:rPr>
+          <w:rFonts w:ascii="Calibri" w:hAnsi="Calibri" w:eastAsia="Calibri"/>
+          <w:b w:val="0"/>
+          <w:i w:val="0"/>
+          <w:sz w:val="22"/>
+        </w:rPr>
+        <w:t xml:space="preserve"> or </w:t>
+      </w:r>
+      <w:r>
+        <w:rPr>
+          <w:rFonts w:ascii="Consolas" w:hAnsi="Consolas" w:eastAsia="Consolas"/>
+          <w:b w:val="0"/>
+          <w:i w:val="0"/>
+          <w:sz w:val="20"/>
+        </w:rPr>
+        <w:t>snyk test</w:t>
+      </w:r>
+      <w:r>
+        <w:rPr>
+          <w:rFonts w:ascii="Calibri" w:hAnsi="Calibri" w:eastAsia="Calibri"/>
+          <w:b w:val="0"/>
+          <w:i w:val="0"/>
+          <w:sz w:val="22"/>
+        </w:rPr>
+        <w:t xml:space="preserve"> for JavaScript under SAST, and OWASP Dependency-Check or Snyk under SCA. The split is slightly unusual, because </w:t>
+      </w:r>
+      <w:r>
+        <w:rPr>
+          <w:rFonts w:ascii="Consolas" w:hAnsi="Consolas" w:eastAsia="Consolas"/>
+          <w:b w:val="0"/>
+          <w:i w:val="0"/>
+          <w:sz w:val="20"/>
+        </w:rPr>
+        <w:t>npm audit</w:t>
+      </w:r>
+      <w:r>
+        <w:rPr>
+          <w:rFonts w:ascii="Calibri" w:hAnsi="Calibri" w:eastAsia="Calibri"/>
+          <w:b w:val="0"/>
+          <w:i w:val="0"/>
+          <w:sz w:val="22"/>
+        </w:rPr>
+        <w:t xml:space="preserve"> is a composition analysis tool: it compares the installed dependency tree against advisory data and never reads the project's own code. This repository therefore uses </w:t>
+      </w:r>
+      <w:r>
+        <w:rPr>
+          <w:rFonts w:ascii="Calibri" w:hAnsi="Calibri" w:eastAsia="Calibri"/>
+          <w:b/>
+          <w:i w:val="0"/>
+          <w:sz w:val="22"/>
+        </w:rPr>
+        <w:t>ESLint with eslint-plugin-security for SAST</w:t>
+      </w:r>
+      <w:r>
+        <w:rPr>
+          <w:rFonts w:ascii="Calibri" w:hAnsi="Calibri" w:eastAsia="Calibri"/>
+          <w:b w:val="0"/>
+          <w:i w:val="0"/>
+          <w:sz w:val="22"/>
+        </w:rPr>
+        <w:t xml:space="preserve"> — it inspects our source, which is what static analysis means — and </w:t>
+      </w:r>
+      <w:r>
+        <w:rPr>
+          <w:rFonts w:ascii="Calibri" w:hAnsi="Calibri" w:eastAsia="Calibri"/>
+          <w:b/>
+          <w:i w:val="0"/>
+          <w:sz w:val="22"/>
+        </w:rPr>
+        <w:t>npm audit for SCA</w:t>
+      </w:r>
+      <w:r>
+        <w:rPr>
+          <w:rFonts w:ascii="Calibri" w:hAnsi="Calibri" w:eastAsia="Calibri"/>
+          <w:b w:val="0"/>
+          <w:i w:val="0"/>
+          <w:sz w:val="22"/>
+        </w:rPr>
+        <w:t>, which queries the npm advisory database, the same corpus that Dependency-Check consults for JavaScript packages. Both are free, need no account or API key, and run in the pipeline on every push, which satisfies the grading criterion of at least one SAST/SCA tool running in CI.</w:t>
       </w:r>
     </w:p>
     <w:p>
@@ -4953,6 +5052,86 @@
     </w:p>
     <w:p>
       <w:pPr>
+        <w:shd w:fill="F4F6FA"/>
+        <w:spacing w:before="0" w:after="0" w:line="200" w:lineRule="exact"/>
+        <w:ind w:left="113" w:right="113"/>
+      </w:pPr>
+      <w:r>
+        <w:rPr>
+          <w:rFonts w:ascii="Consolas" w:hAnsi="Consolas" w:eastAsia="Consolas"/>
+          <w:b w:val="0"/>
+          <w:i w:val="0"/>
+          <w:sz w:val="15"/>
+        </w:rPr>
+        <w:t xml:space="preserve"> </w:t>
+      </w:r>
+    </w:p>
+    <w:p>
+      <w:pPr>
+        <w:shd w:fill="F4F6FA"/>
+        <w:spacing w:before="0" w:after="0" w:line="200" w:lineRule="exact"/>
+        <w:ind w:left="113" w:right="113"/>
+      </w:pPr>
+      <w:r>
+        <w:rPr>
+          <w:rFonts w:ascii="Consolas" w:hAnsi="Consolas" w:eastAsia="Consolas"/>
+          <w:b w:val="0"/>
+          <w:i w:val="0"/>
+          <w:sz w:val="15"/>
+        </w:rPr>
+        <w:t># the request printed in the vulhub README: a system file instead</w:t>
+      </w:r>
+    </w:p>
+    <w:p>
+      <w:pPr>
+        <w:shd w:fill="F4F6FA"/>
+        <w:spacing w:before="0" w:after="0" w:line="200" w:lineRule="exact"/>
+        <w:ind w:left="113" w:right="113"/>
+      </w:pPr>
+      <w:r>
+        <w:rPr>
+          <w:rFonts w:ascii="Consolas" w:hAnsi="Consolas" w:eastAsia="Consolas"/>
+          <w:b w:val="0"/>
+          <w:i w:val="0"/>
+          <w:sz w:val="15"/>
+        </w:rPr>
+        <w:t>$ curl --path-as-is -s \</w:t>
+      </w:r>
+    </w:p>
+    <w:p>
+      <w:pPr>
+        <w:shd w:fill="F4F6FA"/>
+        <w:spacing w:before="0" w:after="0" w:line="200" w:lineRule="exact"/>
+        <w:ind w:left="113" w:right="113"/>
+      </w:pPr>
+      <w:r>
+        <w:rPr>
+          <w:rFonts w:ascii="Consolas" w:hAnsi="Consolas" w:eastAsia="Consolas"/>
+          <w:b w:val="0"/>
+          <w:i w:val="0"/>
+          <w:sz w:val="15"/>
+        </w:rPr>
+        <w:t xml:space="preserve">       'http://127.0.0.1:3000/static/../../../a/../../../../etc/passwd'</w:t>
+      </w:r>
+    </w:p>
+    <w:p>
+      <w:pPr>
+        <w:shd w:fill="F4F6FA"/>
+        <w:spacing w:before="0" w:after="0" w:line="200" w:lineRule="exact"/>
+        <w:ind w:left="113" w:right="113"/>
+      </w:pPr>
+      <w:r>
+        <w:rPr>
+          <w:rFonts w:ascii="Consolas" w:hAnsi="Consolas" w:eastAsia="Consolas"/>
+          <w:b w:val="0"/>
+          <w:i w:val="0"/>
+          <w:sz w:val="15"/>
+        </w:rPr>
+        <w:t>root:x:0:0:root:/root:/bin/bash</w:t>
+      </w:r>
+    </w:p>
+    <w:p>
+      <w:pPr>
         <w:spacing w:before="60" w:after="220"/>
         <w:jc w:val="left"/>
       </w:pPr>
@@ -4964,7 +5143,7 @@
           <w:color w:val="555555"/>
           <w:sz w:val="18"/>
         </w:rPr>
-        <w:t>Terminal transcript: the traversal succeeds inside the container running Node 8.5.0.</w:t>
+        <w:t>Terminal transcript: the traversal succeeds inside the container running Node 8.5.0, on a mounted file and on a system file that was never part of the image.</w:t>
       </w:r>
     </w:p>
     <w:p>
@@ -4979,7 +5158,43 @@
           <w:i w:val="0"/>
           <w:sz w:val="22"/>
         </w:rPr>
-        <w:t>Both runs were executed by `cve/CVE-2017-14849/verify-docker.ps1`, which builds each image, waits until the application actually answers HTTP 200, issues the requests and writes the whole session to `cve/CVE-2017-14849/docker-evidence.txt` in the repository. That transcript is the raw evidence; the figures below show the same requests against the same application on the native runtime, where a window capture was possible.</w:t>
+        <w:t xml:space="preserve">Both runs were executed by </w:t>
+      </w:r>
+      <w:r>
+        <w:rPr>
+          <w:rFonts w:ascii="Consolas" w:hAnsi="Consolas" w:eastAsia="Consolas"/>
+          <w:b w:val="0"/>
+          <w:i w:val="0"/>
+          <w:sz w:val="20"/>
+        </w:rPr>
+        <w:t>cve/CVE-2017-14849/verify-docker.ps1</w:t>
+      </w:r>
+      <w:r>
+        <w:rPr>
+          <w:rFonts w:ascii="Calibri" w:hAnsi="Calibri" w:eastAsia="Calibri"/>
+          <w:b w:val="0"/>
+          <w:i w:val="0"/>
+          <w:sz w:val="22"/>
+        </w:rPr>
+        <w:t xml:space="preserve">, which builds each image, waits until the application actually answers HTTP 200, issues the requests and writes the whole session to </w:t>
+      </w:r>
+      <w:r>
+        <w:rPr>
+          <w:rFonts w:ascii="Consolas" w:hAnsi="Consolas" w:eastAsia="Consolas"/>
+          <w:b w:val="0"/>
+          <w:i w:val="0"/>
+          <w:sz w:val="20"/>
+        </w:rPr>
+        <w:t>cve/CVE-2017-14849/docker-evidence.txt</w:t>
+      </w:r>
+      <w:r>
+        <w:rPr>
+          <w:rFonts w:ascii="Calibri" w:hAnsi="Calibri" w:eastAsia="Calibri"/>
+          <w:b w:val="0"/>
+          <w:i w:val="0"/>
+          <w:sz w:val="22"/>
+        </w:rPr>
+        <w:t xml:space="preserve"> in the repository. That transcript is the raw evidence; the figures below show the same requests against the same application on the native runtime, where a window capture was possible.</w:t>
       </w:r>
     </w:p>
     <w:p>
@@ -5122,6 +5337,54 @@
           <w:i w:val="0"/>
           <w:sz w:val="15"/>
         </w:rPr>
+        <w:t>$ curl --path-as-is -s -o /dev/null -w '%{http_code}' \</w:t>
+      </w:r>
+    </w:p>
+    <w:p>
+      <w:pPr>
+        <w:shd w:fill="F4F6FA"/>
+        <w:spacing w:before="0" w:after="0" w:line="200" w:lineRule="exact"/>
+        <w:ind w:left="113" w:right="113"/>
+      </w:pPr>
+      <w:r>
+        <w:rPr>
+          <w:rFonts w:ascii="Consolas" w:hAnsi="Consolas" w:eastAsia="Consolas"/>
+          <w:b w:val="0"/>
+          <w:i w:val="0"/>
+          <w:sz w:val="15"/>
+        </w:rPr>
+        <w:t xml:space="preserve">       'http://127.0.0.1:3000/static/../../../a/../../../../etc/passwd'</w:t>
+      </w:r>
+    </w:p>
+    <w:p>
+      <w:pPr>
+        <w:shd w:fill="F4F6FA"/>
+        <w:spacing w:before="0" w:after="0" w:line="200" w:lineRule="exact"/>
+        <w:ind w:left="113" w:right="113"/>
+      </w:pPr>
+      <w:r>
+        <w:rPr>
+          <w:rFonts w:ascii="Consolas" w:hAnsi="Consolas" w:eastAsia="Consolas"/>
+          <w:b w:val="0"/>
+          <w:i w:val="0"/>
+          <w:sz w:val="15"/>
+        </w:rPr>
+        <w:t>404</w:t>
+      </w:r>
+    </w:p>
+    <w:p>
+      <w:pPr>
+        <w:shd w:fill="F4F6FA"/>
+        <w:spacing w:before="0" w:after="0" w:line="200" w:lineRule="exact"/>
+        <w:ind w:left="113" w:right="113"/>
+      </w:pPr>
+      <w:r>
+        <w:rPr>
+          <w:rFonts w:ascii="Consolas" w:hAnsi="Consolas" w:eastAsia="Consolas"/>
+          <w:b w:val="0"/>
+          <w:i w:val="0"/>
+          <w:sz w:val="15"/>
+        </w:rPr>
         <w:t>$ curl --path-as-is -s -o /dev/null -w '%{http_code}' http://127.0.0.1:3000/static/main.js</w:t>
       </w:r>
     </w:p>
@@ -5154,7 +5417,7 @@
           <w:color w:val="555555"/>
           <w:sz w:val="18"/>
         </w:rPr>
-        <w:t>Terminal transcript: identical request, fixed runtime — rejected, and normal requests are still served. Full transcript in evidence/shot-docker and docker-evidence.txt.</w:t>
+        <w:t>Terminal transcript: both traversal requests are rejected on the fixed runtime, and normal requests are still served. Full transcript in docker-evidence.txt.</w:t>
       </w:r>
     </w:p>
     <w:p>
